--- a/docs/files/akropolis/akropolis_6M2026_lt.docx
+++ b/docs/files/akropolis/akropolis_6M2026_lt.docx
@@ -2973,24 +2973,10 @@
         <w:rPr>
           <w:sz w:val="24"/>
         </w:rPr>
-        <w:t xml:space="preserve">☐ </w:t>
+        <w:t xml:space="preserve">☑ </w:t>
       </w:r>
       <w:r>
         <w:t>Yes, the company is not in the list of sanctions (add a screenshot)</w:t>
-      </w:r>
-    </w:p>
-    <w:p>
-      <w:pPr>
-        <w:spacing w:after="0"/>
-        <w:ind w:left="397"/>
-      </w:pPr>
-      <w:r>
-        <w:rPr>
-          <w:b/>
-          <w:color w:val="B42318"/>
-          <w:sz w:val="19"/>
-        </w:rPr>
-        <w:t>Reikia peržiūrėti</w:t>
       </w:r>
     </w:p>
     <w:p>
@@ -3010,7 +2996,7 @@
           <w:color w:val="333333"/>
           <w:sz w:val="19"/>
         </w:rPr>
-        <w:t>Automatinė patikra ES, JT, JAV OFAC ir JK konsoliduotuose sankcijų sąrašuose.</w:t>
+        <w:t>Nerasta EU, UN, UK, US OFAC konsoliduotuose sankcijų sąrašuose (automatinė patikra 2026-10-22).</w:t>
       </w:r>
     </w:p>
     <w:p>

--- a/docs/files/akropolis/akropolis_6M2026_lt.docx
+++ b/docs/files/akropolis/akropolis_6M2026_lt.docx
@@ -2,129 +2,304 @@
 <file path=word/document.xml><?xml version="1.0" encoding="utf-8"?>
 <w:document xmlns:wpc="http://schemas.microsoft.com/office/word/2010/wordprocessingCanvas" xmlns:mo="http://schemas.microsoft.com/office/mac/office/2008/main" xmlns:mc="http://schemas.openxmlformats.org/markup-compatibility/2006" xmlns:mv="urn:schemas-microsoft-com:mac:vml" xmlns:o="urn:schemas-microsoft-com:office:office" xmlns:r="http://schemas.openxmlformats.org/officeDocument/2006/relationships" xmlns:m="http://schemas.openxmlformats.org/officeDocument/2006/math" xmlns:v="urn:schemas-microsoft-com:vml" xmlns:wp14="http://schemas.microsoft.com/office/word/2010/wordprocessingDrawing" xmlns:wp="http://schemas.openxmlformats.org/drawingml/2006/wordprocessingDrawing" xmlns:w10="urn:schemas-microsoft-com:office:word" xmlns:w="http://schemas.openxmlformats.org/wordprocessingml/2006/main" xmlns:w14="http://schemas.microsoft.com/office/word/2010/wordml" xmlns:wpg="http://schemas.microsoft.com/office/word/2010/wordprocessingGroup" xmlns:wpi="http://schemas.microsoft.com/office/word/2010/wordprocessingInk" xmlns:wne="http://schemas.microsoft.com/office/word/2006/wordml" xmlns:wps="http://schemas.microsoft.com/office/word/2010/wordprocessingShape" mc:Ignorable="w14 wp14">
   <w:body>
+    <w:tbl>
+      <w:tblPr>
+        <w:tblW w:w="9639" w:type="dxa"/>
+        <w:tblBorders>
+          <w:top w:val="nil"/>
+          <w:left w:val="nil"/>
+          <w:bottom w:val="nil"/>
+          <w:right w:val="nil"/>
+          <w:insideH w:val="nil"/>
+          <w:insideV w:val="nil"/>
+        </w:tblBorders>
+        <w:tblLayout w:type="fixed"/>
+        <w:tblCellMar>
+          <w:top w:w="260" w:type="dxa"/>
+          <w:left w:w="280" w:type="dxa"/>
+          <w:bottom w:w="260" w:type="dxa"/>
+          <w:right w:w="280" w:type="dxa"/>
+        </w:tblCellMar>
+        <w:tblLook w:firstColumn="1" w:firstRow="1" w:lastColumn="0" w:lastRow="0" w:noHBand="0" w:noVBand="1" w:val="04A0"/>
+      </w:tblPr>
+      <w:tblGrid>
+        <w:gridCol w:w="7030"/>
+        <w:gridCol w:w="2608"/>
+      </w:tblGrid>
+      <w:tr>
+        <w:tc>
+          <w:tcPr>
+            <w:tcW w:type="dxa" w:w="7030"/>
+            <w:shd w:val="clear" w:color="auto" w:fill="1F4E79"/>
+          </w:tcPr>
+          <w:p>
+            <w:pPr>
+              <w:spacing w:before="0" w:after="0"/>
+            </w:pPr>
+            <w:r>
+              <w:rPr>
+                <w:b/>
+                <w:caps/>
+                <w:color w:val="AFC6DD"/>
+                <w:sz w:val="17"/>
+              </w:rPr>
+              <w:t>Emitento apžvalga · 6M2026</w:t>
+            </w:r>
+          </w:p>
+          <w:p>
+            <w:pPr>
+              <w:spacing w:before="40" w:after="0"/>
+            </w:pPr>
+            <w:r>
+              <w:rPr>
+                <w:b/>
+                <w:color w:val="FFFFFF"/>
+                <w:sz w:val="52"/>
+              </w:rPr>
+              <w:t>Akropolis Group</w:t>
+            </w:r>
+          </w:p>
+        </w:tc>
+        <w:tc>
+          <w:tcPr>
+            <w:tcW w:type="dxa" w:w="2608"/>
+            <w:shd w:val="clear" w:color="auto" w:fill="1F4E79"/>
+          </w:tcPr>
+          <w:p>
+            <w:pPr>
+              <w:spacing w:before="280" w:after="0"/>
+              <w:jc w:val="right"/>
+            </w:pPr>
+            <w:r>
+              <w:rPr>
+                <w:b/>
+                <w:color w:val="1B7F3B"/>
+                <w:sz w:val="19"/>
+                <w:shd w:val="clear" w:color="auto" w:fill="E3F3E8"/>
+              </w:rPr>
+              <w:t xml:space="preserve">  ●  TVARKINGA  </w:t>
+            </w:r>
+          </w:p>
+        </w:tc>
+      </w:tr>
+    </w:tbl>
     <w:p>
       <w:pPr>
-        <w:spacing w:after="0"/>
+        <w:pBdr>
+          <w:top w:val="single" w:sz="12" w:color="2A78D6" w:space="0"/>
+        </w:pBdr>
+        <w:spacing w:before="0" w:after="200" w:line="120" w:lineRule="auto"/>
       </w:pPr>
-      <w:r>
-        <w:rPr>
-          <w:b/>
-          <w:color w:val="1F4E79"/>
-          <w:sz w:val="48"/>
-        </w:rPr>
-        <w:t>Akropolis Group</w:t>
-      </w:r>
-    </w:p>
-    <w:p>
-      <w:r>
-        <w:rPr>
-          <w:color w:val="5F6B7A"/>
-          <w:sz w:val="24"/>
-        </w:rPr>
-        <w:t>Emitento apžvalga · 6M2026</w:t>
-      </w:r>
-    </w:p>
-    <w:p>
-      <w:pPr>
-        <w:spacing w:after="0"/>
-      </w:pPr>
-      <w:r>
-        <w:rPr>
-          <w:b/>
-          <w:sz w:val="19"/>
-        </w:rPr>
-        <w:t xml:space="preserve">Analizės data: </w:t>
-      </w:r>
-      <w:r>
-        <w:rPr>
-          <w:b w:val="0"/>
-          <w:sz w:val="19"/>
-        </w:rPr>
-        <w:t>2026-10-22</w:t>
-      </w:r>
-    </w:p>
-    <w:p>
-      <w:pPr>
-        <w:spacing w:after="0"/>
-      </w:pPr>
-      <w:r>
-        <w:rPr>
-          <w:b/>
-          <w:sz w:val="19"/>
-        </w:rPr>
-        <w:t xml:space="preserve">Reitingas: </w:t>
-      </w:r>
-      <w:r>
-        <w:rPr>
-          <w:b w:val="0"/>
-          <w:sz w:val="19"/>
-        </w:rPr>
-        <w:t>S&amp;P BB+ stable (affirmed 2025-12-15); Fitch BB+ stable (affirmed 2026-07-13)</w:t>
-      </w:r>
-      <w:hyperlink r:id="rId10">
-        <w:r>
-          <w:rPr>
-            <w:color w:val="2A78D6"/>
-            <w:vertAlign w:val="superscript"/>
-            <w:sz w:val="16"/>
-          </w:rPr>
-          <w:t xml:space="preserve">1</w:t>
-        </w:r>
-      </w:hyperlink>
-      <w:r>
-        <w:rPr>
-          <w:color w:val="2A78D6"/>
-          <w:vertAlign w:val="superscript"/>
-        </w:rPr>
-        <w:t>,</w:t>
-      </w:r>
-      <w:hyperlink r:id="rId11">
-        <w:r>
-          <w:rPr>
-            <w:color w:val="2A78D6"/>
-            <w:vertAlign w:val="superscript"/>
-            <w:sz w:val="16"/>
-          </w:rPr>
-          <w:t xml:space="preserve">2</w:t>
-        </w:r>
-      </w:hyperlink>
-    </w:p>
-    <w:p>
-      <w:pPr>
-        <w:spacing w:after="0"/>
-      </w:pPr>
-      <w:r>
-        <w:rPr>
-          <w:b/>
-          <w:sz w:val="19"/>
-        </w:rPr>
-        <w:t xml:space="preserve">Kita ataskaita: </w:t>
-      </w:r>
-      <w:r>
-        <w:rPr>
-          <w:b w:val="0"/>
-          <w:sz w:val="19"/>
-        </w:rPr>
-        <w:t>9M 2026 results - expected November 2026</w:t>
-      </w:r>
     </w:p>
     <w:tbl>
       <w:tblPr>
-        <w:tblW w:type="auto" w:w="0"/>
+        <w:tblW w:w="9639" w:type="dxa"/>
+        <w:tblBorders>
+          <w:top w:val="nil"/>
+          <w:left w:val="nil"/>
+          <w:bottom w:val="nil"/>
+          <w:right w:val="nil"/>
+          <w:insideH w:val="nil"/>
+          <w:insideV w:val="nil"/>
+        </w:tblBorders>
+        <w:tblLayout w:type="fixed"/>
+        <w:tblCellMar>
+          <w:top w:w="0" w:type="dxa"/>
+          <w:left w:w="0" w:type="dxa"/>
+          <w:bottom w:w="120" w:type="dxa"/>
+          <w:right w:w="160" w:type="dxa"/>
+        </w:tblCellMar>
         <w:tblLook w:firstColumn="1" w:firstRow="1" w:lastColumn="0" w:lastRow="0" w:noHBand="0" w:noVBand="1" w:val="04A0"/>
       </w:tblPr>
       <w:tblGrid>
-        <w:gridCol w:w="9972"/>
+        <w:gridCol w:w="3213"/>
+        <w:gridCol w:w="3213"/>
+        <w:gridCol w:w="3213"/>
+      </w:tblGrid>
+      <w:tr>
+        <w:tc>
+          <w:tcPr>
+            <w:tcW w:type="dxa" w:w="3213"/>
+            <w:tcBorders>
+              <w:top w:val="nil"/>
+              <w:left w:val="nil"/>
+              <w:bottom w:val="single" w:sz="4" w:color="C9D3DE" w:space="0"/>
+              <w:right w:val="nil"/>
+            </w:tcBorders>
+          </w:tcPr>
+          <w:p>
+            <w:pPr>
+              <w:spacing w:before="0" w:after="20"/>
+            </w:pPr>
+            <w:r>
+              <w:rPr>
+                <w:b/>
+                <w:caps/>
+                <w:color w:val="5F6B7A"/>
+                <w:sz w:val="15"/>
+              </w:rPr>
+              <w:t>Analizės data</w:t>
+            </w:r>
+          </w:p>
+          <w:p>
+            <w:pPr>
+              <w:spacing w:before="0" w:after="0"/>
+            </w:pPr>
+            <w:r>
+              <w:rPr>
+                <w:b w:val="0"/>
+                <w:sz w:val="19"/>
+              </w:rPr>
+              <w:t>2026-10-22</w:t>
+            </w:r>
+          </w:p>
+        </w:tc>
+        <w:tc>
+          <w:tcPr>
+            <w:tcW w:type="dxa" w:w="3213"/>
+            <w:tcBorders>
+              <w:top w:val="nil"/>
+              <w:left w:val="nil"/>
+              <w:bottom w:val="single" w:sz="4" w:color="C9D3DE" w:space="0"/>
+              <w:right w:val="nil"/>
+            </w:tcBorders>
+          </w:tcPr>
+          <w:p>
+            <w:pPr>
+              <w:spacing w:before="0" w:after="20"/>
+            </w:pPr>
+            <w:r>
+              <w:rPr>
+                <w:b/>
+                <w:caps/>
+                <w:color w:val="5F6B7A"/>
+                <w:sz w:val="15"/>
+              </w:rPr>
+              <w:t>Reitingas</w:t>
+            </w:r>
+          </w:p>
+          <w:p>
+            <w:pPr>
+              <w:spacing w:before="0" w:after="0"/>
+            </w:pPr>
+            <w:r>
+              <w:rPr>
+                <w:b w:val="0"/>
+                <w:sz w:val="19"/>
+              </w:rPr>
+              <w:t>S&amp;P BB+ stable (affirmed 2025-12-15); Fitch BB+ stable (affirmed 2026-07-13)</w:t>
+            </w:r>
+            <w:hyperlink r:id="rId12">
+              <w:r>
+                <w:rPr>
+                  <w:color w:val="2A78D6"/>
+                  <w:vertAlign w:val="superscript"/>
+                  <w:sz w:val="16"/>
+                </w:rPr>
+                <w:t xml:space="preserve">1</w:t>
+              </w:r>
+            </w:hyperlink>
+            <w:r>
+              <w:rPr>
+                <w:color w:val="2A78D6"/>
+                <w:vertAlign w:val="superscript"/>
+              </w:rPr>
+              <w:t>,</w:t>
+            </w:r>
+            <w:hyperlink r:id="rId13">
+              <w:r>
+                <w:rPr>
+                  <w:color w:val="2A78D6"/>
+                  <w:vertAlign w:val="superscript"/>
+                  <w:sz w:val="16"/>
+                </w:rPr>
+                <w:t xml:space="preserve">2</w:t>
+              </w:r>
+            </w:hyperlink>
+          </w:p>
+        </w:tc>
+        <w:tc>
+          <w:tcPr>
+            <w:tcW w:type="dxa" w:w="3213"/>
+            <w:tcBorders>
+              <w:top w:val="nil"/>
+              <w:left w:val="nil"/>
+              <w:bottom w:val="single" w:sz="4" w:color="C9D3DE" w:space="0"/>
+              <w:right w:val="nil"/>
+            </w:tcBorders>
+          </w:tcPr>
+          <w:p>
+            <w:pPr>
+              <w:spacing w:before="0" w:after="20"/>
+            </w:pPr>
+            <w:r>
+              <w:rPr>
+                <w:b/>
+                <w:caps/>
+                <w:color w:val="5F6B7A"/>
+                <w:sz w:val="15"/>
+              </w:rPr>
+              <w:t>Kita ataskaita</w:t>
+            </w:r>
+          </w:p>
+          <w:p>
+            <w:pPr>
+              <w:spacing w:before="0" w:after="0"/>
+            </w:pPr>
+            <w:r>
+              <w:rPr>
+                <w:b w:val="0"/>
+                <w:sz w:val="19"/>
+              </w:rPr>
+              <w:t>9M 2026 results - expected November 2026</w:t>
+            </w:r>
+          </w:p>
+        </w:tc>
+      </w:tr>
+    </w:tbl>
+    <w:p>
+      <w:pPr>
+        <w:spacing w:before="0" w:after="80"/>
+      </w:pPr>
+    </w:p>
+    <w:tbl>
+      <w:tblPr>
+        <w:tblW w:w="9639" w:type="dxa"/>
+        <w:tblBorders>
+          <w:top w:val="nil"/>
+          <w:left w:val="nil"/>
+          <w:bottom w:val="nil"/>
+          <w:right w:val="nil"/>
+          <w:insideH w:val="nil"/>
+          <w:insideV w:val="nil"/>
+        </w:tblBorders>
+        <w:tblLayout w:type="fixed"/>
+        <w:tblCellMar>
+          <w:top w:w="180" w:type="dxa"/>
+          <w:left w:w="260" w:type="dxa"/>
+          <w:bottom w:w="200" w:type="dxa"/>
+          <w:right w:w="260" w:type="dxa"/>
+        </w:tblCellMar>
+        <w:tblLook w:firstColumn="1" w:firstRow="1" w:lastColumn="0" w:lastRow="0" w:noHBand="0" w:noVBand="1" w:val="04A0"/>
+      </w:tblPr>
+      <w:tblGrid>
+        <w:gridCol w:w="9639"/>
       </w:tblGrid>
       <w:tr>
         <w:tc>
           <w:tcPr>
             <w:tcW w:type="dxa" w:w="9638"/>
+            <w:tcBorders>
+              <w:top w:val="nil"/>
+              <w:left w:val="single" w:sz="24" w:color="1B7F3B" w:space="0"/>
+              <w:bottom w:val="nil"/>
+              <w:right w:val="nil"/>
+            </w:tcBorders>
             <w:shd w:val="clear" w:color="auto" w:fill="E3F3E8"/>
           </w:tcPr>
           <w:p>
             <w:pPr>
-              <w:spacing w:before="60" w:after="60"/>
+              <w:spacing w:before="0" w:after="0" w:line="276" w:lineRule="auto"/>
             </w:pPr>
             <w:r>
               <w:rPr>
@@ -142,7 +317,7 @@
               </w:rPr>
               <w:t xml:space="preserve"> Akropolis – prekybos centrų Lietuvoje ir Latvijoje valdytojas, S&amp;P ir Fitch BB+ (stabili)</w:t>
             </w:r>
-            <w:hyperlink r:id="rId10">
+            <w:hyperlink r:id="rId12">
               <w:r>
                 <w:rPr>
                   <w:color w:val="2A78D6"/>
@@ -159,7 +334,7 @@
               </w:rPr>
               <w:t>,</w:t>
             </w:r>
-            <w:hyperlink r:id="rId11">
+            <w:hyperlink r:id="rId13">
               <w:r>
                 <w:rPr>
                   <w:color w:val="2A78D6"/>
@@ -177,7 +352,7 @@
               </w:rPr>
               <w:t>. Užimtumas 99,2 %, obligacijų kovenantų laikomasi su atsarga: svertas 46 % (riba 60 %), padengimas 3,3 karto (riba 2)</w:t>
             </w:r>
-            <w:hyperlink r:id="rId12">
+            <w:hyperlink r:id="rId14">
               <w:r>
                 <w:rPr>
                   <w:color w:val="2A78D6"/>
@@ -201,63 +376,101 @@
     </w:tbl>
     <w:p>
       <w:pPr>
-        <w:spacing w:after="0"/>
+        <w:spacing w:before="0" w:after="120"/>
       </w:pPr>
     </w:p>
     <w:tbl>
       <w:tblPr>
-        <w:tblW w:type="auto" w:w="0"/>
-        <w:jc w:val="center"/>
+        <w:tblW w:w="9639" w:type="dxa"/>
+        <w:tblBorders>
+          <w:top w:val="nil"/>
+          <w:left w:val="nil"/>
+          <w:bottom w:val="nil"/>
+          <w:right w:val="nil"/>
+          <w:insideH w:val="nil"/>
+          <w:insideV w:val="nil"/>
+        </w:tblBorders>
+        <w:tblLayout w:type="fixed"/>
+        <w:tblCellMar>
+          <w:top w:w="150" w:type="dxa"/>
+          <w:left w:w="170" w:type="dxa"/>
+          <w:bottom w:w="150" w:type="dxa"/>
+          <w:right w:w="100" w:type="dxa"/>
+        </w:tblCellMar>
         <w:tblLook w:firstColumn="1" w:firstRow="1" w:lastColumn="0" w:lastRow="0" w:noHBand="0" w:noVBand="1" w:val="04A0"/>
-        <w:tblBorders>
-          <w:top w:val="single" w:sz="4" w:color="FFFFFF"/>
-          <w:left w:val="nil"/>
-          <w:bottom w:val="single" w:sz="4" w:color="FFFFFF"/>
-          <w:right w:val="nil"/>
-          <w:insideH w:val="single" w:sz="4" w:color="FFFFFF"/>
-          <w:insideV w:val="nil"/>
-        </w:tblBorders>
       </w:tblPr>
       <w:tblGrid>
-        <w:gridCol w:w="2493"/>
-        <w:gridCol w:w="2493"/>
-        <w:gridCol w:w="2493"/>
-        <w:gridCol w:w="2493"/>
+        <w:gridCol w:w="2260"/>
+        <w:gridCol w:w="198"/>
+        <w:gridCol w:w="2260"/>
+        <w:gridCol w:w="198"/>
+        <w:gridCol w:w="2260"/>
+        <w:gridCol w:w="198"/>
+        <w:gridCol w:w="2260"/>
       </w:tblGrid>
       <w:tr>
         <w:tc>
           <w:tcPr>
-            <w:tcW w:type="dxa" w:w="2493"/>
-            <w:shd w:val="clear" w:color="auto" w:fill="EAF1F8"/>
+            <w:tcW w:type="dxa" w:w="2261"/>
+            <w:tcBorders>
+              <w:top w:val="single" w:sz="18" w:color="2A78D6" w:space="0"/>
+              <w:left w:val="single" w:sz="4" w:color="C9D3DE" w:space="0"/>
+              <w:bottom w:val="single" w:sz="4" w:color="C9D3DE" w:space="0"/>
+              <w:right w:val="single" w:sz="4" w:color="C9D3DE" w:space="0"/>
+            </w:tcBorders>
           </w:tcPr>
           <w:p>
-            <w:r/>
+            <w:pPr>
+              <w:spacing w:before="0" w:after="60"/>
+            </w:pPr>
             <w:r>
               <w:rPr>
+                <w:b/>
+                <w:caps/>
                 <w:color w:val="5F6B7A"/>
-                <w:sz w:val="16"/>
+                <w:sz w:val="14"/>
               </w:rPr>
-              <w:t>EBITDA (6M2026)</w:t>
+              <w:t>EBITDA</w:t>
+            </w:r>
+            <w:r>
+              <w:rPr>
+                <w:b w:val="0"/>
+                <w:color w:val="5F6B7A"/>
+                <w:sz w:val="14"/>
+              </w:rPr>
+              <w:t xml:space="preserve">  ·  6M2026</w:t>
             </w:r>
           </w:p>
           <w:p>
             <w:pPr>
-              <w:spacing w:after="0"/>
+              <w:spacing w:before="0" w:after="20"/>
             </w:pPr>
             <w:r>
               <w:rPr>
                 <w:b/>
                 <w:color w:val="1F4E79"/>
-                <w:sz w:val="26"/>
+                <w:sz w:val="34"/>
               </w:rPr>
-              <w:t>56,6 mln. EUR</w:t>
+              <w:t>56,6</w:t>
+            </w:r>
+            <w:r>
+              <w:rPr>
+                <w:b w:val="0"/>
+                <w:color w:val="5F6B7A"/>
+                <w:sz w:val="18"/>
+              </w:rPr>
+              <w:t xml:space="preserve"> mln. EUR</w:t>
             </w:r>
           </w:p>
           <w:p>
+            <w:pPr>
+              <w:spacing w:before="0" w:after="0"/>
+            </w:pPr>
             <w:r>
               <w:rPr>
+                <w:b w:val="0"/>
                 <w:color w:val="5F6B7A"/>
-                <w:sz w:val="16"/>
+                <w:sz w:val="15"/>
               </w:rPr>
               <w:t>▲ 27,8 % vs 6M2025</w:t>
             </w:r>
@@ -265,37 +478,72 @@
         </w:tc>
         <w:tc>
           <w:tcPr>
-            <w:tcW w:type="dxa" w:w="2493"/>
-            <w:shd w:val="clear" w:color="auto" w:fill="EAF1F8"/>
+            <w:tcW w:type="dxa" w:w="198"/>
+          </w:tcPr>
+          <w:p/>
+        </w:tc>
+        <w:tc>
+          <w:tcPr>
+            <w:tcW w:type="dxa" w:w="2261"/>
+            <w:tcBorders>
+              <w:top w:val="single" w:sz="18" w:color="2A78D6" w:space="0"/>
+              <w:left w:val="single" w:sz="4" w:color="C9D3DE" w:space="0"/>
+              <w:bottom w:val="single" w:sz="4" w:color="C9D3DE" w:space="0"/>
+              <w:right w:val="single" w:sz="4" w:color="C9D3DE" w:space="0"/>
+            </w:tcBorders>
           </w:tcPr>
           <w:p>
-            <w:r/>
+            <w:pPr>
+              <w:spacing w:before="0" w:after="60"/>
+            </w:pPr>
             <w:r>
               <w:rPr>
+                <w:b/>
+                <w:caps/>
                 <w:color w:val="5F6B7A"/>
-                <w:sz w:val="16"/>
+                <w:sz w:val="14"/>
               </w:rPr>
-              <w:t>Grynasis pelnas (6M2026)</w:t>
+              <w:t>Grynasis pelnas</w:t>
+            </w:r>
+            <w:r>
+              <w:rPr>
+                <w:b w:val="0"/>
+                <w:color w:val="5F6B7A"/>
+                <w:sz w:val="14"/>
+              </w:rPr>
+              <w:t xml:space="preserve">  ·  6M2026</w:t>
             </w:r>
           </w:p>
           <w:p>
             <w:pPr>
-              <w:spacing w:after="0"/>
+              <w:spacing w:before="0" w:after="20"/>
             </w:pPr>
             <w:r>
               <w:rPr>
                 <w:b/>
                 <w:color w:val="1F4E79"/>
-                <w:sz w:val="26"/>
+                <w:sz w:val="34"/>
               </w:rPr>
-              <w:t>37,0 mln. EUR</w:t>
+              <w:t>37,0</w:t>
+            </w:r>
+            <w:r>
+              <w:rPr>
+                <w:b w:val="0"/>
+                <w:color w:val="5F6B7A"/>
+                <w:sz w:val="18"/>
+              </w:rPr>
+              <w:t xml:space="preserve"> mln. EUR</w:t>
             </w:r>
           </w:p>
           <w:p>
+            <w:pPr>
+              <w:spacing w:before="0" w:after="0"/>
+            </w:pPr>
             <w:r>
               <w:rPr>
+                <w:b w:val="0"/>
                 <w:color w:val="5F6B7A"/>
-                <w:sz w:val="16"/>
+                <w:sz w:val="15"/>
               </w:rPr>
               <w:t>▲ 21,3 % vs 6M2025</w:t>
             </w:r>
@@ -303,37 +551,72 @@
         </w:tc>
         <w:tc>
           <w:tcPr>
-            <w:tcW w:type="dxa" w:w="2493"/>
-            <w:shd w:val="clear" w:color="auto" w:fill="EAF1F8"/>
+            <w:tcW w:type="dxa" w:w="198"/>
+          </w:tcPr>
+          <w:p/>
+        </w:tc>
+        <w:tc>
+          <w:tcPr>
+            <w:tcW w:type="dxa" w:w="2261"/>
+            <w:tcBorders>
+              <w:top w:val="single" w:sz="18" w:color="2A78D6" w:space="0"/>
+              <w:left w:val="single" w:sz="4" w:color="C9D3DE" w:space="0"/>
+              <w:bottom w:val="single" w:sz="4" w:color="C9D3DE" w:space="0"/>
+              <w:right w:val="single" w:sz="4" w:color="C9D3DE" w:space="0"/>
+            </w:tcBorders>
           </w:tcPr>
           <w:p>
-            <w:r/>
+            <w:pPr>
+              <w:spacing w:before="0" w:after="60"/>
+            </w:pPr>
             <w:r>
               <w:rPr>
+                <w:b/>
+                <w:caps/>
                 <w:color w:val="5F6B7A"/>
-                <w:sz w:val="16"/>
+                <w:sz w:val="14"/>
               </w:rPr>
-              <w:t>Grynasis LTV (6M2026)</w:t>
+              <w:t>Grynasis LTV</w:t>
+            </w:r>
+            <w:r>
+              <w:rPr>
+                <w:b w:val="0"/>
+                <w:color w:val="5F6B7A"/>
+                <w:sz w:val="14"/>
+              </w:rPr>
+              <w:t xml:space="preserve">  ·  6M2026</w:t>
             </w:r>
           </w:p>
           <w:p>
             <w:pPr>
-              <w:spacing w:after="0"/>
+              <w:spacing w:before="0" w:after="20"/>
             </w:pPr>
             <w:r>
               <w:rPr>
                 <w:b/>
                 <w:color w:val="1F4E79"/>
-                <w:sz w:val="26"/>
+                <w:sz w:val="34"/>
               </w:rPr>
-              <w:t>41,7 %</w:t>
+              <w:t>41,7</w:t>
+            </w:r>
+            <w:r>
+              <w:rPr>
+                <w:b w:val="0"/>
+                <w:color w:val="5F6B7A"/>
+                <w:sz w:val="18"/>
+              </w:rPr>
+              <w:t xml:space="preserve"> %</w:t>
             </w:r>
           </w:p>
           <w:p>
+            <w:pPr>
+              <w:spacing w:before="0" w:after="0"/>
+            </w:pPr>
             <w:r>
               <w:rPr>
+                <w:b w:val="0"/>
                 <w:color w:val="5F6B7A"/>
-                <w:sz w:val="16"/>
+                <w:sz w:val="15"/>
               </w:rPr>
               <w:t>▲ 4,7 p. p. vs FY2025</w:t>
             </w:r>
@@ -341,38 +624,74 @@
         </w:tc>
         <w:tc>
           <w:tcPr>
-            <w:tcW w:type="dxa" w:w="2493"/>
-            <w:shd w:val="clear" w:color="auto" w:fill="EAF1F8"/>
+            <w:tcW w:type="dxa" w:w="198"/>
+          </w:tcPr>
+          <w:p/>
+        </w:tc>
+        <w:tc>
+          <w:tcPr>
+            <w:tcW w:type="dxa" w:w="2261"/>
+            <w:tcBorders>
+              <w:top w:val="single" w:sz="18" w:color="2A78D6" w:space="0"/>
+              <w:left w:val="single" w:sz="4" w:color="C9D3DE" w:space="0"/>
+              <w:bottom w:val="single" w:sz="4" w:color="C9D3DE" w:space="0"/>
+              <w:right w:val="single" w:sz="4" w:color="C9D3DE" w:space="0"/>
+            </w:tcBorders>
           </w:tcPr>
           <w:p>
-            <w:r/>
+            <w:pPr>
+              <w:spacing w:before="0" w:after="60"/>
+            </w:pPr>
             <w:r>
               <w:rPr>
+                <w:b/>
+                <w:caps/>
                 <w:color w:val="5F6B7A"/>
-                <w:sz w:val="16"/>
+                <w:sz w:val="14"/>
               </w:rPr>
-              <w:t>EBITDA / palūkanos (6M2026)</w:t>
+              <w:t>EBITDA / palūkanos</w:t>
+            </w:r>
+            <w:r>
+              <w:rPr>
+                <w:b w:val="0"/>
+                <w:color w:val="5F6B7A"/>
+                <w:sz w:val="14"/>
+              </w:rPr>
+              <w:t xml:space="preserve">  ·  6M2026</w:t>
             </w:r>
           </w:p>
           <w:p>
             <w:pPr>
-              <w:spacing w:after="0"/>
+              <w:spacing w:before="0" w:after="20"/>
             </w:pPr>
             <w:r>
               <w:rPr>
                 <w:b/>
                 <w:color w:val="1F4E79"/>
-                <w:sz w:val="26"/>
+                <w:sz w:val="34"/>
               </w:rPr>
-              <w:t>3,3x</w:t>
+              <w:t>3,3</w:t>
+            </w:r>
+            <w:r>
+              <w:rPr>
+                <w:b w:val="0"/>
+                <w:color w:val="5F6B7A"/>
+                <w:sz w:val="18"/>
+              </w:rPr>
+              <w:t xml:space="preserve"> x</w:t>
             </w:r>
           </w:p>
           <w:p>
+            <w:pPr>
+              <w:spacing w:before="0" w:after="0"/>
+            </w:pPr>
             <w:r>
               <w:rPr>
+                <w:b w:val="0"/>
                 <w:color w:val="5F6B7A"/>
-                <w:sz w:val="16"/>
+                <w:sz w:val="15"/>
               </w:rPr>
+              <w:t xml:space="preserve"> </w:t>
             </w:r>
           </w:p>
         </w:tc>
@@ -380,11 +699,29 @@
     </w:tbl>
     <w:p>
       <w:pPr>
-        <w:spacing w:before="280" w:after="80"/>
+        <w:spacing w:before="0" w:after="40"/>
+      </w:pPr>
+    </w:p>
+    <w:p>
+      <w:pPr>
+        <w:keepNext/>
         <w:pBdr>
-          <w:bottom w:val="single" w:sz="6" w:color="C9D3DE" w:space="2"/>
+          <w:bottom w:val="single" w:sz="8" w:color="1F4E79" w:space="4"/>
         </w:pBdr>
+        <w:tabs>
+          <w:tab w:pos="482" w:val="left"/>
+        </w:tabs>
+        <w:spacing w:before="360" w:after="160"/>
       </w:pPr>
+      <w:r>
+        <w:rPr>
+          <w:b/>
+          <w:color w:val="2A78D6"/>
+          <w:sz w:val="18"/>
+        </w:rPr>
+        <w:t>01</w:t>
+        <w:tab/>
+      </w:r>
       <w:r>
         <w:rPr>
           <w:b/>
@@ -396,9 +733,21 @@
     </w:p>
     <w:p>
       <w:pPr>
-        <w:pStyle w:val="ListBullet"/>
-        <w:spacing w:after="60"/>
+        <w:tabs>
+          <w:tab w:pos="255" w:val="left"/>
+        </w:tabs>
+        <w:spacing w:before="0" w:after="80"/>
+        <w:ind w:left="255" w:hanging="255"/>
       </w:pPr>
+      <w:r>
+        <w:rPr>
+          <w:b/>
+          <w:color w:val="2A78D6"/>
+          <w:sz w:val="20"/>
+        </w:rPr>
+        <w:t>▪</w:t>
+        <w:tab/>
+      </w:r>
       <w:r>
         <w:rPr>
           <w:b/>
@@ -411,7 +760,7 @@
         </w:rPr>
         <w:t xml:space="preserve"> I pusm. pajamos 81,6 mln. EUR (63,3 mln.), EBITDA 56,6 mln. EUR (44,3 mln.), pelnas 37,0 mln. EUR (30,5 mln.); Galio konsoliduojama nuo 2025-10-01, todėl palyginimas su 2025 m. ne visai tiesioginis</w:t>
       </w:r>
-      <w:hyperlink r:id="rId13">
+      <w:hyperlink r:id="rId15">
         <w:r>
           <w:rPr>
             <w:color w:val="2A78D6"/>
@@ -430,9 +779,21 @@
     </w:p>
     <w:p>
       <w:pPr>
-        <w:pStyle w:val="ListBullet"/>
-        <w:spacing w:after="60"/>
+        <w:tabs>
+          <w:tab w:pos="255" w:val="left"/>
+        </w:tabs>
+        <w:spacing w:before="0" w:after="80"/>
+        <w:ind w:left="255" w:hanging="255"/>
       </w:pPr>
+      <w:r>
+        <w:rPr>
+          <w:b/>
+          <w:color w:val="2A78D6"/>
+          <w:sz w:val="20"/>
+        </w:rPr>
+        <w:t>▪</w:t>
+        <w:tab/>
+      </w:r>
       <w:r>
         <w:rPr>
           <w:b/>
@@ -445,7 +806,7 @@
         </w:rPr>
         <w:t xml:space="preserve"> užimtumas 99,2 %, nuomininkų apyvarta 604 mln. EUR (+8,1 %), lankytojų 117 tūkst. per dieną</w:t>
       </w:r>
-      <w:hyperlink r:id="rId12">
+      <w:hyperlink r:id="rId14">
         <w:r>
           <w:rPr>
             <w:color w:val="2A78D6"/>
@@ -464,9 +825,21 @@
     </w:p>
     <w:p>
       <w:pPr>
-        <w:pStyle w:val="ListBullet"/>
-        <w:spacing w:after="60"/>
+        <w:tabs>
+          <w:tab w:pos="255" w:val="left"/>
+        </w:tabs>
+        <w:spacing w:before="0" w:after="80"/>
+        <w:ind w:left="255" w:hanging="255"/>
       </w:pPr>
+      <w:r>
+        <w:rPr>
+          <w:b/>
+          <w:color w:val="2A78D6"/>
+          <w:sz w:val="20"/>
+        </w:rPr>
+        <w:t>▪</w:t>
+        <w:tab/>
+      </w:r>
       <w:r>
         <w:rPr>
           <w:b/>
@@ -479,7 +852,7 @@
         </w:rPr>
         <w:t xml:space="preserve"> grynasis LTV 41,7 % (2025 m. pab. 37,0 %), grynoji skola 584,6 mln. EUR; pusmetį išmokėta 90 mln. EUR dividendų</w:t>
       </w:r>
-      <w:hyperlink r:id="rId14">
+      <w:hyperlink r:id="rId16">
         <w:r>
           <w:rPr>
             <w:color w:val="2A78D6"/>
@@ -496,7 +869,7 @@
         </w:rPr>
         <w:t>,</w:t>
       </w:r>
-      <w:hyperlink r:id="rId15">
+      <w:hyperlink r:id="rId17">
         <w:r>
           <w:rPr>
             <w:color w:val="2A78D6"/>
@@ -515,9 +888,21 @@
     </w:p>
     <w:p>
       <w:pPr>
-        <w:pStyle w:val="ListBullet"/>
-        <w:spacing w:after="60"/>
+        <w:tabs>
+          <w:tab w:pos="255" w:val="left"/>
+        </w:tabs>
+        <w:spacing w:before="0" w:after="80"/>
+        <w:ind w:left="255" w:hanging="255"/>
       </w:pPr>
+      <w:r>
+        <w:rPr>
+          <w:b/>
+          <w:color w:val="2A78D6"/>
+          <w:sz w:val="20"/>
+        </w:rPr>
+        <w:t>▪</w:t>
+        <w:tab/>
+      </w:r>
       <w:r>
         <w:rPr>
           <w:b/>
@@ -530,7 +915,7 @@
         </w:rPr>
         <w:t xml:space="preserve"> Fitch BB+ patvirtintas 2026-07-13, S&amp;P BB+ – 2025-12-15</w:t>
       </w:r>
-      <w:hyperlink r:id="rId11">
+      <w:hyperlink r:id="rId13">
         <w:r>
           <w:rPr>
             <w:color w:val="2A78D6"/>
@@ -547,7 +932,7 @@
         </w:rPr>
         <w:t>,</w:t>
       </w:r>
-      <w:hyperlink r:id="rId10">
+      <w:hyperlink r:id="rId12">
         <w:r>
           <w:rPr>
             <w:color w:val="2A78D6"/>
@@ -566,11 +951,24 @@
     </w:p>
     <w:p>
       <w:pPr>
-        <w:spacing w:before="280" w:after="80"/>
+        <w:keepNext/>
         <w:pBdr>
-          <w:bottom w:val="single" w:sz="6" w:color="C9D3DE" w:space="2"/>
+          <w:bottom w:val="single" w:sz="8" w:color="1F4E79" w:space="4"/>
         </w:pBdr>
+        <w:tabs>
+          <w:tab w:pos="482" w:val="left"/>
+        </w:tabs>
+        <w:spacing w:before="360" w:after="160"/>
       </w:pPr>
+      <w:r>
+        <w:rPr>
+          <w:b/>
+          <w:color w:val="2A78D6"/>
+          <w:sz w:val="18"/>
+        </w:rPr>
+        <w:t>02</w:t>
+        <w:tab/>
+      </w:r>
       <w:r>
         <w:rPr>
           <w:b/>
@@ -582,37 +980,53 @@
     </w:p>
     <w:tbl>
       <w:tblPr>
-        <w:tblW w:type="auto" w:w="0"/>
+        <w:tblW w:w="9639" w:type="dxa"/>
+        <w:tblBorders>
+          <w:top w:val="nil"/>
+          <w:left w:val="nil"/>
+          <w:bottom w:val="nil"/>
+          <w:right w:val="nil"/>
+          <w:insideH w:val="nil"/>
+          <w:insideV w:val="nil"/>
+        </w:tblBorders>
+        <w:tblLayout w:type="fixed"/>
+        <w:tblCellMar>
+          <w:top w:w="70" w:type="dxa"/>
+          <w:left w:w="100" w:type="dxa"/>
+          <w:bottom w:w="70" w:type="dxa"/>
+          <w:right w:w="100" w:type="dxa"/>
+        </w:tblCellMar>
         <w:tblLook w:firstColumn="1" w:firstRow="1" w:lastColumn="0" w:lastRow="0" w:noHBand="0" w:noVBand="1" w:val="04A0"/>
-        <w:tblBorders>
-          <w:top w:val="single" w:sz="4" w:color="C9D3DE"/>
-          <w:left w:val="nil"/>
-          <w:bottom w:val="single" w:sz="4" w:color="C9D3DE"/>
-          <w:right w:val="nil"/>
-          <w:insideH w:val="single" w:sz="4" w:color="C9D3DE"/>
-          <w:insideV w:val="nil"/>
-        </w:tblBorders>
       </w:tblPr>
       <w:tblGrid>
-        <w:gridCol w:w="1994"/>
-        <w:gridCol w:w="1994"/>
-        <w:gridCol w:w="1994"/>
-        <w:gridCol w:w="1994"/>
-        <w:gridCol w:w="1994"/>
+        <w:gridCol w:w="1701"/>
+        <w:gridCol w:w="2608"/>
+        <w:gridCol w:w="963"/>
+        <w:gridCol w:w="1304"/>
+        <w:gridCol w:w="3061"/>
       </w:tblGrid>
       <w:tr>
         <w:tc>
           <w:tcPr>
             <w:tcW w:type="dxa" w:w="1701"/>
-            <w:shd w:val="clear" w:color="auto" w:fill="1F4E79"/>
+            <w:tcBorders>
+              <w:top w:val="single" w:sz="12" w:color="1F4E79" w:space="0"/>
+              <w:left w:val="nil"/>
+              <w:bottom w:val="single" w:sz="4" w:color="C9D3DE" w:space="0"/>
+              <w:right w:val="nil"/>
+            </w:tcBorders>
+            <w:shd w:val="clear" w:color="auto" w:fill="EAF1F8"/>
           </w:tcPr>
           <w:p>
-            <w:r/>
+            <w:pPr>
+              <w:spacing w:before="0" w:after="0"/>
+            </w:pPr>
             <w:r>
               <w:rPr>
                 <w:b/>
-                <w:color w:val="FFFFFF"/>
-                <w:sz w:val="17"/>
+                <w:caps/>
+                <w:color w:val="1F4E79"/>
+                <w:sz w:val="16"/>
               </w:rPr>
               <w:t>ISIN</w:t>
             </w:r>
@@ -621,15 +1035,24 @@
         <w:tc>
           <w:tcPr>
             <w:tcW w:type="dxa" w:w="2608"/>
-            <w:shd w:val="clear" w:color="auto" w:fill="1F4E79"/>
+            <w:tcBorders>
+              <w:top w:val="single" w:sz="12" w:color="1F4E79" w:space="0"/>
+              <w:left w:val="nil"/>
+              <w:bottom w:val="single" w:sz="4" w:color="C9D3DE" w:space="0"/>
+              <w:right w:val="nil"/>
+            </w:tcBorders>
+            <w:shd w:val="clear" w:color="auto" w:fill="EAF1F8"/>
           </w:tcPr>
           <w:p>
-            <w:r/>
+            <w:pPr>
+              <w:spacing w:before="0" w:after="0"/>
+            </w:pPr>
             <w:r>
               <w:rPr>
                 <w:b/>
-                <w:color w:val="FFFFFF"/>
-                <w:sz w:val="17"/>
+                <w:caps/>
+                <w:color w:val="1F4E79"/>
+                <w:sz w:val="16"/>
               </w:rPr>
               <w:t>Priemonė</w:t>
             </w:r>
@@ -638,18 +1061,25 @@
         <w:tc>
           <w:tcPr>
             <w:tcW w:type="dxa" w:w="964"/>
-            <w:shd w:val="clear" w:color="auto" w:fill="1F4E79"/>
+            <w:tcBorders>
+              <w:top w:val="single" w:sz="12" w:color="1F4E79" w:space="0"/>
+              <w:left w:val="nil"/>
+              <w:bottom w:val="single" w:sz="4" w:color="C9D3DE" w:space="0"/>
+              <w:right w:val="nil"/>
+            </w:tcBorders>
+            <w:shd w:val="clear" w:color="auto" w:fill="EAF1F8"/>
           </w:tcPr>
           <w:p>
             <w:pPr>
+              <w:spacing w:before="0" w:after="0"/>
               <w:jc w:val="right"/>
             </w:pPr>
-            <w:r/>
             <w:r>
               <w:rPr>
                 <w:b/>
-                <w:color w:val="FFFFFF"/>
-                <w:sz w:val="17"/>
+                <w:caps/>
+                <w:color w:val="1F4E79"/>
+                <w:sz w:val="16"/>
               </w:rPr>
               <w:t>Kuponas</w:t>
             </w:r>
@@ -658,15 +1088,24 @@
         <w:tc>
           <w:tcPr>
             <w:tcW w:type="dxa" w:w="1304"/>
-            <w:shd w:val="clear" w:color="auto" w:fill="1F4E79"/>
+            <w:tcBorders>
+              <w:top w:val="single" w:sz="12" w:color="1F4E79" w:space="0"/>
+              <w:left w:val="nil"/>
+              <w:bottom w:val="single" w:sz="4" w:color="C9D3DE" w:space="0"/>
+              <w:right w:val="nil"/>
+            </w:tcBorders>
+            <w:shd w:val="clear" w:color="auto" w:fill="EAF1F8"/>
           </w:tcPr>
           <w:p>
-            <w:r/>
+            <w:pPr>
+              <w:spacing w:before="0" w:after="0"/>
+            </w:pPr>
             <w:r>
               <w:rPr>
                 <w:b/>
-                <w:color w:val="FFFFFF"/>
-                <w:sz w:val="17"/>
+                <w:caps/>
+                <w:color w:val="1F4E79"/>
+                <w:sz w:val="16"/>
               </w:rPr>
               <w:t>Išpirkimas</w:t>
             </w:r>
@@ -675,15 +1114,24 @@
         <w:tc>
           <w:tcPr>
             <w:tcW w:type="dxa" w:w="3061"/>
-            <w:shd w:val="clear" w:color="auto" w:fill="1F4E79"/>
+            <w:tcBorders>
+              <w:top w:val="single" w:sz="12" w:color="1F4E79" w:space="0"/>
+              <w:left w:val="nil"/>
+              <w:bottom w:val="single" w:sz="4" w:color="C9D3DE" w:space="0"/>
+              <w:right w:val="nil"/>
+            </w:tcBorders>
+            <w:shd w:val="clear" w:color="auto" w:fill="EAF1F8"/>
           </w:tcPr>
           <w:p>
-            <w:r/>
+            <w:pPr>
+              <w:spacing w:before="0" w:after="0"/>
+            </w:pPr>
             <w:r>
               <w:rPr>
                 <w:b/>
-                <w:color w:val="FFFFFF"/>
-                <w:sz w:val="17"/>
+                <w:caps/>
+                <w:color w:val="1F4E79"/>
+                <w:sz w:val="16"/>
               </w:rPr>
               <w:t>Pastaba</w:t>
             </w:r>
@@ -694,12 +1142,17 @@
         <w:tc>
           <w:tcPr>
             <w:tcW w:type="dxa" w:w="1701"/>
+            <w:tcBorders>
+              <w:top w:val="nil"/>
+              <w:left w:val="nil"/>
+              <w:bottom w:val="single" w:sz="4" w:color="DDE3EA" w:space="0"/>
+              <w:right w:val="nil"/>
+            </w:tcBorders>
           </w:tcPr>
           <w:p>
             <w:pPr>
-              <w:spacing w:after="0"/>
+              <w:spacing w:before="0" w:after="0"/>
             </w:pPr>
-            <w:r/>
             <w:r>
               <w:rPr>
                 <w:b w:val="0"/>
@@ -712,12 +1165,17 @@
         <w:tc>
           <w:tcPr>
             <w:tcW w:type="dxa" w:w="2608"/>
+            <w:tcBorders>
+              <w:top w:val="nil"/>
+              <w:left w:val="nil"/>
+              <w:bottom w:val="single" w:sz="4" w:color="DDE3EA" w:space="0"/>
+              <w:right w:val="nil"/>
+            </w:tcBorders>
           </w:tcPr>
           <w:p>
             <w:pPr>
-              <w:spacing w:after="0"/>
+              <w:spacing w:before="0" w:after="0"/>
             </w:pPr>
-            <w:r/>
             <w:r>
               <w:rPr>
                 <w:b w:val="0"/>
@@ -730,13 +1188,18 @@
         <w:tc>
           <w:tcPr>
             <w:tcW w:type="dxa" w:w="964"/>
+            <w:tcBorders>
+              <w:top w:val="nil"/>
+              <w:left w:val="nil"/>
+              <w:bottom w:val="single" w:sz="4" w:color="DDE3EA" w:space="0"/>
+              <w:right w:val="nil"/>
+            </w:tcBorders>
           </w:tcPr>
           <w:p>
             <w:pPr>
-              <w:spacing w:after="0"/>
+              <w:spacing w:before="0" w:after="0"/>
               <w:jc w:val="right"/>
             </w:pPr>
-            <w:r/>
             <w:r>
               <w:rPr>
                 <w:b w:val="0"/>
@@ -749,12 +1212,17 @@
         <w:tc>
           <w:tcPr>
             <w:tcW w:type="dxa" w:w="1304"/>
+            <w:tcBorders>
+              <w:top w:val="nil"/>
+              <w:left w:val="nil"/>
+              <w:bottom w:val="single" w:sz="4" w:color="DDE3EA" w:space="0"/>
+              <w:right w:val="nil"/>
+            </w:tcBorders>
           </w:tcPr>
           <w:p>
             <w:pPr>
-              <w:spacing w:after="0"/>
+              <w:spacing w:before="0" w:after="0"/>
             </w:pPr>
-            <w:r/>
             <w:r>
               <w:rPr>
                 <w:b w:val="0"/>
@@ -767,12 +1235,17 @@
         <w:tc>
           <w:tcPr>
             <w:tcW w:type="dxa" w:w="3061"/>
+            <w:tcBorders>
+              <w:top w:val="nil"/>
+              <w:left w:val="nil"/>
+              <w:bottom w:val="single" w:sz="4" w:color="DDE3EA" w:space="0"/>
+              <w:right w:val="nil"/>
+            </w:tcBorders>
           </w:tcPr>
           <w:p>
             <w:pPr>
-              <w:spacing w:after="0"/>
+              <w:spacing w:before="0" w:after="0"/>
             </w:pPr>
-            <w:r/>
             <w:r>
               <w:rPr>
                 <w:b w:val="0"/>
@@ -786,11 +1259,29 @@
     </w:tbl>
     <w:p>
       <w:pPr>
-        <w:spacing w:before="280" w:after="80"/>
+        <w:spacing w:before="0" w:after="40"/>
+      </w:pPr>
+    </w:p>
+    <w:p>
+      <w:pPr>
+        <w:keepNext/>
         <w:pBdr>
-          <w:bottom w:val="single" w:sz="6" w:color="C9D3DE" w:space="2"/>
+          <w:bottom w:val="single" w:sz="8" w:color="1F4E79" w:space="4"/>
         </w:pBdr>
+        <w:tabs>
+          <w:tab w:pos="482" w:val="left"/>
+        </w:tabs>
+        <w:spacing w:before="360" w:after="160"/>
       </w:pPr>
+      <w:r>
+        <w:rPr>
+          <w:b/>
+          <w:color w:val="2A78D6"/>
+          <w:sz w:val="18"/>
+        </w:rPr>
+        <w:t>03</w:t>
+        <w:tab/>
+      </w:r>
       <w:r>
         <w:rPr>
           <w:b/>
@@ -802,37 +1293,53 @@
     </w:p>
     <w:tbl>
       <w:tblPr>
-        <w:tblW w:type="auto" w:w="0"/>
+        <w:tblW w:w="9639" w:type="dxa"/>
+        <w:tblBorders>
+          <w:top w:val="nil"/>
+          <w:left w:val="nil"/>
+          <w:bottom w:val="nil"/>
+          <w:right w:val="nil"/>
+          <w:insideH w:val="nil"/>
+          <w:insideV w:val="nil"/>
+        </w:tblBorders>
+        <w:tblLayout w:type="fixed"/>
+        <w:tblCellMar>
+          <w:top w:w="70" w:type="dxa"/>
+          <w:left w:w="100" w:type="dxa"/>
+          <w:bottom w:w="70" w:type="dxa"/>
+          <w:right w:w="100" w:type="dxa"/>
+        </w:tblCellMar>
         <w:tblLook w:firstColumn="1" w:firstRow="1" w:lastColumn="0" w:lastRow="0" w:noHBand="0" w:noVBand="1" w:val="04A0"/>
-        <w:tblBorders>
-          <w:top w:val="single" w:sz="4" w:color="C9D3DE"/>
-          <w:left w:val="nil"/>
-          <w:bottom w:val="single" w:sz="4" w:color="C9D3DE"/>
-          <w:right w:val="nil"/>
-          <w:insideH w:val="single" w:sz="4" w:color="C9D3DE"/>
-          <w:insideV w:val="nil"/>
-        </w:tblBorders>
       </w:tblPr>
       <w:tblGrid>
-        <w:gridCol w:w="1994"/>
-        <w:gridCol w:w="1994"/>
-        <w:gridCol w:w="1994"/>
-        <w:gridCol w:w="1994"/>
-        <w:gridCol w:w="1994"/>
+        <w:gridCol w:w="3254"/>
+        <w:gridCol w:w="1314"/>
+        <w:gridCol w:w="1314"/>
+        <w:gridCol w:w="1314"/>
+        <w:gridCol w:w="2441"/>
       </w:tblGrid>
       <w:tr>
         <w:tc>
           <w:tcPr>
-            <w:tcW w:type="dxa" w:w="2948"/>
-            <w:shd w:val="clear" w:color="auto" w:fill="1F4E79"/>
+            <w:tcW w:type="dxa" w:w="3254"/>
+            <w:tcBorders>
+              <w:top w:val="single" w:sz="12" w:color="1F4E79" w:space="0"/>
+              <w:left w:val="nil"/>
+              <w:bottom w:val="single" w:sz="4" w:color="C9D3DE" w:space="0"/>
+              <w:right w:val="nil"/>
+            </w:tcBorders>
+            <w:shd w:val="clear" w:color="auto" w:fill="EAF1F8"/>
           </w:tcPr>
           <w:p>
-            <w:r/>
+            <w:pPr>
+              <w:spacing w:before="0" w:after="0"/>
+            </w:pPr>
             <w:r>
               <w:rPr>
                 <w:b/>
-                <w:color w:val="FFFFFF"/>
-                <w:sz w:val="17"/>
+                <w:caps/>
+                <w:color w:val="1F4E79"/>
+                <w:sz w:val="16"/>
               </w:rPr>
               <w:t>Rodiklis</w:t>
             </w:r>
@@ -840,19 +1347,26 @@
         </w:tc>
         <w:tc>
           <w:tcPr>
-            <w:tcW w:type="dxa" w:w="1191"/>
-            <w:shd w:val="clear" w:color="auto" w:fill="1F4E79"/>
+            <w:tcW w:type="dxa" w:w="1314"/>
+            <w:tcBorders>
+              <w:top w:val="single" w:sz="12" w:color="1F4E79" w:space="0"/>
+              <w:left w:val="nil"/>
+              <w:bottom w:val="single" w:sz="4" w:color="C9D3DE" w:space="0"/>
+              <w:right w:val="nil"/>
+            </w:tcBorders>
+            <w:shd w:val="clear" w:color="auto" w:fill="EAF1F8"/>
           </w:tcPr>
           <w:p>
             <w:pPr>
+              <w:spacing w:before="0" w:after="0"/>
               <w:jc w:val="right"/>
             </w:pPr>
-            <w:r/>
             <w:r>
               <w:rPr>
                 <w:b/>
-                <w:color w:val="FFFFFF"/>
-                <w:sz w:val="17"/>
+                <w:caps/>
+                <w:color w:val="1F4E79"/>
+                <w:sz w:val="16"/>
               </w:rPr>
               <w:t>FY2024</w:t>
             </w:r>
@@ -860,19 +1374,26 @@
         </w:tc>
         <w:tc>
           <w:tcPr>
-            <w:tcW w:type="dxa" w:w="1191"/>
-            <w:shd w:val="clear" w:color="auto" w:fill="1F4E79"/>
+            <w:tcW w:type="dxa" w:w="1314"/>
+            <w:tcBorders>
+              <w:top w:val="single" w:sz="12" w:color="1F4E79" w:space="0"/>
+              <w:left w:val="nil"/>
+              <w:bottom w:val="single" w:sz="4" w:color="C9D3DE" w:space="0"/>
+              <w:right w:val="nil"/>
+            </w:tcBorders>
+            <w:shd w:val="clear" w:color="auto" w:fill="EAF1F8"/>
           </w:tcPr>
           <w:p>
             <w:pPr>
+              <w:spacing w:before="0" w:after="0"/>
               <w:jc w:val="right"/>
             </w:pPr>
-            <w:r/>
             <w:r>
               <w:rPr>
                 <w:b/>
-                <w:color w:val="FFFFFF"/>
-                <w:sz w:val="17"/>
+                <w:caps/>
+                <w:color w:val="1F4E79"/>
+                <w:sz w:val="16"/>
               </w:rPr>
               <w:t>FY2025</w:t>
             </w:r>
@@ -880,19 +1401,26 @@
         </w:tc>
         <w:tc>
           <w:tcPr>
-            <w:tcW w:type="dxa" w:w="1191"/>
-            <w:shd w:val="clear" w:color="auto" w:fill="1F4E79"/>
+            <w:tcW w:type="dxa" w:w="1314"/>
+            <w:tcBorders>
+              <w:top w:val="single" w:sz="12" w:color="1F4E79" w:space="0"/>
+              <w:left w:val="nil"/>
+              <w:bottom w:val="single" w:sz="4" w:color="C9D3DE" w:space="0"/>
+              <w:right w:val="nil"/>
+            </w:tcBorders>
+            <w:shd w:val="clear" w:color="auto" w:fill="EAF1F8"/>
           </w:tcPr>
           <w:p>
             <w:pPr>
+              <w:spacing w:before="0" w:after="0"/>
               <w:jc w:val="right"/>
             </w:pPr>
-            <w:r/>
             <w:r>
               <w:rPr>
                 <w:b/>
-                <w:color w:val="FFFFFF"/>
-                <w:sz w:val="17"/>
+                <w:caps/>
+                <w:color w:val="1F4E79"/>
+                <w:sz w:val="16"/>
               </w:rPr>
               <w:t>6M2026</w:t>
             </w:r>
@@ -900,19 +1428,26 @@
         </w:tc>
         <w:tc>
           <w:tcPr>
-            <w:tcW w:type="dxa" w:w="2211"/>
-            <w:shd w:val="clear" w:color="auto" w:fill="1F4E79"/>
+            <w:tcW w:type="dxa" w:w="2441"/>
+            <w:tcBorders>
+              <w:top w:val="single" w:sz="12" w:color="1F4E79" w:space="0"/>
+              <w:left w:val="nil"/>
+              <w:bottom w:val="single" w:sz="4" w:color="C9D3DE" w:space="0"/>
+              <w:right w:val="nil"/>
+            </w:tcBorders>
+            <w:shd w:val="clear" w:color="auto" w:fill="EAF1F8"/>
           </w:tcPr>
           <w:p>
             <w:pPr>
+              <w:spacing w:before="0" w:after="0"/>
               <w:jc w:val="right"/>
             </w:pPr>
-            <w:r/>
             <w:r>
               <w:rPr>
                 <w:b/>
-                <w:color w:val="FFFFFF"/>
-                <w:sz w:val="17"/>
+                <w:caps/>
+                <w:color w:val="1F4E79"/>
+                <w:sz w:val="16"/>
               </w:rPr>
               <w:t>Pokytis</w:t>
             </w:r>
@@ -922,13 +1457,18 @@
       <w:tr>
         <w:tc>
           <w:tcPr>
-            <w:tcW w:type="dxa" w:w="2948"/>
+            <w:tcW w:type="dxa" w:w="3254"/>
+            <w:tcBorders>
+              <w:top w:val="nil"/>
+              <w:left w:val="nil"/>
+              <w:bottom w:val="single" w:sz="4" w:color="DDE3EA" w:space="0"/>
+              <w:right w:val="nil"/>
+            </w:tcBorders>
           </w:tcPr>
           <w:p>
             <w:pPr>
-              <w:spacing w:after="0"/>
+              <w:spacing w:before="0" w:after="0"/>
             </w:pPr>
-            <w:r/>
             <w:r>
               <w:rPr>
                 <w:b w:val="0"/>
@@ -936,513 +1476,7 @@
               </w:rPr>
               <w:t>Pajamos, mln. EUR</w:t>
             </w:r>
-            <w:hyperlink r:id="rId16">
-              <w:r>
-                <w:rPr>
-                  <w:color w:val="2A78D6"/>
-                  <w:vertAlign w:val="superscript"/>
-                  <w:sz w:val="14"/>
-                </w:rPr>
-                <w:t xml:space="preserve">8</w:t>
-              </w:r>
-            </w:hyperlink>
-            <w:r>
-              <w:rPr>
-                <w:color w:val="2A78D6"/>
-                <w:vertAlign w:val="superscript"/>
-              </w:rPr>
-              <w:t>,</w:t>
-            </w:r>
-            <w:hyperlink r:id="rId17">
-              <w:r>
-                <w:rPr>
-                  <w:color w:val="2A78D6"/>
-                  <w:vertAlign w:val="superscript"/>
-                  <w:sz w:val="14"/>
-                </w:rPr>
-                <w:t xml:space="preserve">9</w:t>
-              </w:r>
-            </w:hyperlink>
-          </w:p>
-        </w:tc>
-        <w:tc>
-          <w:tcPr>
-            <w:tcW w:type="dxa" w:w="1191"/>
-          </w:tcPr>
-          <w:p>
-            <w:pPr>
-              <w:spacing w:after="0"/>
-              <w:jc w:val="right"/>
-            </w:pPr>
-            <w:r/>
-            <w:r>
-              <w:rPr>
-                <w:b w:val="0"/>
-                <w:sz w:val="17"/>
-              </w:rPr>
-              <w:t>124,9*</w:t>
-            </w:r>
-          </w:p>
-        </w:tc>
-        <w:tc>
-          <w:tcPr>
-            <w:tcW w:type="dxa" w:w="1191"/>
-          </w:tcPr>
-          <w:p>
-            <w:pPr>
-              <w:spacing w:after="0"/>
-              <w:jc w:val="right"/>
-            </w:pPr>
-            <w:r/>
-            <w:r>
-              <w:rPr>
-                <w:b w:val="0"/>
-                <w:sz w:val="17"/>
-              </w:rPr>
-              <w:t>140,0*</w:t>
-            </w:r>
-          </w:p>
-        </w:tc>
-        <w:tc>
-          <w:tcPr>
-            <w:tcW w:type="dxa" w:w="1191"/>
-          </w:tcPr>
-          <w:p>
-            <w:pPr>
-              <w:spacing w:after="0"/>
-              <w:jc w:val="right"/>
-            </w:pPr>
-            <w:r/>
-            <w:r>
-              <w:rPr>
-                <w:b w:val="0"/>
-                <w:sz w:val="17"/>
-              </w:rPr>
-              <w:t>81,6*</w:t>
-            </w:r>
-          </w:p>
-        </w:tc>
-        <w:tc>
-          <w:tcPr>
-            <w:tcW w:type="dxa" w:w="2211"/>
-          </w:tcPr>
-          <w:p>
-            <w:pPr>
-              <w:spacing w:after="0"/>
-              <w:jc w:val="right"/>
-            </w:pPr>
-            <w:r/>
-            <w:r>
-              <w:rPr>
-                <w:b/>
-                <w:color w:val="1B7F3B"/>
-                <w:sz w:val="17"/>
-              </w:rPr>
-              <w:t>▲ 28,9 % vs 6M2025</w:t>
-            </w:r>
-          </w:p>
-        </w:tc>
-      </w:tr>
-      <w:tr>
-        <w:tc>
-          <w:tcPr>
-            <w:tcW w:type="dxa" w:w="2948"/>
-            <w:shd w:val="clear" w:color="auto" w:fill="F6F8FA"/>
-          </w:tcPr>
-          <w:p>
-            <w:pPr>
-              <w:spacing w:after="0"/>
-            </w:pPr>
-            <w:r/>
-            <w:r>
-              <w:rPr>
-                <w:b w:val="0"/>
-                <w:sz w:val="17"/>
-              </w:rPr>
-              <w:t>EBITDA, mln. EUR</w:t>
-            </w:r>
-            <w:hyperlink r:id="rId16">
-              <w:r>
-                <w:rPr>
-                  <w:color w:val="2A78D6"/>
-                  <w:vertAlign w:val="superscript"/>
-                  <w:sz w:val="14"/>
-                </w:rPr>
-                <w:t xml:space="preserve">8</w:t>
-              </w:r>
-            </w:hyperlink>
-            <w:r>
-              <w:rPr>
-                <w:color w:val="2A78D6"/>
-                <w:vertAlign w:val="superscript"/>
-              </w:rPr>
-              <w:t>,</w:t>
-            </w:r>
-            <w:hyperlink r:id="rId17">
-              <w:r>
-                <w:rPr>
-                  <w:color w:val="2A78D6"/>
-                  <w:vertAlign w:val="superscript"/>
-                  <w:sz w:val="14"/>
-                </w:rPr>
-                <w:t xml:space="preserve">9</w:t>
-              </w:r>
-            </w:hyperlink>
-          </w:p>
-        </w:tc>
-        <w:tc>
-          <w:tcPr>
-            <w:tcW w:type="dxa" w:w="1191"/>
-            <w:shd w:val="clear" w:color="auto" w:fill="F6F8FA"/>
-          </w:tcPr>
-          <w:p>
-            <w:pPr>
-              <w:spacing w:after="0"/>
-              <w:jc w:val="right"/>
-            </w:pPr>
-            <w:r/>
-            <w:r>
-              <w:rPr>
-                <w:b w:val="0"/>
-                <w:sz w:val="17"/>
-              </w:rPr>
-              <w:t>87,8*</w:t>
-            </w:r>
-          </w:p>
-        </w:tc>
-        <w:tc>
-          <w:tcPr>
-            <w:tcW w:type="dxa" w:w="1191"/>
-            <w:shd w:val="clear" w:color="auto" w:fill="F6F8FA"/>
-          </w:tcPr>
-          <w:p>
-            <w:pPr>
-              <w:spacing w:after="0"/>
-              <w:jc w:val="right"/>
-            </w:pPr>
-            <w:r/>
-            <w:r>
-              <w:rPr>
-                <w:b w:val="0"/>
-                <w:sz w:val="17"/>
-              </w:rPr>
-              <w:t>98,3*</w:t>
-            </w:r>
-          </w:p>
-        </w:tc>
-        <w:tc>
-          <w:tcPr>
-            <w:tcW w:type="dxa" w:w="1191"/>
-            <w:shd w:val="clear" w:color="auto" w:fill="F6F8FA"/>
-          </w:tcPr>
-          <w:p>
-            <w:pPr>
-              <w:spacing w:after="0"/>
-              <w:jc w:val="right"/>
-            </w:pPr>
-            <w:r/>
-            <w:r>
-              <w:rPr>
-                <w:b w:val="0"/>
-                <w:sz w:val="17"/>
-              </w:rPr>
-              <w:t>56,6*</w:t>
-            </w:r>
-          </w:p>
-        </w:tc>
-        <w:tc>
-          <w:tcPr>
-            <w:tcW w:type="dxa" w:w="2211"/>
-            <w:shd w:val="clear" w:color="auto" w:fill="F6F8FA"/>
-          </w:tcPr>
-          <w:p>
-            <w:pPr>
-              <w:spacing w:after="0"/>
-              <w:jc w:val="right"/>
-            </w:pPr>
-            <w:r/>
-            <w:r>
-              <w:rPr>
-                <w:b/>
-                <w:color w:val="1B7F3B"/>
-                <w:sz w:val="17"/>
-              </w:rPr>
-              <w:t>▲ 27,8 % vs 6M2025</w:t>
-            </w:r>
-          </w:p>
-        </w:tc>
-      </w:tr>
-      <w:tr>
-        <w:tc>
-          <w:tcPr>
-            <w:tcW w:type="dxa" w:w="2948"/>
-          </w:tcPr>
-          <w:p>
-            <w:pPr>
-              <w:spacing w:after="0"/>
-            </w:pPr>
-            <w:r/>
-            <w:r>
-              <w:rPr>
-                <w:b w:val="0"/>
-                <w:sz w:val="17"/>
-              </w:rPr>
-              <w:t>Grynasis pelnas, mln. EUR</w:t>
-            </w:r>
-            <w:hyperlink r:id="rId16">
-              <w:r>
-                <w:rPr>
-                  <w:color w:val="2A78D6"/>
-                  <w:vertAlign w:val="superscript"/>
-                  <w:sz w:val="14"/>
-                </w:rPr>
-                <w:t xml:space="preserve">8</w:t>
-              </w:r>
-            </w:hyperlink>
-            <w:r>
-              <w:rPr>
-                <w:color w:val="2A78D6"/>
-                <w:vertAlign w:val="superscript"/>
-              </w:rPr>
-              <w:t>,</w:t>
-            </w:r>
-            <w:hyperlink r:id="rId13">
-              <w:r>
-                <w:rPr>
-                  <w:color w:val="2A78D6"/>
-                  <w:vertAlign w:val="superscript"/>
-                  <w:sz w:val="14"/>
-                </w:rPr>
-                <w:t xml:space="preserve">10</w:t>
-              </w:r>
-            </w:hyperlink>
-          </w:p>
-        </w:tc>
-        <w:tc>
-          <w:tcPr>
-            <w:tcW w:type="dxa" w:w="1191"/>
-          </w:tcPr>
-          <w:p>
-            <w:pPr>
-              <w:spacing w:after="0"/>
-              <w:jc w:val="right"/>
-            </w:pPr>
-            <w:r/>
-            <w:r>
-              <w:rPr>
-                <w:b w:val="0"/>
-                <w:sz w:val="17"/>
-              </w:rPr>
-              <w:t>61,6*</w:t>
-            </w:r>
-          </w:p>
-        </w:tc>
-        <w:tc>
-          <w:tcPr>
-            <w:tcW w:type="dxa" w:w="1191"/>
-          </w:tcPr>
-          <w:p>
-            <w:pPr>
-              <w:spacing w:after="0"/>
-              <w:jc w:val="right"/>
-            </w:pPr>
-            <w:r/>
-            <w:r>
-              <w:rPr>
-                <w:b w:val="0"/>
-                <w:sz w:val="17"/>
-              </w:rPr>
-              <w:t>88,1*</w:t>
-            </w:r>
-          </w:p>
-        </w:tc>
-        <w:tc>
-          <w:tcPr>
-            <w:tcW w:type="dxa" w:w="1191"/>
-          </w:tcPr>
-          <w:p>
-            <w:pPr>
-              <w:spacing w:after="0"/>
-              <w:jc w:val="right"/>
-            </w:pPr>
-            <w:r/>
-            <w:r>
-              <w:rPr>
-                <w:b w:val="0"/>
-                <w:sz w:val="17"/>
-              </w:rPr>
-              <w:t>37,0*</w:t>
-            </w:r>
-          </w:p>
-        </w:tc>
-        <w:tc>
-          <w:tcPr>
-            <w:tcW w:type="dxa" w:w="2211"/>
-          </w:tcPr>
-          <w:p>
-            <w:pPr>
-              <w:spacing w:after="0"/>
-              <w:jc w:val="right"/>
-            </w:pPr>
-            <w:r/>
-            <w:r>
-              <w:rPr>
-                <w:b/>
-                <w:color w:val="1B7F3B"/>
-                <w:sz w:val="17"/>
-              </w:rPr>
-              <w:t>▲ 21,3 % vs 6M2025</w:t>
-            </w:r>
-          </w:p>
-        </w:tc>
-      </w:tr>
-      <w:tr>
-        <w:tc>
-          <w:tcPr>
-            <w:tcW w:type="dxa" w:w="2948"/>
-            <w:shd w:val="clear" w:color="auto" w:fill="F6F8FA"/>
-          </w:tcPr>
-          <w:p>
-            <w:pPr>
-              <w:spacing w:after="0"/>
-            </w:pPr>
-            <w:r/>
-            <w:r>
-              <w:rPr>
-                <w:b w:val="0"/>
-                <w:sz w:val="17"/>
-              </w:rPr>
-              <w:t>Turtas, mln. EUR</w:t>
-            </w:r>
-            <w:hyperlink r:id="rId16">
-              <w:r>
-                <w:rPr>
-                  <w:color w:val="2A78D6"/>
-                  <w:vertAlign w:val="superscript"/>
-                  <w:sz w:val="14"/>
-                </w:rPr>
-                <w:t xml:space="preserve">8</w:t>
-              </w:r>
-            </w:hyperlink>
-            <w:r>
-              <w:rPr>
-                <w:color w:val="2A78D6"/>
-                <w:vertAlign w:val="superscript"/>
-              </w:rPr>
-              <w:t>,</w:t>
-            </w:r>
             <w:hyperlink r:id="rId18">
-              <w:r>
-                <w:rPr>
-                  <w:color w:val="2A78D6"/>
-                  <w:vertAlign w:val="superscript"/>
-                  <w:sz w:val="14"/>
-                </w:rPr>
-                <w:t xml:space="preserve">11</w:t>
-              </w:r>
-            </w:hyperlink>
-          </w:p>
-        </w:tc>
-        <w:tc>
-          <w:tcPr>
-            <w:tcW w:type="dxa" w:w="1191"/>
-            <w:shd w:val="clear" w:color="auto" w:fill="F6F8FA"/>
-          </w:tcPr>
-          <w:p>
-            <w:pPr>
-              <w:spacing w:after="0"/>
-              <w:jc w:val="right"/>
-            </w:pPr>
-            <w:r/>
-            <w:r>
-              <w:rPr>
-                <w:b w:val="0"/>
-                <w:sz w:val="17"/>
-              </w:rPr>
-              <w:t>1 300,4*</w:t>
-            </w:r>
-          </w:p>
-        </w:tc>
-        <w:tc>
-          <w:tcPr>
-            <w:tcW w:type="dxa" w:w="1191"/>
-            <w:shd w:val="clear" w:color="auto" w:fill="F6F8FA"/>
-          </w:tcPr>
-          <w:p>
-            <w:pPr>
-              <w:spacing w:after="0"/>
-              <w:jc w:val="right"/>
-            </w:pPr>
-            <w:r/>
-            <w:r>
-              <w:rPr>
-                <w:b w:val="0"/>
-                <w:sz w:val="17"/>
-              </w:rPr>
-              <w:t>1 714,3*</w:t>
-            </w:r>
-          </w:p>
-        </w:tc>
-        <w:tc>
-          <w:tcPr>
-            <w:tcW w:type="dxa" w:w="1191"/>
-            <w:shd w:val="clear" w:color="auto" w:fill="F6F8FA"/>
-          </w:tcPr>
-          <w:p>
-            <w:pPr>
-              <w:spacing w:after="0"/>
-              <w:jc w:val="right"/>
-            </w:pPr>
-            <w:r/>
-            <w:r>
-              <w:rPr>
-                <w:b w:val="0"/>
-                <w:sz w:val="17"/>
-              </w:rPr>
-              <w:t>1 616,6*</w:t>
-            </w:r>
-          </w:p>
-        </w:tc>
-        <w:tc>
-          <w:tcPr>
-            <w:tcW w:type="dxa" w:w="2211"/>
-            <w:shd w:val="clear" w:color="auto" w:fill="F6F8FA"/>
-          </w:tcPr>
-          <w:p>
-            <w:pPr>
-              <w:spacing w:after="0"/>
-              <w:jc w:val="right"/>
-            </w:pPr>
-            <w:r/>
-            <w:r>
-              <w:rPr>
-                <w:b w:val="0"/>
-                <w:color w:val="5F6B7A"/>
-                <w:sz w:val="17"/>
-              </w:rPr>
-              <w:t>▼ 5,7 % vs FY2025</w:t>
-            </w:r>
-          </w:p>
-        </w:tc>
-      </w:tr>
-      <w:tr>
-        <w:tc>
-          <w:tcPr>
-            <w:tcW w:type="dxa" w:w="2948"/>
-          </w:tcPr>
-          <w:p>
-            <w:pPr>
-              <w:spacing w:after="0"/>
-            </w:pPr>
-            <w:r/>
-            <w:r>
-              <w:rPr>
-                <w:b w:val="0"/>
-                <w:sz w:val="17"/>
-              </w:rPr>
-              <w:t>Nuosavas kapitalas, mln. EUR</w:t>
-            </w:r>
-            <w:hyperlink r:id="rId16">
               <w:r>
                 <w:rPr>
                   <w:color w:val="2A78D6"/>
@@ -1466,6 +1500,602 @@
                   <w:vertAlign w:val="superscript"/>
                   <w:sz w:val="14"/>
                 </w:rPr>
+                <w:t xml:space="preserve">9</w:t>
+              </w:r>
+            </w:hyperlink>
+          </w:p>
+        </w:tc>
+        <w:tc>
+          <w:tcPr>
+            <w:tcW w:type="dxa" w:w="1314"/>
+            <w:tcBorders>
+              <w:top w:val="nil"/>
+              <w:left w:val="nil"/>
+              <w:bottom w:val="single" w:sz="4" w:color="DDE3EA" w:space="0"/>
+              <w:right w:val="nil"/>
+            </w:tcBorders>
+          </w:tcPr>
+          <w:p>
+            <w:pPr>
+              <w:spacing w:before="0" w:after="0"/>
+              <w:jc w:val="right"/>
+            </w:pPr>
+            <w:r>
+              <w:rPr>
+                <w:b w:val="0"/>
+                <w:sz w:val="17"/>
+              </w:rPr>
+              <w:t>124,9*</w:t>
+            </w:r>
+          </w:p>
+        </w:tc>
+        <w:tc>
+          <w:tcPr>
+            <w:tcW w:type="dxa" w:w="1314"/>
+            <w:tcBorders>
+              <w:top w:val="nil"/>
+              <w:left w:val="nil"/>
+              <w:bottom w:val="single" w:sz="4" w:color="DDE3EA" w:space="0"/>
+              <w:right w:val="nil"/>
+            </w:tcBorders>
+          </w:tcPr>
+          <w:p>
+            <w:pPr>
+              <w:spacing w:before="0" w:after="0"/>
+              <w:jc w:val="right"/>
+            </w:pPr>
+            <w:r>
+              <w:rPr>
+                <w:b w:val="0"/>
+                <w:sz w:val="17"/>
+              </w:rPr>
+              <w:t>140,0*</w:t>
+            </w:r>
+          </w:p>
+        </w:tc>
+        <w:tc>
+          <w:tcPr>
+            <w:tcW w:type="dxa" w:w="1314"/>
+            <w:tcBorders>
+              <w:top w:val="nil"/>
+              <w:left w:val="nil"/>
+              <w:bottom w:val="single" w:sz="4" w:color="DDE3EA" w:space="0"/>
+              <w:right w:val="nil"/>
+            </w:tcBorders>
+          </w:tcPr>
+          <w:p>
+            <w:pPr>
+              <w:spacing w:before="0" w:after="0"/>
+              <w:jc w:val="right"/>
+            </w:pPr>
+            <w:r>
+              <w:rPr>
+                <w:b w:val="0"/>
+                <w:sz w:val="17"/>
+              </w:rPr>
+              <w:t>81,6*</w:t>
+            </w:r>
+          </w:p>
+        </w:tc>
+        <w:tc>
+          <w:tcPr>
+            <w:tcW w:type="dxa" w:w="2441"/>
+            <w:tcBorders>
+              <w:top w:val="nil"/>
+              <w:left w:val="nil"/>
+              <w:bottom w:val="single" w:sz="4" w:color="DDE3EA" w:space="0"/>
+              <w:right w:val="nil"/>
+            </w:tcBorders>
+          </w:tcPr>
+          <w:p>
+            <w:pPr>
+              <w:spacing w:before="0" w:after="0"/>
+              <w:jc w:val="right"/>
+            </w:pPr>
+            <w:r>
+              <w:rPr>
+                <w:b/>
+                <w:color w:val="1B7F3B"/>
+                <w:sz w:val="17"/>
+              </w:rPr>
+              <w:t>▲ 28,9 % vs 6M2025</w:t>
+            </w:r>
+          </w:p>
+        </w:tc>
+      </w:tr>
+      <w:tr>
+        <w:tc>
+          <w:tcPr>
+            <w:tcW w:type="dxa" w:w="3254"/>
+            <w:tcBorders>
+              <w:top w:val="nil"/>
+              <w:left w:val="nil"/>
+              <w:bottom w:val="single" w:sz="4" w:color="DDE3EA" w:space="0"/>
+              <w:right w:val="nil"/>
+            </w:tcBorders>
+          </w:tcPr>
+          <w:p>
+            <w:pPr>
+              <w:spacing w:before="0" w:after="0"/>
+            </w:pPr>
+            <w:r>
+              <w:rPr>
+                <w:b w:val="0"/>
+                <w:sz w:val="17"/>
+              </w:rPr>
+              <w:t>EBITDA, mln. EUR</w:t>
+            </w:r>
+            <w:hyperlink r:id="rId18">
+              <w:r>
+                <w:rPr>
+                  <w:color w:val="2A78D6"/>
+                  <w:vertAlign w:val="superscript"/>
+                  <w:sz w:val="14"/>
+                </w:rPr>
+                <w:t xml:space="preserve">8</w:t>
+              </w:r>
+            </w:hyperlink>
+            <w:r>
+              <w:rPr>
+                <w:color w:val="2A78D6"/>
+                <w:vertAlign w:val="superscript"/>
+              </w:rPr>
+              <w:t>,</w:t>
+            </w:r>
+            <w:hyperlink r:id="rId19">
+              <w:r>
+                <w:rPr>
+                  <w:color w:val="2A78D6"/>
+                  <w:vertAlign w:val="superscript"/>
+                  <w:sz w:val="14"/>
+                </w:rPr>
+                <w:t xml:space="preserve">9</w:t>
+              </w:r>
+            </w:hyperlink>
+          </w:p>
+        </w:tc>
+        <w:tc>
+          <w:tcPr>
+            <w:tcW w:type="dxa" w:w="1314"/>
+            <w:tcBorders>
+              <w:top w:val="nil"/>
+              <w:left w:val="nil"/>
+              <w:bottom w:val="single" w:sz="4" w:color="DDE3EA" w:space="0"/>
+              <w:right w:val="nil"/>
+            </w:tcBorders>
+          </w:tcPr>
+          <w:p>
+            <w:pPr>
+              <w:spacing w:before="0" w:after="0"/>
+              <w:jc w:val="right"/>
+            </w:pPr>
+            <w:r>
+              <w:rPr>
+                <w:b w:val="0"/>
+                <w:sz w:val="17"/>
+              </w:rPr>
+              <w:t>87,8*</w:t>
+            </w:r>
+          </w:p>
+        </w:tc>
+        <w:tc>
+          <w:tcPr>
+            <w:tcW w:type="dxa" w:w="1314"/>
+            <w:tcBorders>
+              <w:top w:val="nil"/>
+              <w:left w:val="nil"/>
+              <w:bottom w:val="single" w:sz="4" w:color="DDE3EA" w:space="0"/>
+              <w:right w:val="nil"/>
+            </w:tcBorders>
+          </w:tcPr>
+          <w:p>
+            <w:pPr>
+              <w:spacing w:before="0" w:after="0"/>
+              <w:jc w:val="right"/>
+            </w:pPr>
+            <w:r>
+              <w:rPr>
+                <w:b w:val="0"/>
+                <w:sz w:val="17"/>
+              </w:rPr>
+              <w:t>98,3*</w:t>
+            </w:r>
+          </w:p>
+        </w:tc>
+        <w:tc>
+          <w:tcPr>
+            <w:tcW w:type="dxa" w:w="1314"/>
+            <w:tcBorders>
+              <w:top w:val="nil"/>
+              <w:left w:val="nil"/>
+              <w:bottom w:val="single" w:sz="4" w:color="DDE3EA" w:space="0"/>
+              <w:right w:val="nil"/>
+            </w:tcBorders>
+          </w:tcPr>
+          <w:p>
+            <w:pPr>
+              <w:spacing w:before="0" w:after="0"/>
+              <w:jc w:val="right"/>
+            </w:pPr>
+            <w:r>
+              <w:rPr>
+                <w:b w:val="0"/>
+                <w:sz w:val="17"/>
+              </w:rPr>
+              <w:t>56,6*</w:t>
+            </w:r>
+          </w:p>
+        </w:tc>
+        <w:tc>
+          <w:tcPr>
+            <w:tcW w:type="dxa" w:w="2441"/>
+            <w:tcBorders>
+              <w:top w:val="nil"/>
+              <w:left w:val="nil"/>
+              <w:bottom w:val="single" w:sz="4" w:color="DDE3EA" w:space="0"/>
+              <w:right w:val="nil"/>
+            </w:tcBorders>
+          </w:tcPr>
+          <w:p>
+            <w:pPr>
+              <w:spacing w:before="0" w:after="0"/>
+              <w:jc w:val="right"/>
+            </w:pPr>
+            <w:r>
+              <w:rPr>
+                <w:b/>
+                <w:color w:val="1B7F3B"/>
+                <w:sz w:val="17"/>
+              </w:rPr>
+              <w:t>▲ 27,8 % vs 6M2025</w:t>
+            </w:r>
+          </w:p>
+        </w:tc>
+      </w:tr>
+      <w:tr>
+        <w:tc>
+          <w:tcPr>
+            <w:tcW w:type="dxa" w:w="3254"/>
+            <w:tcBorders>
+              <w:top w:val="nil"/>
+              <w:left w:val="nil"/>
+              <w:bottom w:val="single" w:sz="4" w:color="DDE3EA" w:space="0"/>
+              <w:right w:val="nil"/>
+            </w:tcBorders>
+          </w:tcPr>
+          <w:p>
+            <w:pPr>
+              <w:spacing w:before="0" w:after="0"/>
+            </w:pPr>
+            <w:r>
+              <w:rPr>
+                <w:b w:val="0"/>
+                <w:sz w:val="17"/>
+              </w:rPr>
+              <w:t>Grynasis pelnas, mln. EUR</w:t>
+            </w:r>
+            <w:hyperlink r:id="rId18">
+              <w:r>
+                <w:rPr>
+                  <w:color w:val="2A78D6"/>
+                  <w:vertAlign w:val="superscript"/>
+                  <w:sz w:val="14"/>
+                </w:rPr>
+                <w:t xml:space="preserve">8</w:t>
+              </w:r>
+            </w:hyperlink>
+            <w:r>
+              <w:rPr>
+                <w:color w:val="2A78D6"/>
+                <w:vertAlign w:val="superscript"/>
+              </w:rPr>
+              <w:t>,</w:t>
+            </w:r>
+            <w:hyperlink r:id="rId15">
+              <w:r>
+                <w:rPr>
+                  <w:color w:val="2A78D6"/>
+                  <w:vertAlign w:val="superscript"/>
+                  <w:sz w:val="14"/>
+                </w:rPr>
+                <w:t xml:space="preserve">10</w:t>
+              </w:r>
+            </w:hyperlink>
+          </w:p>
+        </w:tc>
+        <w:tc>
+          <w:tcPr>
+            <w:tcW w:type="dxa" w:w="1314"/>
+            <w:tcBorders>
+              <w:top w:val="nil"/>
+              <w:left w:val="nil"/>
+              <w:bottom w:val="single" w:sz="4" w:color="DDE3EA" w:space="0"/>
+              <w:right w:val="nil"/>
+            </w:tcBorders>
+          </w:tcPr>
+          <w:p>
+            <w:pPr>
+              <w:spacing w:before="0" w:after="0"/>
+              <w:jc w:val="right"/>
+            </w:pPr>
+            <w:r>
+              <w:rPr>
+                <w:b w:val="0"/>
+                <w:sz w:val="17"/>
+              </w:rPr>
+              <w:t>61,6*</w:t>
+            </w:r>
+          </w:p>
+        </w:tc>
+        <w:tc>
+          <w:tcPr>
+            <w:tcW w:type="dxa" w:w="1314"/>
+            <w:tcBorders>
+              <w:top w:val="nil"/>
+              <w:left w:val="nil"/>
+              <w:bottom w:val="single" w:sz="4" w:color="DDE3EA" w:space="0"/>
+              <w:right w:val="nil"/>
+            </w:tcBorders>
+          </w:tcPr>
+          <w:p>
+            <w:pPr>
+              <w:spacing w:before="0" w:after="0"/>
+              <w:jc w:val="right"/>
+            </w:pPr>
+            <w:r>
+              <w:rPr>
+                <w:b w:val="0"/>
+                <w:sz w:val="17"/>
+              </w:rPr>
+              <w:t>88,1*</w:t>
+            </w:r>
+          </w:p>
+        </w:tc>
+        <w:tc>
+          <w:tcPr>
+            <w:tcW w:type="dxa" w:w="1314"/>
+            <w:tcBorders>
+              <w:top w:val="nil"/>
+              <w:left w:val="nil"/>
+              <w:bottom w:val="single" w:sz="4" w:color="DDE3EA" w:space="0"/>
+              <w:right w:val="nil"/>
+            </w:tcBorders>
+          </w:tcPr>
+          <w:p>
+            <w:pPr>
+              <w:spacing w:before="0" w:after="0"/>
+              <w:jc w:val="right"/>
+            </w:pPr>
+            <w:r>
+              <w:rPr>
+                <w:b w:val="0"/>
+                <w:sz w:val="17"/>
+              </w:rPr>
+              <w:t>37,0*</w:t>
+            </w:r>
+          </w:p>
+        </w:tc>
+        <w:tc>
+          <w:tcPr>
+            <w:tcW w:type="dxa" w:w="2441"/>
+            <w:tcBorders>
+              <w:top w:val="nil"/>
+              <w:left w:val="nil"/>
+              <w:bottom w:val="single" w:sz="4" w:color="DDE3EA" w:space="0"/>
+              <w:right w:val="nil"/>
+            </w:tcBorders>
+          </w:tcPr>
+          <w:p>
+            <w:pPr>
+              <w:spacing w:before="0" w:after="0"/>
+              <w:jc w:val="right"/>
+            </w:pPr>
+            <w:r>
+              <w:rPr>
+                <w:b/>
+                <w:color w:val="1B7F3B"/>
+                <w:sz w:val="17"/>
+              </w:rPr>
+              <w:t>▲ 21,3 % vs 6M2025</w:t>
+            </w:r>
+          </w:p>
+        </w:tc>
+      </w:tr>
+      <w:tr>
+        <w:tc>
+          <w:tcPr>
+            <w:tcW w:type="dxa" w:w="3254"/>
+            <w:tcBorders>
+              <w:top w:val="nil"/>
+              <w:left w:val="nil"/>
+              <w:bottom w:val="single" w:sz="4" w:color="DDE3EA" w:space="0"/>
+              <w:right w:val="nil"/>
+            </w:tcBorders>
+          </w:tcPr>
+          <w:p>
+            <w:pPr>
+              <w:spacing w:before="0" w:after="0"/>
+            </w:pPr>
+            <w:r>
+              <w:rPr>
+                <w:b w:val="0"/>
+                <w:sz w:val="17"/>
+              </w:rPr>
+              <w:t>Turtas, mln. EUR</w:t>
+            </w:r>
+            <w:hyperlink r:id="rId18">
+              <w:r>
+                <w:rPr>
+                  <w:color w:val="2A78D6"/>
+                  <w:vertAlign w:val="superscript"/>
+                  <w:sz w:val="14"/>
+                </w:rPr>
+                <w:t xml:space="preserve">8</w:t>
+              </w:r>
+            </w:hyperlink>
+            <w:r>
+              <w:rPr>
+                <w:color w:val="2A78D6"/>
+                <w:vertAlign w:val="superscript"/>
+              </w:rPr>
+              <w:t>,</w:t>
+            </w:r>
+            <w:hyperlink r:id="rId20">
+              <w:r>
+                <w:rPr>
+                  <w:color w:val="2A78D6"/>
+                  <w:vertAlign w:val="superscript"/>
+                  <w:sz w:val="14"/>
+                </w:rPr>
+                <w:t xml:space="preserve">11</w:t>
+              </w:r>
+            </w:hyperlink>
+          </w:p>
+        </w:tc>
+        <w:tc>
+          <w:tcPr>
+            <w:tcW w:type="dxa" w:w="1314"/>
+            <w:tcBorders>
+              <w:top w:val="nil"/>
+              <w:left w:val="nil"/>
+              <w:bottom w:val="single" w:sz="4" w:color="DDE3EA" w:space="0"/>
+              <w:right w:val="nil"/>
+            </w:tcBorders>
+          </w:tcPr>
+          <w:p>
+            <w:pPr>
+              <w:spacing w:before="0" w:after="0"/>
+              <w:jc w:val="right"/>
+            </w:pPr>
+            <w:r>
+              <w:rPr>
+                <w:b w:val="0"/>
+                <w:sz w:val="17"/>
+              </w:rPr>
+              <w:t>1 300,4*</w:t>
+            </w:r>
+          </w:p>
+        </w:tc>
+        <w:tc>
+          <w:tcPr>
+            <w:tcW w:type="dxa" w:w="1314"/>
+            <w:tcBorders>
+              <w:top w:val="nil"/>
+              <w:left w:val="nil"/>
+              <w:bottom w:val="single" w:sz="4" w:color="DDE3EA" w:space="0"/>
+              <w:right w:val="nil"/>
+            </w:tcBorders>
+          </w:tcPr>
+          <w:p>
+            <w:pPr>
+              <w:spacing w:before="0" w:after="0"/>
+              <w:jc w:val="right"/>
+            </w:pPr>
+            <w:r>
+              <w:rPr>
+                <w:b w:val="0"/>
+                <w:sz w:val="17"/>
+              </w:rPr>
+              <w:t>1 714,3*</w:t>
+            </w:r>
+          </w:p>
+        </w:tc>
+        <w:tc>
+          <w:tcPr>
+            <w:tcW w:type="dxa" w:w="1314"/>
+            <w:tcBorders>
+              <w:top w:val="nil"/>
+              <w:left w:val="nil"/>
+              <w:bottom w:val="single" w:sz="4" w:color="DDE3EA" w:space="0"/>
+              <w:right w:val="nil"/>
+            </w:tcBorders>
+          </w:tcPr>
+          <w:p>
+            <w:pPr>
+              <w:spacing w:before="0" w:after="0"/>
+              <w:jc w:val="right"/>
+            </w:pPr>
+            <w:r>
+              <w:rPr>
+                <w:b w:val="0"/>
+                <w:sz w:val="17"/>
+              </w:rPr>
+              <w:t>1 616,6*</w:t>
+            </w:r>
+          </w:p>
+        </w:tc>
+        <w:tc>
+          <w:tcPr>
+            <w:tcW w:type="dxa" w:w="2441"/>
+            <w:tcBorders>
+              <w:top w:val="nil"/>
+              <w:left w:val="nil"/>
+              <w:bottom w:val="single" w:sz="4" w:color="DDE3EA" w:space="0"/>
+              <w:right w:val="nil"/>
+            </w:tcBorders>
+          </w:tcPr>
+          <w:p>
+            <w:pPr>
+              <w:spacing w:before="0" w:after="0"/>
+              <w:jc w:val="right"/>
+            </w:pPr>
+            <w:r>
+              <w:rPr>
+                <w:b w:val="0"/>
+                <w:color w:val="5F6B7A"/>
+                <w:sz w:val="17"/>
+              </w:rPr>
+              <w:t>▼ 5,7 % vs FY2025</w:t>
+            </w:r>
+          </w:p>
+        </w:tc>
+      </w:tr>
+      <w:tr>
+        <w:tc>
+          <w:tcPr>
+            <w:tcW w:type="dxa" w:w="3254"/>
+            <w:tcBorders>
+              <w:top w:val="nil"/>
+              <w:left w:val="nil"/>
+              <w:bottom w:val="single" w:sz="4" w:color="DDE3EA" w:space="0"/>
+              <w:right w:val="nil"/>
+            </w:tcBorders>
+          </w:tcPr>
+          <w:p>
+            <w:pPr>
+              <w:spacing w:before="0" w:after="0"/>
+            </w:pPr>
+            <w:r>
+              <w:rPr>
+                <w:b w:val="0"/>
+                <w:sz w:val="17"/>
+              </w:rPr>
+              <w:t>Nuosavas kapitalas, mln. EUR</w:t>
+            </w:r>
+            <w:hyperlink r:id="rId18">
+              <w:r>
+                <w:rPr>
+                  <w:color w:val="2A78D6"/>
+                  <w:vertAlign w:val="superscript"/>
+                  <w:sz w:val="14"/>
+                </w:rPr>
+                <w:t xml:space="preserve">8</w:t>
+              </w:r>
+            </w:hyperlink>
+            <w:r>
+              <w:rPr>
+                <w:color w:val="2A78D6"/>
+                <w:vertAlign w:val="superscript"/>
+              </w:rPr>
+              <w:t>,</w:t>
+            </w:r>
+            <w:hyperlink r:id="rId21">
+              <w:r>
+                <w:rPr>
+                  <w:color w:val="2A78D6"/>
+                  <w:vertAlign w:val="superscript"/>
+                  <w:sz w:val="14"/>
+                </w:rPr>
                 <w:t xml:space="preserve">12</w:t>
               </w:r>
             </w:hyperlink>
@@ -1473,14 +2103,19 @@
         </w:tc>
         <w:tc>
           <w:tcPr>
-            <w:tcW w:type="dxa" w:w="1191"/>
+            <w:tcW w:type="dxa" w:w="1314"/>
+            <w:tcBorders>
+              <w:top w:val="nil"/>
+              <w:left w:val="nil"/>
+              <w:bottom w:val="single" w:sz="4" w:color="DDE3EA" w:space="0"/>
+              <w:right w:val="nil"/>
+            </w:tcBorders>
           </w:tcPr>
           <w:p>
             <w:pPr>
-              <w:spacing w:after="0"/>
+              <w:spacing w:before="0" w:after="0"/>
               <w:jc w:val="right"/>
             </w:pPr>
-            <w:r/>
             <w:r>
               <w:rPr>
                 <w:b w:val="0"/>
@@ -1492,14 +2127,19 @@
         </w:tc>
         <w:tc>
           <w:tcPr>
-            <w:tcW w:type="dxa" w:w="1191"/>
+            <w:tcW w:type="dxa" w:w="1314"/>
+            <w:tcBorders>
+              <w:top w:val="nil"/>
+              <w:left w:val="nil"/>
+              <w:bottom w:val="single" w:sz="4" w:color="DDE3EA" w:space="0"/>
+              <w:right w:val="nil"/>
+            </w:tcBorders>
           </w:tcPr>
           <w:p>
             <w:pPr>
-              <w:spacing w:after="0"/>
+              <w:spacing w:before="0" w:after="0"/>
               <w:jc w:val="right"/>
             </w:pPr>
-            <w:r/>
             <w:r>
               <w:rPr>
                 <w:b w:val="0"/>
@@ -1511,14 +2151,19 @@
         </w:tc>
         <w:tc>
           <w:tcPr>
-            <w:tcW w:type="dxa" w:w="1191"/>
+            <w:tcW w:type="dxa" w:w="1314"/>
+            <w:tcBorders>
+              <w:top w:val="nil"/>
+              <w:left w:val="nil"/>
+              <w:bottom w:val="single" w:sz="4" w:color="DDE3EA" w:space="0"/>
+              <w:right w:val="nil"/>
+            </w:tcBorders>
           </w:tcPr>
           <w:p>
             <w:pPr>
-              <w:spacing w:after="0"/>
+              <w:spacing w:before="0" w:after="0"/>
               <w:jc w:val="right"/>
             </w:pPr>
-            <w:r/>
             <w:r>
               <w:rPr>
                 <w:b w:val="0"/>
@@ -1530,14 +2175,19 @@
         </w:tc>
         <w:tc>
           <w:tcPr>
-            <w:tcW w:type="dxa" w:w="2211"/>
+            <w:tcW w:type="dxa" w:w="2441"/>
+            <w:tcBorders>
+              <w:top w:val="nil"/>
+              <w:left w:val="nil"/>
+              <w:bottom w:val="single" w:sz="4" w:color="DDE3EA" w:space="0"/>
+              <w:right w:val="nil"/>
+            </w:tcBorders>
           </w:tcPr>
           <w:p>
             <w:pPr>
-              <w:spacing w:after="0"/>
+              <w:spacing w:before="0" w:after="0"/>
               <w:jc w:val="right"/>
             </w:pPr>
-            <w:r/>
             <w:r>
               <w:rPr>
                 <w:b/>
@@ -1552,14 +2202,18 @@
       <w:tr>
         <w:tc>
           <w:tcPr>
-            <w:tcW w:type="dxa" w:w="2948"/>
-            <w:shd w:val="clear" w:color="auto" w:fill="F6F8FA"/>
+            <w:tcW w:type="dxa" w:w="3254"/>
+            <w:tcBorders>
+              <w:top w:val="nil"/>
+              <w:left w:val="nil"/>
+              <w:bottom w:val="single" w:sz="4" w:color="DDE3EA" w:space="0"/>
+              <w:right w:val="nil"/>
+            </w:tcBorders>
           </w:tcPr>
           <w:p>
             <w:pPr>
-              <w:spacing w:after="0"/>
+              <w:spacing w:before="0" w:after="0"/>
             </w:pPr>
-            <w:r/>
             <w:r>
               <w:rPr>
                 <w:b w:val="0"/>
@@ -1567,7 +2221,7 @@
               </w:rPr>
               <w:t>Grynoji skola, mln. EUR</w:t>
             </w:r>
-            <w:hyperlink r:id="rId14">
+            <w:hyperlink r:id="rId16">
               <w:r>
                 <w:rPr>
                   <w:color w:val="2A78D6"/>
@@ -1581,15 +2235,19 @@
         </w:tc>
         <w:tc>
           <w:tcPr>
-            <w:tcW w:type="dxa" w:w="1191"/>
-            <w:shd w:val="clear" w:color="auto" w:fill="F6F8FA"/>
+            <w:tcW w:type="dxa" w:w="1314"/>
+            <w:tcBorders>
+              <w:top w:val="nil"/>
+              <w:left w:val="nil"/>
+              <w:bottom w:val="single" w:sz="4" w:color="DDE3EA" w:space="0"/>
+              <w:right w:val="nil"/>
+            </w:tcBorders>
           </w:tcPr>
           <w:p>
             <w:pPr>
-              <w:spacing w:after="0"/>
+              <w:spacing w:before="0" w:after="0"/>
               <w:jc w:val="right"/>
             </w:pPr>
-            <w:r/>
             <w:r>
               <w:rPr>
                 <w:b w:val="0"/>
@@ -1601,15 +2259,19 @@
         </w:tc>
         <w:tc>
           <w:tcPr>
-            <w:tcW w:type="dxa" w:w="1191"/>
-            <w:shd w:val="clear" w:color="auto" w:fill="F6F8FA"/>
+            <w:tcW w:type="dxa" w:w="1314"/>
+            <w:tcBorders>
+              <w:top w:val="nil"/>
+              <w:left w:val="nil"/>
+              <w:bottom w:val="single" w:sz="4" w:color="DDE3EA" w:space="0"/>
+              <w:right w:val="nil"/>
+            </w:tcBorders>
           </w:tcPr>
           <w:p>
             <w:pPr>
-              <w:spacing w:after="0"/>
+              <w:spacing w:before="0" w:after="0"/>
               <w:jc w:val="right"/>
             </w:pPr>
-            <w:r/>
             <w:r>
               <w:rPr>
                 <w:b w:val="0"/>
@@ -1621,15 +2283,19 @@
         </w:tc>
         <w:tc>
           <w:tcPr>
-            <w:tcW w:type="dxa" w:w="1191"/>
-            <w:shd w:val="clear" w:color="auto" w:fill="F6F8FA"/>
+            <w:tcW w:type="dxa" w:w="1314"/>
+            <w:tcBorders>
+              <w:top w:val="nil"/>
+              <w:left w:val="nil"/>
+              <w:bottom w:val="single" w:sz="4" w:color="DDE3EA" w:space="0"/>
+              <w:right w:val="nil"/>
+            </w:tcBorders>
           </w:tcPr>
           <w:p>
             <w:pPr>
-              <w:spacing w:after="0"/>
+              <w:spacing w:before="0" w:after="0"/>
               <w:jc w:val="right"/>
             </w:pPr>
-            <w:r/>
             <w:r>
               <w:rPr>
                 <w:b w:val="0"/>
@@ -1641,15 +2307,19 @@
         </w:tc>
         <w:tc>
           <w:tcPr>
-            <w:tcW w:type="dxa" w:w="2211"/>
-            <w:shd w:val="clear" w:color="auto" w:fill="F6F8FA"/>
+            <w:tcW w:type="dxa" w:w="2441"/>
+            <w:tcBorders>
+              <w:top w:val="nil"/>
+              <w:left w:val="nil"/>
+              <w:bottom w:val="single" w:sz="4" w:color="DDE3EA" w:space="0"/>
+              <w:right w:val="nil"/>
+            </w:tcBorders>
           </w:tcPr>
           <w:p>
             <w:pPr>
-              <w:spacing w:after="0"/>
+              <w:spacing w:before="0" w:after="0"/>
               <w:jc w:val="right"/>
             </w:pPr>
-            <w:r/>
             <w:r>
               <w:rPr>
                 <w:b/>
@@ -1664,13 +2334,18 @@
       <w:tr>
         <w:tc>
           <w:tcPr>
-            <w:tcW w:type="dxa" w:w="2948"/>
+            <w:tcW w:type="dxa" w:w="3254"/>
+            <w:tcBorders>
+              <w:top w:val="nil"/>
+              <w:left w:val="nil"/>
+              <w:bottom w:val="single" w:sz="4" w:color="DDE3EA" w:space="0"/>
+              <w:right w:val="nil"/>
+            </w:tcBorders>
           </w:tcPr>
           <w:p>
             <w:pPr>
-              <w:spacing w:after="0"/>
+              <w:spacing w:before="0" w:after="0"/>
             </w:pPr>
-            <w:r/>
             <w:r>
               <w:rPr>
                 <w:b w:val="0"/>
@@ -1678,7 +2353,7 @@
               </w:rPr>
               <w:t>Grynoji skola / EBITDA</w:t>
             </w:r>
-            <w:hyperlink r:id="rId14">
+            <w:hyperlink r:id="rId16">
               <w:r>
                 <w:rPr>
                   <w:color w:val="2A78D6"/>
@@ -1692,14 +2367,19 @@
         </w:tc>
         <w:tc>
           <w:tcPr>
-            <w:tcW w:type="dxa" w:w="1191"/>
+            <w:tcW w:type="dxa" w:w="1314"/>
+            <w:tcBorders>
+              <w:top w:val="nil"/>
+              <w:left w:val="nil"/>
+              <w:bottom w:val="single" w:sz="4" w:color="DDE3EA" w:space="0"/>
+              <w:right w:val="nil"/>
+            </w:tcBorders>
           </w:tcPr>
           <w:p>
             <w:pPr>
-              <w:spacing w:after="0"/>
+              <w:spacing w:before="0" w:after="0"/>
               <w:jc w:val="right"/>
             </w:pPr>
-            <w:r/>
             <w:r>
               <w:rPr>
                 <w:b w:val="0"/>
@@ -1711,14 +2391,19 @@
         </w:tc>
         <w:tc>
           <w:tcPr>
-            <w:tcW w:type="dxa" w:w="1191"/>
+            <w:tcW w:type="dxa" w:w="1314"/>
+            <w:tcBorders>
+              <w:top w:val="nil"/>
+              <w:left w:val="nil"/>
+              <w:bottom w:val="single" w:sz="4" w:color="DDE3EA" w:space="0"/>
+              <w:right w:val="nil"/>
+            </w:tcBorders>
           </w:tcPr>
           <w:p>
             <w:pPr>
-              <w:spacing w:after="0"/>
+              <w:spacing w:before="0" w:after="0"/>
               <w:jc w:val="right"/>
             </w:pPr>
-            <w:r/>
             <w:r>
               <w:rPr>
                 <w:b w:val="0"/>
@@ -1730,15 +2415,20 @@
         </w:tc>
         <w:tc>
           <w:tcPr>
-            <w:tcW w:type="dxa" w:w="1191"/>
+            <w:tcW w:type="dxa" w:w="1314"/>
+            <w:tcBorders>
+              <w:top w:val="nil"/>
+              <w:left w:val="nil"/>
+              <w:bottom w:val="single" w:sz="4" w:color="DDE3EA" w:space="0"/>
+              <w:right w:val="nil"/>
+            </w:tcBorders>
             <w:shd w:val="clear" w:color="auto" w:fill="FDE7E5"/>
           </w:tcPr>
           <w:p>
             <w:pPr>
-              <w:spacing w:after="0"/>
+              <w:spacing w:before="0" w:after="0"/>
               <w:jc w:val="right"/>
             </w:pPr>
-            <w:r/>
             <w:r>
               <w:rPr>
                 <w:b/>
@@ -1750,14 +2440,19 @@
         </w:tc>
         <w:tc>
           <w:tcPr>
-            <w:tcW w:type="dxa" w:w="2211"/>
+            <w:tcW w:type="dxa" w:w="2441"/>
+            <w:tcBorders>
+              <w:top w:val="nil"/>
+              <w:left w:val="nil"/>
+              <w:bottom w:val="single" w:sz="4" w:color="DDE3EA" w:space="0"/>
+              <w:right w:val="nil"/>
+            </w:tcBorders>
           </w:tcPr>
           <w:p>
             <w:pPr>
-              <w:spacing w:after="0"/>
+              <w:spacing w:before="0" w:after="0"/>
               <w:jc w:val="right"/>
             </w:pPr>
-            <w:r/>
             <w:r>
               <w:rPr>
                 <w:b/>
@@ -1772,14 +2467,18 @@
       <w:tr>
         <w:tc>
           <w:tcPr>
-            <w:tcW w:type="dxa" w:w="2948"/>
-            <w:shd w:val="clear" w:color="auto" w:fill="F6F8FA"/>
+            <w:tcW w:type="dxa" w:w="3254"/>
+            <w:tcBorders>
+              <w:top w:val="nil"/>
+              <w:left w:val="nil"/>
+              <w:bottom w:val="single" w:sz="4" w:color="DDE3EA" w:space="0"/>
+              <w:right w:val="nil"/>
+            </w:tcBorders>
           </w:tcPr>
           <w:p>
             <w:pPr>
-              <w:spacing w:after="0"/>
+              <w:spacing w:before="0" w:after="0"/>
             </w:pPr>
-            <w:r/>
             <w:r>
               <w:rPr>
                 <w:b w:val="0"/>
@@ -1787,7 +2486,7 @@
               </w:rPr>
               <w:t>Grynasis LTV</w:t>
             </w:r>
-            <w:hyperlink r:id="rId14">
+            <w:hyperlink r:id="rId16">
               <w:r>
                 <w:rPr>
                   <w:color w:val="2A78D6"/>
@@ -1801,15 +2500,19 @@
         </w:tc>
         <w:tc>
           <w:tcPr>
-            <w:tcW w:type="dxa" w:w="1191"/>
-            <w:shd w:val="clear" w:color="auto" w:fill="F6F8FA"/>
+            <w:tcW w:type="dxa" w:w="1314"/>
+            <w:tcBorders>
+              <w:top w:val="nil"/>
+              <w:left w:val="nil"/>
+              <w:bottom w:val="single" w:sz="4" w:color="DDE3EA" w:space="0"/>
+              <w:right w:val="nil"/>
+            </w:tcBorders>
           </w:tcPr>
           <w:p>
             <w:pPr>
-              <w:spacing w:after="0"/>
+              <w:spacing w:before="0" w:after="0"/>
               <w:jc w:val="right"/>
             </w:pPr>
-            <w:r/>
             <w:r>
               <w:rPr>
                 <w:b w:val="0"/>
@@ -1821,15 +2524,19 @@
         </w:tc>
         <w:tc>
           <w:tcPr>
-            <w:tcW w:type="dxa" w:w="1191"/>
-            <w:shd w:val="clear" w:color="auto" w:fill="F6F8FA"/>
+            <w:tcW w:type="dxa" w:w="1314"/>
+            <w:tcBorders>
+              <w:top w:val="nil"/>
+              <w:left w:val="nil"/>
+              <w:bottom w:val="single" w:sz="4" w:color="DDE3EA" w:space="0"/>
+              <w:right w:val="nil"/>
+            </w:tcBorders>
           </w:tcPr>
           <w:p>
             <w:pPr>
-              <w:spacing w:after="0"/>
+              <w:spacing w:before="0" w:after="0"/>
               <w:jc w:val="right"/>
             </w:pPr>
-            <w:r/>
             <w:r>
               <w:rPr>
                 <w:b w:val="0"/>
@@ -1841,15 +2548,20 @@
         </w:tc>
         <w:tc>
           <w:tcPr>
-            <w:tcW w:type="dxa" w:w="1191"/>
+            <w:tcW w:type="dxa" w:w="1314"/>
+            <w:tcBorders>
+              <w:top w:val="nil"/>
+              <w:left w:val="nil"/>
+              <w:bottom w:val="single" w:sz="4" w:color="DDE3EA" w:space="0"/>
+              <w:right w:val="nil"/>
+            </w:tcBorders>
             <w:shd w:val="clear" w:color="auto" w:fill="FDF1D8"/>
           </w:tcPr>
           <w:p>
             <w:pPr>
-              <w:spacing w:after="0"/>
+              <w:spacing w:before="0" w:after="0"/>
               <w:jc w:val="right"/>
             </w:pPr>
-            <w:r/>
             <w:r>
               <w:rPr>
                 <w:b/>
@@ -1861,15 +2573,19 @@
         </w:tc>
         <w:tc>
           <w:tcPr>
-            <w:tcW w:type="dxa" w:w="2211"/>
-            <w:shd w:val="clear" w:color="auto" w:fill="F6F8FA"/>
+            <w:tcW w:type="dxa" w:w="2441"/>
+            <w:tcBorders>
+              <w:top w:val="nil"/>
+              <w:left w:val="nil"/>
+              <w:bottom w:val="single" w:sz="4" w:color="DDE3EA" w:space="0"/>
+              <w:right w:val="nil"/>
+            </w:tcBorders>
           </w:tcPr>
           <w:p>
             <w:pPr>
-              <w:spacing w:after="0"/>
+              <w:spacing w:before="0" w:after="0"/>
               <w:jc w:val="right"/>
             </w:pPr>
-            <w:r/>
             <w:r>
               <w:rPr>
                 <w:b/>
@@ -1884,13 +2600,18 @@
       <w:tr>
         <w:tc>
           <w:tcPr>
-            <w:tcW w:type="dxa" w:w="2948"/>
+            <w:tcW w:type="dxa" w:w="3254"/>
+            <w:tcBorders>
+              <w:top w:val="nil"/>
+              <w:left w:val="nil"/>
+              <w:bottom w:val="single" w:sz="4" w:color="DDE3EA" w:space="0"/>
+              <w:right w:val="nil"/>
+            </w:tcBorders>
           </w:tcPr>
           <w:p>
             <w:pPr>
-              <w:spacing w:after="0"/>
+              <w:spacing w:before="0" w:after="0"/>
             </w:pPr>
-            <w:r/>
             <w:r>
               <w:rPr>
                 <w:b w:val="0"/>
@@ -1898,7 +2619,7 @@
               </w:rPr>
               <w:t>EBITDA / palūkanos</w:t>
             </w:r>
-            <w:hyperlink r:id="rId20">
+            <w:hyperlink r:id="rId22">
               <w:r>
                 <w:rPr>
                   <w:color w:val="2A78D6"/>
@@ -1912,14 +2633,19 @@
         </w:tc>
         <w:tc>
           <w:tcPr>
-            <w:tcW w:type="dxa" w:w="1191"/>
+            <w:tcW w:type="dxa" w:w="1314"/>
+            <w:tcBorders>
+              <w:top w:val="nil"/>
+              <w:left w:val="nil"/>
+              <w:bottom w:val="single" w:sz="4" w:color="DDE3EA" w:space="0"/>
+              <w:right w:val="nil"/>
+            </w:tcBorders>
           </w:tcPr>
           <w:p>
             <w:pPr>
-              <w:spacing w:after="0"/>
+              <w:spacing w:before="0" w:after="0"/>
               <w:jc w:val="right"/>
             </w:pPr>
-            <w:r/>
             <w:r>
               <w:rPr>
                 <w:b w:val="0"/>
@@ -1931,14 +2657,19 @@
         </w:tc>
         <w:tc>
           <w:tcPr>
-            <w:tcW w:type="dxa" w:w="1191"/>
+            <w:tcW w:type="dxa" w:w="1314"/>
+            <w:tcBorders>
+              <w:top w:val="nil"/>
+              <w:left w:val="nil"/>
+              <w:bottom w:val="single" w:sz="4" w:color="DDE3EA" w:space="0"/>
+              <w:right w:val="nil"/>
+            </w:tcBorders>
           </w:tcPr>
           <w:p>
             <w:pPr>
-              <w:spacing w:after="0"/>
+              <w:spacing w:before="0" w:after="0"/>
               <w:jc w:val="right"/>
             </w:pPr>
-            <w:r/>
             <w:r>
               <w:rPr>
                 <w:b w:val="0"/>
@@ -1950,15 +2681,20 @@
         </w:tc>
         <w:tc>
           <w:tcPr>
-            <w:tcW w:type="dxa" w:w="1191"/>
+            <w:tcW w:type="dxa" w:w="1314"/>
+            <w:tcBorders>
+              <w:top w:val="nil"/>
+              <w:left w:val="nil"/>
+              <w:bottom w:val="single" w:sz="4" w:color="DDE3EA" w:space="0"/>
+              <w:right w:val="nil"/>
+            </w:tcBorders>
             <w:shd w:val="clear" w:color="auto" w:fill="E3F3E8"/>
           </w:tcPr>
           <w:p>
             <w:pPr>
-              <w:spacing w:after="0"/>
+              <w:spacing w:before="0" w:after="0"/>
               <w:jc w:val="right"/>
             </w:pPr>
-            <w:r/>
             <w:r>
               <w:rPr>
                 <w:b/>
@@ -1970,14 +2706,19 @@
         </w:tc>
         <w:tc>
           <w:tcPr>
-            <w:tcW w:type="dxa" w:w="2211"/>
+            <w:tcW w:type="dxa" w:w="2441"/>
+            <w:tcBorders>
+              <w:top w:val="nil"/>
+              <w:left w:val="nil"/>
+              <w:bottom w:val="single" w:sz="4" w:color="DDE3EA" w:space="0"/>
+              <w:right w:val="nil"/>
+            </w:tcBorders>
           </w:tcPr>
           <w:p>
             <w:pPr>
-              <w:spacing w:after="0"/>
+              <w:spacing w:before="0" w:after="0"/>
               <w:jc w:val="right"/>
             </w:pPr>
-            <w:r/>
             <w:r>
               <w:rPr>
                 <w:b w:val="0"/>
@@ -1991,9 +2732,17 @@
       </w:tr>
     </w:tbl>
     <w:p>
+      <w:pPr>
+        <w:spacing w:before="0" w:after="40"/>
+      </w:pPr>
+    </w:p>
+    <w:p>
+      <w:pPr>
+        <w:spacing w:before="40" w:after="60"/>
+      </w:pPr>
       <w:r>
         <w:rPr>
-          <w:i/>
+          <w:b w:val="0"/>
           <w:color w:val="5F6B7A"/>
           <w:sz w:val="16"/>
         </w:rPr>
@@ -2001,9 +2750,12 @@
       </w:r>
     </w:p>
     <w:p>
+      <w:pPr>
+        <w:spacing w:before="40" w:after="60"/>
+      </w:pPr>
       <w:r>
         <w:rPr>
-          <w:i/>
+          <w:b w:val="0"/>
           <w:color w:val="5F6B7A"/>
           <w:sz w:val="16"/>
         </w:rPr>
@@ -2027,7 +2779,7 @@
                     <pic:cNvPicPr/>
                   </pic:nvPicPr>
                   <pic:blipFill>
-                    <a:blip r:embed="rId21"/>
+                    <a:blip r:embed="rId23"/>
                     <a:stretch>
                       <a:fillRect/>
                     </a:stretch>
@@ -2048,11 +2800,24 @@
     </w:p>
     <w:p>
       <w:pPr>
-        <w:spacing w:before="280" w:after="80"/>
+        <w:keepNext/>
         <w:pBdr>
-          <w:bottom w:val="single" w:sz="6" w:color="C9D3DE" w:space="2"/>
+          <w:bottom w:val="single" w:sz="8" w:color="1F4E79" w:space="4"/>
         </w:pBdr>
+        <w:tabs>
+          <w:tab w:pos="482" w:val="left"/>
+        </w:tabs>
+        <w:spacing w:before="360" w:after="160"/>
       </w:pPr>
+      <w:r>
+        <w:rPr>
+          <w:b/>
+          <w:color w:val="2A78D6"/>
+          <w:sz w:val="18"/>
+        </w:rPr>
+        <w:t>04</w:t>
+        <w:tab/>
+      </w:r>
       <w:r>
         <w:rPr>
           <w:b/>
@@ -2064,16 +2829,28 @@
     </w:p>
     <w:p>
       <w:pPr>
-        <w:pStyle w:val="ListBullet"/>
-        <w:spacing w:after="60"/>
+        <w:tabs>
+          <w:tab w:pos="255" w:val="left"/>
+        </w:tabs>
+        <w:spacing w:before="0" w:after="80"/>
+        <w:ind w:left="255" w:hanging="255"/>
       </w:pPr>
+      <w:r>
+        <w:rPr>
+          <w:b/>
+          <w:color w:val="2A78D6"/>
+          <w:sz w:val="20"/>
+        </w:rPr>
+        <w:t>▪</w:t>
+        <w:tab/>
+      </w:r>
       <w:r>
         <w:rPr>
           <w:b w:val="0"/>
         </w:rPr>
         <w:t>5 prekybos centrai (Vilnius, Klaipėda, Šiauliai, Akropole Ryga, Akropole Alfa) ir Galio Group – iš viso 55 pajamas duodantys objektai; turto vertė 61 % Lietuvoje, 36 % Latvijoje, 3 % Estijoje</w:t>
       </w:r>
-      <w:hyperlink r:id="rId22">
+      <w:hyperlink r:id="rId24">
         <w:r>
           <w:rPr>
             <w:color w:val="2A78D6"/>
@@ -2090,7 +2867,7 @@
         </w:rPr>
         <w:t>,</w:t>
       </w:r>
-      <w:hyperlink r:id="rId23">
+      <w:hyperlink r:id="rId25">
         <w:r>
           <w:rPr>
             <w:color w:val="2A78D6"/>
@@ -2109,9 +2886,21 @@
     </w:p>
     <w:p>
       <w:pPr>
-        <w:pStyle w:val="ListBullet"/>
-        <w:spacing w:after="60"/>
+        <w:tabs>
+          <w:tab w:pos="255" w:val="left"/>
+        </w:tabs>
+        <w:spacing w:before="0" w:after="80"/>
+        <w:ind w:left="255" w:hanging="255"/>
       </w:pPr>
+      <w:r>
+        <w:rPr>
+          <w:b/>
+          <w:color w:val="2A78D6"/>
+          <w:sz w:val="20"/>
+        </w:rPr>
+        <w:t>▪</w:t>
+        <w:tab/>
+      </w:r>
       <w:r>
         <w:rPr>
           <w:b/>
@@ -2124,7 +2913,7 @@
         </w:rPr>
         <w:t xml:space="preserve"> Klaipėdoje baigtas naujas 3 500 kv. m pastatas (6 mln. EUR), Galio projektai Cityzen (48 mln. EUR) ir Remarco (&gt;40 mln. EUR); Akropolis Vingis – gautas leidimas, finansavimo sprendimas svarstomas</w:t>
       </w:r>
-      <w:hyperlink r:id="rId24">
+      <w:hyperlink r:id="rId26">
         <w:r>
           <w:rPr>
             <w:color w:val="2A78D6"/>
@@ -2141,7 +2930,7 @@
         </w:rPr>
         <w:t>,</w:t>
       </w:r>
-      <w:hyperlink r:id="rId25">
+      <w:hyperlink r:id="rId27">
         <w:r>
           <w:rPr>
             <w:color w:val="2A78D6"/>
@@ -2160,11 +2949,24 @@
     </w:p>
     <w:p>
       <w:pPr>
-        <w:spacing w:before="280" w:after="80"/>
+        <w:keepNext/>
         <w:pBdr>
-          <w:bottom w:val="single" w:sz="6" w:color="C9D3DE" w:space="2"/>
+          <w:bottom w:val="single" w:sz="8" w:color="1F4E79" w:space="4"/>
         </w:pBdr>
+        <w:tabs>
+          <w:tab w:pos="482" w:val="left"/>
+        </w:tabs>
+        <w:spacing w:before="360" w:after="160"/>
       </w:pPr>
+      <w:r>
+        <w:rPr>
+          <w:b/>
+          <w:color w:val="2A78D6"/>
+          <w:sz w:val="18"/>
+        </w:rPr>
+        <w:t>05</w:t>
+        <w:tab/>
+      </w:r>
       <w:r>
         <w:rPr>
           <w:b/>
@@ -2176,16 +2978,28 @@
     </w:p>
     <w:p>
       <w:pPr>
-        <w:pStyle w:val="ListBullet"/>
-        <w:spacing w:after="60"/>
+        <w:tabs>
+          <w:tab w:pos="255" w:val="left"/>
+        </w:tabs>
+        <w:spacing w:before="0" w:after="80"/>
+        <w:ind w:left="255" w:hanging="255"/>
       </w:pPr>
+      <w:r>
+        <w:rPr>
+          <w:b/>
+          <w:color w:val="2A78D6"/>
+          <w:sz w:val="20"/>
+        </w:rPr>
+        <w:t>▪</w:t>
+        <w:tab/>
+      </w:r>
       <w:r>
         <w:rPr>
           <w:b w:val="0"/>
         </w:rPr>
         <w:t>2025 m. pajamos 140,0 mln. EUR (124,9 mln.), EBITDA 98,3 mln. EUR (87,8 mln.), pelnas 88,1 mln. EUR (61,6 mln.); portfelio vertė 1 424 mln. EUR</w:t>
       </w:r>
-      <w:hyperlink r:id="rId16">
+      <w:hyperlink r:id="rId18">
         <w:r>
           <w:rPr>
             <w:color w:val="2A78D6"/>
@@ -2204,16 +3018,28 @@
     </w:p>
     <w:p>
       <w:pPr>
-        <w:pStyle w:val="ListBullet"/>
-        <w:spacing w:after="60"/>
+        <w:tabs>
+          <w:tab w:pos="255" w:val="left"/>
+        </w:tabs>
+        <w:spacing w:before="0" w:after="80"/>
+        <w:ind w:left="255" w:hanging="255"/>
       </w:pPr>
+      <w:r>
+        <w:rPr>
+          <w:b/>
+          <w:color w:val="2A78D6"/>
+          <w:sz w:val="20"/>
+        </w:rPr>
+        <w:t>▪</w:t>
+        <w:tab/>
+      </w:r>
       <w:r>
         <w:rPr>
           <w:b w:val="0"/>
         </w:rPr>
         <w:t>2026-06-30 skolos 691,7 mln. EUR, pinigai 107,1 mln. EUR; vidutinė skolos kaina 4,8 %, vidutinė trukmė 3,3 m.</w:t>
       </w:r>
-      <w:hyperlink r:id="rId18">
+      <w:hyperlink r:id="rId20">
         <w:r>
           <w:rPr>
             <w:color w:val="2A78D6"/>
@@ -2230,7 +3056,7 @@
         </w:rPr>
         <w:t>,</w:t>
       </w:r>
-      <w:hyperlink r:id="rId14">
+      <w:hyperlink r:id="rId16">
         <w:r>
           <w:rPr>
             <w:color w:val="2A78D6"/>
@@ -2249,11 +3075,24 @@
     </w:p>
     <w:p>
       <w:pPr>
-        <w:spacing w:before="280" w:after="80"/>
+        <w:keepNext/>
         <w:pBdr>
-          <w:bottom w:val="single" w:sz="6" w:color="C9D3DE" w:space="2"/>
+          <w:bottom w:val="single" w:sz="8" w:color="1F4E79" w:space="4"/>
         </w:pBdr>
+        <w:tabs>
+          <w:tab w:pos="482" w:val="left"/>
+        </w:tabs>
+        <w:spacing w:before="360" w:after="160"/>
       </w:pPr>
+      <w:r>
+        <w:rPr>
+          <w:b/>
+          <w:color w:val="2A78D6"/>
+          <w:sz w:val="18"/>
+        </w:rPr>
+        <w:t>06</w:t>
+        <w:tab/>
+      </w:r>
       <w:r>
         <w:rPr>
           <w:b/>
@@ -2265,36 +3104,52 @@
     </w:p>
     <w:tbl>
       <w:tblPr>
-        <w:tblW w:type="auto" w:w="0"/>
+        <w:tblW w:w="9638" w:type="dxa"/>
+        <w:tblBorders>
+          <w:top w:val="nil"/>
+          <w:left w:val="nil"/>
+          <w:bottom w:val="nil"/>
+          <w:right w:val="nil"/>
+          <w:insideH w:val="nil"/>
+          <w:insideV w:val="nil"/>
+        </w:tblBorders>
+        <w:tblLayout w:type="fixed"/>
+        <w:tblCellMar>
+          <w:top w:w="70" w:type="dxa"/>
+          <w:left w:w="100" w:type="dxa"/>
+          <w:bottom w:w="70" w:type="dxa"/>
+          <w:right w:w="100" w:type="dxa"/>
+        </w:tblCellMar>
         <w:tblLook w:firstColumn="1" w:firstRow="1" w:lastColumn="0" w:lastRow="0" w:noHBand="0" w:noVBand="1" w:val="04A0"/>
-        <w:tblBorders>
-          <w:top w:val="single" w:sz="4" w:color="C9D3DE"/>
-          <w:left w:val="nil"/>
-          <w:bottom w:val="single" w:sz="4" w:color="C9D3DE"/>
-          <w:right w:val="nil"/>
-          <w:insideH w:val="single" w:sz="4" w:color="C9D3DE"/>
-          <w:insideV w:val="nil"/>
-        </w:tblBorders>
       </w:tblPr>
       <w:tblGrid>
-        <w:gridCol w:w="2493"/>
-        <w:gridCol w:w="2493"/>
-        <w:gridCol w:w="2493"/>
-        <w:gridCol w:w="2493"/>
+        <w:gridCol w:w="2577"/>
+        <w:gridCol w:w="2577"/>
+        <w:gridCol w:w="3138"/>
+        <w:gridCol w:w="1344"/>
       </w:tblGrid>
       <w:tr>
         <w:tc>
           <w:tcPr>
-            <w:tcW w:type="dxa" w:w="2608"/>
-            <w:shd w:val="clear" w:color="auto" w:fill="1F4E79"/>
+            <w:tcW w:type="dxa" w:w="2578"/>
+            <w:tcBorders>
+              <w:top w:val="single" w:sz="12" w:color="1F4E79" w:space="0"/>
+              <w:left w:val="nil"/>
+              <w:bottom w:val="single" w:sz="4" w:color="C9D3DE" w:space="0"/>
+              <w:right w:val="nil"/>
+            </w:tcBorders>
+            <w:shd w:val="clear" w:color="auto" w:fill="EAF1F8"/>
           </w:tcPr>
           <w:p>
-            <w:r/>
+            <w:pPr>
+              <w:spacing w:before="0" w:after="0"/>
+            </w:pPr>
             <w:r>
               <w:rPr>
                 <w:b/>
-                <w:color w:val="FFFFFF"/>
-                <w:sz w:val="17"/>
+                <w:caps/>
+                <w:color w:val="1F4E79"/>
+                <w:sz w:val="16"/>
               </w:rPr>
               <w:t>Planas / tikslas</w:t>
             </w:r>
@@ -2302,16 +3157,25 @@
         </w:tc>
         <w:tc>
           <w:tcPr>
-            <w:tcW w:type="dxa" w:w="2608"/>
-            <w:shd w:val="clear" w:color="auto" w:fill="1F4E79"/>
+            <w:tcW w:type="dxa" w:w="2578"/>
+            <w:tcBorders>
+              <w:top w:val="single" w:sz="12" w:color="1F4E79" w:space="0"/>
+              <w:left w:val="nil"/>
+              <w:bottom w:val="single" w:sz="4" w:color="C9D3DE" w:space="0"/>
+              <w:right w:val="nil"/>
+            </w:tcBorders>
+            <w:shd w:val="clear" w:color="auto" w:fill="EAF1F8"/>
           </w:tcPr>
           <w:p>
-            <w:r/>
+            <w:pPr>
+              <w:spacing w:before="0" w:after="0"/>
+            </w:pPr>
             <w:r>
               <w:rPr>
                 <w:b/>
-                <w:color w:val="FFFFFF"/>
-                <w:sz w:val="17"/>
+                <w:caps/>
+                <w:color w:val="1F4E79"/>
+                <w:sz w:val="16"/>
               </w:rPr>
               <w:t>Rezultatas</w:t>
             </w:r>
@@ -2319,16 +3183,25 @@
         </w:tc>
         <w:tc>
           <w:tcPr>
-            <w:tcW w:type="dxa" w:w="3175"/>
-            <w:shd w:val="clear" w:color="auto" w:fill="1F4E79"/>
+            <w:tcW w:type="dxa" w:w="3138"/>
+            <w:tcBorders>
+              <w:top w:val="single" w:sz="12" w:color="1F4E79" w:space="0"/>
+              <w:left w:val="nil"/>
+              <w:bottom w:val="single" w:sz="4" w:color="C9D3DE" w:space="0"/>
+              <w:right w:val="nil"/>
+            </w:tcBorders>
+            <w:shd w:val="clear" w:color="auto" w:fill="EAF1F8"/>
           </w:tcPr>
           <w:p>
-            <w:r/>
+            <w:pPr>
+              <w:spacing w:before="0" w:after="0"/>
+            </w:pPr>
             <w:r>
               <w:rPr>
                 <w:b/>
-                <w:color w:val="FFFFFF"/>
-                <w:sz w:val="17"/>
+                <w:caps/>
+                <w:color w:val="1F4E79"/>
+                <w:sz w:val="16"/>
               </w:rPr>
               <w:t>Kas pasikeitė ir kodėl</w:t>
             </w:r>
@@ -2336,16 +3209,25 @@
         </w:tc>
         <w:tc>
           <w:tcPr>
-            <w:tcW w:type="dxa" w:w="1361"/>
-            <w:shd w:val="clear" w:color="auto" w:fill="1F4E79"/>
+            <w:tcW w:type="dxa" w:w="1345"/>
+            <w:tcBorders>
+              <w:top w:val="single" w:sz="12" w:color="1F4E79" w:space="0"/>
+              <w:left w:val="nil"/>
+              <w:bottom w:val="single" w:sz="4" w:color="C9D3DE" w:space="0"/>
+              <w:right w:val="nil"/>
+            </w:tcBorders>
+            <w:shd w:val="clear" w:color="auto" w:fill="EAF1F8"/>
           </w:tcPr>
           <w:p>
-            <w:r/>
+            <w:pPr>
+              <w:spacing w:before="0" w:after="0"/>
+            </w:pPr>
             <w:r>
               <w:rPr>
                 <w:b/>
-                <w:color w:val="FFFFFF"/>
-                <w:sz w:val="17"/>
+                <w:caps/>
+                <w:color w:val="1F4E79"/>
+                <w:sz w:val="16"/>
               </w:rPr>
               <w:t>Būsena</w:t>
             </w:r>
@@ -2355,13 +3237,18 @@
       <w:tr>
         <w:tc>
           <w:tcPr>
-            <w:tcW w:type="dxa" w:w="2608"/>
+            <w:tcW w:type="dxa" w:w="2578"/>
+            <w:tcBorders>
+              <w:top w:val="nil"/>
+              <w:left w:val="nil"/>
+              <w:bottom w:val="single" w:sz="4" w:color="DDE3EA" w:space="0"/>
+              <w:right w:val="nil"/>
+            </w:tcBorders>
           </w:tcPr>
           <w:p>
             <w:pPr>
-              <w:spacing w:after="0"/>
+              <w:spacing w:before="0" w:after="0"/>
             </w:pPr>
-            <w:r/>
             <w:r>
               <w:rPr>
                 <w:b w:val="0"/>
@@ -2373,13 +3260,18 @@
         </w:tc>
         <w:tc>
           <w:tcPr>
-            <w:tcW w:type="dxa" w:w="2608"/>
+            <w:tcW w:type="dxa" w:w="2578"/>
+            <w:tcBorders>
+              <w:top w:val="nil"/>
+              <w:left w:val="nil"/>
+              <w:bottom w:val="single" w:sz="4" w:color="DDE3EA" w:space="0"/>
+              <w:right w:val="nil"/>
+            </w:tcBorders>
           </w:tcPr>
           <w:p>
             <w:pPr>
-              <w:spacing w:after="0"/>
+              <w:spacing w:before="0" w:after="0"/>
             </w:pPr>
-            <w:r/>
             <w:r>
               <w:rPr>
                 <w:b w:val="0"/>
@@ -2387,7 +3279,7 @@
               </w:rPr>
               <w:t>Išpirktos 2025 m., išleidus 350 mln. EUR 6 % obligacijas</w:t>
             </w:r>
-            <w:hyperlink r:id="rId26">
+            <w:hyperlink r:id="rId28">
               <w:r>
                 <w:rPr>
                   <w:color w:val="2A78D6"/>
@@ -2404,7 +3296,7 @@
               </w:rPr>
               <w:t>,</w:t>
             </w:r>
-            <w:hyperlink r:id="rId27">
+            <w:hyperlink r:id="rId29">
               <w:r>
                 <w:rPr>
                   <w:color w:val="2A78D6"/>
@@ -2418,13 +3310,18 @@
         </w:tc>
         <w:tc>
           <w:tcPr>
-            <w:tcW w:type="dxa" w:w="3175"/>
+            <w:tcW w:type="dxa" w:w="3138"/>
+            <w:tcBorders>
+              <w:top w:val="nil"/>
+              <w:left w:val="nil"/>
+              <w:bottom w:val="single" w:sz="4" w:color="DDE3EA" w:space="0"/>
+              <w:right w:val="nil"/>
+            </w:tcBorders>
           </w:tcPr>
           <w:p>
             <w:pPr>
-              <w:spacing w:after="0"/>
+              <w:spacing w:before="0" w:after="0"/>
             </w:pPr>
-            <w:r/>
             <w:r>
               <w:rPr>
                 <w:b w:val="0"/>
@@ -2432,7 +3329,7 @@
               </w:rPr>
               <w:t>Įvykdyta</w:t>
             </w:r>
-            <w:hyperlink r:id="rId26">
+            <w:hyperlink r:id="rId28">
               <w:r>
                 <w:rPr>
                   <w:color w:val="2A78D6"/>
@@ -2453,14 +3350,19 @@
         </w:tc>
         <w:tc>
           <w:tcPr>
-            <w:tcW w:type="dxa" w:w="1361"/>
+            <w:tcW w:type="dxa" w:w="1345"/>
+            <w:tcBorders>
+              <w:top w:val="nil"/>
+              <w:left w:val="nil"/>
+              <w:bottom w:val="single" w:sz="4" w:color="DDE3EA" w:space="0"/>
+              <w:right w:val="nil"/>
+            </w:tcBorders>
             <w:shd w:val="clear" w:color="auto" w:fill="E3F3E8"/>
           </w:tcPr>
           <w:p>
             <w:pPr>
-              <w:spacing w:after="0"/>
+              <w:spacing w:before="0" w:after="0"/>
             </w:pPr>
-            <w:r/>
             <w:r>
               <w:rPr>
                 <w:b/>
@@ -2474,14 +3376,18 @@
       <w:tr>
         <w:tc>
           <w:tcPr>
-            <w:tcW w:type="dxa" w:w="2608"/>
-            <w:shd w:val="clear" w:color="auto" w:fill="F6F8FA"/>
+            <w:tcW w:type="dxa" w:w="2578"/>
+            <w:tcBorders>
+              <w:top w:val="nil"/>
+              <w:left w:val="nil"/>
+              <w:bottom w:val="single" w:sz="4" w:color="DDE3EA" w:space="0"/>
+              <w:right w:val="nil"/>
+            </w:tcBorders>
           </w:tcPr>
           <w:p>
             <w:pPr>
-              <w:spacing w:after="0"/>
+              <w:spacing w:before="0" w:after="0"/>
             </w:pPr>
-            <w:r/>
             <w:r>
               <w:rPr>
                 <w:b w:val="0"/>
@@ -2493,14 +3399,18 @@
         </w:tc>
         <w:tc>
           <w:tcPr>
-            <w:tcW w:type="dxa" w:w="2608"/>
-            <w:shd w:val="clear" w:color="auto" w:fill="F6F8FA"/>
+            <w:tcW w:type="dxa" w:w="2578"/>
+            <w:tcBorders>
+              <w:top w:val="nil"/>
+              <w:left w:val="nil"/>
+              <w:bottom w:val="single" w:sz="4" w:color="DDE3EA" w:space="0"/>
+              <w:right w:val="nil"/>
+            </w:tcBorders>
           </w:tcPr>
           <w:p>
             <w:pPr>
-              <w:spacing w:after="0"/>
+              <w:spacing w:before="0" w:after="0"/>
             </w:pPr>
-            <w:r/>
             <w:r>
               <w:rPr>
                 <w:b w:val="0"/>
@@ -2508,7 +3418,7 @@
               </w:rPr>
               <w:t>Paskirstyta visa suma (2026 m.)</w:t>
             </w:r>
-            <w:hyperlink r:id="rId24">
+            <w:hyperlink r:id="rId26">
               <w:r>
                 <w:rPr>
                   <w:color w:val="2A78D6"/>
@@ -2522,14 +3432,18 @@
         </w:tc>
         <w:tc>
           <w:tcPr>
-            <w:tcW w:type="dxa" w:w="3175"/>
-            <w:shd w:val="clear" w:color="auto" w:fill="F6F8FA"/>
+            <w:tcW w:type="dxa" w:w="3138"/>
+            <w:tcBorders>
+              <w:top w:val="nil"/>
+              <w:left w:val="nil"/>
+              <w:bottom w:val="single" w:sz="4" w:color="DDE3EA" w:space="0"/>
+              <w:right w:val="nil"/>
+            </w:tcBorders>
           </w:tcPr>
           <w:p>
             <w:pPr>
-              <w:spacing w:after="0"/>
+              <w:spacing w:before="0" w:after="0"/>
             </w:pPr>
-            <w:r/>
             <w:r>
               <w:rPr>
                 <w:b w:val="0"/>
@@ -2537,7 +3451,7 @@
               </w:rPr>
               <w:t>Įvykdyta</w:t>
             </w:r>
-            <w:hyperlink r:id="rId24">
+            <w:hyperlink r:id="rId26">
               <w:r>
                 <w:rPr>
                   <w:color w:val="2A78D6"/>
@@ -2558,14 +3472,19 @@
         </w:tc>
         <w:tc>
           <w:tcPr>
-            <w:tcW w:type="dxa" w:w="1361"/>
+            <w:tcW w:type="dxa" w:w="1345"/>
+            <w:tcBorders>
+              <w:top w:val="nil"/>
+              <w:left w:val="nil"/>
+              <w:bottom w:val="single" w:sz="4" w:color="DDE3EA" w:space="0"/>
+              <w:right w:val="nil"/>
+            </w:tcBorders>
             <w:shd w:val="clear" w:color="auto" w:fill="E3F3E8"/>
           </w:tcPr>
           <w:p>
             <w:pPr>
-              <w:spacing w:after="0"/>
+              <w:spacing w:before="0" w:after="0"/>
             </w:pPr>
-            <w:r/>
             <w:r>
               <w:rPr>
                 <w:b/>
@@ -2579,13 +3498,18 @@
       <w:tr>
         <w:tc>
           <w:tcPr>
-            <w:tcW w:type="dxa" w:w="2608"/>
+            <w:tcW w:type="dxa" w:w="2578"/>
+            <w:tcBorders>
+              <w:top w:val="nil"/>
+              <w:left w:val="nil"/>
+              <w:bottom w:val="single" w:sz="4" w:color="DDE3EA" w:space="0"/>
+              <w:right w:val="nil"/>
+            </w:tcBorders>
           </w:tcPr>
           <w:p>
             <w:pPr>
-              <w:spacing w:after="0"/>
+              <w:spacing w:before="0" w:after="0"/>
             </w:pPr>
-            <w:r/>
             <w:r>
               <w:rPr>
                 <w:b w:val="0"/>
@@ -2597,13 +3521,18 @@
         </w:tc>
         <w:tc>
           <w:tcPr>
-            <w:tcW w:type="dxa" w:w="2608"/>
+            <w:tcW w:type="dxa" w:w="2578"/>
+            <w:tcBorders>
+              <w:top w:val="nil"/>
+              <w:left w:val="nil"/>
+              <w:bottom w:val="single" w:sz="4" w:color="DDE3EA" w:space="0"/>
+              <w:right w:val="nil"/>
+            </w:tcBorders>
           </w:tcPr>
           <w:p>
             <w:pPr>
-              <w:spacing w:after="0"/>
+              <w:spacing w:before="0" w:after="0"/>
             </w:pPr>
-            <w:r/>
             <w:r>
               <w:rPr>
                 <w:b w:val="0"/>
@@ -2611,7 +3540,7 @@
               </w:rPr>
               <w:t>Leidimas gautas, finansavimo sprendimas svarstomas</w:t>
             </w:r>
-            <w:hyperlink r:id="rId25">
+            <w:hyperlink r:id="rId27">
               <w:r>
                 <w:rPr>
                   <w:color w:val="2A78D6"/>
@@ -2625,13 +3554,18 @@
         </w:tc>
         <w:tc>
           <w:tcPr>
-            <w:tcW w:type="dxa" w:w="3175"/>
+            <w:tcW w:type="dxa" w:w="3138"/>
+            <w:tcBorders>
+              <w:top w:val="nil"/>
+              <w:left w:val="nil"/>
+              <w:bottom w:val="single" w:sz="4" w:color="DDE3EA" w:space="0"/>
+              <w:right w:val="nil"/>
+            </w:tcBorders>
           </w:tcPr>
           <w:p>
             <w:pPr>
-              <w:spacing w:after="0"/>
+              <w:spacing w:before="0" w:after="0"/>
             </w:pPr>
-            <w:r/>
             <w:r>
               <w:rPr>
                 <w:b w:val="0"/>
@@ -2639,7 +3573,7 @@
               </w:rPr>
               <w:t>Sprendimas dar nepriimtas</w:t>
             </w:r>
-            <w:hyperlink r:id="rId25">
+            <w:hyperlink r:id="rId27">
               <w:r>
                 <w:rPr>
                   <w:color w:val="2A78D6"/>
@@ -2660,14 +3594,19 @@
         </w:tc>
         <w:tc>
           <w:tcPr>
-            <w:tcW w:type="dxa" w:w="1361"/>
+            <w:tcW w:type="dxa" w:w="1345"/>
+            <w:tcBorders>
+              <w:top w:val="nil"/>
+              <w:left w:val="nil"/>
+              <w:bottom w:val="single" w:sz="4" w:color="DDE3EA" w:space="0"/>
+              <w:right w:val="nil"/>
+            </w:tcBorders>
             <w:shd w:val="clear" w:color="auto" w:fill="EAF1F8"/>
           </w:tcPr>
           <w:p>
             <w:pPr>
-              <w:spacing w:after="0"/>
+              <w:spacing w:before="0" w:after="0"/>
             </w:pPr>
-            <w:r/>
             <w:r>
               <w:rPr>
                 <w:b/>
@@ -2681,11 +3620,29 @@
     </w:tbl>
     <w:p>
       <w:pPr>
-        <w:spacing w:before="280" w:after="80"/>
+        <w:spacing w:before="0" w:after="40"/>
+      </w:pPr>
+    </w:p>
+    <w:p>
+      <w:pPr>
+        <w:keepNext/>
         <w:pBdr>
-          <w:bottom w:val="single" w:sz="6" w:color="C9D3DE" w:space="2"/>
+          <w:bottom w:val="single" w:sz="8" w:color="1F4E79" w:space="4"/>
         </w:pBdr>
+        <w:tabs>
+          <w:tab w:pos="482" w:val="left"/>
+        </w:tabs>
+        <w:spacing w:before="360" w:after="160"/>
       </w:pPr>
+      <w:r>
+        <w:rPr>
+          <w:b/>
+          <w:color w:val="2A78D6"/>
+          <w:sz w:val="18"/>
+        </w:rPr>
+        <w:t>07</w:t>
+        <w:tab/>
+      </w:r>
       <w:r>
         <w:rPr>
           <w:b/>
@@ -2697,9 +3654,21 @@
     </w:p>
     <w:p>
       <w:pPr>
-        <w:pStyle w:val="ListBullet"/>
-        <w:spacing w:after="60"/>
+        <w:tabs>
+          <w:tab w:pos="255" w:val="left"/>
+        </w:tabs>
+        <w:spacing w:before="0" w:after="80"/>
+        <w:ind w:left="255" w:hanging="255"/>
       </w:pPr>
+      <w:r>
+        <w:rPr>
+          <w:b/>
+          <w:color w:val="2A78D6"/>
+          <w:sz w:val="20"/>
+        </w:rPr>
+        <w:t>▪</w:t>
+        <w:tab/>
+      </w:r>
       <w:r>
         <w:rPr>
           <w:b/>
@@ -2712,7 +3681,7 @@
         </w:rPr>
         <w:t xml:space="preserve"> 6,000 % žaliosios obligacijos, 350 mln. EUR, išleistos 2025-05-15, išpirkimas 2030-05-15; neužtikrintos, nesubordinuotos, su įkeitimo draudimu; Euronext Dublin ir Nasdaq Vilnius</w:t>
       </w:r>
-      <w:hyperlink r:id="rId28">
+      <w:hyperlink r:id="rId30">
         <w:r>
           <w:rPr>
             <w:color w:val="2A78D6"/>
@@ -2731,9 +3700,21 @@
     </w:p>
     <w:p>
       <w:pPr>
-        <w:pStyle w:val="ListBullet"/>
-        <w:spacing w:after="60"/>
+        <w:tabs>
+          <w:tab w:pos="255" w:val="left"/>
+        </w:tabs>
+        <w:spacing w:before="0" w:after="80"/>
+        <w:ind w:left="255" w:hanging="255"/>
       </w:pPr>
+      <w:r>
+        <w:rPr>
+          <w:b/>
+          <w:color w:val="2A78D6"/>
+          <w:sz w:val="20"/>
+        </w:rPr>
+        <w:t>▪</w:t>
+        <w:tab/>
+      </w:r>
       <w:r>
         <w:rPr>
           <w:b/>
@@ -2746,7 +3727,7 @@
         </w:rPr>
         <w:t xml:space="preserve"> iki 2030-02-15 – tik su visa kompensacija (make-whole), nuo 2030-02-15 – už nominalią vertę; kontrolės pasikeitimo atveju – teisė parduoti už 101 %</w:t>
       </w:r>
-      <w:hyperlink r:id="rId27">
+      <w:hyperlink r:id="rId29">
         <w:r>
           <w:rPr>
             <w:color w:val="2A78D6"/>
@@ -2765,9 +3746,21 @@
     </w:p>
     <w:p>
       <w:pPr>
-        <w:pStyle w:val="ListBullet"/>
-        <w:spacing w:after="60"/>
+        <w:tabs>
+          <w:tab w:pos="255" w:val="left"/>
+        </w:tabs>
+        <w:spacing w:before="0" w:after="80"/>
+        <w:ind w:left="255" w:hanging="255"/>
       </w:pPr>
+      <w:r>
+        <w:rPr>
+          <w:b/>
+          <w:color w:val="2A78D6"/>
+          <w:sz w:val="20"/>
+        </w:rPr>
+        <w:t>▪</w:t>
+        <w:tab/>
+      </w:r>
       <w:r>
         <w:rPr>
           <w:b/>
@@ -2780,7 +3773,7 @@
         </w:rPr>
         <w:t xml:space="preserve"> konsoliduotas svertas 46 % (&lt;60 %), užtikrintas svertas 21 % (&lt;40 %), padengimas 3,3 karto (&gt;2), neįkeistas turtas / neužtikrinta skola 194 % (&gt;125 %) – laikomasi</w:t>
       </w:r>
-      <w:hyperlink r:id="rId20">
+      <w:hyperlink r:id="rId22">
         <w:r>
           <w:rPr>
             <w:color w:val="2A78D6"/>
@@ -2796,7 +3789,7 @@
         </w:rPr>
         <w:t>. Bankams įkeista 770,9 mln. EUR turto, todėl obligacijos faktiškai žemiau užtikrintų paskolų</w:t>
       </w:r>
-      <w:hyperlink r:id="rId29">
+      <w:hyperlink r:id="rId31">
         <w:r>
           <w:rPr>
             <w:color w:val="2A78D6"/>
@@ -2815,9 +3808,21 @@
     </w:p>
     <w:p>
       <w:pPr>
-        <w:pStyle w:val="ListBullet"/>
-        <w:spacing w:after="60"/>
+        <w:tabs>
+          <w:tab w:pos="255" w:val="left"/>
+        </w:tabs>
+        <w:spacing w:before="0" w:after="80"/>
+        <w:ind w:left="255" w:hanging="255"/>
       </w:pPr>
+      <w:r>
+        <w:rPr>
+          <w:b/>
+          <w:color w:val="2A78D6"/>
+          <w:sz w:val="20"/>
+        </w:rPr>
+        <w:t>▪</w:t>
+        <w:tab/>
+      </w:r>
       <w:r>
         <w:rPr>
           <w:b/>
@@ -2833,11 +3838,349 @@
     </w:p>
     <w:p>
       <w:pPr>
-        <w:spacing w:before="280" w:after="80"/>
+        <w:keepNext/>
         <w:pBdr>
-          <w:bottom w:val="single" w:sz="6" w:color="C9D3DE" w:space="2"/>
+          <w:bottom w:val="single" w:sz="8" w:color="1F4E79" w:space="4"/>
         </w:pBdr>
+        <w:tabs>
+          <w:tab w:pos="482" w:val="left"/>
+        </w:tabs>
+        <w:spacing w:before="360" w:after="160"/>
       </w:pPr>
+      <w:r>
+        <w:rPr>
+          <w:b/>
+          <w:color w:val="2A78D6"/>
+          <w:sz w:val="18"/>
+        </w:rPr>
+        <w:t>08</w:t>
+        <w:tab/>
+      </w:r>
+      <w:r>
+        <w:rPr>
+          <w:b/>
+          <w:color w:val="1F4E79"/>
+          <w:sz w:val="28"/>
+        </w:rPr>
+        <w:t>Ką rašo spauda</w:t>
+      </w:r>
+    </w:p>
+    <w:p>
+      <w:pPr>
+        <w:spacing w:before="40" w:after="60"/>
+      </w:pPr>
+      <w:r>
+        <w:rPr>
+          <w:b w:val="0"/>
+          <w:color w:val="5F6B7A"/>
+          <w:sz w:val="18"/>
+        </w:rPr>
+        <w:t>Automatinė naujienų paieška (Google News, LT), 2026-07-24 – 2026-10-22: 4 pranešimų.</w:t>
+      </w:r>
+    </w:p>
+    <w:tbl>
+      <w:tblPr>
+        <w:tblW w:w="9639" w:type="dxa"/>
+        <w:tblBorders>
+          <w:top w:val="nil"/>
+          <w:left w:val="nil"/>
+          <w:bottom w:val="nil"/>
+          <w:right w:val="nil"/>
+          <w:insideH w:val="nil"/>
+          <w:insideV w:val="nil"/>
+        </w:tblBorders>
+        <w:tblLayout w:type="fixed"/>
+        <w:tblCellMar>
+          <w:top w:w="80" w:type="dxa"/>
+          <w:left w:w="0" w:type="dxa"/>
+          <w:bottom w:w="80" w:type="dxa"/>
+          <w:right w:w="120" w:type="dxa"/>
+        </w:tblCellMar>
+        <w:tblLook w:firstColumn="1" w:firstRow="1" w:lastColumn="0" w:lastRow="0" w:noHBand="0" w:noVBand="1" w:val="04A0"/>
+      </w:tblPr>
+      <w:tblGrid>
+        <w:gridCol w:w="1020"/>
+        <w:gridCol w:w="1360"/>
+        <w:gridCol w:w="7257"/>
+      </w:tblGrid>
+      <w:tr>
+        <w:tc>
+          <w:tcPr>
+            <w:tcW w:type="dxa" w:w="1020"/>
+            <w:tcBorders>
+              <w:top w:val="nil"/>
+              <w:left w:val="nil"/>
+              <w:bottom w:val="single" w:sz="4" w:color="E3E8EE" w:space="0"/>
+              <w:right w:val="nil"/>
+            </w:tcBorders>
+          </w:tcPr>
+          <w:p>
+            <w:pPr>
+              <w:spacing w:before="0" w:after="0"/>
+            </w:pPr>
+            <w:r>
+              <w:rPr>
+                <w:b w:val="0"/>
+                <w:color w:val="1A1A1A"/>
+                <w:sz w:val="17"/>
+              </w:rPr>
+              <w:t>2026-09-28</w:t>
+            </w:r>
+          </w:p>
+        </w:tc>
+        <w:tc>
+          <w:tcPr>
+            <w:tcW w:type="dxa" w:w="1361"/>
+            <w:tcBorders>
+              <w:top w:val="nil"/>
+              <w:left w:val="nil"/>
+              <w:bottom w:val="single" w:sz="4" w:color="E3E8EE" w:space="0"/>
+              <w:right w:val="nil"/>
+            </w:tcBorders>
+          </w:tcPr>
+          <w:p>
+            <w:pPr>
+              <w:spacing w:before="0" w:after="0"/>
+            </w:pPr>
+            <w:r>
+              <w:rPr>
+                <w:b/>
+                <w:color w:val="1F4E79"/>
+                <w:sz w:val="14"/>
+                <w:shd w:val="clear" w:color="auto" w:fill="EAF1F8"/>
+              </w:rPr>
+              <w:t xml:space="preserve"> REZULTATAI </w:t>
+            </w:r>
+          </w:p>
+        </w:tc>
+        <w:tc>
+          <w:tcPr>
+            <w:tcW w:type="dxa" w:w="7257"/>
+            <w:tcBorders>
+              <w:top w:val="nil"/>
+              <w:left w:val="nil"/>
+              <w:bottom w:val="single" w:sz="4" w:color="E3E8EE" w:space="0"/>
+              <w:right w:val="nil"/>
+            </w:tcBorders>
+          </w:tcPr>
+          <w:p>
+            <w:pPr>
+              <w:spacing w:before="0" w:after="0"/>
+            </w:pPr>
+            <w:hyperlink r:id="rId32">
+              <w:r>
+                <w:rPr>
+                  <w:color w:val="1A1A1A"/>
+                  <w:sz w:val="18"/>
+                </w:rPr>
+                <w:t xml:space="preserve">„Akropolis Group“ šiemet tikisi gerų finansinių rezultatų</w:t>
+              </w:r>
+            </w:hyperlink>
+            <w:r>
+              <w:rPr>
+                <w:b w:val="0"/>
+                <w:color w:val="5F6B7A"/>
+                <w:sz w:val="15"/>
+              </w:rPr>
+              <w:t xml:space="preserve">   15min.lt</w:t>
+            </w:r>
+          </w:p>
+        </w:tc>
+      </w:tr>
+      <w:tr>
+        <w:tc>
+          <w:tcPr>
+            <w:tcW w:type="dxa" w:w="1020"/>
+            <w:tcBorders>
+              <w:top w:val="nil"/>
+              <w:left w:val="nil"/>
+              <w:bottom w:val="single" w:sz="4" w:color="E3E8EE" w:space="0"/>
+              <w:right w:val="nil"/>
+            </w:tcBorders>
+          </w:tcPr>
+          <w:p>
+            <w:pPr>
+              <w:spacing w:before="0" w:after="0"/>
+            </w:pPr>
+            <w:r>
+              <w:rPr>
+                <w:b w:val="0"/>
+                <w:color w:val="1A1A1A"/>
+                <w:sz w:val="17"/>
+              </w:rPr>
+              <w:t>2026-10-01</w:t>
+            </w:r>
+          </w:p>
+        </w:tc>
+        <w:tc>
+          <w:tcPr>
+            <w:tcW w:type="dxa" w:w="1361"/>
+            <w:tcBorders>
+              <w:top w:val="nil"/>
+              <w:left w:val="nil"/>
+              <w:bottom w:val="single" w:sz="4" w:color="E3E8EE" w:space="0"/>
+              <w:right w:val="nil"/>
+            </w:tcBorders>
+          </w:tcPr>
+          <w:p>
+            <w:pPr>
+              <w:spacing w:before="0" w:after="0"/>
+            </w:pPr>
+            <w:r>
+              <w:rPr>
+                <w:b/>
+                <w:color w:val="5F6B7A"/>
+                <w:sz w:val="14"/>
+                <w:shd w:val="clear" w:color="auto" w:fill="F0F2F5"/>
+              </w:rPr>
+              <w:t xml:space="preserve"> KITA </w:t>
+            </w:r>
+          </w:p>
+        </w:tc>
+        <w:tc>
+          <w:tcPr>
+            <w:tcW w:type="dxa" w:w="7257"/>
+            <w:tcBorders>
+              <w:top w:val="nil"/>
+              <w:left w:val="nil"/>
+              <w:bottom w:val="single" w:sz="4" w:color="E3E8EE" w:space="0"/>
+              <w:right w:val="nil"/>
+            </w:tcBorders>
+          </w:tcPr>
+          <w:p>
+            <w:pPr>
+              <w:spacing w:before="0" w:after="0"/>
+            </w:pPr>
+            <w:hyperlink r:id="rId33">
+              <w:r>
+                <w:rPr>
+                  <w:color w:val="1A1A1A"/>
+                  <w:sz w:val="18"/>
+                </w:rPr>
+                <w:t xml:space="preserve">Klaipėdos „Akropolis“ baigė naujojo pastato statybas: atskleidė, kokie prekių ženklai čia įsikurs</w:t>
+              </w:r>
+            </w:hyperlink>
+            <w:r>
+              <w:rPr>
+                <w:b w:val="0"/>
+                <w:color w:val="5F6B7A"/>
+                <w:sz w:val="15"/>
+              </w:rPr>
+              <w:t xml:space="preserve">   Delfi  ·  dar 1 panašūs pranešimai</w:t>
+            </w:r>
+          </w:p>
+        </w:tc>
+      </w:tr>
+      <w:tr>
+        <w:tc>
+          <w:tcPr>
+            <w:tcW w:type="dxa" w:w="1020"/>
+            <w:tcBorders>
+              <w:top w:val="nil"/>
+              <w:left w:val="nil"/>
+              <w:bottom w:val="single" w:sz="4" w:color="E3E8EE" w:space="0"/>
+              <w:right w:val="nil"/>
+            </w:tcBorders>
+          </w:tcPr>
+          <w:p>
+            <w:pPr>
+              <w:spacing w:before="0" w:after="0"/>
+            </w:pPr>
+            <w:r>
+              <w:rPr>
+                <w:b w:val="0"/>
+                <w:color w:val="1A1A1A"/>
+                <w:sz w:val="17"/>
+              </w:rPr>
+              <w:t>2026-09-29</w:t>
+            </w:r>
+          </w:p>
+        </w:tc>
+        <w:tc>
+          <w:tcPr>
+            <w:tcW w:type="dxa" w:w="1361"/>
+            <w:tcBorders>
+              <w:top w:val="nil"/>
+              <w:left w:val="nil"/>
+              <w:bottom w:val="single" w:sz="4" w:color="E3E8EE" w:space="0"/>
+              <w:right w:val="nil"/>
+            </w:tcBorders>
+          </w:tcPr>
+          <w:p>
+            <w:pPr>
+              <w:spacing w:before="0" w:after="0"/>
+            </w:pPr>
+            <w:r>
+              <w:rPr>
+                <w:b/>
+                <w:color w:val="5F6B7A"/>
+                <w:sz w:val="14"/>
+                <w:shd w:val="clear" w:color="auto" w:fill="F0F2F5"/>
+              </w:rPr>
+              <w:t xml:space="preserve"> KITA </w:t>
+            </w:r>
+          </w:p>
+        </w:tc>
+        <w:tc>
+          <w:tcPr>
+            <w:tcW w:type="dxa" w:w="7257"/>
+            <w:tcBorders>
+              <w:top w:val="nil"/>
+              <w:left w:val="nil"/>
+              <w:bottom w:val="single" w:sz="4" w:color="E3E8EE" w:space="0"/>
+              <w:right w:val="nil"/>
+            </w:tcBorders>
+          </w:tcPr>
+          <w:p>
+            <w:pPr>
+              <w:spacing w:before="0" w:after="0"/>
+            </w:pPr>
+            <w:hyperlink r:id="rId34">
+              <w:r>
+                <w:rPr>
+                  <w:color w:val="1A1A1A"/>
+                  <w:sz w:val="18"/>
+                </w:rPr>
+                <w:t xml:space="preserve">„Akropolis Group“ valdomas „Akropole Alfa“ tvarumo įvertinimą pagerino iki BREEAM „Excellent“</w:t>
+              </w:r>
+            </w:hyperlink>
+            <w:r>
+              <w:rPr>
+                <w:b w:val="0"/>
+                <w:color w:val="5F6B7A"/>
+                <w:sz w:val="15"/>
+              </w:rPr>
+              <w:t xml:space="preserve">   Delfi</w:t>
+            </w:r>
+          </w:p>
+        </w:tc>
+      </w:tr>
+    </w:tbl>
+    <w:p>
+      <w:pPr>
+        <w:spacing w:before="0" w:after="40"/>
+      </w:pPr>
+    </w:p>
+    <w:p>
+      <w:pPr>
+        <w:keepNext/>
+        <w:pBdr>
+          <w:bottom w:val="single" w:sz="8" w:color="1F4E79" w:space="4"/>
+        </w:pBdr>
+        <w:tabs>
+          <w:tab w:pos="482" w:val="left"/>
+        </w:tabs>
+        <w:spacing w:before="360" w:after="160"/>
+      </w:pPr>
+      <w:r>
+        <w:rPr>
+          <w:b/>
+          <w:color w:val="2A78D6"/>
+          <w:sz w:val="18"/>
+        </w:rPr>
+        <w:t>09</w:t>
+        <w:tab/>
+      </w:r>
       <w:r>
         <w:rPr>
           <w:b/>
@@ -2849,757 +4192,1504 @@
     </w:p>
     <w:p>
       <w:pPr>
-        <w:spacing w:before="160"/>
+        <w:keepNext/>
+        <w:shd w:val="clear" w:color="auto" w:fill="EAF1F8"/>
+        <w:spacing w:before="200" w:after="80"/>
+        <w:ind w:left="85"/>
       </w:pPr>
       <w:r>
         <w:rPr>
           <w:b/>
-          <w:sz w:val="22"/>
+          <w:caps/>
+          <w:color w:val="1F4E79"/>
+          <w:sz w:val="19"/>
         </w:rPr>
         <w:t>Exclusionary screening (companies)</w:t>
       </w:r>
     </w:p>
+    <w:tbl>
+      <w:tblPr>
+        <w:tblW w:w="9639" w:type="dxa"/>
+        <w:tblBorders>
+          <w:top w:val="nil"/>
+          <w:left w:val="nil"/>
+          <w:bottom w:val="nil"/>
+          <w:right w:val="nil"/>
+          <w:insideH w:val="nil"/>
+          <w:insideV w:val="nil"/>
+        </w:tblBorders>
+        <w:tblLayout w:type="fixed"/>
+        <w:tblCellMar>
+          <w:top w:w="90" w:type="dxa"/>
+          <w:left w:w="0" w:type="dxa"/>
+          <w:bottom w:w="110" w:type="dxa"/>
+          <w:right w:w="0" w:type="dxa"/>
+        </w:tblCellMar>
+        <w:tblLook w:firstColumn="1" w:firstRow="1" w:lastColumn="0" w:lastRow="0" w:noHBand="0" w:noVBand="1" w:val="04A0"/>
+      </w:tblPr>
+      <w:tblGrid>
+        <w:gridCol w:w="340"/>
+        <w:gridCol w:w="9298"/>
+      </w:tblGrid>
+      <w:tr>
+        <w:tc>
+          <w:tcPr>
+            <w:tcW w:type="dxa" w:w="340"/>
+            <w:tcBorders>
+              <w:top w:val="nil"/>
+              <w:left w:val="nil"/>
+              <w:bottom w:val="single" w:sz="4" w:color="E3E8EE" w:space="0"/>
+              <w:right w:val="nil"/>
+            </w:tcBorders>
+          </w:tcPr>
+          <w:p>
+            <w:pPr>
+              <w:spacing w:before="0" w:after="0"/>
+            </w:pPr>
+            <w:r>
+              <w:rPr>
+                <w:rFonts w:ascii="Segoe UI Symbol" w:hAnsi="Segoe UI Symbol"/>
+                <w:b w:val="0"/>
+                <w:color w:val="1B7F3B"/>
+                <w:sz w:val="24"/>
+              </w:rPr>
+              <w:t>☑</w:t>
+            </w:r>
+          </w:p>
+        </w:tc>
+        <w:tc>
+          <w:tcPr>
+            <w:tcW w:type="dxa" w:w="9298"/>
+            <w:tcBorders>
+              <w:top w:val="nil"/>
+              <w:left w:val="nil"/>
+              <w:bottom w:val="single" w:sz="4" w:color="E3E8EE" w:space="0"/>
+              <w:right w:val="nil"/>
+            </w:tcBorders>
+          </w:tcPr>
+          <w:p>
+            <w:pPr>
+              <w:spacing w:before="0" w:after="40"/>
+            </w:pPr>
+            <w:r>
+              <w:rPr>
+                <w:b/>
+                <w:color w:val="1A1A1A"/>
+                <w:sz w:val="19"/>
+              </w:rPr>
+              <w:t>Yes, the company is not involved in excluded sectors: controversial and nuclear weapons, tobacco, gambling and restricted sectors in fossil fuel</w:t>
+            </w:r>
+          </w:p>
+          <w:p>
+            <w:pPr>
+              <w:tabs>
+                <w:tab w:pos="198" w:val="left"/>
+              </w:tabs>
+              <w:spacing w:before="0" w:after="20"/>
+              <w:ind w:left="198" w:hanging="198"/>
+            </w:pPr>
+            <w:r>
+              <w:rPr>
+                <w:b w:val="0"/>
+                <w:color w:val="5F6B7A"/>
+                <w:sz w:val="18"/>
+              </w:rPr>
+              <w:t>•</w:t>
+              <w:tab/>
+            </w:r>
+            <w:r>
+              <w:rPr>
+                <w:b w:val="0"/>
+                <w:color w:val="333333"/>
+                <w:sz w:val="18"/>
+              </w:rPr>
+              <w:t>Komercinis nekilnojamasis turtas</w:t>
+            </w:r>
+          </w:p>
+          <w:p>
+            <w:pPr>
+              <w:tabs>
+                <w:tab w:pos="198" w:val="left"/>
+              </w:tabs>
+              <w:spacing w:before="0" w:after="20"/>
+              <w:ind w:left="198" w:hanging="198"/>
+            </w:pPr>
+            <w:r>
+              <w:rPr>
+                <w:b w:val="0"/>
+                <w:color w:val="5F6B7A"/>
+                <w:sz w:val="18"/>
+              </w:rPr>
+              <w:t>•</w:t>
+              <w:tab/>
+            </w:r>
+            <w:r>
+              <w:rPr>
+                <w:b w:val="0"/>
+                <w:color w:val="333333"/>
+                <w:sz w:val="18"/>
+              </w:rPr>
+              <w:t>Išskirtuose sektoriuose veiklos nėra</w:t>
+            </w:r>
+            <w:hyperlink r:id="rId24">
+              <w:r>
+                <w:rPr>
+                  <w:color w:val="2A78D6"/>
+                  <w:vertAlign w:val="superscript"/>
+                  <w:sz w:val="15"/>
+                </w:rPr>
+                <w:t xml:space="preserve">25</w:t>
+              </w:r>
+            </w:hyperlink>
+            <w:r>
+              <w:rPr>
+                <w:b w:val="0"/>
+                <w:color w:val="333333"/>
+                <w:sz w:val="18"/>
+              </w:rPr>
+              <w:t>.</w:t>
+            </w:r>
+          </w:p>
+        </w:tc>
+      </w:tr>
+    </w:tbl>
+    <w:tbl>
+      <w:tblPr>
+        <w:tblW w:w="9639" w:type="dxa"/>
+        <w:tblBorders>
+          <w:top w:val="nil"/>
+          <w:left w:val="nil"/>
+          <w:bottom w:val="nil"/>
+          <w:right w:val="nil"/>
+          <w:insideH w:val="nil"/>
+          <w:insideV w:val="nil"/>
+        </w:tblBorders>
+        <w:tblLayout w:type="fixed"/>
+        <w:tblCellMar>
+          <w:top w:w="90" w:type="dxa"/>
+          <w:left w:w="0" w:type="dxa"/>
+          <w:bottom w:w="110" w:type="dxa"/>
+          <w:right w:w="0" w:type="dxa"/>
+        </w:tblCellMar>
+        <w:tblLook w:firstColumn="1" w:firstRow="1" w:lastColumn="0" w:lastRow="0" w:noHBand="0" w:noVBand="1" w:val="04A0"/>
+      </w:tblPr>
+      <w:tblGrid>
+        <w:gridCol w:w="340"/>
+        <w:gridCol w:w="9298"/>
+      </w:tblGrid>
+      <w:tr>
+        <w:tc>
+          <w:tcPr>
+            <w:tcW w:type="dxa" w:w="340"/>
+            <w:tcBorders>
+              <w:top w:val="nil"/>
+              <w:left w:val="nil"/>
+              <w:bottom w:val="single" w:sz="4" w:color="E3E8EE" w:space="0"/>
+              <w:right w:val="nil"/>
+            </w:tcBorders>
+          </w:tcPr>
+          <w:p>
+            <w:pPr>
+              <w:spacing w:before="0" w:after="0"/>
+            </w:pPr>
+            <w:r>
+              <w:rPr>
+                <w:rFonts w:ascii="Segoe UI Symbol" w:hAnsi="Segoe UI Symbol"/>
+                <w:b w:val="0"/>
+                <w:color w:val="1B7F3B"/>
+                <w:sz w:val="24"/>
+              </w:rPr>
+              <w:t>☑</w:t>
+            </w:r>
+          </w:p>
+        </w:tc>
+        <w:tc>
+          <w:tcPr>
+            <w:tcW w:type="dxa" w:w="9298"/>
+            <w:tcBorders>
+              <w:top w:val="nil"/>
+              <w:left w:val="nil"/>
+              <w:bottom w:val="single" w:sz="4" w:color="E3E8EE" w:space="0"/>
+              <w:right w:val="nil"/>
+            </w:tcBorders>
+          </w:tcPr>
+          <w:p>
+            <w:pPr>
+              <w:spacing w:before="0" w:after="40"/>
+            </w:pPr>
+            <w:r>
+              <w:rPr>
+                <w:b/>
+                <w:color w:val="1A1A1A"/>
+                <w:sz w:val="19"/>
+              </w:rPr>
+              <w:t>Yes, the company does not have red flag/signal related to controversies based on UN Global Compact, OECD Guidelines for Multinational Enterprises or any other relevant principles/standards</w:t>
+            </w:r>
+          </w:p>
+          <w:p>
+            <w:pPr>
+              <w:tabs>
+                <w:tab w:pos="198" w:val="left"/>
+              </w:tabs>
+              <w:spacing w:before="0" w:after="20"/>
+              <w:ind w:left="198" w:hanging="198"/>
+            </w:pPr>
+            <w:r>
+              <w:rPr>
+                <w:b w:val="0"/>
+                <w:color w:val="5F6B7A"/>
+                <w:sz w:val="18"/>
+              </w:rPr>
+              <w:t>•</w:t>
+              <w:tab/>
+            </w:r>
+            <w:r>
+              <w:rPr>
+                <w:b w:val="0"/>
+                <w:color w:val="333333"/>
+                <w:sz w:val="18"/>
+              </w:rPr>
+              <w:t>Ginčų pagal JT Pasaulinį susitarimą ar EBPO gaires nerasta.</w:t>
+            </w:r>
+          </w:p>
+        </w:tc>
+      </w:tr>
+    </w:tbl>
+    <w:tbl>
+      <w:tblPr>
+        <w:tblW w:w="9639" w:type="dxa"/>
+        <w:tblBorders>
+          <w:top w:val="nil"/>
+          <w:left w:val="nil"/>
+          <w:bottom w:val="nil"/>
+          <w:right w:val="nil"/>
+          <w:insideH w:val="nil"/>
+          <w:insideV w:val="nil"/>
+        </w:tblBorders>
+        <w:tblLayout w:type="fixed"/>
+        <w:tblCellMar>
+          <w:top w:w="90" w:type="dxa"/>
+          <w:left w:w="0" w:type="dxa"/>
+          <w:bottom w:w="110" w:type="dxa"/>
+          <w:right w:w="0" w:type="dxa"/>
+        </w:tblCellMar>
+        <w:tblLook w:firstColumn="1" w:firstRow="1" w:lastColumn="0" w:lastRow="0" w:noHBand="0" w:noVBand="1" w:val="04A0"/>
+      </w:tblPr>
+      <w:tblGrid>
+        <w:gridCol w:w="340"/>
+        <w:gridCol w:w="9298"/>
+      </w:tblGrid>
+      <w:tr>
+        <w:tc>
+          <w:tcPr>
+            <w:tcW w:type="dxa" w:w="340"/>
+            <w:tcBorders>
+              <w:top w:val="nil"/>
+              <w:left w:val="nil"/>
+              <w:bottom w:val="single" w:sz="4" w:color="E3E8EE" w:space="0"/>
+              <w:right w:val="nil"/>
+            </w:tcBorders>
+          </w:tcPr>
+          <w:p>
+            <w:pPr>
+              <w:spacing w:before="0" w:after="0"/>
+            </w:pPr>
+            <w:r>
+              <w:rPr>
+                <w:rFonts w:ascii="Segoe UI Symbol" w:hAnsi="Segoe UI Symbol"/>
+                <w:b w:val="0"/>
+                <w:color w:val="1B7F3B"/>
+                <w:sz w:val="24"/>
+              </w:rPr>
+              <w:t>☑</w:t>
+            </w:r>
+          </w:p>
+        </w:tc>
+        <w:tc>
+          <w:tcPr>
+            <w:tcW w:type="dxa" w:w="9298"/>
+            <w:tcBorders>
+              <w:top w:val="nil"/>
+              <w:left w:val="nil"/>
+              <w:bottom w:val="single" w:sz="4" w:color="E3E8EE" w:space="0"/>
+              <w:right w:val="nil"/>
+            </w:tcBorders>
+          </w:tcPr>
+          <w:p>
+            <w:pPr>
+              <w:spacing w:before="0" w:after="40"/>
+            </w:pPr>
+            <w:r>
+              <w:rPr>
+                <w:b/>
+                <w:color w:val="1A1A1A"/>
+                <w:sz w:val="19"/>
+              </w:rPr>
+              <w:t>Yes, the company is not in the list of sanctions (add a screenshot)</w:t>
+            </w:r>
+          </w:p>
+          <w:p>
+            <w:pPr>
+              <w:tabs>
+                <w:tab w:pos="198" w:val="left"/>
+              </w:tabs>
+              <w:spacing w:before="0" w:after="20"/>
+              <w:ind w:left="198" w:hanging="198"/>
+            </w:pPr>
+            <w:r>
+              <w:rPr>
+                <w:b w:val="0"/>
+                <w:color w:val="5F6B7A"/>
+                <w:sz w:val="18"/>
+              </w:rPr>
+              <w:t>•</w:t>
+              <w:tab/>
+            </w:r>
+            <w:r>
+              <w:rPr>
+                <w:b w:val="0"/>
+                <w:color w:val="333333"/>
+                <w:sz w:val="18"/>
+              </w:rPr>
+              <w:t>Nerasta EU, UN, UK, US OFAC konsoliduotuose sankcijų sąrašuose (automatinė patikra 2026-10-22).</w:t>
+            </w:r>
+          </w:p>
+        </w:tc>
+      </w:tr>
+    </w:tbl>
+    <w:tbl>
+      <w:tblPr>
+        <w:tblW w:w="9639" w:type="dxa"/>
+        <w:tblBorders>
+          <w:top w:val="nil"/>
+          <w:left w:val="nil"/>
+          <w:bottom w:val="nil"/>
+          <w:right w:val="nil"/>
+          <w:insideH w:val="nil"/>
+          <w:insideV w:val="nil"/>
+        </w:tblBorders>
+        <w:tblLayout w:type="fixed"/>
+        <w:tblCellMar>
+          <w:top w:w="90" w:type="dxa"/>
+          <w:left w:w="0" w:type="dxa"/>
+          <w:bottom w:w="110" w:type="dxa"/>
+          <w:right w:w="0" w:type="dxa"/>
+        </w:tblCellMar>
+        <w:tblLook w:firstColumn="1" w:firstRow="1" w:lastColumn="0" w:lastRow="0" w:noHBand="0" w:noVBand="1" w:val="04A0"/>
+      </w:tblPr>
+      <w:tblGrid>
+        <w:gridCol w:w="340"/>
+        <w:gridCol w:w="9298"/>
+      </w:tblGrid>
+      <w:tr>
+        <w:tc>
+          <w:tcPr>
+            <w:tcW w:type="dxa" w:w="340"/>
+            <w:tcBorders>
+              <w:top w:val="nil"/>
+              <w:left w:val="nil"/>
+              <w:bottom w:val="single" w:sz="4" w:color="E3E8EE" w:space="0"/>
+              <w:right w:val="nil"/>
+            </w:tcBorders>
+          </w:tcPr>
+          <w:p>
+            <w:pPr>
+              <w:spacing w:before="0" w:after="0"/>
+            </w:pPr>
+            <w:r>
+              <w:rPr>
+                <w:rFonts w:ascii="Segoe UI Symbol" w:hAnsi="Segoe UI Symbol"/>
+                <w:b w:val="0"/>
+                <w:color w:val="1B7F3B"/>
+                <w:sz w:val="24"/>
+              </w:rPr>
+              <w:t>☑</w:t>
+            </w:r>
+          </w:p>
+        </w:tc>
+        <w:tc>
+          <w:tcPr>
+            <w:tcW w:type="dxa" w:w="9298"/>
+            <w:tcBorders>
+              <w:top w:val="nil"/>
+              <w:left w:val="nil"/>
+              <w:bottom w:val="single" w:sz="4" w:color="E3E8EE" w:space="0"/>
+              <w:right w:val="nil"/>
+            </w:tcBorders>
+          </w:tcPr>
+          <w:p>
+            <w:pPr>
+              <w:spacing w:before="0" w:after="40"/>
+            </w:pPr>
+            <w:r>
+              <w:rPr>
+                <w:b/>
+                <w:color w:val="1A1A1A"/>
+                <w:sz w:val="19"/>
+              </w:rPr>
+              <w:t>Yes, issues were not identified from adverse media checks (add a screenshot)</w:t>
+            </w:r>
+          </w:p>
+          <w:p>
+            <w:pPr>
+              <w:tabs>
+                <w:tab w:pos="198" w:val="left"/>
+              </w:tabs>
+              <w:spacing w:before="0" w:after="20"/>
+              <w:ind w:left="198" w:hanging="198"/>
+            </w:pPr>
+            <w:r>
+              <w:rPr>
+                <w:b w:val="0"/>
+                <w:color w:val="5F6B7A"/>
+                <w:sz w:val="18"/>
+              </w:rPr>
+              <w:t>•</w:t>
+              <w:tab/>
+            </w:r>
+            <w:r>
+              <w:rPr>
+                <w:b w:val="0"/>
+                <w:color w:val="333333"/>
+                <w:sz w:val="18"/>
+              </w:rPr>
+              <w:t>Neigiamų naujienų nerasta (2026-10-22).</w:t>
+            </w:r>
+          </w:p>
+          <w:p>
+            <w:pPr>
+              <w:tabs>
+                <w:tab w:pos="198" w:val="left"/>
+              </w:tabs>
+              <w:spacing w:before="0" w:after="20"/>
+              <w:ind w:left="198" w:hanging="198"/>
+            </w:pPr>
+            <w:r>
+              <w:rPr>
+                <w:b w:val="0"/>
+                <w:color w:val="5F6B7A"/>
+                <w:sz w:val="18"/>
+              </w:rPr>
+              <w:t>•</w:t>
+              <w:tab/>
+            </w:r>
+            <w:r>
+              <w:rPr>
+                <w:b w:val="0"/>
+                <w:color w:val="333333"/>
+                <w:sz w:val="18"/>
+              </w:rPr>
+              <w:t>Naujienų suvestinė 2026-07-24 – 2026-10-22: 4 pranešimų, iš jų su neigiamu žodžiu antraštėje – 0 (plačiau – skiltyje „Ką rašo spauda“).</w:t>
+            </w:r>
+          </w:p>
+        </w:tc>
+      </w:tr>
+    </w:tbl>
     <w:p>
       <w:pPr>
-        <w:spacing w:before="80" w:after="20"/>
+        <w:spacing w:before="120" w:after="40"/>
       </w:pPr>
       <w:r>
         <w:rPr>
-          <w:sz w:val="24"/>
-        </w:rPr>
-        <w:t xml:space="preserve">☑ </w:t>
-      </w:r>
-      <w:r>
-        <w:t>Yes, the company is not involved in excluded sectors: controversial and nuclear weapons, tobacco, gambling and restricted sectors in fossil fuel</w:t>
-      </w:r>
-    </w:p>
-    <w:p>
-      <w:pPr>
-        <w:spacing w:after="0"/>
-        <w:ind w:left="510" w:hanging="198"/>
-      </w:pPr>
-      <w:r>
-        <w:rPr>
-          <w:sz w:val="19"/>
-        </w:rPr>
-        <w:t xml:space="preserve">•  </w:t>
-      </w:r>
-      <w:r>
-        <w:rPr>
-          <w:b w:val="0"/>
+          <w:i/>
           <w:color w:val="333333"/>
-          <w:sz w:val="19"/>
-        </w:rPr>
-        <w:t>Komercinis nekilnojamasis turtas</w:t>
-      </w:r>
-    </w:p>
-    <w:p>
-      <w:pPr>
-        <w:spacing w:after="120"/>
-        <w:ind w:left="510" w:hanging="198"/>
-      </w:pPr>
-      <w:r>
-        <w:rPr>
-          <w:sz w:val="19"/>
-        </w:rPr>
-        <w:t xml:space="preserve">•  </w:t>
-      </w:r>
-      <w:r>
-        <w:rPr>
-          <w:b w:val="0"/>
-          <w:color w:val="333333"/>
-          <w:sz w:val="19"/>
-        </w:rPr>
-        <w:t>Išskirtuose sektoriuose veiklos nėra</w:t>
-      </w:r>
-      <w:hyperlink r:id="rId22">
-        <w:r>
-          <w:rPr>
-            <w:color w:val="2A78D6"/>
-            <w:vertAlign w:val="superscript"/>
-            <w:sz w:val="16"/>
-          </w:rPr>
-          <w:t xml:space="preserve">25</w:t>
-        </w:r>
-      </w:hyperlink>
-      <w:r>
-        <w:rPr>
-          <w:b w:val="0"/>
-          <w:color w:val="333333"/>
-          <w:sz w:val="19"/>
-        </w:rPr>
-        <w:t>.</w:t>
-      </w:r>
-    </w:p>
-    <w:p>
-      <w:pPr>
-        <w:spacing w:before="80" w:after="20"/>
-      </w:pPr>
-      <w:r>
-        <w:rPr>
-          <w:sz w:val="24"/>
-        </w:rPr>
-        <w:t xml:space="preserve">☑ </w:t>
-      </w:r>
-      <w:r>
-        <w:t>Yes, the company does not have red flag/signal related to controversies based on UN Global Compact, OECD Guidelines for Multinational Enterprises or any other relevant principles/standards</w:t>
-      </w:r>
-    </w:p>
-    <w:p>
-      <w:pPr>
-        <w:spacing w:after="120"/>
-        <w:ind w:left="510" w:hanging="198"/>
-      </w:pPr>
-      <w:r>
-        <w:rPr>
-          <w:sz w:val="19"/>
-        </w:rPr>
-        <w:t xml:space="preserve">•  </w:t>
-      </w:r>
-      <w:r>
-        <w:rPr>
-          <w:b w:val="0"/>
-          <w:color w:val="333333"/>
-          <w:sz w:val="19"/>
-        </w:rPr>
-        <w:t>Ginčų pagal JT Pasaulinį susitarimą ar EBPO gaires nerasta.</w:t>
-      </w:r>
-    </w:p>
-    <w:p>
-      <w:pPr>
-        <w:spacing w:before="80" w:after="20"/>
-      </w:pPr>
-      <w:r>
-        <w:rPr>
-          <w:sz w:val="24"/>
-        </w:rPr>
-        <w:t xml:space="preserve">☑ </w:t>
-      </w:r>
-      <w:r>
-        <w:t>Yes, the company is not in the list of sanctions (add a screenshot)</w:t>
-      </w:r>
-    </w:p>
-    <w:p>
-      <w:pPr>
-        <w:spacing w:after="120"/>
-        <w:ind w:left="510" w:hanging="198"/>
-      </w:pPr>
-      <w:r>
-        <w:rPr>
-          <w:sz w:val="19"/>
-        </w:rPr>
-        <w:t xml:space="preserve">•  </w:t>
-      </w:r>
-      <w:r>
-        <w:rPr>
-          <w:b w:val="0"/>
-          <w:color w:val="333333"/>
-          <w:sz w:val="19"/>
-        </w:rPr>
-        <w:t>Nerasta EU, UN, UK, US OFAC konsoliduotuose sankcijų sąrašuose (automatinė patikra 2026-10-22).</w:t>
-      </w:r>
-    </w:p>
-    <w:p>
-      <w:pPr>
-        <w:spacing w:before="80" w:after="20"/>
-      </w:pPr>
-      <w:r>
-        <w:rPr>
-          <w:sz w:val="24"/>
-        </w:rPr>
-        <w:t xml:space="preserve">☑ </w:t>
-      </w:r>
-      <w:r>
-        <w:t>Yes, issues were not identified from adverse media checks (add a screenshot)</w:t>
-      </w:r>
-    </w:p>
-    <w:p>
-      <w:pPr>
-        <w:spacing w:after="120"/>
-        <w:ind w:left="510" w:hanging="198"/>
-      </w:pPr>
-      <w:r>
-        <w:rPr>
-          <w:sz w:val="19"/>
-        </w:rPr>
-        <w:t xml:space="preserve">•  </w:t>
-      </w:r>
-      <w:r>
-        <w:rPr>
-          <w:b w:val="0"/>
-          <w:color w:val="333333"/>
-          <w:sz w:val="19"/>
-        </w:rPr>
-        <w:t>Neigiamų naujienų nerasta (2026-10-22).</w:t>
-      </w:r>
-    </w:p>
-    <w:p>
-      <w:r>
-        <w:rPr>
-          <w:i/>
-          <w:sz w:val="19"/>
+          <w:sz w:val="18"/>
         </w:rPr>
         <w:t>In case any red flags, risks, unclarities were identified then additional checks (sanctions screening and adverse media checks) on the company’s Ultimate Beneficial Owners and/or senior management shall be performed.</w:t>
       </w:r>
     </w:p>
     <w:p>
       <w:pPr>
-        <w:spacing w:before="80"/>
+        <w:spacing w:before="120" w:after="40"/>
       </w:pPr>
       <w:r>
         <w:rPr>
           <w:b/>
+          <w:sz w:val="19"/>
         </w:rPr>
         <w:t xml:space="preserve">Additional comments: </w:t>
       </w:r>
     </w:p>
     <w:p>
       <w:pPr>
-        <w:spacing w:before="160"/>
+        <w:keepNext/>
+        <w:shd w:val="clear" w:color="auto" w:fill="EAF1F8"/>
+        <w:spacing w:before="200" w:after="80"/>
+        <w:ind w:left="85"/>
       </w:pPr>
       <w:r>
         <w:rPr>
           <w:b/>
-          <w:sz w:val="22"/>
+          <w:caps/>
+          <w:color w:val="1F4E79"/>
+          <w:sz w:val="19"/>
         </w:rPr>
         <w:t>ESG integration and positive screening (positive answers imply higher allocation)</w:t>
       </w:r>
     </w:p>
+    <w:tbl>
+      <w:tblPr>
+        <w:tblW w:w="9639" w:type="dxa"/>
+        <w:tblBorders>
+          <w:top w:val="nil"/>
+          <w:left w:val="nil"/>
+          <w:bottom w:val="nil"/>
+          <w:right w:val="nil"/>
+          <w:insideH w:val="nil"/>
+          <w:insideV w:val="nil"/>
+        </w:tblBorders>
+        <w:tblLayout w:type="fixed"/>
+        <w:tblCellMar>
+          <w:top w:w="90" w:type="dxa"/>
+          <w:left w:w="0" w:type="dxa"/>
+          <w:bottom w:w="110" w:type="dxa"/>
+          <w:right w:w="0" w:type="dxa"/>
+        </w:tblCellMar>
+        <w:tblLook w:firstColumn="1" w:firstRow="1" w:lastColumn="0" w:lastRow="0" w:noHBand="0" w:noVBand="1" w:val="04A0"/>
+      </w:tblPr>
+      <w:tblGrid>
+        <w:gridCol w:w="340"/>
+        <w:gridCol w:w="9298"/>
+      </w:tblGrid>
+      <w:tr>
+        <w:tc>
+          <w:tcPr>
+            <w:tcW w:type="dxa" w:w="340"/>
+            <w:tcBorders>
+              <w:top w:val="nil"/>
+              <w:left w:val="nil"/>
+              <w:bottom w:val="single" w:sz="4" w:color="E3E8EE" w:space="0"/>
+              <w:right w:val="nil"/>
+            </w:tcBorders>
+          </w:tcPr>
+          <w:p>
+            <w:pPr>
+              <w:spacing w:before="0" w:after="0"/>
+            </w:pPr>
+            <w:r>
+              <w:rPr>
+                <w:rFonts w:ascii="Segoe UI Symbol" w:hAnsi="Segoe UI Symbol"/>
+                <w:b w:val="0"/>
+                <w:color w:val="1B7F3B"/>
+                <w:sz w:val="24"/>
+              </w:rPr>
+              <w:t>☑</w:t>
+            </w:r>
+          </w:p>
+        </w:tc>
+        <w:tc>
+          <w:tcPr>
+            <w:tcW w:type="dxa" w:w="9298"/>
+            <w:tcBorders>
+              <w:top w:val="nil"/>
+              <w:left w:val="nil"/>
+              <w:bottom w:val="single" w:sz="4" w:color="E3E8EE" w:space="0"/>
+              <w:right w:val="nil"/>
+            </w:tcBorders>
+          </w:tcPr>
+          <w:p>
+            <w:pPr>
+              <w:spacing w:before="0" w:after="40"/>
+            </w:pPr>
+            <w:r>
+              <w:rPr>
+                <w:b/>
+                <w:color w:val="1A1A1A"/>
+                <w:sz w:val="19"/>
+              </w:rPr>
+              <w:t>Yes, the company is promoting environmental or social characteristics (activities, ESG policy, good ESG rating, etc)</w:t>
+            </w:r>
+          </w:p>
+          <w:p>
+            <w:pPr>
+              <w:tabs>
+                <w:tab w:pos="198" w:val="left"/>
+              </w:tabs>
+              <w:spacing w:before="0" w:after="20"/>
+              <w:ind w:left="198" w:hanging="198"/>
+            </w:pPr>
+            <w:r>
+              <w:rPr>
+                <w:b w:val="0"/>
+                <w:color w:val="5F6B7A"/>
+                <w:sz w:val="18"/>
+              </w:rPr>
+              <w:t>•</w:t>
+              <w:tab/>
+            </w:r>
+            <w:r>
+              <w:rPr>
+                <w:b w:val="0"/>
+                <w:color w:val="333333"/>
+                <w:sz w:val="18"/>
+              </w:rPr>
+              <w:t>Visi 5 centrai turi BREEAM In-Use „Very Good“</w:t>
+            </w:r>
+          </w:p>
+          <w:p>
+            <w:pPr>
+              <w:tabs>
+                <w:tab w:pos="198" w:val="left"/>
+              </w:tabs>
+              <w:spacing w:before="0" w:after="20"/>
+              <w:ind w:left="198" w:hanging="198"/>
+            </w:pPr>
+            <w:r>
+              <w:rPr>
+                <w:b w:val="0"/>
+                <w:color w:val="5F6B7A"/>
+                <w:sz w:val="18"/>
+              </w:rPr>
+              <w:t>•</w:t>
+              <w:tab/>
+            </w:r>
+            <w:r>
+              <w:rPr>
+                <w:b w:val="0"/>
+                <w:color w:val="333333"/>
+                <w:sz w:val="18"/>
+              </w:rPr>
+              <w:t>ISO 14001 ir ISO 45001</w:t>
+            </w:r>
+          </w:p>
+          <w:p>
+            <w:pPr>
+              <w:tabs>
+                <w:tab w:pos="198" w:val="left"/>
+              </w:tabs>
+              <w:spacing w:before="0" w:after="20"/>
+              <w:ind w:left="198" w:hanging="198"/>
+            </w:pPr>
+            <w:r>
+              <w:rPr>
+                <w:b w:val="0"/>
+                <w:color w:val="5F6B7A"/>
+                <w:sz w:val="18"/>
+              </w:rPr>
+              <w:t>•</w:t>
+              <w:tab/>
+            </w:r>
+            <w:r>
+              <w:rPr>
+                <w:b w:val="0"/>
+                <w:color w:val="333333"/>
+                <w:sz w:val="18"/>
+              </w:rPr>
+              <w:t>Žaliųjų finansų sistema su Sustainalytics nuomone</w:t>
+            </w:r>
+            <w:hyperlink r:id="rId35">
+              <w:r>
+                <w:rPr>
+                  <w:color w:val="2A78D6"/>
+                  <w:vertAlign w:val="superscript"/>
+                  <w:sz w:val="15"/>
+                </w:rPr>
+                <w:t xml:space="preserve">26</w:t>
+              </w:r>
+            </w:hyperlink>
+            <w:r>
+              <w:rPr>
+                <w:b w:val="0"/>
+                <w:color w:val="333333"/>
+                <w:sz w:val="18"/>
+              </w:rPr>
+              <w:t>.</w:t>
+            </w:r>
+          </w:p>
+        </w:tc>
+      </w:tr>
+    </w:tbl>
+    <w:tbl>
+      <w:tblPr>
+        <w:tblW w:w="9639" w:type="dxa"/>
+        <w:tblBorders>
+          <w:top w:val="nil"/>
+          <w:left w:val="nil"/>
+          <w:bottom w:val="nil"/>
+          <w:right w:val="nil"/>
+          <w:insideH w:val="nil"/>
+          <w:insideV w:val="nil"/>
+        </w:tblBorders>
+        <w:tblLayout w:type="fixed"/>
+        <w:tblCellMar>
+          <w:top w:w="90" w:type="dxa"/>
+          <w:left w:w="0" w:type="dxa"/>
+          <w:bottom w:w="110" w:type="dxa"/>
+          <w:right w:w="0" w:type="dxa"/>
+        </w:tblCellMar>
+        <w:tblLook w:firstColumn="1" w:firstRow="1" w:lastColumn="0" w:lastRow="0" w:noHBand="0" w:noVBand="1" w:val="04A0"/>
+      </w:tblPr>
+      <w:tblGrid>
+        <w:gridCol w:w="340"/>
+        <w:gridCol w:w="9298"/>
+      </w:tblGrid>
+      <w:tr>
+        <w:tc>
+          <w:tcPr>
+            <w:tcW w:type="dxa" w:w="340"/>
+            <w:tcBorders>
+              <w:top w:val="nil"/>
+              <w:left w:val="nil"/>
+              <w:bottom w:val="single" w:sz="4" w:color="E3E8EE" w:space="0"/>
+              <w:right w:val="nil"/>
+            </w:tcBorders>
+          </w:tcPr>
+          <w:p>
+            <w:pPr>
+              <w:spacing w:before="0" w:after="0"/>
+            </w:pPr>
+            <w:r>
+              <w:rPr>
+                <w:rFonts w:ascii="Segoe UI Symbol" w:hAnsi="Segoe UI Symbol"/>
+                <w:b w:val="0"/>
+                <w:color w:val="1B7F3B"/>
+                <w:sz w:val="24"/>
+              </w:rPr>
+              <w:t>☑</w:t>
+            </w:r>
+          </w:p>
+        </w:tc>
+        <w:tc>
+          <w:tcPr>
+            <w:tcW w:type="dxa" w:w="9298"/>
+            <w:tcBorders>
+              <w:top w:val="nil"/>
+              <w:left w:val="nil"/>
+              <w:bottom w:val="single" w:sz="4" w:color="E3E8EE" w:space="0"/>
+              <w:right w:val="nil"/>
+            </w:tcBorders>
+          </w:tcPr>
+          <w:p>
+            <w:pPr>
+              <w:spacing w:before="0" w:after="40"/>
+            </w:pPr>
+            <w:r>
+              <w:rPr>
+                <w:b/>
+                <w:color w:val="1A1A1A"/>
+                <w:sz w:val="19"/>
+              </w:rPr>
+              <w:t>Yes, the activities of the company or it’s strategy is aligned with the taxonomy and/or Paris agreement targets (e.g. net zero commitment)</w:t>
+            </w:r>
+          </w:p>
+          <w:p>
+            <w:pPr>
+              <w:tabs>
+                <w:tab w:pos="198" w:val="left"/>
+              </w:tabs>
+              <w:spacing w:before="0" w:after="20"/>
+              <w:ind w:left="198" w:hanging="198"/>
+            </w:pPr>
+            <w:r>
+              <w:rPr>
+                <w:b w:val="0"/>
+                <w:color w:val="5F6B7A"/>
+                <w:sz w:val="18"/>
+              </w:rPr>
+              <w:t>•</w:t>
+              <w:tab/>
+            </w:r>
+            <w:r>
+              <w:rPr>
+                <w:b w:val="0"/>
+                <w:color w:val="333333"/>
+                <w:sz w:val="18"/>
+              </w:rPr>
+              <w:t>350 mln. EUR obligacijų lėšos visos paskirstytos žaliems pastatams</w:t>
+            </w:r>
+            <w:hyperlink r:id="rId26">
+              <w:r>
+                <w:rPr>
+                  <w:color w:val="2A78D6"/>
+                  <w:vertAlign w:val="superscript"/>
+                  <w:sz w:val="15"/>
+                </w:rPr>
+                <w:t xml:space="preserve">16</w:t>
+              </w:r>
+            </w:hyperlink>
+            <w:r>
+              <w:rPr>
+                <w:b w:val="0"/>
+                <w:color w:val="333333"/>
+                <w:sz w:val="18"/>
+              </w:rPr>
+              <w:t>.</w:t>
+            </w:r>
+          </w:p>
+        </w:tc>
+      </w:tr>
+    </w:tbl>
+    <w:tbl>
+      <w:tblPr>
+        <w:tblW w:w="9639" w:type="dxa"/>
+        <w:tblBorders>
+          <w:top w:val="nil"/>
+          <w:left w:val="nil"/>
+          <w:bottom w:val="nil"/>
+          <w:right w:val="nil"/>
+          <w:insideH w:val="nil"/>
+          <w:insideV w:val="nil"/>
+        </w:tblBorders>
+        <w:tblLayout w:type="fixed"/>
+        <w:tblCellMar>
+          <w:top w:w="90" w:type="dxa"/>
+          <w:left w:w="0" w:type="dxa"/>
+          <w:bottom w:w="110" w:type="dxa"/>
+          <w:right w:w="0" w:type="dxa"/>
+        </w:tblCellMar>
+        <w:tblLook w:firstColumn="1" w:firstRow="1" w:lastColumn="0" w:lastRow="0" w:noHBand="0" w:noVBand="1" w:val="04A0"/>
+      </w:tblPr>
+      <w:tblGrid>
+        <w:gridCol w:w="340"/>
+        <w:gridCol w:w="9298"/>
+      </w:tblGrid>
+      <w:tr>
+        <w:tc>
+          <w:tcPr>
+            <w:tcW w:type="dxa" w:w="340"/>
+            <w:tcBorders>
+              <w:top w:val="nil"/>
+              <w:left w:val="nil"/>
+              <w:bottom w:val="single" w:sz="4" w:color="E3E8EE" w:space="0"/>
+              <w:right w:val="nil"/>
+            </w:tcBorders>
+          </w:tcPr>
+          <w:p>
+            <w:pPr>
+              <w:spacing w:before="0" w:after="0"/>
+            </w:pPr>
+            <w:r>
+              <w:rPr>
+                <w:rFonts w:ascii="Segoe UI Symbol" w:hAnsi="Segoe UI Symbol"/>
+                <w:b w:val="0"/>
+                <w:color w:val="1B7F3B"/>
+                <w:sz w:val="24"/>
+              </w:rPr>
+              <w:t>☑</w:t>
+            </w:r>
+          </w:p>
+        </w:tc>
+        <w:tc>
+          <w:tcPr>
+            <w:tcW w:type="dxa" w:w="9298"/>
+            <w:tcBorders>
+              <w:top w:val="nil"/>
+              <w:left w:val="nil"/>
+              <w:bottom w:val="single" w:sz="4" w:color="E3E8EE" w:space="0"/>
+              <w:right w:val="nil"/>
+            </w:tcBorders>
+          </w:tcPr>
+          <w:p>
+            <w:pPr>
+              <w:spacing w:before="0" w:after="40"/>
+            </w:pPr>
+            <w:r>
+              <w:rPr>
+                <w:b/>
+                <w:color w:val="1A1A1A"/>
+                <w:sz w:val="19"/>
+              </w:rPr>
+              <w:t>Yes, the company does not have yellow flag/signal related to controversies based on UN Global Compact or any other relevant principles/standards</w:t>
+            </w:r>
+          </w:p>
+          <w:p>
+            <w:pPr>
+              <w:tabs>
+                <w:tab w:pos="198" w:val="left"/>
+              </w:tabs>
+              <w:spacing w:before="0" w:after="20"/>
+              <w:ind w:left="198" w:hanging="198"/>
+            </w:pPr>
+            <w:r>
+              <w:rPr>
+                <w:b w:val="0"/>
+                <w:color w:val="5F6B7A"/>
+                <w:sz w:val="18"/>
+              </w:rPr>
+              <w:t>•</w:t>
+              <w:tab/>
+            </w:r>
+            <w:r>
+              <w:rPr>
+                <w:b w:val="0"/>
+                <w:color w:val="333333"/>
+                <w:sz w:val="18"/>
+              </w:rPr>
+              <w:t>Geltonų signalų nerasta.</w:t>
+            </w:r>
+          </w:p>
+          <w:p>
+            <w:pPr>
+              <w:tabs>
+                <w:tab w:pos="198" w:val="left"/>
+              </w:tabs>
+              <w:spacing w:before="0" w:after="20"/>
+              <w:ind w:left="198" w:hanging="198"/>
+            </w:pPr>
+            <w:r>
+              <w:rPr>
+                <w:b w:val="0"/>
+                <w:color w:val="5F6B7A"/>
+                <w:sz w:val="18"/>
+              </w:rPr>
+              <w:t>•</w:t>
+              <w:tab/>
+            </w:r>
+            <w:r>
+              <w:rPr>
+                <w:b w:val="0"/>
+                <w:color w:val="333333"/>
+                <w:sz w:val="18"/>
+              </w:rPr>
+              <w:t>2025 m. pabaigoje valdyboje nebuvo nepriklausomų narių</w:t>
+            </w:r>
+            <w:hyperlink r:id="rId36">
+              <w:r>
+                <w:rPr>
+                  <w:color w:val="2A78D6"/>
+                  <w:vertAlign w:val="superscript"/>
+                  <w:sz w:val="15"/>
+                </w:rPr>
+                <w:t xml:space="preserve">27</w:t>
+              </w:r>
+            </w:hyperlink>
+            <w:r>
+              <w:rPr>
+                <w:b w:val="0"/>
+                <w:color w:val="333333"/>
+                <w:sz w:val="18"/>
+              </w:rPr>
+              <w:t>.</w:t>
+            </w:r>
+          </w:p>
+        </w:tc>
+      </w:tr>
+    </w:tbl>
+    <w:tbl>
+      <w:tblPr>
+        <w:tblW w:w="9639" w:type="dxa"/>
+        <w:tblBorders>
+          <w:top w:val="nil"/>
+          <w:left w:val="nil"/>
+          <w:bottom w:val="nil"/>
+          <w:right w:val="nil"/>
+          <w:insideH w:val="nil"/>
+          <w:insideV w:val="nil"/>
+        </w:tblBorders>
+        <w:tblLayout w:type="fixed"/>
+        <w:tblCellMar>
+          <w:top w:w="90" w:type="dxa"/>
+          <w:left w:w="0" w:type="dxa"/>
+          <w:bottom w:w="110" w:type="dxa"/>
+          <w:right w:w="0" w:type="dxa"/>
+        </w:tblCellMar>
+        <w:tblLook w:firstColumn="1" w:firstRow="1" w:lastColumn="0" w:lastRow="0" w:noHBand="0" w:noVBand="1" w:val="04A0"/>
+      </w:tblPr>
+      <w:tblGrid>
+        <w:gridCol w:w="340"/>
+        <w:gridCol w:w="9298"/>
+      </w:tblGrid>
+      <w:tr>
+        <w:tc>
+          <w:tcPr>
+            <w:tcW w:type="dxa" w:w="340"/>
+            <w:tcBorders>
+              <w:top w:val="nil"/>
+              <w:left w:val="nil"/>
+              <w:bottom w:val="single" w:sz="4" w:color="E3E8EE" w:space="0"/>
+              <w:right w:val="nil"/>
+            </w:tcBorders>
+          </w:tcPr>
+          <w:p>
+            <w:pPr>
+              <w:spacing w:before="0" w:after="0"/>
+            </w:pPr>
+            <w:r>
+              <w:rPr>
+                <w:rFonts w:ascii="Segoe UI Symbol" w:hAnsi="Segoe UI Symbol"/>
+                <w:b w:val="0"/>
+                <w:color w:val="1B7F3B"/>
+                <w:sz w:val="24"/>
+              </w:rPr>
+              <w:t>☑</w:t>
+            </w:r>
+          </w:p>
+        </w:tc>
+        <w:tc>
+          <w:tcPr>
+            <w:tcW w:type="dxa" w:w="9298"/>
+            <w:tcBorders>
+              <w:top w:val="nil"/>
+              <w:left w:val="nil"/>
+              <w:bottom w:val="single" w:sz="4" w:color="E3E8EE" w:space="0"/>
+              <w:right w:val="nil"/>
+            </w:tcBorders>
+          </w:tcPr>
+          <w:p>
+            <w:pPr>
+              <w:spacing w:before="0" w:after="40"/>
+            </w:pPr>
+            <w:r>
+              <w:rPr>
+                <w:b/>
+                <w:color w:val="1A1A1A"/>
+                <w:sz w:val="19"/>
+              </w:rPr>
+              <w:t>Yes, the company fulfills the expectations from SEB thematic and sector policies</w:t>
+            </w:r>
+          </w:p>
+          <w:p>
+            <w:pPr>
+              <w:spacing w:before="40" w:after="0"/>
+            </w:pPr>
+            <w:r>
+              <w:rPr>
+                <w:b/>
+                <w:color w:val="333333"/>
+                <w:sz w:val="18"/>
+              </w:rPr>
+              <w:t>Taikoma</w:t>
+            </w:r>
+          </w:p>
+          <w:p>
+            <w:pPr>
+              <w:tabs>
+                <w:tab w:pos="198" w:val="left"/>
+              </w:tabs>
+              <w:spacing w:before="0" w:after="20"/>
+              <w:ind w:left="198" w:hanging="198"/>
+            </w:pPr>
+            <w:r>
+              <w:rPr>
+                <w:b w:val="0"/>
+                <w:color w:val="5F6B7A"/>
+                <w:sz w:val="18"/>
+              </w:rPr>
+              <w:t>•</w:t>
+              <w:tab/>
+            </w:r>
+            <w:r>
+              <w:rPr>
+                <w:b w:val="0"/>
+                <w:color w:val="333333"/>
+                <w:sz w:val="18"/>
+              </w:rPr>
+              <w:t>Nekilnojamojo turto politika</w:t>
+            </w:r>
+            <w:hyperlink r:id="rId37">
+              <w:r>
+                <w:rPr>
+                  <w:color w:val="2A78D6"/>
+                  <w:vertAlign w:val="superscript"/>
+                  <w:sz w:val="15"/>
+                </w:rPr>
+                <w:t xml:space="preserve">28</w:t>
+              </w:r>
+            </w:hyperlink>
+            <w:r>
+              <w:rPr>
+                <w:b w:val="0"/>
+                <w:color w:val="333333"/>
+                <w:sz w:val="18"/>
+              </w:rPr>
+              <w:t>.</w:t>
+            </w:r>
+          </w:p>
+          <w:p>
+            <w:pPr>
+              <w:spacing w:before="40" w:after="0"/>
+            </w:pPr>
+            <w:r>
+              <w:rPr>
+                <w:b/>
+                <w:color w:val="333333"/>
+                <w:sz w:val="18"/>
+              </w:rPr>
+              <w:t>Atitinka</w:t>
+            </w:r>
+          </w:p>
+          <w:p>
+            <w:pPr>
+              <w:tabs>
+                <w:tab w:pos="198" w:val="left"/>
+              </w:tabs>
+              <w:spacing w:before="0" w:after="20"/>
+              <w:ind w:left="198" w:hanging="198"/>
+            </w:pPr>
+            <w:r>
+              <w:rPr>
+                <w:b w:val="0"/>
+                <w:color w:val="5F6B7A"/>
+                <w:sz w:val="18"/>
+              </w:rPr>
+              <w:t>•</w:t>
+              <w:tab/>
+            </w:r>
+            <w:r>
+              <w:rPr>
+                <w:b w:val="0"/>
+                <w:color w:val="333333"/>
+                <w:sz w:val="18"/>
+              </w:rPr>
+              <w:t>Pastatų sertifikavimas, aplinkos vadybos sistema, pirmoji CSRD tvarumo ataskaita su ribotu užtikrinimu</w:t>
+            </w:r>
+            <w:hyperlink r:id="rId35">
+              <w:r>
+                <w:rPr>
+                  <w:color w:val="2A78D6"/>
+                  <w:vertAlign w:val="superscript"/>
+                  <w:sz w:val="15"/>
+                </w:rPr>
+                <w:t xml:space="preserve">29</w:t>
+              </w:r>
+            </w:hyperlink>
+            <w:r>
+              <w:rPr>
+                <w:b w:val="0"/>
+                <w:color w:val="333333"/>
+                <w:sz w:val="18"/>
+              </w:rPr>
+              <w:t>.</w:t>
+            </w:r>
+          </w:p>
+        </w:tc>
+      </w:tr>
+    </w:tbl>
     <w:p>
       <w:pPr>
-        <w:spacing w:before="80" w:after="20"/>
-      </w:pPr>
-      <w:r>
-        <w:rPr>
-          <w:sz w:val="24"/>
-        </w:rPr>
-        <w:t xml:space="preserve">☑ </w:t>
-      </w:r>
-      <w:r>
-        <w:t>Yes, the company is promoting environmental or social characteristics (activities, ESG policy, good ESG rating, etc)</w:t>
-      </w:r>
-    </w:p>
-    <w:p>
-      <w:pPr>
-        <w:spacing w:after="0"/>
-        <w:ind w:left="510" w:hanging="198"/>
-      </w:pPr>
-      <w:r>
-        <w:rPr>
-          <w:sz w:val="19"/>
-        </w:rPr>
-        <w:t xml:space="preserve">•  </w:t>
-      </w:r>
-      <w:r>
-        <w:rPr>
-          <w:b w:val="0"/>
-          <w:color w:val="333333"/>
-          <w:sz w:val="19"/>
-        </w:rPr>
-        <w:t>Visi 5 centrai turi BREEAM In-Use „Very Good“</w:t>
-      </w:r>
-    </w:p>
-    <w:p>
-      <w:pPr>
-        <w:spacing w:after="0"/>
-        <w:ind w:left="510" w:hanging="198"/>
-      </w:pPr>
-      <w:r>
-        <w:rPr>
-          <w:sz w:val="19"/>
-        </w:rPr>
-        <w:t xml:space="preserve">•  </w:t>
-      </w:r>
-      <w:r>
-        <w:rPr>
-          <w:b w:val="0"/>
-          <w:color w:val="333333"/>
-          <w:sz w:val="19"/>
-        </w:rPr>
-        <w:t>ISO 14001 ir ISO 45001</w:t>
-      </w:r>
-    </w:p>
-    <w:p>
-      <w:pPr>
-        <w:spacing w:after="120"/>
-        <w:ind w:left="510" w:hanging="198"/>
-      </w:pPr>
-      <w:r>
-        <w:rPr>
-          <w:sz w:val="19"/>
-        </w:rPr>
-        <w:t xml:space="preserve">•  </w:t>
-      </w:r>
-      <w:r>
-        <w:rPr>
-          <w:b w:val="0"/>
-          <w:color w:val="333333"/>
-          <w:sz w:val="19"/>
-        </w:rPr>
-        <w:t>Žaliųjų finansų sistema su Sustainalytics nuomone</w:t>
-      </w:r>
-      <w:hyperlink r:id="rId30">
-        <w:r>
-          <w:rPr>
-            <w:color w:val="2A78D6"/>
-            <w:vertAlign w:val="superscript"/>
-            <w:sz w:val="16"/>
-          </w:rPr>
-          <w:t xml:space="preserve">26</w:t>
-        </w:r>
-      </w:hyperlink>
-      <w:r>
-        <w:rPr>
-          <w:b w:val="0"/>
-          <w:color w:val="333333"/>
-          <w:sz w:val="19"/>
-        </w:rPr>
-        <w:t>.</w:t>
-      </w:r>
-    </w:p>
-    <w:p>
-      <w:pPr>
-        <w:spacing w:before="80" w:after="20"/>
-      </w:pPr>
-      <w:r>
-        <w:rPr>
-          <w:sz w:val="24"/>
-        </w:rPr>
-        <w:t xml:space="preserve">☑ </w:t>
-      </w:r>
-      <w:r>
-        <w:t>Yes, the activities of the company or it’s strategy is aligned with the taxonomy and/or Paris agreement targets (e.g. net zero commitment)</w:t>
-      </w:r>
-    </w:p>
-    <w:p>
-      <w:pPr>
-        <w:spacing w:after="0"/>
-        <w:ind w:left="510" w:hanging="198"/>
-      </w:pPr>
-      <w:r>
-        <w:rPr>
-          <w:sz w:val="19"/>
-        </w:rPr>
-        <w:t xml:space="preserve">•  </w:t>
-      </w:r>
-      <w:r>
-        <w:rPr>
-          <w:b w:val="0"/>
-          <w:color w:val="333333"/>
-          <w:sz w:val="19"/>
-        </w:rPr>
-        <w:t>350 mln.</w:t>
-      </w:r>
-    </w:p>
-    <w:p>
-      <w:pPr>
-        <w:spacing w:after="120"/>
-        <w:ind w:left="510" w:hanging="198"/>
-      </w:pPr>
-      <w:r>
-        <w:rPr>
-          <w:sz w:val="19"/>
-        </w:rPr>
-        <w:t xml:space="preserve">•  </w:t>
-      </w:r>
-      <w:r>
-        <w:rPr>
-          <w:b w:val="0"/>
-          <w:color w:val="333333"/>
-          <w:sz w:val="19"/>
-        </w:rPr>
-        <w:t>EUR obligacijų lėšos visos paskirstytos žaliems pastatams</w:t>
-      </w:r>
-      <w:hyperlink r:id="rId24">
-        <w:r>
-          <w:rPr>
-            <w:color w:val="2A78D6"/>
-            <w:vertAlign w:val="superscript"/>
-            <w:sz w:val="16"/>
-          </w:rPr>
-          <w:t xml:space="preserve">16</w:t>
-        </w:r>
-      </w:hyperlink>
-      <w:r>
-        <w:rPr>
-          <w:b w:val="0"/>
-          <w:color w:val="333333"/>
-          <w:sz w:val="19"/>
-        </w:rPr>
-        <w:t>.</w:t>
-      </w:r>
-    </w:p>
-    <w:p>
-      <w:pPr>
-        <w:spacing w:before="80" w:after="20"/>
-      </w:pPr>
-      <w:r>
-        <w:rPr>
-          <w:sz w:val="24"/>
-        </w:rPr>
-        <w:t xml:space="preserve">☑ </w:t>
-      </w:r>
-      <w:r>
-        <w:t>Yes, the company does not have yellow flag/signal related to controversies based on UN Global Compact or any other relevant principles/standards</w:t>
-      </w:r>
-    </w:p>
-    <w:p>
-      <w:pPr>
-        <w:spacing w:after="0"/>
-        <w:ind w:left="510" w:hanging="198"/>
-      </w:pPr>
-      <w:r>
-        <w:rPr>
-          <w:sz w:val="19"/>
-        </w:rPr>
-        <w:t xml:space="preserve">•  </w:t>
-      </w:r>
-      <w:r>
-        <w:rPr>
-          <w:b w:val="0"/>
-          <w:color w:val="333333"/>
-          <w:sz w:val="19"/>
-        </w:rPr>
-        <w:t>Geltonų signalų nerasta.</w:t>
-      </w:r>
-    </w:p>
-    <w:p>
-      <w:pPr>
-        <w:spacing w:after="120"/>
-        <w:ind w:left="510" w:hanging="198"/>
-      </w:pPr>
-      <w:r>
-        <w:rPr>
-          <w:sz w:val="19"/>
-        </w:rPr>
-        <w:t xml:space="preserve">•  </w:t>
-      </w:r>
-      <w:r>
-        <w:rPr>
-          <w:b w:val="0"/>
-          <w:color w:val="333333"/>
-          <w:sz w:val="19"/>
-        </w:rPr>
-        <w:t>2025 m. pabaigoje valdyboje nebuvo nepriklausomų narių</w:t>
-      </w:r>
-      <w:hyperlink r:id="rId31">
-        <w:r>
-          <w:rPr>
-            <w:color w:val="2A78D6"/>
-            <w:vertAlign w:val="superscript"/>
-            <w:sz w:val="16"/>
-          </w:rPr>
-          <w:t xml:space="preserve">27</w:t>
-        </w:r>
-      </w:hyperlink>
-      <w:r>
-        <w:rPr>
-          <w:b w:val="0"/>
-          <w:color w:val="333333"/>
-          <w:sz w:val="19"/>
-        </w:rPr>
-        <w:t>.</w:t>
-      </w:r>
-    </w:p>
-    <w:p>
-      <w:pPr>
-        <w:spacing w:before="80" w:after="20"/>
-      </w:pPr>
-      <w:r>
-        <w:rPr>
-          <w:sz w:val="24"/>
-        </w:rPr>
-        <w:t xml:space="preserve">☑ </w:t>
-      </w:r>
-      <w:r>
-        <w:t>Yes, the company fulfills the expectations from SEB thematic and sector policies</w:t>
-      </w:r>
-    </w:p>
-    <w:p>
-      <w:pPr>
-        <w:spacing w:after="0"/>
-        <w:ind w:left="397"/>
+        <w:spacing w:before="120" w:after="40"/>
       </w:pPr>
       <w:r>
         <w:rPr>
           <w:b/>
-          <w:color w:val="333333"/>
           <w:sz w:val="19"/>
-        </w:rPr>
-        <w:t>Taikoma</w:t>
-      </w:r>
-    </w:p>
-    <w:p>
-      <w:pPr>
-        <w:spacing w:after="0"/>
-        <w:ind w:left="737" w:hanging="198"/>
-      </w:pPr>
-      <w:r>
-        <w:rPr>
-          <w:sz w:val="19"/>
-        </w:rPr>
-        <w:t xml:space="preserve">•  </w:t>
-      </w:r>
-      <w:r>
-        <w:rPr>
-          <w:b w:val="0"/>
-          <w:color w:val="333333"/>
-          <w:sz w:val="19"/>
-        </w:rPr>
-        <w:t>Nekilnojamojo turto politika</w:t>
-      </w:r>
-      <w:hyperlink r:id="rId32">
-        <w:r>
-          <w:rPr>
-            <w:color w:val="2A78D6"/>
-            <w:vertAlign w:val="superscript"/>
-            <w:sz w:val="16"/>
-          </w:rPr>
-          <w:t xml:space="preserve">28</w:t>
-        </w:r>
-      </w:hyperlink>
-      <w:r>
-        <w:rPr>
-          <w:b w:val="0"/>
-          <w:color w:val="333333"/>
-          <w:sz w:val="19"/>
-        </w:rPr>
-        <w:t>.</w:t>
-      </w:r>
-    </w:p>
-    <w:p>
-      <w:pPr>
-        <w:spacing w:after="0"/>
-        <w:ind w:left="397"/>
-      </w:pPr>
-      <w:r>
-        <w:rPr>
-          <w:b/>
-          <w:color w:val="333333"/>
-          <w:sz w:val="19"/>
-        </w:rPr>
-        <w:t>Atitinka</w:t>
-      </w:r>
-    </w:p>
-    <w:p>
-      <w:pPr>
-        <w:spacing w:after="120"/>
-        <w:ind w:left="737" w:hanging="198"/>
-      </w:pPr>
-      <w:r>
-        <w:rPr>
-          <w:sz w:val="19"/>
-        </w:rPr>
-        <w:t xml:space="preserve">•  </w:t>
-      </w:r>
-      <w:r>
-        <w:rPr>
-          <w:b w:val="0"/>
-          <w:color w:val="333333"/>
-          <w:sz w:val="19"/>
-        </w:rPr>
-        <w:t>Pastatų sertifikavimas, aplinkos vadybos sistema, pirmoji CSRD tvarumo ataskaita su ribotu užtikrinimu</w:t>
-      </w:r>
-      <w:hyperlink r:id="rId30">
-        <w:r>
-          <w:rPr>
-            <w:color w:val="2A78D6"/>
-            <w:vertAlign w:val="superscript"/>
-            <w:sz w:val="16"/>
-          </w:rPr>
-          <w:t xml:space="preserve">29</w:t>
-        </w:r>
-      </w:hyperlink>
-      <w:r>
-        <w:rPr>
-          <w:b w:val="0"/>
-          <w:color w:val="333333"/>
-          <w:sz w:val="19"/>
-        </w:rPr>
-        <w:t>.</w:t>
-      </w:r>
-    </w:p>
-    <w:p>
-      <w:pPr>
-        <w:spacing w:before="80"/>
-      </w:pPr>
-      <w:r>
-        <w:rPr>
-          <w:b/>
         </w:rPr>
         <w:t xml:space="preserve">Additional comments: </w:t>
       </w:r>
     </w:p>
     <w:p>
       <w:pPr>
-        <w:spacing w:before="160"/>
+        <w:keepNext/>
+        <w:shd w:val="clear" w:color="auto" w:fill="EAF1F8"/>
+        <w:spacing w:before="200" w:after="80"/>
+        <w:ind w:left="85"/>
       </w:pPr>
       <w:r>
         <w:rPr>
           <w:b/>
-          <w:sz w:val="22"/>
+          <w:caps/>
+          <w:color w:val="1F4E79"/>
+          <w:sz w:val="19"/>
         </w:rPr>
         <w:t>Engagement</w:t>
       </w:r>
     </w:p>
+    <w:tbl>
+      <w:tblPr>
+        <w:tblW w:w="9639" w:type="dxa"/>
+        <w:tblBorders>
+          <w:top w:val="nil"/>
+          <w:left w:val="nil"/>
+          <w:bottom w:val="nil"/>
+          <w:right w:val="nil"/>
+          <w:insideH w:val="nil"/>
+          <w:insideV w:val="nil"/>
+        </w:tblBorders>
+        <w:tblLayout w:type="fixed"/>
+        <w:tblCellMar>
+          <w:top w:w="90" w:type="dxa"/>
+          <w:left w:w="0" w:type="dxa"/>
+          <w:bottom w:w="110" w:type="dxa"/>
+          <w:right w:w="0" w:type="dxa"/>
+        </w:tblCellMar>
+        <w:tblLook w:firstColumn="1" w:firstRow="1" w:lastColumn="0" w:lastRow="0" w:noHBand="0" w:noVBand="1" w:val="04A0"/>
+      </w:tblPr>
+      <w:tblGrid>
+        <w:gridCol w:w="340"/>
+        <w:gridCol w:w="9298"/>
+      </w:tblGrid>
+      <w:tr>
+        <w:tc>
+          <w:tcPr>
+            <w:tcW w:type="dxa" w:w="340"/>
+            <w:tcBorders>
+              <w:top w:val="nil"/>
+              <w:left w:val="nil"/>
+              <w:bottom w:val="single" w:sz="4" w:color="E3E8EE" w:space="0"/>
+              <w:right w:val="nil"/>
+            </w:tcBorders>
+          </w:tcPr>
+          <w:p>
+            <w:pPr>
+              <w:spacing w:before="0" w:after="0"/>
+            </w:pPr>
+            <w:r>
+              <w:rPr>
+                <w:rFonts w:ascii="Segoe UI Symbol" w:hAnsi="Segoe UI Symbol"/>
+                <w:b w:val="0"/>
+                <w:color w:val="9AA5B1"/>
+                <w:sz w:val="24"/>
+              </w:rPr>
+              <w:t>☐</w:t>
+            </w:r>
+          </w:p>
+        </w:tc>
+        <w:tc>
+          <w:tcPr>
+            <w:tcW w:type="dxa" w:w="9298"/>
+            <w:tcBorders>
+              <w:top w:val="nil"/>
+              <w:left w:val="nil"/>
+              <w:bottom w:val="single" w:sz="4" w:color="E3E8EE" w:space="0"/>
+              <w:right w:val="nil"/>
+            </w:tcBorders>
+          </w:tcPr>
+          <w:p>
+            <w:pPr>
+              <w:spacing w:before="0" w:after="40"/>
+            </w:pPr>
+            <w:r>
+              <w:rPr>
+                <w:b/>
+                <w:color w:val="1A1A1A"/>
+                <w:sz w:val="19"/>
+              </w:rPr>
+              <w:t>Is there a need for pro-active engagement with the company?</w:t>
+            </w:r>
+          </w:p>
+          <w:p>
+            <w:pPr>
+              <w:tabs>
+                <w:tab w:pos="198" w:val="left"/>
+              </w:tabs>
+              <w:spacing w:before="0" w:after="20"/>
+              <w:ind w:left="198" w:hanging="198"/>
+            </w:pPr>
+            <w:r>
+              <w:rPr>
+                <w:b w:val="0"/>
+                <w:color w:val="5F6B7A"/>
+                <w:sz w:val="18"/>
+              </w:rPr>
+              <w:t>•</w:t>
+              <w:tab/>
+            </w:r>
+            <w:r>
+              <w:rPr>
+                <w:b w:val="0"/>
+                <w:color w:val="333333"/>
+                <w:sz w:val="18"/>
+              </w:rPr>
+              <w:t>Nereikia: aukšti tvarumo standartai.</w:t>
+            </w:r>
+          </w:p>
+        </w:tc>
+      </w:tr>
+    </w:tbl>
     <w:p>
       <w:pPr>
-        <w:spacing w:before="80" w:after="20"/>
-      </w:pPr>
-      <w:r>
-        <w:rPr>
-          <w:sz w:val="24"/>
-        </w:rPr>
-        <w:t xml:space="preserve">☐ </w:t>
-      </w:r>
-      <w:r>
-        <w:t>Is there a need for pro-active engagement with the company?</w:t>
-      </w:r>
-    </w:p>
-    <w:p>
-      <w:pPr>
-        <w:spacing w:after="120"/>
-        <w:ind w:left="510" w:hanging="198"/>
-      </w:pPr>
-      <w:r>
-        <w:rPr>
-          <w:sz w:val="19"/>
-        </w:rPr>
-        <w:t xml:space="preserve">•  </w:t>
-      </w:r>
-      <w:r>
-        <w:rPr>
-          <w:b w:val="0"/>
-          <w:color w:val="333333"/>
-          <w:sz w:val="19"/>
-        </w:rPr>
-        <w:t>Nereikia: aukšti tvarumo standartai.</w:t>
-      </w:r>
-    </w:p>
-    <w:p>
-      <w:pPr>
-        <w:spacing w:before="80"/>
+        <w:spacing w:before="120" w:after="40"/>
       </w:pPr>
       <w:r>
         <w:rPr>
           <w:b/>
+          <w:sz w:val="19"/>
         </w:rPr>
         <w:t xml:space="preserve">Additional comments: </w:t>
       </w:r>
     </w:p>
     <w:p>
       <w:pPr>
-        <w:spacing w:before="160"/>
+        <w:keepNext/>
+        <w:shd w:val="clear" w:color="auto" w:fill="EAF1F8"/>
+        <w:spacing w:before="200" w:after="80"/>
+        <w:ind w:left="85"/>
       </w:pPr>
       <w:r>
         <w:rPr>
           <w:b/>
-          <w:sz w:val="22"/>
+          <w:caps/>
+          <w:color w:val="1F4E79"/>
+          <w:sz w:val="19"/>
         </w:rPr>
         <w:t>Indicators</w:t>
       </w:r>
     </w:p>
+    <w:tbl>
+      <w:tblPr>
+        <w:tblW w:w="9639" w:type="dxa"/>
+        <w:tblBorders>
+          <w:top w:val="nil"/>
+          <w:left w:val="nil"/>
+          <w:bottom w:val="nil"/>
+          <w:right w:val="nil"/>
+          <w:insideH w:val="nil"/>
+          <w:insideV w:val="nil"/>
+        </w:tblBorders>
+        <w:tblLayout w:type="fixed"/>
+        <w:tblCellMar>
+          <w:top w:w="90" w:type="dxa"/>
+          <w:left w:w="0" w:type="dxa"/>
+          <w:bottom w:w="110" w:type="dxa"/>
+          <w:right w:w="0" w:type="dxa"/>
+        </w:tblCellMar>
+        <w:tblLook w:firstColumn="1" w:firstRow="1" w:lastColumn="0" w:lastRow="0" w:noHBand="0" w:noVBand="1" w:val="04A0"/>
+      </w:tblPr>
+      <w:tblGrid>
+        <w:gridCol w:w="340"/>
+        <w:gridCol w:w="9298"/>
+      </w:tblGrid>
+      <w:tr>
+        <w:tc>
+          <w:tcPr>
+            <w:tcW w:type="dxa" w:w="340"/>
+            <w:tcBorders>
+              <w:top w:val="nil"/>
+              <w:left w:val="nil"/>
+              <w:bottom w:val="single" w:sz="4" w:color="E3E8EE" w:space="0"/>
+              <w:right w:val="nil"/>
+            </w:tcBorders>
+          </w:tcPr>
+          <w:p>
+            <w:pPr>
+              <w:spacing w:before="0" w:after="0"/>
+            </w:pPr>
+            <w:r>
+              <w:rPr>
+                <w:rFonts w:ascii="Segoe UI Symbol" w:hAnsi="Segoe UI Symbol"/>
+                <w:b w:val="0"/>
+                <w:color w:val="1B7F3B"/>
+                <w:sz w:val="24"/>
+              </w:rPr>
+              <w:t>☑</w:t>
+            </w:r>
+          </w:p>
+        </w:tc>
+        <w:tc>
+          <w:tcPr>
+            <w:tcW w:type="dxa" w:w="9298"/>
+            <w:tcBorders>
+              <w:top w:val="nil"/>
+              <w:left w:val="nil"/>
+              <w:bottom w:val="single" w:sz="4" w:color="E3E8EE" w:space="0"/>
+              <w:right w:val="nil"/>
+            </w:tcBorders>
+          </w:tcPr>
+          <w:p>
+            <w:pPr>
+              <w:spacing w:before="0" w:after="40"/>
+            </w:pPr>
+            <w:r>
+              <w:rPr>
+                <w:b/>
+                <w:color w:val="1A1A1A"/>
+                <w:sz w:val="19"/>
+              </w:rPr>
+              <w:t>Yes, the indicators of the company support the targets of sustainability and PAI indicators followed by the Fund</w:t>
+            </w:r>
+          </w:p>
+          <w:p>
+            <w:pPr>
+              <w:tabs>
+                <w:tab w:pos="198" w:val="left"/>
+              </w:tabs>
+              <w:spacing w:before="0" w:after="20"/>
+              <w:ind w:left="198" w:hanging="198"/>
+            </w:pPr>
+            <w:r>
+              <w:rPr>
+                <w:b w:val="0"/>
+                <w:color w:val="5F6B7A"/>
+                <w:sz w:val="18"/>
+              </w:rPr>
+              <w:t>•</w:t>
+              <w:tab/>
+            </w:r>
+            <w:r>
+              <w:rPr>
+                <w:b w:val="0"/>
+                <w:color w:val="333333"/>
+                <w:sz w:val="18"/>
+              </w:rPr>
+              <w:t>Skelbiama ESRS tvarumo ataskaita ir žaliųjų obligacijų lėšų paskirstymas</w:t>
+            </w:r>
+            <w:hyperlink r:id="rId27">
+              <w:r>
+                <w:rPr>
+                  <w:color w:val="2A78D6"/>
+                  <w:vertAlign w:val="superscript"/>
+                  <w:sz w:val="15"/>
+                </w:rPr>
+                <w:t xml:space="preserve">17</w:t>
+              </w:r>
+            </w:hyperlink>
+            <w:r>
+              <w:rPr>
+                <w:color w:val="2A78D6"/>
+                <w:vertAlign w:val="superscript"/>
+              </w:rPr>
+              <w:t>,</w:t>
+            </w:r>
+            <w:hyperlink r:id="rId26">
+              <w:r>
+                <w:rPr>
+                  <w:color w:val="2A78D6"/>
+                  <w:vertAlign w:val="superscript"/>
+                  <w:sz w:val="15"/>
+                </w:rPr>
+                <w:t xml:space="preserve">16</w:t>
+              </w:r>
+            </w:hyperlink>
+            <w:r>
+              <w:rPr>
+                <w:b w:val="0"/>
+                <w:color w:val="333333"/>
+                <w:sz w:val="18"/>
+              </w:rPr>
+              <w:t>.</w:t>
+            </w:r>
+          </w:p>
+        </w:tc>
+      </w:tr>
+    </w:tbl>
     <w:p>
       <w:pPr>
-        <w:spacing w:before="80" w:after="20"/>
-      </w:pPr>
-      <w:r>
-        <w:rPr>
-          <w:sz w:val="24"/>
-        </w:rPr>
-        <w:t xml:space="preserve">☑ </w:t>
-      </w:r>
-      <w:r>
-        <w:t>Yes, the indicators of the company support the targets of sustainability and PAI indicators followed by the Fund</w:t>
-      </w:r>
-    </w:p>
-    <w:p>
-      <w:pPr>
-        <w:spacing w:after="120"/>
-        <w:ind w:left="510" w:hanging="198"/>
-      </w:pPr>
-      <w:r>
-        <w:rPr>
-          <w:sz w:val="19"/>
-        </w:rPr>
-        <w:t xml:space="preserve">•  </w:t>
-      </w:r>
-      <w:r>
-        <w:rPr>
-          <w:b w:val="0"/>
-          <w:color w:val="333333"/>
-          <w:sz w:val="19"/>
-        </w:rPr>
-        <w:t>Skelbiama ESRS tvarumo ataskaita ir žaliųjų obligacijų lėšų paskirstymas</w:t>
-      </w:r>
-      <w:hyperlink r:id="rId25">
-        <w:r>
-          <w:rPr>
-            <w:color w:val="2A78D6"/>
-            <w:vertAlign w:val="superscript"/>
-            <w:sz w:val="16"/>
-          </w:rPr>
-          <w:t xml:space="preserve">17</w:t>
-        </w:r>
-      </w:hyperlink>
-      <w:r>
-        <w:rPr>
-          <w:color w:val="2A78D6"/>
-          <w:vertAlign w:val="superscript"/>
-        </w:rPr>
-        <w:t>,</w:t>
-      </w:r>
-      <w:hyperlink r:id="rId24">
-        <w:r>
-          <w:rPr>
-            <w:color w:val="2A78D6"/>
-            <w:vertAlign w:val="superscript"/>
-            <w:sz w:val="16"/>
-          </w:rPr>
-          <w:t xml:space="preserve">16</w:t>
-        </w:r>
-      </w:hyperlink>
-      <w:r>
-        <w:rPr>
-          <w:b w:val="0"/>
-          <w:color w:val="333333"/>
-          <w:sz w:val="19"/>
-        </w:rPr>
-        <w:t>.</w:t>
-      </w:r>
-    </w:p>
-    <w:p>
-      <w:pPr>
-        <w:spacing w:before="80"/>
+        <w:spacing w:before="120" w:after="40"/>
       </w:pPr>
       <w:r>
         <w:rPr>
           <w:b/>
+          <w:sz w:val="19"/>
         </w:rPr>
         <w:t xml:space="preserve">Additional comments: </w:t>
       </w:r>
     </w:p>
     <w:p>
       <w:pPr>
-        <w:spacing w:before="80"/>
+        <w:spacing w:before="120" w:after="40"/>
       </w:pPr>
       <w:r>
         <w:rPr>
           <w:b/>
+          <w:sz w:val="19"/>
         </w:rPr>
         <w:t xml:space="preserve">Conclusion: </w:t>
       </w:r>
       <w:r>
         <w:rPr>
           <w:b w:val="0"/>
+          <w:sz w:val="19"/>
         </w:rPr>
         <w:t>Išimčių ir raudonų signalų nėra. Sertifikuoti žali pastatai ir žaliosios obligacijos.</w:t>
       </w:r>
     </w:p>
     <w:p>
+      <w:pPr>
+        <w:spacing w:before="40" w:after="60"/>
+      </w:pPr>
       <w:r>
         <w:rPr>
-          <w:i/>
+          <w:b w:val="0"/>
           <w:color w:val="5F6B7A"/>
           <w:sz w:val="16"/>
         </w:rPr>
@@ -3608,11 +5698,24 @@
     </w:p>
     <w:p>
       <w:pPr>
-        <w:spacing w:before="280" w:after="80"/>
+        <w:keepNext/>
         <w:pBdr>
-          <w:bottom w:val="single" w:sz="6" w:color="C9D3DE" w:space="2"/>
+          <w:bottom w:val="single" w:sz="8" w:color="1F4E79" w:space="4"/>
         </w:pBdr>
+        <w:tabs>
+          <w:tab w:pos="482" w:val="left"/>
+        </w:tabs>
+        <w:spacing w:before="360" w:after="160"/>
       </w:pPr>
+      <w:r>
+        <w:rPr>
+          <w:b/>
+          <w:color w:val="2A78D6"/>
+          <w:sz w:val="18"/>
+        </w:rPr>
+        <w:t>10</w:t>
+        <w:tab/>
+      </w:r>
       <w:r>
         <w:rPr>
           <w:b/>
@@ -3624,16 +5727,22 @@
     </w:p>
     <w:p>
       <w:pPr>
-        <w:spacing w:after="20"/>
-        <w:ind w:left="340" w:hanging="340"/>
+        <w:tabs>
+          <w:tab w:pos="397" w:val="left"/>
+        </w:tabs>
+        <w:spacing w:before="0" w:after="30"/>
+        <w:ind w:left="397" w:hanging="397"/>
       </w:pPr>
       <w:r>
         <w:rPr>
+          <w:b w:val="0"/>
+          <w:color w:val="5F6B7A"/>
           <w:sz w:val="17"/>
         </w:rPr>
-        <w:t xml:space="preserve">1. </w:t>
+        <w:t>1.</w:t>
+        <w:tab/>
       </w:r>
-      <w:hyperlink r:id="rId10">
+      <w:hyperlink r:id="rId12">
         <w:r>
           <w:rPr>
             <w:color w:val="2A78D6"/>
@@ -3645,16 +5754,22 @@
     </w:p>
     <w:p>
       <w:pPr>
-        <w:spacing w:after="20"/>
-        <w:ind w:left="340" w:hanging="340"/>
+        <w:tabs>
+          <w:tab w:pos="397" w:val="left"/>
+        </w:tabs>
+        <w:spacing w:before="0" w:after="30"/>
+        <w:ind w:left="397" w:hanging="397"/>
       </w:pPr>
       <w:r>
         <w:rPr>
+          <w:b w:val="0"/>
+          <w:color w:val="5F6B7A"/>
           <w:sz w:val="17"/>
         </w:rPr>
-        <w:t xml:space="preserve">2. </w:t>
+        <w:t>2.</w:t>
+        <w:tab/>
       </w:r>
-      <w:hyperlink r:id="rId11">
+      <w:hyperlink r:id="rId13">
         <w:r>
           <w:rPr>
             <w:color w:val="2A78D6"/>
@@ -3666,16 +5781,22 @@
     </w:p>
     <w:p>
       <w:pPr>
-        <w:spacing w:after="20"/>
-        <w:ind w:left="340" w:hanging="340"/>
+        <w:tabs>
+          <w:tab w:pos="397" w:val="left"/>
+        </w:tabs>
+        <w:spacing w:before="0" w:after="30"/>
+        <w:ind w:left="397" w:hanging="397"/>
       </w:pPr>
       <w:r>
         <w:rPr>
+          <w:b w:val="0"/>
+          <w:color w:val="5F6B7A"/>
           <w:sz w:val="17"/>
         </w:rPr>
-        <w:t xml:space="preserve">3. </w:t>
+        <w:t>3.</w:t>
+        <w:tab/>
       </w:r>
-      <w:hyperlink r:id="rId12">
+      <w:hyperlink r:id="rId14">
         <w:r>
           <w:rPr>
             <w:color w:val="2A78D6"/>
@@ -3687,16 +5808,22 @@
     </w:p>
     <w:p>
       <w:pPr>
-        <w:spacing w:after="20"/>
-        <w:ind w:left="340" w:hanging="340"/>
+        <w:tabs>
+          <w:tab w:pos="397" w:val="left"/>
+        </w:tabs>
+        <w:spacing w:before="0" w:after="30"/>
+        <w:ind w:left="397" w:hanging="397"/>
       </w:pPr>
       <w:r>
         <w:rPr>
+          <w:b w:val="0"/>
+          <w:color w:val="5F6B7A"/>
           <w:sz w:val="17"/>
         </w:rPr>
-        <w:t xml:space="preserve">4. </w:t>
+        <w:t>4.</w:t>
+        <w:tab/>
       </w:r>
-      <w:hyperlink r:id="rId13">
+      <w:hyperlink r:id="rId15">
         <w:r>
           <w:rPr>
             <w:color w:val="2A78D6"/>
@@ -3708,16 +5835,22 @@
     </w:p>
     <w:p>
       <w:pPr>
-        <w:spacing w:after="20"/>
-        <w:ind w:left="340" w:hanging="340"/>
+        <w:tabs>
+          <w:tab w:pos="397" w:val="left"/>
+        </w:tabs>
+        <w:spacing w:before="0" w:after="30"/>
+        <w:ind w:left="397" w:hanging="397"/>
       </w:pPr>
       <w:r>
         <w:rPr>
+          <w:b w:val="0"/>
+          <w:color w:val="5F6B7A"/>
           <w:sz w:val="17"/>
         </w:rPr>
-        <w:t xml:space="preserve">5. </w:t>
+        <w:t>5.</w:t>
+        <w:tab/>
       </w:r>
-      <w:hyperlink r:id="rId12">
+      <w:hyperlink r:id="rId14">
         <w:r>
           <w:rPr>
             <w:color w:val="2A78D6"/>
@@ -3729,16 +5862,22 @@
     </w:p>
     <w:p>
       <w:pPr>
-        <w:spacing w:after="20"/>
-        <w:ind w:left="340" w:hanging="340"/>
+        <w:tabs>
+          <w:tab w:pos="397" w:val="left"/>
+        </w:tabs>
+        <w:spacing w:before="0" w:after="30"/>
+        <w:ind w:left="397" w:hanging="397"/>
       </w:pPr>
       <w:r>
         <w:rPr>
+          <w:b w:val="0"/>
+          <w:color w:val="5F6B7A"/>
           <w:sz w:val="17"/>
         </w:rPr>
-        <w:t xml:space="preserve">6. </w:t>
+        <w:t>6.</w:t>
+        <w:tab/>
       </w:r>
-      <w:hyperlink r:id="rId14">
+      <w:hyperlink r:id="rId16">
         <w:r>
           <w:rPr>
             <w:color w:val="2A78D6"/>
@@ -3750,16 +5889,22 @@
     </w:p>
     <w:p>
       <w:pPr>
-        <w:spacing w:after="20"/>
-        <w:ind w:left="340" w:hanging="340"/>
+        <w:tabs>
+          <w:tab w:pos="397" w:val="left"/>
+        </w:tabs>
+        <w:spacing w:before="0" w:after="30"/>
+        <w:ind w:left="397" w:hanging="397"/>
       </w:pPr>
       <w:r>
         <w:rPr>
+          <w:b w:val="0"/>
+          <w:color w:val="5F6B7A"/>
           <w:sz w:val="17"/>
         </w:rPr>
-        <w:t xml:space="preserve">7. </w:t>
+        <w:t>7.</w:t>
+        <w:tab/>
       </w:r>
-      <w:hyperlink r:id="rId15">
+      <w:hyperlink r:id="rId17">
         <w:r>
           <w:rPr>
             <w:color w:val="2A78D6"/>
@@ -3771,16 +5916,22 @@
     </w:p>
     <w:p>
       <w:pPr>
-        <w:spacing w:after="20"/>
-        <w:ind w:left="340" w:hanging="340"/>
+        <w:tabs>
+          <w:tab w:pos="397" w:val="left"/>
+        </w:tabs>
+        <w:spacing w:before="0" w:after="30"/>
+        <w:ind w:left="397" w:hanging="397"/>
       </w:pPr>
       <w:r>
         <w:rPr>
+          <w:b w:val="0"/>
+          <w:color w:val="5F6B7A"/>
           <w:sz w:val="17"/>
         </w:rPr>
-        <w:t xml:space="preserve">8. </w:t>
+        <w:t>8.</w:t>
+        <w:tab/>
       </w:r>
-      <w:hyperlink r:id="rId16">
+      <w:hyperlink r:id="rId18">
         <w:r>
           <w:rPr>
             <w:color w:val="2A78D6"/>
@@ -3792,16 +5943,22 @@
     </w:p>
     <w:p>
       <w:pPr>
-        <w:spacing w:after="20"/>
-        <w:ind w:left="340" w:hanging="340"/>
+        <w:tabs>
+          <w:tab w:pos="397" w:val="left"/>
+        </w:tabs>
+        <w:spacing w:before="0" w:after="30"/>
+        <w:ind w:left="397" w:hanging="397"/>
       </w:pPr>
       <w:r>
         <w:rPr>
+          <w:b w:val="0"/>
+          <w:color w:val="5F6B7A"/>
           <w:sz w:val="17"/>
         </w:rPr>
-        <w:t xml:space="preserve">9. </w:t>
+        <w:t>9.</w:t>
+        <w:tab/>
       </w:r>
-      <w:hyperlink r:id="rId17">
+      <w:hyperlink r:id="rId19">
         <w:r>
           <w:rPr>
             <w:color w:val="2A78D6"/>
@@ -3813,16 +5970,22 @@
     </w:p>
     <w:p>
       <w:pPr>
-        <w:spacing w:after="20"/>
-        <w:ind w:left="340" w:hanging="340"/>
+        <w:tabs>
+          <w:tab w:pos="397" w:val="left"/>
+        </w:tabs>
+        <w:spacing w:before="0" w:after="30"/>
+        <w:ind w:left="397" w:hanging="397"/>
       </w:pPr>
       <w:r>
         <w:rPr>
+          <w:b w:val="0"/>
+          <w:color w:val="5F6B7A"/>
           <w:sz w:val="17"/>
         </w:rPr>
-        <w:t xml:space="preserve">10. </w:t>
+        <w:t>10.</w:t>
+        <w:tab/>
       </w:r>
-      <w:hyperlink r:id="rId13">
+      <w:hyperlink r:id="rId15">
         <w:r>
           <w:rPr>
             <w:color w:val="2A78D6"/>
@@ -3834,16 +5997,22 @@
     </w:p>
     <w:p>
       <w:pPr>
-        <w:spacing w:after="20"/>
-        <w:ind w:left="340" w:hanging="340"/>
+        <w:tabs>
+          <w:tab w:pos="397" w:val="left"/>
+        </w:tabs>
+        <w:spacing w:before="0" w:after="30"/>
+        <w:ind w:left="397" w:hanging="397"/>
       </w:pPr>
       <w:r>
         <w:rPr>
+          <w:b w:val="0"/>
+          <w:color w:val="5F6B7A"/>
           <w:sz w:val="17"/>
         </w:rPr>
-        <w:t xml:space="preserve">11. </w:t>
+        <w:t>11.</w:t>
+        <w:tab/>
       </w:r>
-      <w:hyperlink r:id="rId18">
+      <w:hyperlink r:id="rId20">
         <w:r>
           <w:rPr>
             <w:color w:val="2A78D6"/>
@@ -3855,16 +6024,22 @@
     </w:p>
     <w:p>
       <w:pPr>
-        <w:spacing w:after="20"/>
-        <w:ind w:left="340" w:hanging="340"/>
+        <w:tabs>
+          <w:tab w:pos="397" w:val="left"/>
+        </w:tabs>
+        <w:spacing w:before="0" w:after="30"/>
+        <w:ind w:left="397" w:hanging="397"/>
       </w:pPr>
       <w:r>
         <w:rPr>
+          <w:b w:val="0"/>
+          <w:color w:val="5F6B7A"/>
           <w:sz w:val="17"/>
         </w:rPr>
-        <w:t xml:space="preserve">12. </w:t>
+        <w:t>12.</w:t>
+        <w:tab/>
       </w:r>
-      <w:hyperlink r:id="rId19">
+      <w:hyperlink r:id="rId21">
         <w:r>
           <w:rPr>
             <w:color w:val="2A78D6"/>
@@ -3876,16 +6051,22 @@
     </w:p>
     <w:p>
       <w:pPr>
-        <w:spacing w:after="20"/>
-        <w:ind w:left="340" w:hanging="340"/>
+        <w:tabs>
+          <w:tab w:pos="397" w:val="left"/>
+        </w:tabs>
+        <w:spacing w:before="0" w:after="30"/>
+        <w:ind w:left="397" w:hanging="397"/>
       </w:pPr>
       <w:r>
         <w:rPr>
+          <w:b w:val="0"/>
+          <w:color w:val="5F6B7A"/>
           <w:sz w:val="17"/>
         </w:rPr>
-        <w:t xml:space="preserve">13. </w:t>
+        <w:t>13.</w:t>
+        <w:tab/>
       </w:r>
-      <w:hyperlink r:id="rId20">
+      <w:hyperlink r:id="rId22">
         <w:r>
           <w:rPr>
             <w:color w:val="2A78D6"/>
@@ -3897,16 +6078,22 @@
     </w:p>
     <w:p>
       <w:pPr>
-        <w:spacing w:after="20"/>
-        <w:ind w:left="340" w:hanging="340"/>
+        <w:tabs>
+          <w:tab w:pos="397" w:val="left"/>
+        </w:tabs>
+        <w:spacing w:before="0" w:after="30"/>
+        <w:ind w:left="397" w:hanging="397"/>
       </w:pPr>
       <w:r>
         <w:rPr>
+          <w:b w:val="0"/>
+          <w:color w:val="5F6B7A"/>
           <w:sz w:val="17"/>
         </w:rPr>
-        <w:t xml:space="preserve">14. </w:t>
+        <w:t>14.</w:t>
+        <w:tab/>
       </w:r>
-      <w:hyperlink r:id="rId22">
+      <w:hyperlink r:id="rId24">
         <w:r>
           <w:rPr>
             <w:color w:val="2A78D6"/>
@@ -3918,16 +6105,22 @@
     </w:p>
     <w:p>
       <w:pPr>
-        <w:spacing w:after="20"/>
-        <w:ind w:left="340" w:hanging="340"/>
+        <w:tabs>
+          <w:tab w:pos="397" w:val="left"/>
+        </w:tabs>
+        <w:spacing w:before="0" w:after="30"/>
+        <w:ind w:left="397" w:hanging="397"/>
       </w:pPr>
       <w:r>
         <w:rPr>
+          <w:b w:val="0"/>
+          <w:color w:val="5F6B7A"/>
           <w:sz w:val="17"/>
         </w:rPr>
-        <w:t xml:space="preserve">15. </w:t>
+        <w:t>15.</w:t>
+        <w:tab/>
       </w:r>
-      <w:hyperlink r:id="rId23">
+      <w:hyperlink r:id="rId25">
         <w:r>
           <w:rPr>
             <w:color w:val="2A78D6"/>
@@ -3939,16 +6132,22 @@
     </w:p>
     <w:p>
       <w:pPr>
-        <w:spacing w:after="20"/>
-        <w:ind w:left="340" w:hanging="340"/>
+        <w:tabs>
+          <w:tab w:pos="397" w:val="left"/>
+        </w:tabs>
+        <w:spacing w:before="0" w:after="30"/>
+        <w:ind w:left="397" w:hanging="397"/>
       </w:pPr>
       <w:r>
         <w:rPr>
+          <w:b w:val="0"/>
+          <w:color w:val="5F6B7A"/>
           <w:sz w:val="17"/>
         </w:rPr>
-        <w:t xml:space="preserve">16. </w:t>
+        <w:t>16.</w:t>
+        <w:tab/>
       </w:r>
-      <w:hyperlink r:id="rId24">
+      <w:hyperlink r:id="rId26">
         <w:r>
           <w:rPr>
             <w:color w:val="2A78D6"/>
@@ -3960,16 +6159,22 @@
     </w:p>
     <w:p>
       <w:pPr>
-        <w:spacing w:after="20"/>
-        <w:ind w:left="340" w:hanging="340"/>
+        <w:tabs>
+          <w:tab w:pos="397" w:val="left"/>
+        </w:tabs>
+        <w:spacing w:before="0" w:after="30"/>
+        <w:ind w:left="397" w:hanging="397"/>
       </w:pPr>
       <w:r>
         <w:rPr>
+          <w:b w:val="0"/>
+          <w:color w:val="5F6B7A"/>
           <w:sz w:val="17"/>
         </w:rPr>
-        <w:t xml:space="preserve">17. </w:t>
+        <w:t>17.</w:t>
+        <w:tab/>
       </w:r>
-      <w:hyperlink r:id="rId25">
+      <w:hyperlink r:id="rId27">
         <w:r>
           <w:rPr>
             <w:color w:val="2A78D6"/>
@@ -3981,16 +6186,22 @@
     </w:p>
     <w:p>
       <w:pPr>
-        <w:spacing w:after="20"/>
-        <w:ind w:left="340" w:hanging="340"/>
+        <w:tabs>
+          <w:tab w:pos="397" w:val="left"/>
+        </w:tabs>
+        <w:spacing w:before="0" w:after="30"/>
+        <w:ind w:left="397" w:hanging="397"/>
       </w:pPr>
       <w:r>
         <w:rPr>
+          <w:b w:val="0"/>
+          <w:color w:val="5F6B7A"/>
           <w:sz w:val="17"/>
         </w:rPr>
-        <w:t xml:space="preserve">18. </w:t>
+        <w:t>18.</w:t>
+        <w:tab/>
       </w:r>
-      <w:hyperlink r:id="rId16">
+      <w:hyperlink r:id="rId18">
         <w:r>
           <w:rPr>
             <w:color w:val="2A78D6"/>
@@ -4002,16 +6213,22 @@
     </w:p>
     <w:p>
       <w:pPr>
-        <w:spacing w:after="20"/>
-        <w:ind w:left="340" w:hanging="340"/>
+        <w:tabs>
+          <w:tab w:pos="397" w:val="left"/>
+        </w:tabs>
+        <w:spacing w:before="0" w:after="30"/>
+        <w:ind w:left="397" w:hanging="397"/>
       </w:pPr>
       <w:r>
         <w:rPr>
+          <w:b w:val="0"/>
+          <w:color w:val="5F6B7A"/>
           <w:sz w:val="17"/>
         </w:rPr>
-        <w:t xml:space="preserve">19. </w:t>
+        <w:t>19.</w:t>
+        <w:tab/>
       </w:r>
-      <w:hyperlink r:id="rId14">
+      <w:hyperlink r:id="rId16">
         <w:r>
           <w:rPr>
             <w:color w:val="2A78D6"/>
@@ -4023,16 +6240,22 @@
     </w:p>
     <w:p>
       <w:pPr>
-        <w:spacing w:after="20"/>
-        <w:ind w:left="340" w:hanging="340"/>
+        <w:tabs>
+          <w:tab w:pos="397" w:val="left"/>
+        </w:tabs>
+        <w:spacing w:before="0" w:after="30"/>
+        <w:ind w:left="397" w:hanging="397"/>
       </w:pPr>
       <w:r>
         <w:rPr>
+          <w:b w:val="0"/>
+          <w:color w:val="5F6B7A"/>
           <w:sz w:val="17"/>
         </w:rPr>
-        <w:t xml:space="preserve">20. </w:t>
+        <w:t>20.</w:t>
+        <w:tab/>
       </w:r>
-      <w:hyperlink r:id="rId26">
+      <w:hyperlink r:id="rId28">
         <w:r>
           <w:rPr>
             <w:color w:val="2A78D6"/>
@@ -4044,16 +6267,22 @@
     </w:p>
     <w:p>
       <w:pPr>
-        <w:spacing w:after="20"/>
-        <w:ind w:left="340" w:hanging="340"/>
+        <w:tabs>
+          <w:tab w:pos="397" w:val="left"/>
+        </w:tabs>
+        <w:spacing w:before="0" w:after="30"/>
+        <w:ind w:left="397" w:hanging="397"/>
       </w:pPr>
       <w:r>
         <w:rPr>
+          <w:b w:val="0"/>
+          <w:color w:val="5F6B7A"/>
           <w:sz w:val="17"/>
         </w:rPr>
-        <w:t xml:space="preserve">21. </w:t>
+        <w:t>21.</w:t>
+        <w:tab/>
       </w:r>
-      <w:hyperlink r:id="rId27">
+      <w:hyperlink r:id="rId29">
         <w:r>
           <w:rPr>
             <w:color w:val="2A78D6"/>
@@ -4065,16 +6294,22 @@
     </w:p>
     <w:p>
       <w:pPr>
-        <w:spacing w:after="20"/>
-        <w:ind w:left="340" w:hanging="340"/>
+        <w:tabs>
+          <w:tab w:pos="397" w:val="left"/>
+        </w:tabs>
+        <w:spacing w:before="0" w:after="30"/>
+        <w:ind w:left="397" w:hanging="397"/>
       </w:pPr>
       <w:r>
         <w:rPr>
+          <w:b w:val="0"/>
+          <w:color w:val="5F6B7A"/>
           <w:sz w:val="17"/>
         </w:rPr>
-        <w:t xml:space="preserve">22. </w:t>
+        <w:t>22.</w:t>
+        <w:tab/>
       </w:r>
-      <w:hyperlink r:id="rId28">
+      <w:hyperlink r:id="rId30">
         <w:r>
           <w:rPr>
             <w:color w:val="2A78D6"/>
@@ -4086,16 +6321,22 @@
     </w:p>
     <w:p>
       <w:pPr>
-        <w:spacing w:after="20"/>
-        <w:ind w:left="340" w:hanging="340"/>
+        <w:tabs>
+          <w:tab w:pos="397" w:val="left"/>
+        </w:tabs>
+        <w:spacing w:before="0" w:after="30"/>
+        <w:ind w:left="397" w:hanging="397"/>
       </w:pPr>
       <w:r>
         <w:rPr>
+          <w:b w:val="0"/>
+          <w:color w:val="5F6B7A"/>
           <w:sz w:val="17"/>
         </w:rPr>
-        <w:t xml:space="preserve">23. </w:t>
+        <w:t>23.</w:t>
+        <w:tab/>
       </w:r>
-      <w:hyperlink r:id="rId27">
+      <w:hyperlink r:id="rId29">
         <w:r>
           <w:rPr>
             <w:color w:val="2A78D6"/>
@@ -4107,16 +6348,22 @@
     </w:p>
     <w:p>
       <w:pPr>
-        <w:spacing w:after="20"/>
-        <w:ind w:left="340" w:hanging="340"/>
+        <w:tabs>
+          <w:tab w:pos="397" w:val="left"/>
+        </w:tabs>
+        <w:spacing w:before="0" w:after="30"/>
+        <w:ind w:left="397" w:hanging="397"/>
       </w:pPr>
       <w:r>
         <w:rPr>
+          <w:b w:val="0"/>
+          <w:color w:val="5F6B7A"/>
           <w:sz w:val="17"/>
         </w:rPr>
-        <w:t xml:space="preserve">24. </w:t>
+        <w:t>24.</w:t>
+        <w:tab/>
       </w:r>
-      <w:hyperlink r:id="rId29">
+      <w:hyperlink r:id="rId31">
         <w:r>
           <w:rPr>
             <w:color w:val="2A78D6"/>
@@ -4128,16 +6375,22 @@
     </w:p>
     <w:p>
       <w:pPr>
-        <w:spacing w:after="20"/>
-        <w:ind w:left="340" w:hanging="340"/>
+        <w:tabs>
+          <w:tab w:pos="397" w:val="left"/>
+        </w:tabs>
+        <w:spacing w:before="0" w:after="30"/>
+        <w:ind w:left="397" w:hanging="397"/>
       </w:pPr>
       <w:r>
         <w:rPr>
+          <w:b w:val="0"/>
+          <w:color w:val="5F6B7A"/>
           <w:sz w:val="17"/>
         </w:rPr>
-        <w:t xml:space="preserve">25. </w:t>
+        <w:t>25.</w:t>
+        <w:tab/>
       </w:r>
-      <w:hyperlink r:id="rId22">
+      <w:hyperlink r:id="rId24">
         <w:r>
           <w:rPr>
             <w:color w:val="2A78D6"/>
@@ -4149,16 +6402,22 @@
     </w:p>
     <w:p>
       <w:pPr>
-        <w:spacing w:after="20"/>
-        <w:ind w:left="340" w:hanging="340"/>
+        <w:tabs>
+          <w:tab w:pos="397" w:val="left"/>
+        </w:tabs>
+        <w:spacing w:before="0" w:after="30"/>
+        <w:ind w:left="397" w:hanging="397"/>
       </w:pPr>
       <w:r>
         <w:rPr>
+          <w:b w:val="0"/>
+          <w:color w:val="5F6B7A"/>
           <w:sz w:val="17"/>
         </w:rPr>
-        <w:t xml:space="preserve">26. </w:t>
+        <w:t>26.</w:t>
+        <w:tab/>
       </w:r>
-      <w:hyperlink r:id="rId30">
+      <w:hyperlink r:id="rId35">
         <w:r>
           <w:rPr>
             <w:color w:val="2A78D6"/>
@@ -4170,16 +6429,22 @@
     </w:p>
     <w:p>
       <w:pPr>
-        <w:spacing w:after="20"/>
-        <w:ind w:left="340" w:hanging="340"/>
+        <w:tabs>
+          <w:tab w:pos="397" w:val="left"/>
+        </w:tabs>
+        <w:spacing w:before="0" w:after="30"/>
+        <w:ind w:left="397" w:hanging="397"/>
       </w:pPr>
       <w:r>
         <w:rPr>
+          <w:b w:val="0"/>
+          <w:color w:val="5F6B7A"/>
           <w:sz w:val="17"/>
         </w:rPr>
-        <w:t xml:space="preserve">27. </w:t>
+        <w:t>27.</w:t>
+        <w:tab/>
       </w:r>
-      <w:hyperlink r:id="rId31">
+      <w:hyperlink r:id="rId36">
         <w:r>
           <w:rPr>
             <w:color w:val="2A78D6"/>
@@ -4191,16 +6456,22 @@
     </w:p>
     <w:p>
       <w:pPr>
-        <w:spacing w:after="20"/>
-        <w:ind w:left="340" w:hanging="340"/>
+        <w:tabs>
+          <w:tab w:pos="397" w:val="left"/>
+        </w:tabs>
+        <w:spacing w:before="0" w:after="30"/>
+        <w:ind w:left="397" w:hanging="397"/>
       </w:pPr>
       <w:r>
         <w:rPr>
+          <w:b w:val="0"/>
+          <w:color w:val="5F6B7A"/>
           <w:sz w:val="17"/>
         </w:rPr>
-        <w:t xml:space="preserve">28. </w:t>
+        <w:t>28.</w:t>
+        <w:tab/>
       </w:r>
-      <w:hyperlink r:id="rId32">
+      <w:hyperlink r:id="rId37">
         <w:r>
           <w:rPr>
             <w:color w:val="2A78D6"/>
@@ -4212,16 +6483,22 @@
     </w:p>
     <w:p>
       <w:pPr>
-        <w:spacing w:after="20"/>
-        <w:ind w:left="340" w:hanging="340"/>
+        <w:tabs>
+          <w:tab w:pos="397" w:val="left"/>
+        </w:tabs>
+        <w:spacing w:before="0" w:after="30"/>
+        <w:ind w:left="397" w:hanging="397"/>
       </w:pPr>
       <w:r>
         <w:rPr>
+          <w:b w:val="0"/>
+          <w:color w:val="5F6B7A"/>
           <w:sz w:val="17"/>
         </w:rPr>
-        <w:t xml:space="preserve">29. </w:t>
+        <w:t>29.</w:t>
+        <w:tab/>
       </w:r>
-      <w:hyperlink r:id="rId30">
+      <w:hyperlink r:id="rId35">
         <w:r>
           <w:rPr>
             <w:color w:val="2A78D6"/>
@@ -4232,20 +6509,26 @@
       </w:hyperlink>
     </w:p>
     <w:p>
+      <w:pPr>
+        <w:spacing w:before="40" w:after="60"/>
+      </w:pPr>
       <w:r>
         <w:rPr>
-          <w:i/>
+          <w:b w:val="0"/>
           <w:color w:val="5F6B7A"/>
           <w:sz w:val="16"/>
         </w:rPr>
-        <w:t>Ataskaita parengta automatiškai iš viešų šaltinių. Skaičiai pateikiami taip, kaip juos skelbia emitentas; nuorodos [S#] veda į šaltinių sąrašą. Prieš naudojant sprendimui, analitikas turi peržiūrėti pažymėtus punktus.</w:t>
+        <w:t>Ataskaita parengta iš viešų šaltinių. Skaičiai pateikiami taip, kaip juos skelbia emitentas; maži numeriai prie teksto veda į šaltinių sąrašą.</w:t>
       </w:r>
     </w:p>
     <w:sectPr>
-      <w:footerReference w:type="default" r:id="rId9"/>
-      <w:pgSz w:w="12240" w:h="15840"/>
-      <w:pgMar w:top="907" w:right="1134" w:bottom="907" w:left="1134" w:header="720" w:footer="720" w:gutter="0"/>
+      <w:headerReference w:type="default" r:id="rId9"/>
+      <w:footerReference w:type="default" r:id="rId10"/>
+      <w:footerReference w:type="first" r:id="rId11"/>
+      <w:pgSz w:w="11906" w:h="16838"/>
+      <w:pgMar w:top="1020" w:right="1134" w:bottom="1020" w:left="1134" w:header="510" w:footer="454" w:gutter="0"/>
       <w:cols w:space="720"/>
+      <w:titlePg/>
       <w:docGrid w:linePitch="360"/>
     </w:sectPr>
   </w:body>
@@ -4256,19 +6539,100 @@
 <w:ftr xmlns:m="http://schemas.openxmlformats.org/officeDocument/2006/math" xmlns:mc="http://schemas.openxmlformats.org/markup-compatibility/2006" xmlns:mo="http://schemas.microsoft.com/office/mac/office/2008/main" xmlns:mv="urn:schemas-microsoft-com:mac:vml" xmlns:o="urn:schemas-microsoft-com:office:office" xmlns:r="http://schemas.openxmlformats.org/officeDocument/2006/relationships" xmlns:v="urn:schemas-microsoft-com:vml" xmlns:w10="urn:schemas-microsoft-com:office:word" xmlns:w14="http://schemas.microsoft.com/office/word/2010/wordml" xmlns:w="http://schemas.openxmlformats.org/wordprocessingml/2006/main" xmlns:wne="http://schemas.microsoft.com/office/word/2006/wordml" xmlns:wp14="http://schemas.microsoft.com/office/word/2010/wordprocessingDrawing" xmlns:wp="http://schemas.openxmlformats.org/drawingml/2006/wordprocessingDrawing" xmlns:wpc="http://schemas.microsoft.com/office/word/2010/wordprocessingCanvas" xmlns:wpg="http://schemas.microsoft.com/office/word/2010/wordprocessingGroup" xmlns:wpi="http://schemas.microsoft.com/office/word/2010/wordprocessingInk" xmlns:wps="http://schemas.microsoft.com/office/word/2010/wordprocessingShape" mc:Ignorable="w14 wp14">
   <w:p>
     <w:pPr>
-      <w:pStyle w:val="Footer"/>
-      <w:jc w:val="right"/>
+      <w:pBdr>
+        <w:top w:val="single" w:sz="4" w:color="C9D3DE" w:space="4"/>
+      </w:pBdr>
+      <w:tabs>
+        <w:tab w:pos="9638" w:val="right"/>
+      </w:tabs>
     </w:pPr>
     <w:r>
       <w:rPr>
+        <w:b w:val="0"/>
         <w:color w:val="5F6B7A"/>
         <w:sz w:val="16"/>
       </w:rPr>
-      <w:t xml:space="preserve">Akropolis Group · 6M2026 · 2026-10-22   ·   </w:t>
+      <w:t>Akropolis Group · 6M2026 · 2026-10-22</w:t>
+      <w:tab/>
     </w:r>
-    <w:fldSimple w:instr="PAGE"/>
+    <w:r>
+      <w:rPr>
+        <w:b/>
+        <w:color w:val="1F4E79"/>
+        <w:sz w:val="16"/>
+      </w:rPr>
+      <w:fldChar w:fldCharType="begin"/>
+      <w:instrText xml:space="preserve"> PAGE </w:instrText>
+      <w:fldChar w:fldCharType="end"/>
+    </w:r>
   </w:p>
 </w:ftr>
+</file>
+
+<file path=word/footer2.xml><?xml version="1.0" encoding="utf-8"?>
+<w:ftr xmlns:m="http://schemas.openxmlformats.org/officeDocument/2006/math" xmlns:mc="http://schemas.openxmlformats.org/markup-compatibility/2006" xmlns:mo="http://schemas.microsoft.com/office/mac/office/2008/main" xmlns:mv="urn:schemas-microsoft-com:mac:vml" xmlns:o="urn:schemas-microsoft-com:office:office" xmlns:r="http://schemas.openxmlformats.org/officeDocument/2006/relationships" xmlns:v="urn:schemas-microsoft-com:vml" xmlns:w10="urn:schemas-microsoft-com:office:word" xmlns:w14="http://schemas.microsoft.com/office/word/2010/wordml" xmlns:w="http://schemas.openxmlformats.org/wordprocessingml/2006/main" xmlns:wne="http://schemas.microsoft.com/office/word/2006/wordml" xmlns:wp14="http://schemas.microsoft.com/office/word/2010/wordprocessingDrawing" xmlns:wp="http://schemas.openxmlformats.org/drawingml/2006/wordprocessingDrawing" xmlns:wpc="http://schemas.microsoft.com/office/word/2010/wordprocessingCanvas" xmlns:wpg="http://schemas.microsoft.com/office/word/2010/wordprocessingGroup" xmlns:wpi="http://schemas.microsoft.com/office/word/2010/wordprocessingInk" xmlns:wps="http://schemas.microsoft.com/office/word/2010/wordprocessingShape" mc:Ignorable="w14 wp14">
+  <w:p>
+    <w:pPr>
+      <w:pBdr>
+        <w:top w:val="single" w:sz="4" w:color="C9D3DE" w:space="4"/>
+      </w:pBdr>
+      <w:tabs>
+        <w:tab w:pos="9638" w:val="right"/>
+      </w:tabs>
+    </w:pPr>
+    <w:r>
+      <w:rPr>
+        <w:b w:val="0"/>
+        <w:color w:val="5F6B7A"/>
+        <w:sz w:val="16"/>
+      </w:rPr>
+      <w:t>Akropolis Group · 6M2026 · 2026-10-22</w:t>
+      <w:tab/>
+    </w:r>
+    <w:r>
+      <w:rPr>
+        <w:b/>
+        <w:color w:val="1F4E79"/>
+        <w:sz w:val="16"/>
+      </w:rPr>
+      <w:fldChar w:fldCharType="begin"/>
+      <w:instrText xml:space="preserve"> PAGE </w:instrText>
+      <w:fldChar w:fldCharType="end"/>
+    </w:r>
+  </w:p>
+</w:ftr>
+</file>
+
+<file path=word/header1.xml><?xml version="1.0" encoding="utf-8"?>
+<w:hdr xmlns:m="http://schemas.openxmlformats.org/officeDocument/2006/math" xmlns:mc="http://schemas.openxmlformats.org/markup-compatibility/2006" xmlns:mo="http://schemas.microsoft.com/office/mac/office/2008/main" xmlns:mv="urn:schemas-microsoft-com:mac:vml" xmlns:o="urn:schemas-microsoft-com:office:office" xmlns:r="http://schemas.openxmlformats.org/officeDocument/2006/relationships" xmlns:v="urn:schemas-microsoft-com:vml" xmlns:w10="urn:schemas-microsoft-com:office:word" xmlns:w14="http://schemas.microsoft.com/office/word/2010/wordml" xmlns:w="http://schemas.openxmlformats.org/wordprocessingml/2006/main" xmlns:wne="http://schemas.microsoft.com/office/word/2006/wordml" xmlns:wp14="http://schemas.microsoft.com/office/word/2010/wordprocessingDrawing" xmlns:wp="http://schemas.openxmlformats.org/drawingml/2006/wordprocessingDrawing" xmlns:wpc="http://schemas.microsoft.com/office/word/2010/wordprocessingCanvas" xmlns:wpg="http://schemas.microsoft.com/office/word/2010/wordprocessingGroup" xmlns:wpi="http://schemas.microsoft.com/office/word/2010/wordprocessingInk" xmlns:wps="http://schemas.microsoft.com/office/word/2010/wordprocessingShape" mc:Ignorable="w14 wp14">
+  <w:p>
+    <w:pPr>
+      <w:pBdr>
+        <w:bottom w:val="single" w:sz="4" w:color="C9D3DE" w:space="4"/>
+      </w:pBdr>
+      <w:tabs>
+        <w:tab w:pos="9638" w:val="right"/>
+      </w:tabs>
+    </w:pPr>
+    <w:r>
+      <w:rPr>
+        <w:b/>
+        <w:color w:val="1F4E79"/>
+        <w:sz w:val="16"/>
+      </w:rPr>
+      <w:t>Akropolis Group</w:t>
+    </w:r>
+    <w:r>
+      <w:rPr>
+        <w:b w:val="0"/>
+        <w:color w:val="5F6B7A"/>
+        <w:sz w:val="16"/>
+      </w:rPr>
+      <w:tab/>
+      <w:t>Emitento apžvalga · 6M2026</w:t>
+    </w:r>
+  </w:p>
+</w:hdr>
 </file>
 
 <file path=word/numbering.xml><?xml version="1.0" encoding="utf-8"?>
@@ -4635,10 +6999,10 @@
     <w:qFormat/>
     <w:rsid w:val="00FC693F"/>
     <w:pPr>
-      <w:spacing w:after="80"/>
+      <w:spacing w:after="80" w:line="264" w:lineRule="auto"/>
     </w:pPr>
     <w:rPr>
-      <w:rFonts w:ascii="Calibri" w:hAnsi="Calibri"/>
+      <w:rFonts w:ascii="Calibri" w:hAnsi="Calibri" w:eastAsia="Calibri"/>
       <w:color w:val="1A1A1A"/>
       <w:sz w:val="21"/>
     </w:rPr>

--- a/docs/files/akropolis/akropolis_6M2026_lt.docx
+++ b/docs/files/akropolis/akropolis_6M2026_lt.docx
@@ -175,7 +175,7 @@
                 <w:color w:val="5F6B7A"/>
                 <w:sz w:val="15"/>
               </w:rPr>
-              <w:t>Reitingas</w:t>
+              <w:t>Emitento reitingas</w:t>
             </w:r>
           </w:p>
           <w:p>
@@ -999,16 +999,17 @@
         <w:tblLook w:firstColumn="1" w:firstRow="1" w:lastColumn="0" w:lastRow="0" w:noHBand="0" w:noVBand="1" w:val="04A0"/>
       </w:tblPr>
       <w:tblGrid>
-        <w:gridCol w:w="1701"/>
-        <w:gridCol w:w="2608"/>
-        <w:gridCol w:w="963"/>
-        <w:gridCol w:w="1304"/>
-        <w:gridCol w:w="3061"/>
+        <w:gridCol w:w="1513"/>
+        <w:gridCol w:w="2241"/>
+        <w:gridCol w:w="840"/>
+        <w:gridCol w:w="1120"/>
+        <w:gridCol w:w="1569"/>
+        <w:gridCol w:w="2353"/>
       </w:tblGrid>
       <w:tr>
         <w:tc>
           <w:tcPr>
-            <w:tcW w:type="dxa" w:w="1701"/>
+            <w:tcW w:type="dxa" w:w="1513"/>
             <w:tcBorders>
               <w:top w:val="single" w:sz="12" w:color="1F4E79" w:space="0"/>
               <w:left w:val="nil"/>
@@ -1034,7 +1035,7 @@
         </w:tc>
         <w:tc>
           <w:tcPr>
-            <w:tcW w:type="dxa" w:w="2608"/>
+            <w:tcW w:type="dxa" w:w="2241"/>
             <w:tcBorders>
               <w:top w:val="single" w:sz="12" w:color="1F4E79" w:space="0"/>
               <w:left w:val="nil"/>
@@ -1060,7 +1061,7 @@
         </w:tc>
         <w:tc>
           <w:tcPr>
-            <w:tcW w:type="dxa" w:w="964"/>
+            <w:tcW w:type="dxa" w:w="841"/>
             <w:tcBorders>
               <w:top w:val="single" w:sz="12" w:color="1F4E79" w:space="0"/>
               <w:left w:val="nil"/>
@@ -1087,7 +1088,7 @@
         </w:tc>
         <w:tc>
           <w:tcPr>
-            <w:tcW w:type="dxa" w:w="1304"/>
+            <w:tcW w:type="dxa" w:w="1121"/>
             <w:tcBorders>
               <w:top w:val="single" w:sz="12" w:color="1F4E79" w:space="0"/>
               <w:left w:val="nil"/>
@@ -1113,7 +1114,33 @@
         </w:tc>
         <w:tc>
           <w:tcPr>
-            <w:tcW w:type="dxa" w:w="3061"/>
+            <w:tcW w:type="dxa" w:w="1569"/>
+            <w:tcBorders>
+              <w:top w:val="single" w:sz="12" w:color="1F4E79" w:space="0"/>
+              <w:left w:val="nil"/>
+              <w:bottom w:val="single" w:sz="4" w:color="C9D3DE" w:space="0"/>
+              <w:right w:val="nil"/>
+            </w:tcBorders>
+            <w:shd w:val="clear" w:color="auto" w:fill="EAF1F8"/>
+          </w:tcPr>
+          <w:p>
+            <w:pPr>
+              <w:spacing w:before="0" w:after="0"/>
+            </w:pPr>
+            <w:r>
+              <w:rPr>
+                <w:b/>
+                <w:caps/>
+                <w:color w:val="1F4E79"/>
+                <w:sz w:val="16"/>
+              </w:rPr>
+              <w:t>Emisijos reitingas</w:t>
+            </w:r>
+          </w:p>
+        </w:tc>
+        <w:tc>
+          <w:tcPr>
+            <w:tcW w:type="dxa" w:w="2353"/>
             <w:tcBorders>
               <w:top w:val="single" w:sz="12" w:color="1F4E79" w:space="0"/>
               <w:left w:val="nil"/>
@@ -1141,7 +1168,7 @@
       <w:tr>
         <w:tc>
           <w:tcPr>
-            <w:tcW w:type="dxa" w:w="1701"/>
+            <w:tcW w:type="dxa" w:w="1513"/>
             <w:tcBorders>
               <w:top w:val="nil"/>
               <w:left w:val="nil"/>
@@ -1164,7 +1191,7 @@
         </w:tc>
         <w:tc>
           <w:tcPr>
-            <w:tcW w:type="dxa" w:w="2608"/>
+            <w:tcW w:type="dxa" w:w="2241"/>
             <w:tcBorders>
               <w:top w:val="nil"/>
               <w:left w:val="nil"/>
@@ -1187,7 +1214,7 @@
         </w:tc>
         <w:tc>
           <w:tcPr>
-            <w:tcW w:type="dxa" w:w="964"/>
+            <w:tcW w:type="dxa" w:w="841"/>
             <w:tcBorders>
               <w:top w:val="nil"/>
               <w:left w:val="nil"/>
@@ -1211,7 +1238,7 @@
         </w:tc>
         <w:tc>
           <w:tcPr>
-            <w:tcW w:type="dxa" w:w="1304"/>
+            <w:tcW w:type="dxa" w:w="1121"/>
             <w:tcBorders>
               <w:top w:val="nil"/>
               <w:left w:val="nil"/>
@@ -1234,7 +1261,30 @@
         </w:tc>
         <w:tc>
           <w:tcPr>
-            <w:tcW w:type="dxa" w:w="3061"/>
+            <w:tcW w:type="dxa" w:w="1569"/>
+            <w:tcBorders>
+              <w:top w:val="nil"/>
+              <w:left w:val="nil"/>
+              <w:bottom w:val="single" w:sz="4" w:color="DDE3EA" w:space="0"/>
+              <w:right w:val="nil"/>
+            </w:tcBorders>
+          </w:tcPr>
+          <w:p>
+            <w:pPr>
+              <w:spacing w:before="0" w:after="0"/>
+            </w:pPr>
+            <w:r>
+              <w:rPr>
+                <w:b w:val="0"/>
+                <w:sz w:val="17"/>
+              </w:rPr>
+              <w:t>atskiro nerasta</w:t>
+            </w:r>
+          </w:p>
+        </w:tc>
+        <w:tc>
+          <w:tcPr>
+            <w:tcW w:type="dxa" w:w="2353"/>
             <w:tcBorders>
               <w:top w:val="nil"/>
               <w:left w:val="nil"/>

--- a/docs/files/akropolis/akropolis_6M2026_lt.docx
+++ b/docs/files/akropolis/akropolis_6M2026_lt.docx
@@ -2,6 +2,14 @@
 <file path=word/document.xml><?xml version="1.0" encoding="utf-8"?>
 <w:document xmlns:wpc="http://schemas.microsoft.com/office/word/2010/wordprocessingCanvas" xmlns:mo="http://schemas.microsoft.com/office/mac/office/2008/main" xmlns:mc="http://schemas.openxmlformats.org/markup-compatibility/2006" xmlns:mv="urn:schemas-microsoft-com:mac:vml" xmlns:o="urn:schemas-microsoft-com:office:office" xmlns:r="http://schemas.openxmlformats.org/officeDocument/2006/relationships" xmlns:m="http://schemas.openxmlformats.org/officeDocument/2006/math" xmlns:v="urn:schemas-microsoft-com:vml" xmlns:wp14="http://schemas.microsoft.com/office/word/2010/wordprocessingDrawing" xmlns:wp="http://schemas.openxmlformats.org/drawingml/2006/wordprocessingDrawing" xmlns:w10="urn:schemas-microsoft-com:office:word" xmlns:w="http://schemas.openxmlformats.org/wordprocessingml/2006/main" xmlns:w14="http://schemas.microsoft.com/office/word/2010/wordml" xmlns:wpg="http://schemas.microsoft.com/office/word/2010/wordprocessingGroup" xmlns:wpi="http://schemas.microsoft.com/office/word/2010/wordprocessingInk" xmlns:wne="http://schemas.microsoft.com/office/word/2006/wordml" xmlns:wps="http://schemas.microsoft.com/office/word/2010/wordprocessingShape" mc:Ignorable="w14 wp14">
   <w:body>
+    <w:p>
+      <w:pPr>
+        <w:pBdr>
+          <w:top w:val="single" w:sz="24" w:color="12355B" w:space="0"/>
+        </w:pBdr>
+        <w:spacing w:before="0" w:after="200" w:line="120" w:lineRule="auto"/>
+      </w:pPr>
+    </w:p>
     <w:tbl>
       <w:tblPr>
         <w:tblW w:w="9639" w:type="dxa"/>
@@ -15,10 +23,10 @@
         </w:tblBorders>
         <w:tblLayout w:type="fixed"/>
         <w:tblCellMar>
-          <w:top w:w="260" w:type="dxa"/>
-          <w:left w:w="280" w:type="dxa"/>
-          <w:bottom w:w="260" w:type="dxa"/>
-          <w:right w:w="280" w:type="dxa"/>
+          <w:top w:w="0" w:type="dxa"/>
+          <w:left w:w="0" w:type="dxa"/>
+          <w:bottom w:w="0" w:type="dxa"/>
+          <w:right w:w="0" w:type="dxa"/>
         </w:tblCellMar>
         <w:tblLook w:firstColumn="1" w:firstRow="1" w:lastColumn="0" w:lastRow="0" w:noHBand="0" w:noVBand="1" w:val="04A0"/>
       </w:tblPr>
@@ -30,7 +38,6 @@
         <w:tc>
           <w:tcPr>
             <w:tcW w:type="dxa" w:w="7030"/>
-            <w:shd w:val="clear" w:color="auto" w:fill="1F4E79"/>
           </w:tcPr>
           <w:p>
             <w:pPr>
@@ -40,8 +47,8 @@
               <w:rPr>
                 <w:b/>
                 <w:caps/>
-                <w:color w:val="AFC6DD"/>
-                <w:sz w:val="17"/>
+                <w:color w:val="2A78D6"/>
+                <w:sz w:val="16"/>
               </w:rPr>
               <w:t>Emitento apžvalga · 6M2026</w:t>
             </w:r>
@@ -53,28 +60,40 @@
             <w:r>
               <w:rPr>
                 <w:b/>
-                <w:color w:val="FFFFFF"/>
+                <w:color w:val="12355B"/>
                 <w:sz w:val="52"/>
               </w:rPr>
               <w:t>Akropolis Group</w:t>
+            </w:r>
+          </w:p>
+          <w:p>
+            <w:pPr>
+              <w:spacing w:before="40" w:after="0"/>
+            </w:pPr>
+            <w:r>
+              <w:rPr>
+                <w:b w:val="0"/>
+                <w:color w:val="667085"/>
+                <w:sz w:val="18"/>
+              </w:rPr>
+              <w:t>Lietuva</w:t>
             </w:r>
           </w:p>
         </w:tc>
         <w:tc>
           <w:tcPr>
             <w:tcW w:type="dxa" w:w="2608"/>
-            <w:shd w:val="clear" w:color="auto" w:fill="1F4E79"/>
           </w:tcPr>
           <w:p>
             <w:pPr>
-              <w:spacing w:before="280" w:after="0"/>
+              <w:spacing w:before="440" w:after="0"/>
               <w:jc w:val="right"/>
             </w:pPr>
             <w:r>
               <w:rPr>
                 <w:b/>
                 <w:color w:val="1B7F3B"/>
-                <w:sz w:val="19"/>
+                <w:sz w:val="18"/>
                 <w:shd w:val="clear" w:color="auto" w:fill="E3F3E8"/>
               </w:rPr>
               <w:t xml:space="preserve">  ●  TVARKINGA  </w:t>
@@ -86,9 +105,9 @@
     <w:p>
       <w:pPr>
         <w:pBdr>
-          <w:top w:val="single" w:sz="12" w:color="2A78D6" w:space="0"/>
+          <w:top w:val="single" w:sz="4" w:color="D5DCE4" w:space="0"/>
         </w:pBdr>
-        <w:spacing w:before="0" w:after="200" w:line="120" w:lineRule="auto"/>
+        <w:spacing w:before="120" w:after="200" w:line="120" w:lineRule="auto"/>
       </w:pPr>
     </w:p>
     <w:tbl>
@@ -104,76 +123,52 @@
         </w:tblBorders>
         <w:tblLayout w:type="fixed"/>
         <w:tblCellMar>
-          <w:top w:w="0" w:type="dxa"/>
-          <w:left w:w="0" w:type="dxa"/>
-          <w:bottom w:w="120" w:type="dxa"/>
-          <w:right w:w="160" w:type="dxa"/>
+          <w:top w:w="160" w:type="dxa"/>
+          <w:left w:w="220" w:type="dxa"/>
+          <w:bottom w:w="160" w:type="dxa"/>
+          <w:right w:w="220" w:type="dxa"/>
         </w:tblCellMar>
         <w:tblLook w:firstColumn="1" w:firstRow="1" w:lastColumn="0" w:lastRow="0" w:noHBand="0" w:noVBand="1" w:val="04A0"/>
       </w:tblPr>
       <w:tblGrid>
-        <w:gridCol w:w="3213"/>
-        <w:gridCol w:w="3213"/>
-        <w:gridCol w:w="3213"/>
+        <w:gridCol w:w="4819"/>
+        <w:gridCol w:w="4819"/>
       </w:tblGrid>
       <w:tr>
         <w:tc>
           <w:tcPr>
-            <w:tcW w:type="dxa" w:w="3213"/>
+            <w:tcW w:type="dxa" w:w="4819"/>
             <w:tcBorders>
-              <w:top w:val="nil"/>
+              <w:top w:val="single" w:sz="12" w:color="12355B" w:space="0"/>
               <w:left w:val="nil"/>
-              <w:bottom w:val="single" w:sz="4" w:color="C9D3DE" w:space="0"/>
+              <w:bottom w:val="nil"/>
               <w:right w:val="nil"/>
             </w:tcBorders>
+            <w:shd w:val="clear" w:color="auto" w:fill="F4F6F9"/>
           </w:tcPr>
           <w:p>
             <w:pPr>
-              <w:spacing w:before="0" w:after="20"/>
+              <w:spacing w:before="0" w:after="40"/>
+            </w:pPr>
+            <w:r>
+              <w:rPr>
+                <w:b/>
+                <w:color w:val="12355B"/>
+                <w:sz w:val="18"/>
+              </w:rPr>
+              <w:t>Pagrindinė informacija</w:t>
+            </w:r>
+          </w:p>
+          <w:p>
+            <w:pPr>
+              <w:spacing w:before="80" w:after="0"/>
             </w:pPr>
             <w:r>
               <w:rPr>
                 <w:b/>
                 <w:caps/>
-                <w:color w:val="5F6B7A"/>
-                <w:sz w:val="15"/>
-              </w:rPr>
-              <w:t>Analizės data</w:t>
-            </w:r>
-          </w:p>
-          <w:p>
-            <w:pPr>
-              <w:spacing w:before="0" w:after="0"/>
-            </w:pPr>
-            <w:r>
-              <w:rPr>
-                <w:b w:val="0"/>
-                <w:sz w:val="19"/>
-              </w:rPr>
-              <w:t>2026-10-22</w:t>
-            </w:r>
-          </w:p>
-        </w:tc>
-        <w:tc>
-          <w:tcPr>
-            <w:tcW w:type="dxa" w:w="3213"/>
-            <w:tcBorders>
-              <w:top w:val="nil"/>
-              <w:left w:val="nil"/>
-              <w:bottom w:val="single" w:sz="4" w:color="C9D3DE" w:space="0"/>
-              <w:right w:val="nil"/>
-            </w:tcBorders>
-          </w:tcPr>
-          <w:p>
-            <w:pPr>
-              <w:spacing w:before="0" w:after="20"/>
-            </w:pPr>
-            <w:r>
-              <w:rPr>
-                <w:b/>
-                <w:caps/>
-                <w:color w:val="5F6B7A"/>
-                <w:sz w:val="15"/>
+                <w:color w:val="667085"/>
+                <w:sz w:val="14"/>
               </w:rPr>
               <w:t>Emitento reitingas</w:t>
             </w:r>
@@ -185,7 +180,7 @@
             <w:r>
               <w:rPr>
                 <w:b w:val="0"/>
-                <w:sz w:val="19"/>
+                <w:sz w:val="18"/>
               </w:rPr>
               <w:t>S&amp;P BB+ stable (affirmed 2025-12-15); Fitch BB+ stable (affirmed 2026-07-13)</w:t>
             </w:r>
@@ -194,7 +189,7 @@
                 <w:rPr>
                   <w:color w:val="2A78D6"/>
                   <w:vertAlign w:val="superscript"/>
-                  <w:sz w:val="16"/>
+                  <w:sz w:val="15"/>
                 </w:rPr>
                 <w:t xml:space="preserve">1</w:t>
               </w:r>
@@ -211,33 +206,48 @@
                 <w:rPr>
                   <w:color w:val="2A78D6"/>
                   <w:vertAlign w:val="superscript"/>
-                  <w:sz w:val="16"/>
+                  <w:sz w:val="15"/>
                 </w:rPr>
                 <w:t xml:space="preserve">2</w:t>
               </w:r>
             </w:hyperlink>
           </w:p>
-        </w:tc>
-        <w:tc>
-          <w:tcPr>
-            <w:tcW w:type="dxa" w:w="3213"/>
-            <w:tcBorders>
-              <w:top w:val="nil"/>
-              <w:left w:val="nil"/>
-              <w:bottom w:val="single" w:sz="4" w:color="C9D3DE" w:space="0"/>
-              <w:right w:val="nil"/>
-            </w:tcBorders>
-          </w:tcPr>
           <w:p>
             <w:pPr>
-              <w:spacing w:before="0" w:after="20"/>
+              <w:spacing w:before="80" w:after="0"/>
             </w:pPr>
             <w:r>
               <w:rPr>
                 <w:b/>
                 <w:caps/>
-                <w:color w:val="5F6B7A"/>
-                <w:sz w:val="15"/>
+                <w:color w:val="667085"/>
+                <w:sz w:val="14"/>
+              </w:rPr>
+              <w:t>Analizės data</w:t>
+            </w:r>
+          </w:p>
+          <w:p>
+            <w:pPr>
+              <w:spacing w:before="0" w:after="0"/>
+            </w:pPr>
+            <w:r>
+              <w:rPr>
+                <w:b w:val="0"/>
+                <w:sz w:val="18"/>
+              </w:rPr>
+              <w:t>2026-10-22</w:t>
+            </w:r>
+          </w:p>
+          <w:p>
+            <w:pPr>
+              <w:spacing w:before="80" w:after="0"/>
+            </w:pPr>
+            <w:r>
+              <w:rPr>
+                <w:b/>
+                <w:caps/>
+                <w:color w:val="667085"/>
+                <w:sz w:val="14"/>
               </w:rPr>
               <w:t>Kita ataskaita</w:t>
             </w:r>
@@ -249,9 +259,99 @@
             <w:r>
               <w:rPr>
                 <w:b w:val="0"/>
-                <w:sz w:val="19"/>
+                <w:sz w:val="18"/>
               </w:rPr>
               <w:t>9M 2026 results - expected November 2026</w:t>
+            </w:r>
+          </w:p>
+          <w:p>
+            <w:pPr>
+              <w:spacing w:before="80" w:after="0"/>
+            </w:pPr>
+            <w:r>
+              <w:rPr>
+                <w:b/>
+                <w:caps/>
+                <w:color w:val="667085"/>
+                <w:sz w:val="14"/>
+              </w:rPr>
+              <w:t>Šalis</w:t>
+            </w:r>
+          </w:p>
+          <w:p>
+            <w:pPr>
+              <w:spacing w:before="0" w:after="0"/>
+            </w:pPr>
+            <w:r>
+              <w:rPr>
+                <w:b w:val="0"/>
+                <w:sz w:val="18"/>
+              </w:rPr>
+              <w:t>Lietuva</w:t>
+            </w:r>
+          </w:p>
+        </w:tc>
+        <w:tc>
+          <w:tcPr>
+            <w:tcW w:type="dxa" w:w="4819"/>
+            <w:tcBorders>
+              <w:top w:val="single" w:sz="12" w:color="12355B" w:space="0"/>
+              <w:left w:val="nil"/>
+              <w:bottom w:val="nil"/>
+              <w:right w:val="nil"/>
+            </w:tcBorders>
+            <w:shd w:val="clear" w:color="auto" w:fill="F4F6F9"/>
+          </w:tcPr>
+          <w:p>
+            <w:pPr>
+              <w:spacing w:before="0" w:after="40"/>
+            </w:pPr>
+            <w:r>
+              <w:rPr>
+                <w:b/>
+                <w:color w:val="12355B"/>
+                <w:sz w:val="18"/>
+              </w:rPr>
+              <w:t>Turimi vertybiniai popieriai</w:t>
+            </w:r>
+          </w:p>
+          <w:p>
+            <w:pPr>
+              <w:spacing w:before="80" w:after="0"/>
+            </w:pPr>
+            <w:r>
+              <w:rPr>
+                <w:b/>
+                <w:color w:val="1B2430"/>
+                <w:sz w:val="17"/>
+              </w:rPr>
+              <w:t>Akropolis Group 6.000% green notes 2030</w:t>
+            </w:r>
+          </w:p>
+          <w:p>
+            <w:pPr>
+              <w:spacing w:before="0" w:after="0"/>
+            </w:pPr>
+            <w:r>
+              <w:rPr>
+                <w:b w:val="0"/>
+                <w:color w:val="667085"/>
+                <w:sz w:val="15"/>
+              </w:rPr>
+              <w:t>XS3046302488  ·  6,0 % · 2030-05-15</w:t>
+            </w:r>
+          </w:p>
+          <w:p>
+            <w:pPr>
+              <w:spacing w:before="0" w:after="0"/>
+            </w:pPr>
+            <w:r>
+              <w:rPr>
+                <w:b w:val="0"/>
+                <w:color w:val="12355B"/>
+                <w:sz w:val="15"/>
+              </w:rPr>
+              <w:t>atskiro nerasta</w:t>
             </w:r>
           </w:p>
         </w:tc>
@@ -259,7 +359,7 @@
     </w:tbl>
     <w:p>
       <w:pPr>
-        <w:spacing w:before="0" w:after="80"/>
+        <w:spacing w:before="0" w:after="120"/>
       </w:pPr>
     </w:p>
     <w:tbl>
@@ -304,7 +404,7 @@
             <w:r>
               <w:rPr>
                 <w:b/>
-                <w:color w:val="1A1A1A"/>
+                <w:color w:val="1B2430"/>
                 <w:sz w:val="21"/>
               </w:rPr>
               <w:t>Pozicija tvarkinga.</w:t>
@@ -312,7 +412,7 @@
             <w:r>
               <w:rPr>
                 <w:b w:val="0"/>
-                <w:color w:val="1A1A1A"/>
+                <w:color w:val="1B2430"/>
                 <w:sz w:val="21"/>
               </w:rPr>
               <w:t xml:space="preserve"> Akropolis – prekybos centrų Lietuvoje ir Latvijoje valdytojas, S&amp;P ir Fitch BB+ (stabili)</w:t>
@@ -347,7 +447,7 @@
             <w:r>
               <w:rPr>
                 <w:b w:val="0"/>
-                <w:color w:val="1A1A1A"/>
+                <w:color w:val="1B2430"/>
                 <w:sz w:val="21"/>
               </w:rPr>
               <w:t>. Užimtumas 99,2 %, obligacijų kovenantų laikomasi su atsarga: svertas 46 % (riba 60 %), padengimas 3,3 karto (riba 2)</w:t>
@@ -365,7 +465,7 @@
             <w:r>
               <w:rPr>
                 <w:b w:val="0"/>
-                <w:color w:val="1A1A1A"/>
+                <w:color w:val="1B2430"/>
                 <w:sz w:val="21"/>
               </w:rPr>
               <w:t>.</w:t>
@@ -414,9 +514,9 @@
             <w:tcW w:type="dxa" w:w="2261"/>
             <w:tcBorders>
               <w:top w:val="single" w:sz="18" w:color="2A78D6" w:space="0"/>
-              <w:left w:val="single" w:sz="4" w:color="C9D3DE" w:space="0"/>
-              <w:bottom w:val="single" w:sz="4" w:color="C9D3DE" w:space="0"/>
-              <w:right w:val="single" w:sz="4" w:color="C9D3DE" w:space="0"/>
+              <w:left w:val="single" w:sz="4" w:color="D5DCE4" w:space="0"/>
+              <w:bottom w:val="single" w:sz="4" w:color="D5DCE4" w:space="0"/>
+              <w:right w:val="single" w:sz="4" w:color="D5DCE4" w:space="0"/>
             </w:tcBorders>
           </w:tcPr>
           <w:p>
@@ -427,7 +527,7 @@
               <w:rPr>
                 <w:b/>
                 <w:caps/>
-                <w:color w:val="5F6B7A"/>
+                <w:color w:val="667085"/>
                 <w:sz w:val="14"/>
               </w:rPr>
               <w:t>EBITDA</w:t>
@@ -435,7 +535,7 @@
             <w:r>
               <w:rPr>
                 <w:b w:val="0"/>
-                <w:color w:val="5F6B7A"/>
+                <w:color w:val="667085"/>
                 <w:sz w:val="14"/>
               </w:rPr>
               <w:t xml:space="preserve">  ·  6M2026</w:t>
@@ -448,7 +548,7 @@
             <w:r>
               <w:rPr>
                 <w:b/>
-                <w:color w:val="1F4E79"/>
+                <w:color w:val="12355B"/>
                 <w:sz w:val="34"/>
               </w:rPr>
               <w:t>56,6</w:t>
@@ -456,7 +556,7 @@
             <w:r>
               <w:rPr>
                 <w:b w:val="0"/>
-                <w:color w:val="5F6B7A"/>
+                <w:color w:val="667085"/>
                 <w:sz w:val="18"/>
               </w:rPr>
               <w:t xml:space="preserve"> mln. EUR</w:t>
@@ -469,7 +569,7 @@
             <w:r>
               <w:rPr>
                 <w:b w:val="0"/>
-                <w:color w:val="5F6B7A"/>
+                <w:color w:val="667085"/>
                 <w:sz w:val="15"/>
               </w:rPr>
               <w:t>▲ 27,8 % vs 6M2025</w:t>
@@ -487,9 +587,9 @@
             <w:tcW w:type="dxa" w:w="2261"/>
             <w:tcBorders>
               <w:top w:val="single" w:sz="18" w:color="2A78D6" w:space="0"/>
-              <w:left w:val="single" w:sz="4" w:color="C9D3DE" w:space="0"/>
-              <w:bottom w:val="single" w:sz="4" w:color="C9D3DE" w:space="0"/>
-              <w:right w:val="single" w:sz="4" w:color="C9D3DE" w:space="0"/>
+              <w:left w:val="single" w:sz="4" w:color="D5DCE4" w:space="0"/>
+              <w:bottom w:val="single" w:sz="4" w:color="D5DCE4" w:space="0"/>
+              <w:right w:val="single" w:sz="4" w:color="D5DCE4" w:space="0"/>
             </w:tcBorders>
           </w:tcPr>
           <w:p>
@@ -500,7 +600,7 @@
               <w:rPr>
                 <w:b/>
                 <w:caps/>
-                <w:color w:val="5F6B7A"/>
+                <w:color w:val="667085"/>
                 <w:sz w:val="14"/>
               </w:rPr>
               <w:t>Grynasis pelnas</w:t>
@@ -508,7 +608,7 @@
             <w:r>
               <w:rPr>
                 <w:b w:val="0"/>
-                <w:color w:val="5F6B7A"/>
+                <w:color w:val="667085"/>
                 <w:sz w:val="14"/>
               </w:rPr>
               <w:t xml:space="preserve">  ·  6M2026</w:t>
@@ -521,7 +621,7 @@
             <w:r>
               <w:rPr>
                 <w:b/>
-                <w:color w:val="1F4E79"/>
+                <w:color w:val="12355B"/>
                 <w:sz w:val="34"/>
               </w:rPr>
               <w:t>37,0</w:t>
@@ -529,7 +629,7 @@
             <w:r>
               <w:rPr>
                 <w:b w:val="0"/>
-                <w:color w:val="5F6B7A"/>
+                <w:color w:val="667085"/>
                 <w:sz w:val="18"/>
               </w:rPr>
               <w:t xml:space="preserve"> mln. EUR</w:t>
@@ -542,7 +642,7 @@
             <w:r>
               <w:rPr>
                 <w:b w:val="0"/>
-                <w:color w:val="5F6B7A"/>
+                <w:color w:val="667085"/>
                 <w:sz w:val="15"/>
               </w:rPr>
               <w:t>▲ 21,3 % vs 6M2025</w:t>
@@ -560,9 +660,9 @@
             <w:tcW w:type="dxa" w:w="2261"/>
             <w:tcBorders>
               <w:top w:val="single" w:sz="18" w:color="2A78D6" w:space="0"/>
-              <w:left w:val="single" w:sz="4" w:color="C9D3DE" w:space="0"/>
-              <w:bottom w:val="single" w:sz="4" w:color="C9D3DE" w:space="0"/>
-              <w:right w:val="single" w:sz="4" w:color="C9D3DE" w:space="0"/>
+              <w:left w:val="single" w:sz="4" w:color="D5DCE4" w:space="0"/>
+              <w:bottom w:val="single" w:sz="4" w:color="D5DCE4" w:space="0"/>
+              <w:right w:val="single" w:sz="4" w:color="D5DCE4" w:space="0"/>
             </w:tcBorders>
           </w:tcPr>
           <w:p>
@@ -573,7 +673,7 @@
               <w:rPr>
                 <w:b/>
                 <w:caps/>
-                <w:color w:val="5F6B7A"/>
+                <w:color w:val="667085"/>
                 <w:sz w:val="14"/>
               </w:rPr>
               <w:t>Grynasis LTV</w:t>
@@ -581,7 +681,7 @@
             <w:r>
               <w:rPr>
                 <w:b w:val="0"/>
-                <w:color w:val="5F6B7A"/>
+                <w:color w:val="667085"/>
                 <w:sz w:val="14"/>
               </w:rPr>
               <w:t xml:space="preserve">  ·  6M2026</w:t>
@@ -594,7 +694,7 @@
             <w:r>
               <w:rPr>
                 <w:b/>
-                <w:color w:val="1F4E79"/>
+                <w:color w:val="12355B"/>
                 <w:sz w:val="34"/>
               </w:rPr>
               <w:t>41,7</w:t>
@@ -602,7 +702,7 @@
             <w:r>
               <w:rPr>
                 <w:b w:val="0"/>
-                <w:color w:val="5F6B7A"/>
+                <w:color w:val="667085"/>
                 <w:sz w:val="18"/>
               </w:rPr>
               <w:t xml:space="preserve"> %</w:t>
@@ -615,7 +715,7 @@
             <w:r>
               <w:rPr>
                 <w:b w:val="0"/>
-                <w:color w:val="5F6B7A"/>
+                <w:color w:val="667085"/>
                 <w:sz w:val="15"/>
               </w:rPr>
               <w:t>▲ 4,7 p. p. vs FY2025</w:t>
@@ -633,9 +733,9 @@
             <w:tcW w:type="dxa" w:w="2261"/>
             <w:tcBorders>
               <w:top w:val="single" w:sz="18" w:color="2A78D6" w:space="0"/>
-              <w:left w:val="single" w:sz="4" w:color="C9D3DE" w:space="0"/>
-              <w:bottom w:val="single" w:sz="4" w:color="C9D3DE" w:space="0"/>
-              <w:right w:val="single" w:sz="4" w:color="C9D3DE" w:space="0"/>
+              <w:left w:val="single" w:sz="4" w:color="D5DCE4" w:space="0"/>
+              <w:bottom w:val="single" w:sz="4" w:color="D5DCE4" w:space="0"/>
+              <w:right w:val="single" w:sz="4" w:color="D5DCE4" w:space="0"/>
             </w:tcBorders>
           </w:tcPr>
           <w:p>
@@ -646,7 +746,7 @@
               <w:rPr>
                 <w:b/>
                 <w:caps/>
-                <w:color w:val="5F6B7A"/>
+                <w:color w:val="667085"/>
                 <w:sz w:val="14"/>
               </w:rPr>
               <w:t>EBITDA / palūkanos</w:t>
@@ -654,7 +754,7 @@
             <w:r>
               <w:rPr>
                 <w:b w:val="0"/>
-                <w:color w:val="5F6B7A"/>
+                <w:color w:val="667085"/>
                 <w:sz w:val="14"/>
               </w:rPr>
               <w:t xml:space="preserve">  ·  6M2026</w:t>
@@ -667,7 +767,7 @@
             <w:r>
               <w:rPr>
                 <w:b/>
-                <w:color w:val="1F4E79"/>
+                <w:color w:val="12355B"/>
                 <w:sz w:val="34"/>
               </w:rPr>
               <w:t>3,3</w:t>
@@ -675,7 +775,7 @@
             <w:r>
               <w:rPr>
                 <w:b w:val="0"/>
-                <w:color w:val="5F6B7A"/>
+                <w:color w:val="667085"/>
                 <w:sz w:val="18"/>
               </w:rPr>
               <w:t xml:space="preserve"> x</w:t>
@@ -688,7 +788,7 @@
             <w:r>
               <w:rPr>
                 <w:b w:val="0"/>
-                <w:color w:val="5F6B7A"/>
+                <w:color w:val="667085"/>
                 <w:sz w:val="15"/>
               </w:rPr>
               <w:t xml:space="preserve"> </w:t>
@@ -705,28 +805,13 @@
     <w:p>
       <w:pPr>
         <w:keepNext/>
-        <w:pBdr>
-          <w:bottom w:val="single" w:sz="8" w:color="1F4E79" w:space="4"/>
-        </w:pBdr>
-        <w:tabs>
-          <w:tab w:pos="482" w:val="left"/>
-        </w:tabs>
-        <w:spacing w:before="360" w:after="160"/>
+        <w:spacing w:before="200" w:after="100"/>
       </w:pPr>
       <w:r>
         <w:rPr>
           <w:b/>
-          <w:color w:val="2A78D6"/>
-          <w:sz w:val="18"/>
-        </w:rPr>
-        <w:t>01</w:t>
-        <w:tab/>
-      </w:r>
-      <w:r>
-        <w:rPr>
-          <w:b/>
-          <w:color w:val="1F4E79"/>
-          <w:sz w:val="28"/>
+          <w:color w:val="12355B"/>
+          <w:sz w:val="26"/>
         </w:rPr>
         <w:t>Trumpa santrauka</w:t>
       </w:r>
@@ -953,7 +1038,7 @@
       <w:pPr>
         <w:keepNext/>
         <w:pBdr>
-          <w:bottom w:val="single" w:sz="8" w:color="1F4E79" w:space="4"/>
+          <w:bottom w:val="single" w:sz="8" w:color="12355B" w:space="4"/>
         </w:pBdr>
         <w:tabs>
           <w:tab w:pos="482" w:val="left"/>
@@ -966,13 +1051,13 @@
           <w:color w:val="2A78D6"/>
           <w:sz w:val="18"/>
         </w:rPr>
-        <w:t>02</w:t>
+        <w:t>01</w:t>
         <w:tab/>
       </w:r>
       <w:r>
         <w:rPr>
           <w:b/>
-          <w:color w:val="1F4E79"/>
+          <w:color w:val="12355B"/>
           <w:sz w:val="28"/>
         </w:rPr>
         <w:t>Turimos priemonės ir ISIN</w:t>
@@ -999,24 +1084,23 @@
         <w:tblLook w:firstColumn="1" w:firstRow="1" w:lastColumn="0" w:lastRow="0" w:noHBand="0" w:noVBand="1" w:val="04A0"/>
       </w:tblPr>
       <w:tblGrid>
-        <w:gridCol w:w="1513"/>
+        <w:gridCol w:w="1457"/>
         <w:gridCol w:w="2241"/>
-        <w:gridCol w:w="840"/>
+        <w:gridCol w:w="1064"/>
         <w:gridCol w:w="1120"/>
         <w:gridCol w:w="1569"/>
-        <w:gridCol w:w="2353"/>
+        <w:gridCol w:w="2185"/>
       </w:tblGrid>
       <w:tr>
         <w:tc>
           <w:tcPr>
-            <w:tcW w:type="dxa" w:w="1513"/>
+            <w:tcW w:type="dxa" w:w="1457"/>
             <w:tcBorders>
-              <w:top w:val="single" w:sz="12" w:color="1F4E79" w:space="0"/>
+              <w:top w:val="nil"/>
               <w:left w:val="nil"/>
-              <w:bottom w:val="single" w:sz="4" w:color="C9D3DE" w:space="0"/>
+              <w:bottom w:val="single" w:sz="8" w:color="12355B" w:space="0"/>
               <w:right w:val="nil"/>
             </w:tcBorders>
-            <w:shd w:val="clear" w:color="auto" w:fill="EAF1F8"/>
           </w:tcPr>
           <w:p>
             <w:pPr>
@@ -1026,8 +1110,8 @@
               <w:rPr>
                 <w:b/>
                 <w:caps/>
-                <w:color w:val="1F4E79"/>
-                <w:sz w:val="16"/>
+                <w:color w:val="667085"/>
+                <w:sz w:val="14"/>
               </w:rPr>
               <w:t>ISIN</w:t>
             </w:r>
@@ -1037,12 +1121,11 @@
           <w:tcPr>
             <w:tcW w:type="dxa" w:w="2241"/>
             <w:tcBorders>
-              <w:top w:val="single" w:sz="12" w:color="1F4E79" w:space="0"/>
+              <w:top w:val="nil"/>
               <w:left w:val="nil"/>
-              <w:bottom w:val="single" w:sz="4" w:color="C9D3DE" w:space="0"/>
+              <w:bottom w:val="single" w:sz="8" w:color="12355B" w:space="0"/>
               <w:right w:val="nil"/>
             </w:tcBorders>
-            <w:shd w:val="clear" w:color="auto" w:fill="EAF1F8"/>
           </w:tcPr>
           <w:p>
             <w:pPr>
@@ -1052,8 +1135,8 @@
               <w:rPr>
                 <w:b/>
                 <w:caps/>
-                <w:color w:val="1F4E79"/>
-                <w:sz w:val="16"/>
+                <w:color w:val="667085"/>
+                <w:sz w:val="14"/>
               </w:rPr>
               <w:t>Priemonė</w:t>
             </w:r>
@@ -1061,14 +1144,13 @@
         </w:tc>
         <w:tc>
           <w:tcPr>
-            <w:tcW w:type="dxa" w:w="841"/>
+            <w:tcW w:type="dxa" w:w="1065"/>
             <w:tcBorders>
-              <w:top w:val="single" w:sz="12" w:color="1F4E79" w:space="0"/>
+              <w:top w:val="nil"/>
               <w:left w:val="nil"/>
-              <w:bottom w:val="single" w:sz="4" w:color="C9D3DE" w:space="0"/>
+              <w:bottom w:val="single" w:sz="8" w:color="12355B" w:space="0"/>
               <w:right w:val="nil"/>
             </w:tcBorders>
-            <w:shd w:val="clear" w:color="auto" w:fill="EAF1F8"/>
           </w:tcPr>
           <w:p>
             <w:pPr>
@@ -1079,8 +1161,8 @@
               <w:rPr>
                 <w:b/>
                 <w:caps/>
-                <w:color w:val="1F4E79"/>
-                <w:sz w:val="16"/>
+                <w:color w:val="667085"/>
+                <w:sz w:val="14"/>
               </w:rPr>
               <w:t>Kuponas</w:t>
             </w:r>
@@ -1090,12 +1172,11 @@
           <w:tcPr>
             <w:tcW w:type="dxa" w:w="1121"/>
             <w:tcBorders>
-              <w:top w:val="single" w:sz="12" w:color="1F4E79" w:space="0"/>
+              <w:top w:val="nil"/>
               <w:left w:val="nil"/>
-              <w:bottom w:val="single" w:sz="4" w:color="C9D3DE" w:space="0"/>
+              <w:bottom w:val="single" w:sz="8" w:color="12355B" w:space="0"/>
               <w:right w:val="nil"/>
             </w:tcBorders>
-            <w:shd w:val="clear" w:color="auto" w:fill="EAF1F8"/>
           </w:tcPr>
           <w:p>
             <w:pPr>
@@ -1105,8 +1186,8 @@
               <w:rPr>
                 <w:b/>
                 <w:caps/>
-                <w:color w:val="1F4E79"/>
-                <w:sz w:val="16"/>
+                <w:color w:val="667085"/>
+                <w:sz w:val="14"/>
               </w:rPr>
               <w:t>Išpirkimas</w:t>
             </w:r>
@@ -1116,12 +1197,11 @@
           <w:tcPr>
             <w:tcW w:type="dxa" w:w="1569"/>
             <w:tcBorders>
-              <w:top w:val="single" w:sz="12" w:color="1F4E79" w:space="0"/>
+              <w:top w:val="nil"/>
               <w:left w:val="nil"/>
-              <w:bottom w:val="single" w:sz="4" w:color="C9D3DE" w:space="0"/>
+              <w:bottom w:val="single" w:sz="8" w:color="12355B" w:space="0"/>
               <w:right w:val="nil"/>
             </w:tcBorders>
-            <w:shd w:val="clear" w:color="auto" w:fill="EAF1F8"/>
           </w:tcPr>
           <w:p>
             <w:pPr>
@@ -1131,8 +1211,8 @@
               <w:rPr>
                 <w:b/>
                 <w:caps/>
-                <w:color w:val="1F4E79"/>
-                <w:sz w:val="16"/>
+                <w:color w:val="667085"/>
+                <w:sz w:val="14"/>
               </w:rPr>
               <w:t>Emisijos reitingas</w:t>
             </w:r>
@@ -1140,14 +1220,13 @@
         </w:tc>
         <w:tc>
           <w:tcPr>
-            <w:tcW w:type="dxa" w:w="2353"/>
+            <w:tcW w:type="dxa" w:w="2185"/>
             <w:tcBorders>
-              <w:top w:val="single" w:sz="12" w:color="1F4E79" w:space="0"/>
+              <w:top w:val="nil"/>
               <w:left w:val="nil"/>
-              <w:bottom w:val="single" w:sz="4" w:color="C9D3DE" w:space="0"/>
+              <w:bottom w:val="single" w:sz="8" w:color="12355B" w:space="0"/>
               <w:right w:val="nil"/>
             </w:tcBorders>
-            <w:shd w:val="clear" w:color="auto" w:fill="EAF1F8"/>
           </w:tcPr>
           <w:p>
             <w:pPr>
@@ -1157,8 +1236,8 @@
               <w:rPr>
                 <w:b/>
                 <w:caps/>
-                <w:color w:val="1F4E79"/>
-                <w:sz w:val="16"/>
+                <w:color w:val="667085"/>
+                <w:sz w:val="14"/>
               </w:rPr>
               <w:t>Pastaba</w:t>
             </w:r>
@@ -1168,11 +1247,11 @@
       <w:tr>
         <w:tc>
           <w:tcPr>
-            <w:tcW w:type="dxa" w:w="1513"/>
+            <w:tcW w:type="dxa" w:w="1457"/>
             <w:tcBorders>
               <w:top w:val="nil"/>
               <w:left w:val="nil"/>
-              <w:bottom w:val="single" w:sz="4" w:color="DDE3EA" w:space="0"/>
+              <w:bottom w:val="single" w:sz="4" w:color="E6EAF0" w:space="0"/>
               <w:right w:val="nil"/>
             </w:tcBorders>
           </w:tcPr>
@@ -1195,7 +1274,7 @@
             <w:tcBorders>
               <w:top w:val="nil"/>
               <w:left w:val="nil"/>
-              <w:bottom w:val="single" w:sz="4" w:color="DDE3EA" w:space="0"/>
+              <w:bottom w:val="single" w:sz="4" w:color="E6EAF0" w:space="0"/>
               <w:right w:val="nil"/>
             </w:tcBorders>
           </w:tcPr>
@@ -1214,11 +1293,11 @@
         </w:tc>
         <w:tc>
           <w:tcPr>
-            <w:tcW w:type="dxa" w:w="841"/>
+            <w:tcW w:type="dxa" w:w="1065"/>
             <w:tcBorders>
               <w:top w:val="nil"/>
               <w:left w:val="nil"/>
-              <w:bottom w:val="single" w:sz="4" w:color="DDE3EA" w:space="0"/>
+              <w:bottom w:val="single" w:sz="4" w:color="E6EAF0" w:space="0"/>
               <w:right w:val="nil"/>
             </w:tcBorders>
           </w:tcPr>
@@ -1242,7 +1321,7 @@
             <w:tcBorders>
               <w:top w:val="nil"/>
               <w:left w:val="nil"/>
-              <w:bottom w:val="single" w:sz="4" w:color="DDE3EA" w:space="0"/>
+              <w:bottom w:val="single" w:sz="4" w:color="E6EAF0" w:space="0"/>
               <w:right w:val="nil"/>
             </w:tcBorders>
           </w:tcPr>
@@ -1265,7 +1344,7 @@
             <w:tcBorders>
               <w:top w:val="nil"/>
               <w:left w:val="nil"/>
-              <w:bottom w:val="single" w:sz="4" w:color="DDE3EA" w:space="0"/>
+              <w:bottom w:val="single" w:sz="4" w:color="E6EAF0" w:space="0"/>
               <w:right w:val="nil"/>
             </w:tcBorders>
           </w:tcPr>
@@ -1284,11 +1363,11 @@
         </w:tc>
         <w:tc>
           <w:tcPr>
-            <w:tcW w:type="dxa" w:w="2353"/>
+            <w:tcW w:type="dxa" w:w="2185"/>
             <w:tcBorders>
               <w:top w:val="nil"/>
               <w:left w:val="nil"/>
-              <w:bottom w:val="single" w:sz="4" w:color="DDE3EA" w:space="0"/>
+              <w:bottom w:val="single" w:sz="4" w:color="E6EAF0" w:space="0"/>
               <w:right w:val="nil"/>
             </w:tcBorders>
           </w:tcPr>
@@ -1316,7 +1395,7 @@
       <w:pPr>
         <w:keepNext/>
         <w:pBdr>
-          <w:bottom w:val="single" w:sz="8" w:color="1F4E79" w:space="4"/>
+          <w:bottom w:val="single" w:sz="8" w:color="12355B" w:space="4"/>
         </w:pBdr>
         <w:tabs>
           <w:tab w:pos="482" w:val="left"/>
@@ -1329,13 +1408,13 @@
           <w:color w:val="2A78D6"/>
           <w:sz w:val="18"/>
         </w:rPr>
-        <w:t>03</w:t>
+        <w:t>02</w:t>
         <w:tab/>
       </w:r>
       <w:r>
         <w:rPr>
           <w:b/>
-          <w:color w:val="1F4E79"/>
+          <w:color w:val="12355B"/>
           <w:sz w:val="28"/>
         </w:rPr>
         <w:t>Pagrindiniai rodikliai</w:t>
@@ -1373,12 +1452,11 @@
           <w:tcPr>
             <w:tcW w:type="dxa" w:w="3254"/>
             <w:tcBorders>
-              <w:top w:val="single" w:sz="12" w:color="1F4E79" w:space="0"/>
+              <w:top w:val="nil"/>
               <w:left w:val="nil"/>
-              <w:bottom w:val="single" w:sz="4" w:color="C9D3DE" w:space="0"/>
+              <w:bottom w:val="single" w:sz="8" w:color="12355B" w:space="0"/>
               <w:right w:val="nil"/>
             </w:tcBorders>
-            <w:shd w:val="clear" w:color="auto" w:fill="EAF1F8"/>
           </w:tcPr>
           <w:p>
             <w:pPr>
@@ -1388,8 +1466,8 @@
               <w:rPr>
                 <w:b/>
                 <w:caps/>
-                <w:color w:val="1F4E79"/>
-                <w:sz w:val="16"/>
+                <w:color w:val="667085"/>
+                <w:sz w:val="14"/>
               </w:rPr>
               <w:t>Rodiklis</w:t>
             </w:r>
@@ -1399,12 +1477,11 @@
           <w:tcPr>
             <w:tcW w:type="dxa" w:w="1314"/>
             <w:tcBorders>
-              <w:top w:val="single" w:sz="12" w:color="1F4E79" w:space="0"/>
+              <w:top w:val="nil"/>
               <w:left w:val="nil"/>
-              <w:bottom w:val="single" w:sz="4" w:color="C9D3DE" w:space="0"/>
+              <w:bottom w:val="single" w:sz="8" w:color="12355B" w:space="0"/>
               <w:right w:val="nil"/>
             </w:tcBorders>
-            <w:shd w:val="clear" w:color="auto" w:fill="EAF1F8"/>
           </w:tcPr>
           <w:p>
             <w:pPr>
@@ -1415,8 +1492,8 @@
               <w:rPr>
                 <w:b/>
                 <w:caps/>
-                <w:color w:val="1F4E79"/>
-                <w:sz w:val="16"/>
+                <w:color w:val="667085"/>
+                <w:sz w:val="14"/>
               </w:rPr>
               <w:t>FY2024</w:t>
             </w:r>
@@ -1426,12 +1503,11 @@
           <w:tcPr>
             <w:tcW w:type="dxa" w:w="1314"/>
             <w:tcBorders>
-              <w:top w:val="single" w:sz="12" w:color="1F4E79" w:space="0"/>
+              <w:top w:val="nil"/>
               <w:left w:val="nil"/>
-              <w:bottom w:val="single" w:sz="4" w:color="C9D3DE" w:space="0"/>
+              <w:bottom w:val="single" w:sz="8" w:color="12355B" w:space="0"/>
               <w:right w:val="nil"/>
             </w:tcBorders>
-            <w:shd w:val="clear" w:color="auto" w:fill="EAF1F8"/>
           </w:tcPr>
           <w:p>
             <w:pPr>
@@ -1442,8 +1518,8 @@
               <w:rPr>
                 <w:b/>
                 <w:caps/>
-                <w:color w:val="1F4E79"/>
-                <w:sz w:val="16"/>
+                <w:color w:val="667085"/>
+                <w:sz w:val="14"/>
               </w:rPr>
               <w:t>FY2025</w:t>
             </w:r>
@@ -1453,12 +1529,11 @@
           <w:tcPr>
             <w:tcW w:type="dxa" w:w="1314"/>
             <w:tcBorders>
-              <w:top w:val="single" w:sz="12" w:color="1F4E79" w:space="0"/>
+              <w:top w:val="nil"/>
               <w:left w:val="nil"/>
-              <w:bottom w:val="single" w:sz="4" w:color="C9D3DE" w:space="0"/>
+              <w:bottom w:val="single" w:sz="8" w:color="12355B" w:space="0"/>
               <w:right w:val="nil"/>
             </w:tcBorders>
-            <w:shd w:val="clear" w:color="auto" w:fill="EAF1F8"/>
           </w:tcPr>
           <w:p>
             <w:pPr>
@@ -1469,8 +1544,8 @@
               <w:rPr>
                 <w:b/>
                 <w:caps/>
-                <w:color w:val="1F4E79"/>
-                <w:sz w:val="16"/>
+                <w:color w:val="667085"/>
+                <w:sz w:val="14"/>
               </w:rPr>
               <w:t>6M2026</w:t>
             </w:r>
@@ -1480,12 +1555,11 @@
           <w:tcPr>
             <w:tcW w:type="dxa" w:w="2441"/>
             <w:tcBorders>
-              <w:top w:val="single" w:sz="12" w:color="1F4E79" w:space="0"/>
+              <w:top w:val="nil"/>
               <w:left w:val="nil"/>
-              <w:bottom w:val="single" w:sz="4" w:color="C9D3DE" w:space="0"/>
+              <w:bottom w:val="single" w:sz="8" w:color="12355B" w:space="0"/>
               <w:right w:val="nil"/>
             </w:tcBorders>
-            <w:shd w:val="clear" w:color="auto" w:fill="EAF1F8"/>
           </w:tcPr>
           <w:p>
             <w:pPr>
@@ -1496,8 +1570,8 @@
               <w:rPr>
                 <w:b/>
                 <w:caps/>
-                <w:color w:val="1F4E79"/>
-                <w:sz w:val="16"/>
+                <w:color w:val="667085"/>
+                <w:sz w:val="14"/>
               </w:rPr>
               <w:t>Pokytis</w:t>
             </w:r>
@@ -1511,7 +1585,7 @@
             <w:tcBorders>
               <w:top w:val="nil"/>
               <w:left w:val="nil"/>
-              <w:bottom w:val="single" w:sz="4" w:color="DDE3EA" w:space="0"/>
+              <w:bottom w:val="single" w:sz="4" w:color="E6EAF0" w:space="0"/>
               <w:right w:val="nil"/>
             </w:tcBorders>
           </w:tcPr>
@@ -1561,7 +1635,7 @@
             <w:tcBorders>
               <w:top w:val="nil"/>
               <w:left w:val="nil"/>
-              <w:bottom w:val="single" w:sz="4" w:color="DDE3EA" w:space="0"/>
+              <w:bottom w:val="single" w:sz="4" w:color="E6EAF0" w:space="0"/>
               <w:right w:val="nil"/>
             </w:tcBorders>
           </w:tcPr>
@@ -1585,7 +1659,7 @@
             <w:tcBorders>
               <w:top w:val="nil"/>
               <w:left w:val="nil"/>
-              <w:bottom w:val="single" w:sz="4" w:color="DDE3EA" w:space="0"/>
+              <w:bottom w:val="single" w:sz="4" w:color="E6EAF0" w:space="0"/>
               <w:right w:val="nil"/>
             </w:tcBorders>
           </w:tcPr>
@@ -1609,7 +1683,7 @@
             <w:tcBorders>
               <w:top w:val="nil"/>
               <w:left w:val="nil"/>
-              <w:bottom w:val="single" w:sz="4" w:color="DDE3EA" w:space="0"/>
+              <w:bottom w:val="single" w:sz="4" w:color="E6EAF0" w:space="0"/>
               <w:right w:val="nil"/>
             </w:tcBorders>
           </w:tcPr>
@@ -1633,7 +1707,7 @@
             <w:tcBorders>
               <w:top w:val="nil"/>
               <w:left w:val="nil"/>
-              <w:bottom w:val="single" w:sz="4" w:color="DDE3EA" w:space="0"/>
+              <w:bottom w:val="single" w:sz="4" w:color="E6EAF0" w:space="0"/>
               <w:right w:val="nil"/>
             </w:tcBorders>
           </w:tcPr>
@@ -1660,7 +1734,7 @@
             <w:tcBorders>
               <w:top w:val="nil"/>
               <w:left w:val="nil"/>
-              <w:bottom w:val="single" w:sz="4" w:color="DDE3EA" w:space="0"/>
+              <w:bottom w:val="single" w:sz="4" w:color="E6EAF0" w:space="0"/>
               <w:right w:val="nil"/>
             </w:tcBorders>
           </w:tcPr>
@@ -1710,7 +1784,7 @@
             <w:tcBorders>
               <w:top w:val="nil"/>
               <w:left w:val="nil"/>
-              <w:bottom w:val="single" w:sz="4" w:color="DDE3EA" w:space="0"/>
+              <w:bottom w:val="single" w:sz="4" w:color="E6EAF0" w:space="0"/>
               <w:right w:val="nil"/>
             </w:tcBorders>
           </w:tcPr>
@@ -1734,7 +1808,7 @@
             <w:tcBorders>
               <w:top w:val="nil"/>
               <w:left w:val="nil"/>
-              <w:bottom w:val="single" w:sz="4" w:color="DDE3EA" w:space="0"/>
+              <w:bottom w:val="single" w:sz="4" w:color="E6EAF0" w:space="0"/>
               <w:right w:val="nil"/>
             </w:tcBorders>
           </w:tcPr>
@@ -1758,7 +1832,7 @@
             <w:tcBorders>
               <w:top w:val="nil"/>
               <w:left w:val="nil"/>
-              <w:bottom w:val="single" w:sz="4" w:color="DDE3EA" w:space="0"/>
+              <w:bottom w:val="single" w:sz="4" w:color="E6EAF0" w:space="0"/>
               <w:right w:val="nil"/>
             </w:tcBorders>
           </w:tcPr>
@@ -1782,7 +1856,7 @@
             <w:tcBorders>
               <w:top w:val="nil"/>
               <w:left w:val="nil"/>
-              <w:bottom w:val="single" w:sz="4" w:color="DDE3EA" w:space="0"/>
+              <w:bottom w:val="single" w:sz="4" w:color="E6EAF0" w:space="0"/>
               <w:right w:val="nil"/>
             </w:tcBorders>
           </w:tcPr>
@@ -1809,7 +1883,7 @@
             <w:tcBorders>
               <w:top w:val="nil"/>
               <w:left w:val="nil"/>
-              <w:bottom w:val="single" w:sz="4" w:color="DDE3EA" w:space="0"/>
+              <w:bottom w:val="single" w:sz="4" w:color="E6EAF0" w:space="0"/>
               <w:right w:val="nil"/>
             </w:tcBorders>
           </w:tcPr>
@@ -1859,7 +1933,7 @@
             <w:tcBorders>
               <w:top w:val="nil"/>
               <w:left w:val="nil"/>
-              <w:bottom w:val="single" w:sz="4" w:color="DDE3EA" w:space="0"/>
+              <w:bottom w:val="single" w:sz="4" w:color="E6EAF0" w:space="0"/>
               <w:right w:val="nil"/>
             </w:tcBorders>
           </w:tcPr>
@@ -1883,7 +1957,7 @@
             <w:tcBorders>
               <w:top w:val="nil"/>
               <w:left w:val="nil"/>
-              <w:bottom w:val="single" w:sz="4" w:color="DDE3EA" w:space="0"/>
+              <w:bottom w:val="single" w:sz="4" w:color="E6EAF0" w:space="0"/>
               <w:right w:val="nil"/>
             </w:tcBorders>
           </w:tcPr>
@@ -1907,7 +1981,7 @@
             <w:tcBorders>
               <w:top w:val="nil"/>
               <w:left w:val="nil"/>
-              <w:bottom w:val="single" w:sz="4" w:color="DDE3EA" w:space="0"/>
+              <w:bottom w:val="single" w:sz="4" w:color="E6EAF0" w:space="0"/>
               <w:right w:val="nil"/>
             </w:tcBorders>
           </w:tcPr>
@@ -1931,7 +2005,7 @@
             <w:tcBorders>
               <w:top w:val="nil"/>
               <w:left w:val="nil"/>
-              <w:bottom w:val="single" w:sz="4" w:color="DDE3EA" w:space="0"/>
+              <w:bottom w:val="single" w:sz="4" w:color="E6EAF0" w:space="0"/>
               <w:right w:val="nil"/>
             </w:tcBorders>
           </w:tcPr>
@@ -1958,7 +2032,7 @@
             <w:tcBorders>
               <w:top w:val="nil"/>
               <w:left w:val="nil"/>
-              <w:bottom w:val="single" w:sz="4" w:color="DDE3EA" w:space="0"/>
+              <w:bottom w:val="single" w:sz="4" w:color="E6EAF0" w:space="0"/>
               <w:right w:val="nil"/>
             </w:tcBorders>
           </w:tcPr>
@@ -2008,7 +2082,7 @@
             <w:tcBorders>
               <w:top w:val="nil"/>
               <w:left w:val="nil"/>
-              <w:bottom w:val="single" w:sz="4" w:color="DDE3EA" w:space="0"/>
+              <w:bottom w:val="single" w:sz="4" w:color="E6EAF0" w:space="0"/>
               <w:right w:val="nil"/>
             </w:tcBorders>
           </w:tcPr>
@@ -2032,7 +2106,7 @@
             <w:tcBorders>
               <w:top w:val="nil"/>
               <w:left w:val="nil"/>
-              <w:bottom w:val="single" w:sz="4" w:color="DDE3EA" w:space="0"/>
+              <w:bottom w:val="single" w:sz="4" w:color="E6EAF0" w:space="0"/>
               <w:right w:val="nil"/>
             </w:tcBorders>
           </w:tcPr>
@@ -2056,7 +2130,7 @@
             <w:tcBorders>
               <w:top w:val="nil"/>
               <w:left w:val="nil"/>
-              <w:bottom w:val="single" w:sz="4" w:color="DDE3EA" w:space="0"/>
+              <w:bottom w:val="single" w:sz="4" w:color="E6EAF0" w:space="0"/>
               <w:right w:val="nil"/>
             </w:tcBorders>
           </w:tcPr>
@@ -2080,7 +2154,7 @@
             <w:tcBorders>
               <w:top w:val="nil"/>
               <w:left w:val="nil"/>
-              <w:bottom w:val="single" w:sz="4" w:color="DDE3EA" w:space="0"/>
+              <w:bottom w:val="single" w:sz="4" w:color="E6EAF0" w:space="0"/>
               <w:right w:val="nil"/>
             </w:tcBorders>
           </w:tcPr>
@@ -2107,7 +2181,7 @@
             <w:tcBorders>
               <w:top w:val="nil"/>
               <w:left w:val="nil"/>
-              <w:bottom w:val="single" w:sz="4" w:color="DDE3EA" w:space="0"/>
+              <w:bottom w:val="single" w:sz="4" w:color="E6EAF0" w:space="0"/>
               <w:right w:val="nil"/>
             </w:tcBorders>
           </w:tcPr>
@@ -2157,7 +2231,7 @@
             <w:tcBorders>
               <w:top w:val="nil"/>
               <w:left w:val="nil"/>
-              <w:bottom w:val="single" w:sz="4" w:color="DDE3EA" w:space="0"/>
+              <w:bottom w:val="single" w:sz="4" w:color="E6EAF0" w:space="0"/>
               <w:right w:val="nil"/>
             </w:tcBorders>
           </w:tcPr>
@@ -2181,7 +2255,7 @@
             <w:tcBorders>
               <w:top w:val="nil"/>
               <w:left w:val="nil"/>
-              <w:bottom w:val="single" w:sz="4" w:color="DDE3EA" w:space="0"/>
+              <w:bottom w:val="single" w:sz="4" w:color="E6EAF0" w:space="0"/>
               <w:right w:val="nil"/>
             </w:tcBorders>
           </w:tcPr>
@@ -2205,7 +2279,7 @@
             <w:tcBorders>
               <w:top w:val="nil"/>
               <w:left w:val="nil"/>
-              <w:bottom w:val="single" w:sz="4" w:color="DDE3EA" w:space="0"/>
+              <w:bottom w:val="single" w:sz="4" w:color="E6EAF0" w:space="0"/>
               <w:right w:val="nil"/>
             </w:tcBorders>
           </w:tcPr>
@@ -2229,7 +2303,7 @@
             <w:tcBorders>
               <w:top w:val="nil"/>
               <w:left w:val="nil"/>
-              <w:bottom w:val="single" w:sz="4" w:color="DDE3EA" w:space="0"/>
+              <w:bottom w:val="single" w:sz="4" w:color="E6EAF0" w:space="0"/>
               <w:right w:val="nil"/>
             </w:tcBorders>
           </w:tcPr>
@@ -2256,7 +2330,7 @@
             <w:tcBorders>
               <w:top w:val="nil"/>
               <w:left w:val="nil"/>
-              <w:bottom w:val="single" w:sz="4" w:color="DDE3EA" w:space="0"/>
+              <w:bottom w:val="single" w:sz="4" w:color="E6EAF0" w:space="0"/>
               <w:right w:val="nil"/>
             </w:tcBorders>
           </w:tcPr>
@@ -2289,7 +2363,7 @@
             <w:tcBorders>
               <w:top w:val="nil"/>
               <w:left w:val="nil"/>
-              <w:bottom w:val="single" w:sz="4" w:color="DDE3EA" w:space="0"/>
+              <w:bottom w:val="single" w:sz="4" w:color="E6EAF0" w:space="0"/>
               <w:right w:val="nil"/>
             </w:tcBorders>
           </w:tcPr>
@@ -2313,7 +2387,7 @@
             <w:tcBorders>
               <w:top w:val="nil"/>
               <w:left w:val="nil"/>
-              <w:bottom w:val="single" w:sz="4" w:color="DDE3EA" w:space="0"/>
+              <w:bottom w:val="single" w:sz="4" w:color="E6EAF0" w:space="0"/>
               <w:right w:val="nil"/>
             </w:tcBorders>
           </w:tcPr>
@@ -2337,7 +2411,7 @@
             <w:tcBorders>
               <w:top w:val="nil"/>
               <w:left w:val="nil"/>
-              <w:bottom w:val="single" w:sz="4" w:color="DDE3EA" w:space="0"/>
+              <w:bottom w:val="single" w:sz="4" w:color="E6EAF0" w:space="0"/>
               <w:right w:val="nil"/>
             </w:tcBorders>
           </w:tcPr>
@@ -2361,7 +2435,7 @@
             <w:tcBorders>
               <w:top w:val="nil"/>
               <w:left w:val="nil"/>
-              <w:bottom w:val="single" w:sz="4" w:color="DDE3EA" w:space="0"/>
+              <w:bottom w:val="single" w:sz="4" w:color="E6EAF0" w:space="0"/>
               <w:right w:val="nil"/>
             </w:tcBorders>
           </w:tcPr>
@@ -2388,7 +2462,7 @@
             <w:tcBorders>
               <w:top w:val="nil"/>
               <w:left w:val="nil"/>
-              <w:bottom w:val="single" w:sz="4" w:color="DDE3EA" w:space="0"/>
+              <w:bottom w:val="single" w:sz="4" w:color="E6EAF0" w:space="0"/>
               <w:right w:val="nil"/>
             </w:tcBorders>
           </w:tcPr>
@@ -2421,7 +2495,7 @@
             <w:tcBorders>
               <w:top w:val="nil"/>
               <w:left w:val="nil"/>
-              <w:bottom w:val="single" w:sz="4" w:color="DDE3EA" w:space="0"/>
+              <w:bottom w:val="single" w:sz="4" w:color="E6EAF0" w:space="0"/>
               <w:right w:val="nil"/>
             </w:tcBorders>
           </w:tcPr>
@@ -2445,7 +2519,7 @@
             <w:tcBorders>
               <w:top w:val="nil"/>
               <w:left w:val="nil"/>
-              <w:bottom w:val="single" w:sz="4" w:color="DDE3EA" w:space="0"/>
+              <w:bottom w:val="single" w:sz="4" w:color="E6EAF0" w:space="0"/>
               <w:right w:val="nil"/>
             </w:tcBorders>
           </w:tcPr>
@@ -2469,7 +2543,7 @@
             <w:tcBorders>
               <w:top w:val="nil"/>
               <w:left w:val="nil"/>
-              <w:bottom w:val="single" w:sz="4" w:color="DDE3EA" w:space="0"/>
+              <w:bottom w:val="single" w:sz="4" w:color="E6EAF0" w:space="0"/>
               <w:right w:val="nil"/>
             </w:tcBorders>
             <w:shd w:val="clear" w:color="auto" w:fill="FDE7E5"/>
@@ -2494,7 +2568,7 @@
             <w:tcBorders>
               <w:top w:val="nil"/>
               <w:left w:val="nil"/>
-              <w:bottom w:val="single" w:sz="4" w:color="DDE3EA" w:space="0"/>
+              <w:bottom w:val="single" w:sz="4" w:color="E6EAF0" w:space="0"/>
               <w:right w:val="nil"/>
             </w:tcBorders>
           </w:tcPr>
@@ -2521,7 +2595,7 @@
             <w:tcBorders>
               <w:top w:val="nil"/>
               <w:left w:val="nil"/>
-              <w:bottom w:val="single" w:sz="4" w:color="DDE3EA" w:space="0"/>
+              <w:bottom w:val="single" w:sz="4" w:color="E6EAF0" w:space="0"/>
               <w:right w:val="nil"/>
             </w:tcBorders>
           </w:tcPr>
@@ -2554,7 +2628,7 @@
             <w:tcBorders>
               <w:top w:val="nil"/>
               <w:left w:val="nil"/>
-              <w:bottom w:val="single" w:sz="4" w:color="DDE3EA" w:space="0"/>
+              <w:bottom w:val="single" w:sz="4" w:color="E6EAF0" w:space="0"/>
               <w:right w:val="nil"/>
             </w:tcBorders>
           </w:tcPr>
@@ -2578,7 +2652,7 @@
             <w:tcBorders>
               <w:top w:val="nil"/>
               <w:left w:val="nil"/>
-              <w:bottom w:val="single" w:sz="4" w:color="DDE3EA" w:space="0"/>
+              <w:bottom w:val="single" w:sz="4" w:color="E6EAF0" w:space="0"/>
               <w:right w:val="nil"/>
             </w:tcBorders>
           </w:tcPr>
@@ -2602,7 +2676,7 @@
             <w:tcBorders>
               <w:top w:val="nil"/>
               <w:left w:val="nil"/>
-              <w:bottom w:val="single" w:sz="4" w:color="DDE3EA" w:space="0"/>
+              <w:bottom w:val="single" w:sz="4" w:color="E6EAF0" w:space="0"/>
               <w:right w:val="nil"/>
             </w:tcBorders>
             <w:shd w:val="clear" w:color="auto" w:fill="FDF1D8"/>
@@ -2627,7 +2701,7 @@
             <w:tcBorders>
               <w:top w:val="nil"/>
               <w:left w:val="nil"/>
-              <w:bottom w:val="single" w:sz="4" w:color="DDE3EA" w:space="0"/>
+              <w:bottom w:val="single" w:sz="4" w:color="E6EAF0" w:space="0"/>
               <w:right w:val="nil"/>
             </w:tcBorders>
           </w:tcPr>
@@ -2654,7 +2728,7 @@
             <w:tcBorders>
               <w:top w:val="nil"/>
               <w:left w:val="nil"/>
-              <w:bottom w:val="single" w:sz="4" w:color="DDE3EA" w:space="0"/>
+              <w:bottom w:val="single" w:sz="4" w:color="E6EAF0" w:space="0"/>
               <w:right w:val="nil"/>
             </w:tcBorders>
           </w:tcPr>
@@ -2687,7 +2761,7 @@
             <w:tcBorders>
               <w:top w:val="nil"/>
               <w:left w:val="nil"/>
-              <w:bottom w:val="single" w:sz="4" w:color="DDE3EA" w:space="0"/>
+              <w:bottom w:val="single" w:sz="4" w:color="E6EAF0" w:space="0"/>
               <w:right w:val="nil"/>
             </w:tcBorders>
           </w:tcPr>
@@ -2711,7 +2785,7 @@
             <w:tcBorders>
               <w:top w:val="nil"/>
               <w:left w:val="nil"/>
-              <w:bottom w:val="single" w:sz="4" w:color="DDE3EA" w:space="0"/>
+              <w:bottom w:val="single" w:sz="4" w:color="E6EAF0" w:space="0"/>
               <w:right w:val="nil"/>
             </w:tcBorders>
           </w:tcPr>
@@ -2735,7 +2809,7 @@
             <w:tcBorders>
               <w:top w:val="nil"/>
               <w:left w:val="nil"/>
-              <w:bottom w:val="single" w:sz="4" w:color="DDE3EA" w:space="0"/>
+              <w:bottom w:val="single" w:sz="4" w:color="E6EAF0" w:space="0"/>
               <w:right w:val="nil"/>
             </w:tcBorders>
             <w:shd w:val="clear" w:color="auto" w:fill="E3F3E8"/>
@@ -2760,7 +2834,7 @@
             <w:tcBorders>
               <w:top w:val="nil"/>
               <w:left w:val="nil"/>
-              <w:bottom w:val="single" w:sz="4" w:color="DDE3EA" w:space="0"/>
+              <w:bottom w:val="single" w:sz="4" w:color="E6EAF0" w:space="0"/>
               <w:right w:val="nil"/>
             </w:tcBorders>
           </w:tcPr>
@@ -2793,7 +2867,7 @@
       <w:r>
         <w:rPr>
           <w:b w:val="0"/>
-          <w:color w:val="5F6B7A"/>
+          <w:color w:val="667085"/>
           <w:sz w:val="16"/>
         </w:rPr>
         <w:t>Spalvos: žalias pokytis – rodiklis gerėja, raudonas – blogėja. Paskutinio laikotarpio langelio fonas: žalias – geras lygis, geltonas – vidutinis, raudonas – silpnas (įrankio orientyrai, config/metric_rules.yaml).</w:t>
@@ -2806,7 +2880,7 @@
       <w:r>
         <w:rPr>
           <w:b w:val="0"/>
-          <w:color w:val="5F6B7A"/>
+          <w:color w:val="667085"/>
           <w:sz w:val="16"/>
         </w:rPr>
         <w:t>* – paimta iš ataskaitos santraukos;  ᶜ – apskaičiuota įrankio. Mažas numeris prie teksto – nuoroda į šaltinį (paspaudus atsidaro dokumentas reikiamame puslapyje).</w:t>
@@ -2852,7 +2926,7 @@
       <w:pPr>
         <w:keepNext/>
         <w:pBdr>
-          <w:bottom w:val="single" w:sz="8" w:color="1F4E79" w:space="4"/>
+          <w:bottom w:val="single" w:sz="8" w:color="12355B" w:space="4"/>
         </w:pBdr>
         <w:tabs>
           <w:tab w:pos="482" w:val="left"/>
@@ -2865,13 +2939,13 @@
           <w:color w:val="2A78D6"/>
           <w:sz w:val="18"/>
         </w:rPr>
-        <w:t>04</w:t>
+        <w:t>03</w:t>
         <w:tab/>
       </w:r>
       <w:r>
         <w:rPr>
           <w:b/>
-          <w:color w:val="1F4E79"/>
+          <w:color w:val="12355B"/>
           <w:sz w:val="28"/>
         </w:rPr>
         <w:t>Veiklos apžvalga</w:t>
@@ -3001,7 +3075,7 @@
       <w:pPr>
         <w:keepNext/>
         <w:pBdr>
-          <w:bottom w:val="single" w:sz="8" w:color="1F4E79" w:space="4"/>
+          <w:bottom w:val="single" w:sz="8" w:color="12355B" w:space="4"/>
         </w:pBdr>
         <w:tabs>
           <w:tab w:pos="482" w:val="left"/>
@@ -3014,13 +3088,13 @@
           <w:color w:val="2A78D6"/>
           <w:sz w:val="18"/>
         </w:rPr>
-        <w:t>05</w:t>
+        <w:t>04</w:t>
         <w:tab/>
       </w:r>
       <w:r>
         <w:rPr>
           <w:b/>
-          <w:color w:val="1F4E79"/>
+          <w:color w:val="12355B"/>
           <w:sz w:val="28"/>
         </w:rPr>
         <w:t>Finansai</w:t>
@@ -3127,7 +3201,7 @@
       <w:pPr>
         <w:keepNext/>
         <w:pBdr>
-          <w:bottom w:val="single" w:sz="8" w:color="1F4E79" w:space="4"/>
+          <w:bottom w:val="single" w:sz="8" w:color="12355B" w:space="4"/>
         </w:pBdr>
         <w:tabs>
           <w:tab w:pos="482" w:val="left"/>
@@ -3140,13 +3214,13 @@
           <w:color w:val="2A78D6"/>
           <w:sz w:val="18"/>
         </w:rPr>
-        <w:t>06</w:t>
+        <w:t>05</w:t>
         <w:tab/>
       </w:r>
       <w:r>
         <w:rPr>
           <w:b/>
-          <w:color w:val="1F4E79"/>
+          <w:color w:val="12355B"/>
           <w:sz w:val="28"/>
         </w:rPr>
         <w:t>Ankstesni planai ir rezultatai</w:t>
@@ -3183,12 +3257,11 @@
           <w:tcPr>
             <w:tcW w:type="dxa" w:w="2578"/>
             <w:tcBorders>
-              <w:top w:val="single" w:sz="12" w:color="1F4E79" w:space="0"/>
+              <w:top w:val="nil"/>
               <w:left w:val="nil"/>
-              <w:bottom w:val="single" w:sz="4" w:color="C9D3DE" w:space="0"/>
+              <w:bottom w:val="single" w:sz="8" w:color="12355B" w:space="0"/>
               <w:right w:val="nil"/>
             </w:tcBorders>
-            <w:shd w:val="clear" w:color="auto" w:fill="EAF1F8"/>
           </w:tcPr>
           <w:p>
             <w:pPr>
@@ -3198,8 +3271,8 @@
               <w:rPr>
                 <w:b/>
                 <w:caps/>
-                <w:color w:val="1F4E79"/>
-                <w:sz w:val="16"/>
+                <w:color w:val="667085"/>
+                <w:sz w:val="14"/>
               </w:rPr>
               <w:t>Planas / tikslas</w:t>
             </w:r>
@@ -3209,12 +3282,11 @@
           <w:tcPr>
             <w:tcW w:type="dxa" w:w="2578"/>
             <w:tcBorders>
-              <w:top w:val="single" w:sz="12" w:color="1F4E79" w:space="0"/>
+              <w:top w:val="nil"/>
               <w:left w:val="nil"/>
-              <w:bottom w:val="single" w:sz="4" w:color="C9D3DE" w:space="0"/>
+              <w:bottom w:val="single" w:sz="8" w:color="12355B" w:space="0"/>
               <w:right w:val="nil"/>
             </w:tcBorders>
-            <w:shd w:val="clear" w:color="auto" w:fill="EAF1F8"/>
           </w:tcPr>
           <w:p>
             <w:pPr>
@@ -3224,8 +3296,8 @@
               <w:rPr>
                 <w:b/>
                 <w:caps/>
-                <w:color w:val="1F4E79"/>
-                <w:sz w:val="16"/>
+                <w:color w:val="667085"/>
+                <w:sz w:val="14"/>
               </w:rPr>
               <w:t>Rezultatas</w:t>
             </w:r>
@@ -3235,12 +3307,11 @@
           <w:tcPr>
             <w:tcW w:type="dxa" w:w="3138"/>
             <w:tcBorders>
-              <w:top w:val="single" w:sz="12" w:color="1F4E79" w:space="0"/>
+              <w:top w:val="nil"/>
               <w:left w:val="nil"/>
-              <w:bottom w:val="single" w:sz="4" w:color="C9D3DE" w:space="0"/>
+              <w:bottom w:val="single" w:sz="8" w:color="12355B" w:space="0"/>
               <w:right w:val="nil"/>
             </w:tcBorders>
-            <w:shd w:val="clear" w:color="auto" w:fill="EAF1F8"/>
           </w:tcPr>
           <w:p>
             <w:pPr>
@@ -3250,8 +3321,8 @@
               <w:rPr>
                 <w:b/>
                 <w:caps/>
-                <w:color w:val="1F4E79"/>
-                <w:sz w:val="16"/>
+                <w:color w:val="667085"/>
+                <w:sz w:val="14"/>
               </w:rPr>
               <w:t>Kas pasikeitė ir kodėl</w:t>
             </w:r>
@@ -3261,12 +3332,11 @@
           <w:tcPr>
             <w:tcW w:type="dxa" w:w="1345"/>
             <w:tcBorders>
-              <w:top w:val="single" w:sz="12" w:color="1F4E79" w:space="0"/>
+              <w:top w:val="nil"/>
               <w:left w:val="nil"/>
-              <w:bottom w:val="single" w:sz="4" w:color="C9D3DE" w:space="0"/>
+              <w:bottom w:val="single" w:sz="8" w:color="12355B" w:space="0"/>
               <w:right w:val="nil"/>
             </w:tcBorders>
-            <w:shd w:val="clear" w:color="auto" w:fill="EAF1F8"/>
           </w:tcPr>
           <w:p>
             <w:pPr>
@@ -3276,8 +3346,8 @@
               <w:rPr>
                 <w:b/>
                 <w:caps/>
-                <w:color w:val="1F4E79"/>
-                <w:sz w:val="16"/>
+                <w:color w:val="667085"/>
+                <w:sz w:val="14"/>
               </w:rPr>
               <w:t>Būsena</w:t>
             </w:r>
@@ -3291,7 +3361,7 @@
             <w:tcBorders>
               <w:top w:val="nil"/>
               <w:left w:val="nil"/>
-              <w:bottom w:val="single" w:sz="4" w:color="DDE3EA" w:space="0"/>
+              <w:bottom w:val="single" w:sz="4" w:color="E6EAF0" w:space="0"/>
               <w:right w:val="nil"/>
             </w:tcBorders>
           </w:tcPr>
@@ -3314,7 +3384,7 @@
             <w:tcBorders>
               <w:top w:val="nil"/>
               <w:left w:val="nil"/>
-              <w:bottom w:val="single" w:sz="4" w:color="DDE3EA" w:space="0"/>
+              <w:bottom w:val="single" w:sz="4" w:color="E6EAF0" w:space="0"/>
               <w:right w:val="nil"/>
             </w:tcBorders>
           </w:tcPr>
@@ -3364,7 +3434,7 @@
             <w:tcBorders>
               <w:top w:val="nil"/>
               <w:left w:val="nil"/>
-              <w:bottom w:val="single" w:sz="4" w:color="DDE3EA" w:space="0"/>
+              <w:bottom w:val="single" w:sz="4" w:color="E6EAF0" w:space="0"/>
               <w:right w:val="nil"/>
             </w:tcBorders>
           </w:tcPr>
@@ -3404,7 +3474,7 @@
             <w:tcBorders>
               <w:top w:val="nil"/>
               <w:left w:val="nil"/>
-              <w:bottom w:val="single" w:sz="4" w:color="DDE3EA" w:space="0"/>
+              <w:bottom w:val="single" w:sz="4" w:color="E6EAF0" w:space="0"/>
               <w:right w:val="nil"/>
             </w:tcBorders>
             <w:shd w:val="clear" w:color="auto" w:fill="E3F3E8"/>
@@ -3430,7 +3500,7 @@
             <w:tcBorders>
               <w:top w:val="nil"/>
               <w:left w:val="nil"/>
-              <w:bottom w:val="single" w:sz="4" w:color="DDE3EA" w:space="0"/>
+              <w:bottom w:val="single" w:sz="4" w:color="E6EAF0" w:space="0"/>
               <w:right w:val="nil"/>
             </w:tcBorders>
           </w:tcPr>
@@ -3453,7 +3523,7 @@
             <w:tcBorders>
               <w:top w:val="nil"/>
               <w:left w:val="nil"/>
-              <w:bottom w:val="single" w:sz="4" w:color="DDE3EA" w:space="0"/>
+              <w:bottom w:val="single" w:sz="4" w:color="E6EAF0" w:space="0"/>
               <w:right w:val="nil"/>
             </w:tcBorders>
           </w:tcPr>
@@ -3486,7 +3556,7 @@
             <w:tcBorders>
               <w:top w:val="nil"/>
               <w:left w:val="nil"/>
-              <w:bottom w:val="single" w:sz="4" w:color="DDE3EA" w:space="0"/>
+              <w:bottom w:val="single" w:sz="4" w:color="E6EAF0" w:space="0"/>
               <w:right w:val="nil"/>
             </w:tcBorders>
           </w:tcPr>
@@ -3526,7 +3596,7 @@
             <w:tcBorders>
               <w:top w:val="nil"/>
               <w:left w:val="nil"/>
-              <w:bottom w:val="single" w:sz="4" w:color="DDE3EA" w:space="0"/>
+              <w:bottom w:val="single" w:sz="4" w:color="E6EAF0" w:space="0"/>
               <w:right w:val="nil"/>
             </w:tcBorders>
             <w:shd w:val="clear" w:color="auto" w:fill="E3F3E8"/>
@@ -3552,7 +3622,7 @@
             <w:tcBorders>
               <w:top w:val="nil"/>
               <w:left w:val="nil"/>
-              <w:bottom w:val="single" w:sz="4" w:color="DDE3EA" w:space="0"/>
+              <w:bottom w:val="single" w:sz="4" w:color="E6EAF0" w:space="0"/>
               <w:right w:val="nil"/>
             </w:tcBorders>
           </w:tcPr>
@@ -3575,7 +3645,7 @@
             <w:tcBorders>
               <w:top w:val="nil"/>
               <w:left w:val="nil"/>
-              <w:bottom w:val="single" w:sz="4" w:color="DDE3EA" w:space="0"/>
+              <w:bottom w:val="single" w:sz="4" w:color="E6EAF0" w:space="0"/>
               <w:right w:val="nil"/>
             </w:tcBorders>
           </w:tcPr>
@@ -3608,7 +3678,7 @@
             <w:tcBorders>
               <w:top w:val="nil"/>
               <w:left w:val="nil"/>
-              <w:bottom w:val="single" w:sz="4" w:color="DDE3EA" w:space="0"/>
+              <w:bottom w:val="single" w:sz="4" w:color="E6EAF0" w:space="0"/>
               <w:right w:val="nil"/>
             </w:tcBorders>
           </w:tcPr>
@@ -3648,7 +3718,7 @@
             <w:tcBorders>
               <w:top w:val="nil"/>
               <w:left w:val="nil"/>
-              <w:bottom w:val="single" w:sz="4" w:color="DDE3EA" w:space="0"/>
+              <w:bottom w:val="single" w:sz="4" w:color="E6EAF0" w:space="0"/>
               <w:right w:val="nil"/>
             </w:tcBorders>
             <w:shd w:val="clear" w:color="auto" w:fill="EAF1F8"/>
@@ -3677,7 +3747,7 @@
       <w:pPr>
         <w:keepNext/>
         <w:pBdr>
-          <w:bottom w:val="single" w:sz="8" w:color="1F4E79" w:space="4"/>
+          <w:bottom w:val="single" w:sz="8" w:color="12355B" w:space="4"/>
         </w:pBdr>
         <w:tabs>
           <w:tab w:pos="482" w:val="left"/>
@@ -3690,13 +3760,13 @@
           <w:color w:val="2A78D6"/>
           <w:sz w:val="18"/>
         </w:rPr>
-        <w:t>07</w:t>
+        <w:t>06</w:t>
         <w:tab/>
       </w:r>
       <w:r>
         <w:rPr>
           <w:b/>
-          <w:color w:val="1F4E79"/>
+          <w:color w:val="12355B"/>
           <w:sz w:val="28"/>
         </w:rPr>
         <w:t>Informacija investuotojui ir išvados</w:t>
@@ -3890,7 +3960,1142 @@
       <w:pPr>
         <w:keepNext/>
         <w:pBdr>
-          <w:bottom w:val="single" w:sz="8" w:color="1F4E79" w:space="4"/>
+          <w:bottom w:val="single" w:sz="8" w:color="12355B" w:space="4"/>
+        </w:pBdr>
+        <w:tabs>
+          <w:tab w:pos="482" w:val="left"/>
+        </w:tabs>
+        <w:spacing w:before="360" w:after="160"/>
+      </w:pPr>
+      <w:r>
+        <w:rPr>
+          <w:b/>
+          <w:color w:val="2A78D6"/>
+          <w:sz w:val="18"/>
+        </w:rPr>
+        <w:t>07</w:t>
+        <w:tab/>
+      </w:r>
+      <w:r>
+        <w:rPr>
+          <w:b/>
+          <w:color w:val="12355B"/>
+          <w:sz w:val="28"/>
+        </w:rPr>
+        <w:t>Rinka ir aplinka</w:t>
+      </w:r>
+    </w:p>
+    <w:p>
+      <w:pPr>
+        <w:tabs>
+          <w:tab w:pos="255" w:val="left"/>
+        </w:tabs>
+        <w:spacing w:before="0" w:after="80"/>
+        <w:ind w:left="255" w:hanging="255"/>
+      </w:pPr>
+      <w:r>
+        <w:rPr>
+          <w:b/>
+          <w:color w:val="2A78D6"/>
+          <w:sz w:val="20"/>
+        </w:rPr>
+        <w:t>▪</w:t>
+        <w:tab/>
+      </w:r>
+      <w:r>
+        <w:rPr>
+          <w:b/>
+        </w:rPr>
+        <w:t>Augimas iš Galio:</w:t>
+      </w:r>
+      <w:r>
+        <w:rPr>
+          <w:b w:val="0"/>
+        </w:rPr>
+        <w:t xml:space="preserve"> pajamos +29 % iki 81,6 mln. EUR, EBITDA +28 % iki 56,6 mln. EUR – daugiausia dėl nuo 2025 m. spalio konsoliduojamos Galio Group</w:t>
+      </w:r>
+      <w:hyperlink r:id="rId32">
+        <w:r>
+          <w:rPr>
+            <w:color w:val="2A78D6"/>
+            <w:vertAlign w:val="superscript"/>
+            <w:sz w:val="17"/>
+          </w:rPr>
+          <w:t xml:space="preserve">25</w:t>
+        </w:r>
+      </w:hyperlink>
+      <w:r>
+        <w:rPr>
+          <w:b w:val="0"/>
+        </w:rPr>
+        <w:t>. Be jos penkių centrų grynosios veiklos pajamos +6 % dėl 3 % indeksacijos ir naujų nuomos sutarčių</w:t>
+      </w:r>
+      <w:hyperlink r:id="rId33">
+        <w:r>
+          <w:rPr>
+            <w:color w:val="2A78D6"/>
+            <w:vertAlign w:val="superscript"/>
+            <w:sz w:val="17"/>
+          </w:rPr>
+          <w:t xml:space="preserve">26</w:t>
+        </w:r>
+      </w:hyperlink>
+      <w:r>
+        <w:rPr>
+          <w:b w:val="0"/>
+        </w:rPr>
+        <w:t>.</w:t>
+      </w:r>
+    </w:p>
+    <w:p>
+      <w:pPr>
+        <w:tabs>
+          <w:tab w:pos="255" w:val="left"/>
+        </w:tabs>
+        <w:spacing w:before="0" w:after="80"/>
+        <w:ind w:left="255" w:hanging="255"/>
+      </w:pPr>
+      <w:r>
+        <w:rPr>
+          <w:b/>
+          <w:color w:val="2A78D6"/>
+          <w:sz w:val="20"/>
+        </w:rPr>
+        <w:t>▪</w:t>
+        <w:tab/>
+      </w:r>
+      <w:r>
+        <w:rPr>
+          <w:b/>
+        </w:rPr>
+        <w:t>Brangesnis finansavimas:</w:t>
+      </w:r>
+      <w:r>
+        <w:rPr>
+          <w:b w:val="0"/>
+        </w:rPr>
+        <w:t xml:space="preserve"> palūkanų sąnaudos 17,9 mln. EUR (12,1 mln.), nes naujų žaliųjų obligacijų kuponas 6 %, o refinansuotų – 2,875 %</w:t>
+      </w:r>
+      <w:hyperlink r:id="rId33">
+        <w:r>
+          <w:rPr>
+            <w:color w:val="2A78D6"/>
+            <w:vertAlign w:val="superscript"/>
+            <w:sz w:val="17"/>
+          </w:rPr>
+          <w:t xml:space="preserve">26</w:t>
+        </w:r>
+      </w:hyperlink>
+      <w:r>
+        <w:rPr>
+          <w:b w:val="0"/>
+        </w:rPr>
+        <w:t>.</w:t>
+      </w:r>
+    </w:p>
+    <w:p>
+      <w:pPr>
+        <w:tabs>
+          <w:tab w:pos="255" w:val="left"/>
+        </w:tabs>
+        <w:spacing w:before="0" w:after="80"/>
+        <w:ind w:left="255" w:hanging="255"/>
+      </w:pPr>
+      <w:r>
+        <w:rPr>
+          <w:b/>
+          <w:color w:val="2A78D6"/>
+          <w:sz w:val="20"/>
+        </w:rPr>
+        <w:t>▪</w:t>
+        <w:tab/>
+      </w:r>
+      <w:r>
+        <w:rPr>
+          <w:b/>
+        </w:rPr>
+        <w:t>Vartotojai ir būstas:</w:t>
+      </w:r>
+      <w:r>
+        <w:rPr>
+          <w:b w:val="0"/>
+        </w:rPr>
+        <w:t xml:space="preserve"> nuomininkų apyvarta +8,1 % iki 604,1 mln. EUR – sparčiau nei infliacija; užimtumas 99,2 %</w:t>
+      </w:r>
+      <w:hyperlink r:id="rId32">
+        <w:r>
+          <w:rPr>
+            <w:color w:val="2A78D6"/>
+            <w:vertAlign w:val="superscript"/>
+            <w:sz w:val="17"/>
+          </w:rPr>
+          <w:t xml:space="preserve">25</w:t>
+        </w:r>
+      </w:hyperlink>
+      <w:r>
+        <w:rPr>
+          <w:color w:val="2A78D6"/>
+          <w:vertAlign w:val="superscript"/>
+        </w:rPr>
+        <w:t>,</w:t>
+      </w:r>
+      <w:hyperlink r:id="rId14">
+        <w:r>
+          <w:rPr>
+            <w:color w:val="2A78D6"/>
+            <w:vertAlign w:val="superscript"/>
+            <w:sz w:val="17"/>
+          </w:rPr>
+          <w:t xml:space="preserve">5</w:t>
+        </w:r>
+      </w:hyperlink>
+      <w:r>
+        <w:rPr>
+          <w:b w:val="0"/>
+        </w:rPr>
+        <w:t>. Galio parduota 150 butų (+48,5 %) dėl palankios rinkos</w:t>
+      </w:r>
+      <w:hyperlink r:id="rId34">
+        <w:r>
+          <w:rPr>
+            <w:color w:val="2A78D6"/>
+            <w:vertAlign w:val="superscript"/>
+            <w:sz w:val="17"/>
+          </w:rPr>
+          <w:t xml:space="preserve">27</w:t>
+        </w:r>
+      </w:hyperlink>
+      <w:r>
+        <w:rPr>
+          <w:color w:val="2A78D6"/>
+          <w:vertAlign w:val="superscript"/>
+        </w:rPr>
+        <w:t>,</w:t>
+      </w:r>
+      <w:hyperlink r:id="rId32">
+        <w:r>
+          <w:rPr>
+            <w:color w:val="2A78D6"/>
+            <w:vertAlign w:val="superscript"/>
+            <w:sz w:val="17"/>
+          </w:rPr>
+          <w:t xml:space="preserve">25</w:t>
+        </w:r>
+      </w:hyperlink>
+      <w:r>
+        <w:rPr>
+          <w:b w:val="0"/>
+        </w:rPr>
+        <w:t>.</w:t>
+      </w:r>
+    </w:p>
+    <w:tbl>
+      <w:tblPr>
+        <w:tblW w:w="9639" w:type="dxa"/>
+        <w:tblBorders>
+          <w:top w:val="nil"/>
+          <w:left w:val="nil"/>
+          <w:bottom w:val="nil"/>
+          <w:right w:val="nil"/>
+          <w:insideH w:val="nil"/>
+          <w:insideV w:val="nil"/>
+        </w:tblBorders>
+        <w:tblLayout w:type="fixed"/>
+        <w:tblCellMar>
+          <w:top w:w="70" w:type="dxa"/>
+          <w:left w:w="100" w:type="dxa"/>
+          <w:bottom w:w="70" w:type="dxa"/>
+          <w:right w:w="100" w:type="dxa"/>
+        </w:tblCellMar>
+        <w:tblLook w:firstColumn="1" w:firstRow="1" w:lastColumn="0" w:lastRow="0" w:noHBand="0" w:noVBand="1" w:val="04A0"/>
+      </w:tblPr>
+      <w:tblGrid>
+        <w:gridCol w:w="3515"/>
+        <w:gridCol w:w="1814"/>
+        <w:gridCol w:w="1360"/>
+        <w:gridCol w:w="1360"/>
+        <w:gridCol w:w="1587"/>
+      </w:tblGrid>
+      <w:tr>
+        <w:tc>
+          <w:tcPr>
+            <w:tcW w:type="dxa" w:w="3515"/>
+            <w:tcBorders>
+              <w:top w:val="nil"/>
+              <w:left w:val="nil"/>
+              <w:bottom w:val="single" w:sz="8" w:color="12355B" w:space="0"/>
+              <w:right w:val="nil"/>
+            </w:tcBorders>
+          </w:tcPr>
+          <w:p>
+            <w:pPr>
+              <w:spacing w:before="0" w:after="0"/>
+            </w:pPr>
+            <w:r>
+              <w:rPr>
+                <w:b/>
+                <w:caps/>
+                <w:color w:val="667085"/>
+                <w:sz w:val="14"/>
+              </w:rPr>
+            </w:r>
+          </w:p>
+        </w:tc>
+        <w:tc>
+          <w:tcPr>
+            <w:tcW w:type="dxa" w:w="1814"/>
+            <w:tcBorders>
+              <w:top w:val="nil"/>
+              <w:left w:val="nil"/>
+              <w:bottom w:val="single" w:sz="8" w:color="12355B" w:space="0"/>
+              <w:right w:val="nil"/>
+            </w:tcBorders>
+          </w:tcPr>
+          <w:p>
+            <w:pPr>
+              <w:spacing w:before="0" w:after="0"/>
+              <w:jc w:val="right"/>
+            </w:pPr>
+            <w:r>
+              <w:rPr>
+                <w:b/>
+                <w:caps/>
+                <w:color w:val="667085"/>
+                <w:sz w:val="14"/>
+              </w:rPr>
+              <w:t>Dabar</w:t>
+            </w:r>
+          </w:p>
+        </w:tc>
+        <w:tc>
+          <w:tcPr>
+            <w:tcW w:type="dxa" w:w="1361"/>
+            <w:tcBorders>
+              <w:top w:val="nil"/>
+              <w:left w:val="nil"/>
+              <w:bottom w:val="single" w:sz="8" w:color="12355B" w:space="0"/>
+              <w:right w:val="nil"/>
+            </w:tcBorders>
+          </w:tcPr>
+          <w:p>
+            <w:pPr>
+              <w:spacing w:before="0" w:after="0"/>
+              <w:jc w:val="right"/>
+            </w:pPr>
+            <w:r>
+              <w:rPr>
+                <w:b/>
+                <w:caps/>
+                <w:color w:val="667085"/>
+                <w:sz w:val="14"/>
+              </w:rPr>
+              <w:t>Prieš 3 mėn.</w:t>
+            </w:r>
+          </w:p>
+        </w:tc>
+        <w:tc>
+          <w:tcPr>
+            <w:tcW w:type="dxa" w:w="1361"/>
+            <w:tcBorders>
+              <w:top w:val="nil"/>
+              <w:left w:val="nil"/>
+              <w:bottom w:val="single" w:sz="8" w:color="12355B" w:space="0"/>
+              <w:right w:val="nil"/>
+            </w:tcBorders>
+          </w:tcPr>
+          <w:p>
+            <w:pPr>
+              <w:spacing w:before="0" w:after="0"/>
+              <w:jc w:val="right"/>
+            </w:pPr>
+            <w:r>
+              <w:rPr>
+                <w:b/>
+                <w:caps/>
+                <w:color w:val="667085"/>
+                <w:sz w:val="14"/>
+              </w:rPr>
+              <w:t>Prieš 12 mėn.</w:t>
+            </w:r>
+          </w:p>
+        </w:tc>
+        <w:tc>
+          <w:tcPr>
+            <w:tcW w:type="dxa" w:w="1587"/>
+            <w:tcBorders>
+              <w:top w:val="nil"/>
+              <w:left w:val="nil"/>
+              <w:bottom w:val="single" w:sz="8" w:color="12355B" w:space="0"/>
+              <w:right w:val="nil"/>
+            </w:tcBorders>
+          </w:tcPr>
+          <w:p>
+            <w:pPr>
+              <w:spacing w:before="0" w:after="0"/>
+              <w:jc w:val="right"/>
+            </w:pPr>
+            <w:r>
+              <w:rPr>
+                <w:b/>
+                <w:caps/>
+                <w:color w:val="667085"/>
+                <w:sz w:val="14"/>
+              </w:rPr>
+              <w:t>Pokytis per 12 mėn.</w:t>
+            </w:r>
+          </w:p>
+        </w:tc>
+      </w:tr>
+      <w:tr>
+        <w:tc>
+          <w:tcPr>
+            <w:tcW w:type="dxa" w:w="3515"/>
+            <w:tcBorders>
+              <w:top w:val="nil"/>
+              <w:left w:val="nil"/>
+              <w:bottom w:val="single" w:sz="4" w:color="E6EAF0" w:space="0"/>
+              <w:right w:val="nil"/>
+            </w:tcBorders>
+          </w:tcPr>
+          <w:p>
+            <w:pPr>
+              <w:spacing w:before="0" w:after="0"/>
+            </w:pPr>
+            <w:r>
+              <w:rPr>
+                <w:b w:val="0"/>
+                <w:sz w:val="17"/>
+              </w:rPr>
+              <w:t>ECB indėlių palūkanų norma</w:t>
+            </w:r>
+          </w:p>
+        </w:tc>
+        <w:tc>
+          <w:tcPr>
+            <w:tcW w:type="dxa" w:w="1814"/>
+            <w:tcBorders>
+              <w:top w:val="nil"/>
+              <w:left w:val="nil"/>
+              <w:bottom w:val="single" w:sz="4" w:color="E6EAF0" w:space="0"/>
+              <w:right w:val="nil"/>
+            </w:tcBorders>
+          </w:tcPr>
+          <w:p>
+            <w:pPr>
+              <w:spacing w:before="0" w:after="0"/>
+              <w:jc w:val="right"/>
+            </w:pPr>
+            <w:r>
+              <w:rPr>
+                <w:b w:val="0"/>
+                <w:sz w:val="17"/>
+              </w:rPr>
+              <w:t>2,50 % (2026-09)</w:t>
+            </w:r>
+          </w:p>
+        </w:tc>
+        <w:tc>
+          <w:tcPr>
+            <w:tcW w:type="dxa" w:w="1361"/>
+            <w:tcBorders>
+              <w:top w:val="nil"/>
+              <w:left w:val="nil"/>
+              <w:bottom w:val="single" w:sz="4" w:color="E6EAF0" w:space="0"/>
+              <w:right w:val="nil"/>
+            </w:tcBorders>
+          </w:tcPr>
+          <w:p>
+            <w:pPr>
+              <w:spacing w:before="0" w:after="0"/>
+              <w:jc w:val="right"/>
+            </w:pPr>
+            <w:r>
+              <w:rPr>
+                <w:b w:val="0"/>
+                <w:sz w:val="17"/>
+              </w:rPr>
+              <w:t>2,25 %</w:t>
+            </w:r>
+          </w:p>
+        </w:tc>
+        <w:tc>
+          <w:tcPr>
+            <w:tcW w:type="dxa" w:w="1361"/>
+            <w:tcBorders>
+              <w:top w:val="nil"/>
+              <w:left w:val="nil"/>
+              <w:bottom w:val="single" w:sz="4" w:color="E6EAF0" w:space="0"/>
+              <w:right w:val="nil"/>
+            </w:tcBorders>
+          </w:tcPr>
+          <w:p>
+            <w:pPr>
+              <w:spacing w:before="0" w:after="0"/>
+              <w:jc w:val="right"/>
+            </w:pPr>
+            <w:r>
+              <w:rPr>
+                <w:b w:val="0"/>
+                <w:sz w:val="17"/>
+              </w:rPr>
+              <w:t>–</w:t>
+            </w:r>
+          </w:p>
+        </w:tc>
+        <w:tc>
+          <w:tcPr>
+            <w:tcW w:type="dxa" w:w="1587"/>
+            <w:tcBorders>
+              <w:top w:val="nil"/>
+              <w:left w:val="nil"/>
+              <w:bottom w:val="single" w:sz="4" w:color="E6EAF0" w:space="0"/>
+              <w:right w:val="nil"/>
+            </w:tcBorders>
+          </w:tcPr>
+          <w:p>
+            <w:pPr>
+              <w:spacing w:before="0" w:after="0"/>
+              <w:jc w:val="right"/>
+            </w:pPr>
+            <w:r>
+              <w:rPr>
+                <w:b w:val="0"/>
+                <w:sz w:val="17"/>
+              </w:rPr>
+              <w:t>–</w:t>
+            </w:r>
+          </w:p>
+        </w:tc>
+      </w:tr>
+      <w:tr>
+        <w:tc>
+          <w:tcPr>
+            <w:tcW w:type="dxa" w:w="3515"/>
+            <w:tcBorders>
+              <w:top w:val="nil"/>
+              <w:left w:val="nil"/>
+              <w:bottom w:val="single" w:sz="4" w:color="E6EAF0" w:space="0"/>
+              <w:right w:val="nil"/>
+            </w:tcBorders>
+          </w:tcPr>
+          <w:p>
+            <w:pPr>
+              <w:spacing w:before="0" w:after="0"/>
+            </w:pPr>
+            <w:r>
+              <w:rPr>
+                <w:b w:val="0"/>
+                <w:sz w:val="17"/>
+              </w:rPr>
+              <w:t>3 mėn. Euribor</w:t>
+            </w:r>
+          </w:p>
+        </w:tc>
+        <w:tc>
+          <w:tcPr>
+            <w:tcW w:type="dxa" w:w="1814"/>
+            <w:tcBorders>
+              <w:top w:val="nil"/>
+              <w:left w:val="nil"/>
+              <w:bottom w:val="single" w:sz="4" w:color="E6EAF0" w:space="0"/>
+              <w:right w:val="nil"/>
+            </w:tcBorders>
+          </w:tcPr>
+          <w:p>
+            <w:pPr>
+              <w:spacing w:before="0" w:after="0"/>
+              <w:jc w:val="right"/>
+            </w:pPr>
+            <w:r>
+              <w:rPr>
+                <w:b w:val="0"/>
+                <w:sz w:val="17"/>
+              </w:rPr>
+              <w:t>2,64 % (2026-09)</w:t>
+            </w:r>
+          </w:p>
+        </w:tc>
+        <w:tc>
+          <w:tcPr>
+            <w:tcW w:type="dxa" w:w="1361"/>
+            <w:tcBorders>
+              <w:top w:val="nil"/>
+              <w:left w:val="nil"/>
+              <w:bottom w:val="single" w:sz="4" w:color="E6EAF0" w:space="0"/>
+              <w:right w:val="nil"/>
+            </w:tcBorders>
+          </w:tcPr>
+          <w:p>
+            <w:pPr>
+              <w:spacing w:before="0" w:after="0"/>
+              <w:jc w:val="right"/>
+            </w:pPr>
+            <w:r>
+              <w:rPr>
+                <w:b w:val="0"/>
+                <w:sz w:val="17"/>
+              </w:rPr>
+              <w:t>2,34 %</w:t>
+            </w:r>
+          </w:p>
+        </w:tc>
+        <w:tc>
+          <w:tcPr>
+            <w:tcW w:type="dxa" w:w="1361"/>
+            <w:tcBorders>
+              <w:top w:val="nil"/>
+              <w:left w:val="nil"/>
+              <w:bottom w:val="single" w:sz="4" w:color="E6EAF0" w:space="0"/>
+              <w:right w:val="nil"/>
+            </w:tcBorders>
+          </w:tcPr>
+          <w:p>
+            <w:pPr>
+              <w:spacing w:before="0" w:after="0"/>
+              <w:jc w:val="right"/>
+            </w:pPr>
+            <w:r>
+              <w:rPr>
+                <w:b w:val="0"/>
+                <w:sz w:val="17"/>
+              </w:rPr>
+              <w:t>2,03 %</w:t>
+            </w:r>
+          </w:p>
+        </w:tc>
+        <w:tc>
+          <w:tcPr>
+            <w:tcW w:type="dxa" w:w="1587"/>
+            <w:tcBorders>
+              <w:top w:val="nil"/>
+              <w:left w:val="nil"/>
+              <w:bottom w:val="single" w:sz="4" w:color="E6EAF0" w:space="0"/>
+              <w:right w:val="nil"/>
+            </w:tcBorders>
+          </w:tcPr>
+          <w:p>
+            <w:pPr>
+              <w:spacing w:before="0" w:after="0"/>
+              <w:jc w:val="right"/>
+            </w:pPr>
+            <w:r>
+              <w:rPr>
+                <w:b w:val="0"/>
+                <w:sz w:val="17"/>
+              </w:rPr>
+              <w:t>▲ 0,61 p. p.</w:t>
+            </w:r>
+          </w:p>
+        </w:tc>
+      </w:tr>
+      <w:tr>
+        <w:tc>
+          <w:tcPr>
+            <w:tcW w:type="dxa" w:w="3515"/>
+            <w:tcBorders>
+              <w:top w:val="nil"/>
+              <w:left w:val="nil"/>
+              <w:bottom w:val="single" w:sz="4" w:color="E6EAF0" w:space="0"/>
+              <w:right w:val="nil"/>
+            </w:tcBorders>
+          </w:tcPr>
+          <w:p>
+            <w:pPr>
+              <w:spacing w:before="0" w:after="0"/>
+            </w:pPr>
+            <w:r>
+              <w:rPr>
+                <w:b w:val="0"/>
+                <w:sz w:val="17"/>
+              </w:rPr>
+              <w:t>6 mėn. Euribor</w:t>
+            </w:r>
+          </w:p>
+        </w:tc>
+        <w:tc>
+          <w:tcPr>
+            <w:tcW w:type="dxa" w:w="1814"/>
+            <w:tcBorders>
+              <w:top w:val="nil"/>
+              <w:left w:val="nil"/>
+              <w:bottom w:val="single" w:sz="4" w:color="E6EAF0" w:space="0"/>
+              <w:right w:val="nil"/>
+            </w:tcBorders>
+          </w:tcPr>
+          <w:p>
+            <w:pPr>
+              <w:spacing w:before="0" w:after="0"/>
+              <w:jc w:val="right"/>
+            </w:pPr>
+            <w:r>
+              <w:rPr>
+                <w:b w:val="0"/>
+                <w:sz w:val="17"/>
+              </w:rPr>
+              <w:t>2,92 % (2026-09)</w:t>
+            </w:r>
+          </w:p>
+        </w:tc>
+        <w:tc>
+          <w:tcPr>
+            <w:tcW w:type="dxa" w:w="1361"/>
+            <w:tcBorders>
+              <w:top w:val="nil"/>
+              <w:left w:val="nil"/>
+              <w:bottom w:val="single" w:sz="4" w:color="E6EAF0" w:space="0"/>
+              <w:right w:val="nil"/>
+            </w:tcBorders>
+          </w:tcPr>
+          <w:p>
+            <w:pPr>
+              <w:spacing w:before="0" w:after="0"/>
+              <w:jc w:val="right"/>
+            </w:pPr>
+            <w:r>
+              <w:rPr>
+                <w:b w:val="0"/>
+                <w:sz w:val="17"/>
+              </w:rPr>
+              <w:t>2,60 %</w:t>
+            </w:r>
+          </w:p>
+        </w:tc>
+        <w:tc>
+          <w:tcPr>
+            <w:tcW w:type="dxa" w:w="1361"/>
+            <w:tcBorders>
+              <w:top w:val="nil"/>
+              <w:left w:val="nil"/>
+              <w:bottom w:val="single" w:sz="4" w:color="E6EAF0" w:space="0"/>
+              <w:right w:val="nil"/>
+            </w:tcBorders>
+          </w:tcPr>
+          <w:p>
+            <w:pPr>
+              <w:spacing w:before="0" w:after="0"/>
+              <w:jc w:val="right"/>
+            </w:pPr>
+            <w:r>
+              <w:rPr>
+                <w:b w:val="0"/>
+                <w:sz w:val="17"/>
+              </w:rPr>
+              <w:t>2,10 %</w:t>
+            </w:r>
+          </w:p>
+        </w:tc>
+        <w:tc>
+          <w:tcPr>
+            <w:tcW w:type="dxa" w:w="1587"/>
+            <w:tcBorders>
+              <w:top w:val="nil"/>
+              <w:left w:val="nil"/>
+              <w:bottom w:val="single" w:sz="4" w:color="E6EAF0" w:space="0"/>
+              <w:right w:val="nil"/>
+            </w:tcBorders>
+          </w:tcPr>
+          <w:p>
+            <w:pPr>
+              <w:spacing w:before="0" w:after="0"/>
+              <w:jc w:val="right"/>
+            </w:pPr>
+            <w:r>
+              <w:rPr>
+                <w:b w:val="0"/>
+                <w:sz w:val="17"/>
+              </w:rPr>
+              <w:t>▲ 0,82 p. p.</w:t>
+            </w:r>
+          </w:p>
+        </w:tc>
+      </w:tr>
+      <w:tr>
+        <w:tc>
+          <w:tcPr>
+            <w:tcW w:type="dxa" w:w="3515"/>
+            <w:tcBorders>
+              <w:top w:val="nil"/>
+              <w:left w:val="nil"/>
+              <w:bottom w:val="single" w:sz="4" w:color="E6EAF0" w:space="0"/>
+              <w:right w:val="nil"/>
+            </w:tcBorders>
+          </w:tcPr>
+          <w:p>
+            <w:pPr>
+              <w:spacing w:before="0" w:after="0"/>
+            </w:pPr>
+            <w:r>
+              <w:rPr>
+                <w:b w:val="0"/>
+                <w:sz w:val="17"/>
+              </w:rPr>
+              <w:t>12 mėn. Euribor</w:t>
+            </w:r>
+          </w:p>
+        </w:tc>
+        <w:tc>
+          <w:tcPr>
+            <w:tcW w:type="dxa" w:w="1814"/>
+            <w:tcBorders>
+              <w:top w:val="nil"/>
+              <w:left w:val="nil"/>
+              <w:bottom w:val="single" w:sz="4" w:color="E6EAF0" w:space="0"/>
+              <w:right w:val="nil"/>
+            </w:tcBorders>
+          </w:tcPr>
+          <w:p>
+            <w:pPr>
+              <w:spacing w:before="0" w:after="0"/>
+              <w:jc w:val="right"/>
+            </w:pPr>
+            <w:r>
+              <w:rPr>
+                <w:b w:val="0"/>
+                <w:sz w:val="17"/>
+              </w:rPr>
+              <w:t>3,25 % (2026-09)</w:t>
+            </w:r>
+          </w:p>
+        </w:tc>
+        <w:tc>
+          <w:tcPr>
+            <w:tcW w:type="dxa" w:w="1361"/>
+            <w:tcBorders>
+              <w:top w:val="nil"/>
+              <w:left w:val="nil"/>
+              <w:bottom w:val="single" w:sz="4" w:color="E6EAF0" w:space="0"/>
+              <w:right w:val="nil"/>
+            </w:tcBorders>
+          </w:tcPr>
+          <w:p>
+            <w:pPr>
+              <w:spacing w:before="0" w:after="0"/>
+              <w:jc w:val="right"/>
+            </w:pPr>
+            <w:r>
+              <w:rPr>
+                <w:b w:val="0"/>
+                <w:sz w:val="17"/>
+              </w:rPr>
+              <w:t>2,80 %</w:t>
+            </w:r>
+          </w:p>
+        </w:tc>
+        <w:tc>
+          <w:tcPr>
+            <w:tcW w:type="dxa" w:w="1361"/>
+            <w:tcBorders>
+              <w:top w:val="nil"/>
+              <w:left w:val="nil"/>
+              <w:bottom w:val="single" w:sz="4" w:color="E6EAF0" w:space="0"/>
+              <w:right w:val="nil"/>
+            </w:tcBorders>
+          </w:tcPr>
+          <w:p>
+            <w:pPr>
+              <w:spacing w:before="0" w:after="0"/>
+              <w:jc w:val="right"/>
+            </w:pPr>
+            <w:r>
+              <w:rPr>
+                <w:b w:val="0"/>
+                <w:sz w:val="17"/>
+              </w:rPr>
+              <w:t>2,17 %</w:t>
+            </w:r>
+          </w:p>
+        </w:tc>
+        <w:tc>
+          <w:tcPr>
+            <w:tcW w:type="dxa" w:w="1587"/>
+            <w:tcBorders>
+              <w:top w:val="nil"/>
+              <w:left w:val="nil"/>
+              <w:bottom w:val="single" w:sz="4" w:color="E6EAF0" w:space="0"/>
+              <w:right w:val="nil"/>
+            </w:tcBorders>
+          </w:tcPr>
+          <w:p>
+            <w:pPr>
+              <w:spacing w:before="0" w:after="0"/>
+              <w:jc w:val="right"/>
+            </w:pPr>
+            <w:r>
+              <w:rPr>
+                <w:b w:val="0"/>
+                <w:sz w:val="17"/>
+              </w:rPr>
+              <w:t>▲ 1,08 p. p.</w:t>
+            </w:r>
+          </w:p>
+        </w:tc>
+      </w:tr>
+      <w:tr>
+        <w:tc>
+          <w:tcPr>
+            <w:tcW w:type="dxa" w:w="3515"/>
+            <w:tcBorders>
+              <w:top w:val="nil"/>
+              <w:left w:val="nil"/>
+              <w:bottom w:val="single" w:sz="4" w:color="E6EAF0" w:space="0"/>
+              <w:right w:val="nil"/>
+            </w:tcBorders>
+          </w:tcPr>
+          <w:p>
+            <w:pPr>
+              <w:spacing w:before="0" w:after="0"/>
+            </w:pPr>
+            <w:r>
+              <w:rPr>
+                <w:b w:val="0"/>
+                <w:sz w:val="17"/>
+              </w:rPr>
+              <w:t>Euro zonos AAA vyriausybių 10 m. pajamingumas</w:t>
+            </w:r>
+          </w:p>
+        </w:tc>
+        <w:tc>
+          <w:tcPr>
+            <w:tcW w:type="dxa" w:w="1814"/>
+            <w:tcBorders>
+              <w:top w:val="nil"/>
+              <w:left w:val="nil"/>
+              <w:bottom w:val="single" w:sz="4" w:color="E6EAF0" w:space="0"/>
+              <w:right w:val="nil"/>
+            </w:tcBorders>
+          </w:tcPr>
+          <w:p>
+            <w:pPr>
+              <w:spacing w:before="0" w:after="0"/>
+              <w:jc w:val="right"/>
+            </w:pPr>
+            <w:r>
+              <w:rPr>
+                <w:b w:val="0"/>
+                <w:sz w:val="17"/>
+              </w:rPr>
+              <w:t>3,43 % (2026-10)</w:t>
+            </w:r>
+          </w:p>
+        </w:tc>
+        <w:tc>
+          <w:tcPr>
+            <w:tcW w:type="dxa" w:w="1361"/>
+            <w:tcBorders>
+              <w:top w:val="nil"/>
+              <w:left w:val="nil"/>
+              <w:bottom w:val="single" w:sz="4" w:color="E6EAF0" w:space="0"/>
+              <w:right w:val="nil"/>
+            </w:tcBorders>
+          </w:tcPr>
+          <w:p>
+            <w:pPr>
+              <w:spacing w:before="0" w:after="0"/>
+              <w:jc w:val="right"/>
+            </w:pPr>
+            <w:r>
+              <w:rPr>
+                <w:b w:val="0"/>
+                <w:sz w:val="17"/>
+              </w:rPr>
+              <w:t>3,23 %</w:t>
+            </w:r>
+          </w:p>
+        </w:tc>
+        <w:tc>
+          <w:tcPr>
+            <w:tcW w:type="dxa" w:w="1361"/>
+            <w:tcBorders>
+              <w:top w:val="nil"/>
+              <w:left w:val="nil"/>
+              <w:bottom w:val="single" w:sz="4" w:color="E6EAF0" w:space="0"/>
+              <w:right w:val="nil"/>
+            </w:tcBorders>
+          </w:tcPr>
+          <w:p>
+            <w:pPr>
+              <w:spacing w:before="0" w:after="0"/>
+              <w:jc w:val="right"/>
+            </w:pPr>
+            <w:r>
+              <w:rPr>
+                <w:b w:val="0"/>
+                <w:sz w:val="17"/>
+              </w:rPr>
+              <w:t>2,72 %</w:t>
+            </w:r>
+          </w:p>
+        </w:tc>
+        <w:tc>
+          <w:tcPr>
+            <w:tcW w:type="dxa" w:w="1587"/>
+            <w:tcBorders>
+              <w:top w:val="nil"/>
+              <w:left w:val="nil"/>
+              <w:bottom w:val="single" w:sz="4" w:color="E6EAF0" w:space="0"/>
+              <w:right w:val="nil"/>
+            </w:tcBorders>
+          </w:tcPr>
+          <w:p>
+            <w:pPr>
+              <w:spacing w:before="0" w:after="0"/>
+              <w:jc w:val="right"/>
+            </w:pPr>
+            <w:r>
+              <w:rPr>
+                <w:b w:val="0"/>
+                <w:sz w:val="17"/>
+              </w:rPr>
+              <w:t>▲ 0,71 p. p.</w:t>
+            </w:r>
+          </w:p>
+        </w:tc>
+      </w:tr>
+      <w:tr>
+        <w:tc>
+          <w:tcPr>
+            <w:tcW w:type="dxa" w:w="3515"/>
+            <w:tcBorders>
+              <w:top w:val="nil"/>
+              <w:left w:val="nil"/>
+              <w:bottom w:val="single" w:sz="4" w:color="E6EAF0" w:space="0"/>
+              <w:right w:val="nil"/>
+            </w:tcBorders>
+          </w:tcPr>
+          <w:p>
+            <w:pPr>
+              <w:spacing w:before="0" w:after="0"/>
+            </w:pPr>
+            <w:r>
+              <w:rPr>
+                <w:b w:val="0"/>
+                <w:sz w:val="17"/>
+              </w:rPr>
+              <w:t>Euro zonos infliacija (SVKI, metinė)</w:t>
+            </w:r>
+          </w:p>
+        </w:tc>
+        <w:tc>
+          <w:tcPr>
+            <w:tcW w:type="dxa" w:w="1814"/>
+            <w:tcBorders>
+              <w:top w:val="nil"/>
+              <w:left w:val="nil"/>
+              <w:bottom w:val="single" w:sz="4" w:color="E6EAF0" w:space="0"/>
+              <w:right w:val="nil"/>
+            </w:tcBorders>
+          </w:tcPr>
+          <w:p>
+            <w:pPr>
+              <w:spacing w:before="0" w:after="0"/>
+              <w:jc w:val="right"/>
+            </w:pPr>
+            <w:r>
+              <w:rPr>
+                <w:b w:val="0"/>
+                <w:sz w:val="17"/>
+              </w:rPr>
+              <w:t>1,90 % (2025-12)</w:t>
+            </w:r>
+          </w:p>
+        </w:tc>
+        <w:tc>
+          <w:tcPr>
+            <w:tcW w:type="dxa" w:w="1361"/>
+            <w:tcBorders>
+              <w:top w:val="nil"/>
+              <w:left w:val="nil"/>
+              <w:bottom w:val="single" w:sz="4" w:color="E6EAF0" w:space="0"/>
+              <w:right w:val="nil"/>
+            </w:tcBorders>
+          </w:tcPr>
+          <w:p>
+            <w:pPr>
+              <w:spacing w:before="0" w:after="0"/>
+              <w:jc w:val="right"/>
+            </w:pPr>
+            <w:r>
+              <w:rPr>
+                <w:b w:val="0"/>
+                <w:sz w:val="17"/>
+              </w:rPr>
+              <w:t>2,20 %</w:t>
+            </w:r>
+          </w:p>
+        </w:tc>
+        <w:tc>
+          <w:tcPr>
+            <w:tcW w:type="dxa" w:w="1361"/>
+            <w:tcBorders>
+              <w:top w:val="nil"/>
+              <w:left w:val="nil"/>
+              <w:bottom w:val="single" w:sz="4" w:color="E6EAF0" w:space="0"/>
+              <w:right w:val="nil"/>
+            </w:tcBorders>
+          </w:tcPr>
+          <w:p>
+            <w:pPr>
+              <w:spacing w:before="0" w:after="0"/>
+              <w:jc w:val="right"/>
+            </w:pPr>
+            <w:r>
+              <w:rPr>
+                <w:b w:val="0"/>
+                <w:sz w:val="17"/>
+              </w:rPr>
+              <w:t>2,40 %</w:t>
+            </w:r>
+          </w:p>
+        </w:tc>
+        <w:tc>
+          <w:tcPr>
+            <w:tcW w:type="dxa" w:w="1587"/>
+            <w:tcBorders>
+              <w:top w:val="nil"/>
+              <w:left w:val="nil"/>
+              <w:bottom w:val="single" w:sz="4" w:color="E6EAF0" w:space="0"/>
+              <w:right w:val="nil"/>
+            </w:tcBorders>
+          </w:tcPr>
+          <w:p>
+            <w:pPr>
+              <w:spacing w:before="0" w:after="0"/>
+              <w:jc w:val="right"/>
+            </w:pPr>
+            <w:r>
+              <w:rPr>
+                <w:b w:val="0"/>
+                <w:sz w:val="17"/>
+              </w:rPr>
+              <w:t>▼ 0,50 p. p.</w:t>
+            </w:r>
+          </w:p>
+        </w:tc>
+      </w:tr>
+    </w:tbl>
+    <w:p>
+      <w:pPr>
+        <w:spacing w:before="0" w:after="40"/>
+      </w:pPr>
+    </w:p>
+    <w:p>
+      <w:pPr>
+        <w:spacing w:before="40" w:after="60"/>
+      </w:pPr>
+      <w:r>
+        <w:rPr>
+          <w:b w:val="0"/>
+          <w:color w:val="667085"/>
+          <w:sz w:val="16"/>
+        </w:rPr>
+        <w:t>Euro zonos palūkanos ir infliacija (ECB duomenys, mėnesio pabaigos reikšmė; Euribor ir infliacija – mėnesio vidurkis). Svarbu kintamų palūkanų ir perkainojamoms (reset) obligacijoms bei refinansavimo kaštams.</w:t>
+      </w:r>
+    </w:p>
+    <w:p>
+      <w:pPr>
+        <w:keepNext/>
+        <w:pBdr>
+          <w:bottom w:val="single" w:sz="8" w:color="12355B" w:space="4"/>
         </w:pBdr>
         <w:tabs>
           <w:tab w:pos="482" w:val="left"/>
@@ -3909,7 +5114,7 @@
       <w:r>
         <w:rPr>
           <w:b/>
-          <w:color w:val="1F4E79"/>
+          <w:color w:val="12355B"/>
           <w:sz w:val="28"/>
         </w:rPr>
         <w:t>Ką rašo spauda</w:t>
@@ -3922,7 +5127,7 @@
       <w:r>
         <w:rPr>
           <w:b w:val="0"/>
-          <w:color w:val="5F6B7A"/>
+          <w:color w:val="667085"/>
           <w:sz w:val="18"/>
         </w:rPr>
         <w:t>Automatinė naujienų paieška (Google News, LT), 2026-07-24 – 2026-10-22: 4 pranešimų.</w:t>
@@ -3971,7 +5176,7 @@
             <w:r>
               <w:rPr>
                 <w:b w:val="0"/>
-                <w:color w:val="1A1A1A"/>
+                <w:color w:val="1B2430"/>
                 <w:sz w:val="17"/>
               </w:rPr>
               <w:t>2026-09-28</w:t>
@@ -4017,10 +5222,10 @@
             <w:pPr>
               <w:spacing w:before="0" w:after="0"/>
             </w:pPr>
-            <w:hyperlink r:id="rId32">
+            <w:hyperlink r:id="rId35">
               <w:r>
                 <w:rPr>
-                  <w:color w:val="1A1A1A"/>
+                  <w:color w:val="1B2430"/>
                   <w:sz w:val="18"/>
                 </w:rPr>
                 <w:t xml:space="preserve">„Akropolis Group“ šiemet tikisi gerų finansinių rezultatų</w:t>
@@ -4029,7 +5234,7 @@
             <w:r>
               <w:rPr>
                 <w:b w:val="0"/>
-                <w:color w:val="5F6B7A"/>
+                <w:color w:val="667085"/>
                 <w:sz w:val="15"/>
               </w:rPr>
               <w:t xml:space="preserve">   15min.lt</w:t>
@@ -4055,7 +5260,7 @@
             <w:r>
               <w:rPr>
                 <w:b w:val="0"/>
-                <w:color w:val="1A1A1A"/>
+                <w:color w:val="1B2430"/>
                 <w:sz w:val="17"/>
               </w:rPr>
               <w:t>2026-10-01</w:t>
@@ -4101,10 +5306,10 @@
             <w:pPr>
               <w:spacing w:before="0" w:after="0"/>
             </w:pPr>
-            <w:hyperlink r:id="rId33">
+            <w:hyperlink r:id="rId36">
               <w:r>
                 <w:rPr>
-                  <w:color w:val="1A1A1A"/>
+                  <w:color w:val="1B2430"/>
                   <w:sz w:val="18"/>
                 </w:rPr>
                 <w:t xml:space="preserve">Klaipėdos „Akropolis“ baigė naujojo pastato statybas: atskleidė, kokie prekių ženklai čia įsikurs</w:t>
@@ -4113,7 +5318,7 @@
             <w:r>
               <w:rPr>
                 <w:b w:val="0"/>
-                <w:color w:val="5F6B7A"/>
+                <w:color w:val="667085"/>
                 <w:sz w:val="15"/>
               </w:rPr>
               <w:t xml:space="preserve">   Delfi  ·  dar 1 panašūs pranešimai</w:t>
@@ -4139,7 +5344,7 @@
             <w:r>
               <w:rPr>
                 <w:b w:val="0"/>
-                <w:color w:val="1A1A1A"/>
+                <w:color w:val="1B2430"/>
                 <w:sz w:val="17"/>
               </w:rPr>
               <w:t>2026-09-29</w:t>
@@ -4185,10 +5390,10 @@
             <w:pPr>
               <w:spacing w:before="0" w:after="0"/>
             </w:pPr>
-            <w:hyperlink r:id="rId34">
+            <w:hyperlink r:id="rId37">
               <w:r>
                 <w:rPr>
-                  <w:color w:val="1A1A1A"/>
+                  <w:color w:val="1B2430"/>
                   <w:sz w:val="18"/>
                 </w:rPr>
                 <w:t xml:space="preserve">„Akropolis Group“ valdomas „Akropole Alfa“ tvarumo įvertinimą pagerino iki BREEAM „Excellent“</w:t>
@@ -4197,7 +5402,7 @@
             <w:r>
               <w:rPr>
                 <w:b w:val="0"/>
-                <w:color w:val="5F6B7A"/>
+                <w:color w:val="667085"/>
                 <w:sz w:val="15"/>
               </w:rPr>
               <w:t xml:space="preserve">   Delfi</w:t>
@@ -4215,7 +5420,7 @@
       <w:pPr>
         <w:keepNext/>
         <w:pBdr>
-          <w:bottom w:val="single" w:sz="8" w:color="1F4E79" w:space="4"/>
+          <w:bottom w:val="single" w:sz="8" w:color="12355B" w:space="4"/>
         </w:pBdr>
         <w:tabs>
           <w:tab w:pos="482" w:val="left"/>
@@ -4234,7 +5439,7 @@
       <w:r>
         <w:rPr>
           <w:b/>
-          <w:color w:val="1F4E79"/>
+          <w:color w:val="12355B"/>
           <w:sz w:val="28"/>
         </w:rPr>
         <w:t>ESG report</w:t>
@@ -4243,7 +5448,7 @@
     <w:p>
       <w:pPr>
         <w:keepNext/>
-        <w:shd w:val="clear" w:color="auto" w:fill="EAF1F8"/>
+        <w:shd w:val="clear" w:color="auto" w:fill="EEF3F8"/>
         <w:spacing w:before="200" w:after="80"/>
         <w:ind w:left="85"/>
       </w:pPr>
@@ -4251,7 +5456,7 @@
         <w:rPr>
           <w:b/>
           <w:caps/>
-          <w:color w:val="1F4E79"/>
+          <w:color w:val="12355B"/>
           <w:sz w:val="19"/>
         </w:rPr>
         <w:t>Exclusionary screening (companies)</w:t>
@@ -4324,7 +5529,7 @@
             <w:r>
               <w:rPr>
                 <w:b/>
-                <w:color w:val="1A1A1A"/>
+                <w:color w:val="1B2430"/>
                 <w:sz w:val="19"/>
               </w:rPr>
               <w:t>Yes, the company is not involved in excluded sectors: controversial and nuclear weapons, tobacco, gambling and restricted sectors in fossil fuel</w:t>
@@ -4341,7 +5546,7 @@
             <w:r>
               <w:rPr>
                 <w:b w:val="0"/>
-                <w:color w:val="5F6B7A"/>
+                <w:color w:val="667085"/>
                 <w:sz w:val="18"/>
               </w:rPr>
               <w:t>•</w:t>
@@ -4367,7 +5572,7 @@
             <w:r>
               <w:rPr>
                 <w:b w:val="0"/>
-                <w:color w:val="5F6B7A"/>
+                <w:color w:val="667085"/>
                 <w:sz w:val="18"/>
               </w:rPr>
               <w:t>•</w:t>
@@ -4388,7 +5593,7 @@
                   <w:vertAlign w:val="superscript"/>
                   <w:sz w:val="15"/>
                 </w:rPr>
-                <w:t xml:space="preserve">25</w:t>
+                <w:t xml:space="preserve">28</w:t>
               </w:r>
             </w:hyperlink>
             <w:r>
@@ -4470,7 +5675,7 @@
             <w:r>
               <w:rPr>
                 <w:b/>
-                <w:color w:val="1A1A1A"/>
+                <w:color w:val="1B2430"/>
                 <w:sz w:val="19"/>
               </w:rPr>
               <w:t>Yes, the company does not have red flag/signal related to controversies based on UN Global Compact, OECD Guidelines for Multinational Enterprises or any other relevant principles/standards</w:t>
@@ -4487,7 +5692,7 @@
             <w:r>
               <w:rPr>
                 <w:b w:val="0"/>
-                <w:color w:val="5F6B7A"/>
+                <w:color w:val="667085"/>
                 <w:sz w:val="18"/>
               </w:rPr>
               <w:t>•</w:t>
@@ -4572,7 +5777,7 @@
             <w:r>
               <w:rPr>
                 <w:b/>
-                <w:color w:val="1A1A1A"/>
+                <w:color w:val="1B2430"/>
                 <w:sz w:val="19"/>
               </w:rPr>
               <w:t>Yes, the company is not in the list of sanctions (add a screenshot)</w:t>
@@ -4589,7 +5794,7 @@
             <w:r>
               <w:rPr>
                 <w:b w:val="0"/>
-                <w:color w:val="5F6B7A"/>
+                <w:color w:val="667085"/>
                 <w:sz w:val="18"/>
               </w:rPr>
               <w:t>•</w:t>
@@ -4674,7 +5879,7 @@
             <w:r>
               <w:rPr>
                 <w:b/>
-                <w:color w:val="1A1A1A"/>
+                <w:color w:val="1B2430"/>
                 <w:sz w:val="19"/>
               </w:rPr>
               <w:t>Yes, issues were not identified from adverse media checks (add a screenshot)</w:t>
@@ -4691,7 +5896,7 @@
             <w:r>
               <w:rPr>
                 <w:b w:val="0"/>
-                <w:color w:val="5F6B7A"/>
+                <w:color w:val="667085"/>
                 <w:sz w:val="18"/>
               </w:rPr>
               <w:t>•</w:t>
@@ -4717,7 +5922,7 @@
             <w:r>
               <w:rPr>
                 <w:b w:val="0"/>
-                <w:color w:val="5F6B7A"/>
+                <w:color w:val="667085"/>
                 <w:sz w:val="18"/>
               </w:rPr>
               <w:t>•</w:t>
@@ -4763,7 +5968,7 @@
     <w:p>
       <w:pPr>
         <w:keepNext/>
-        <w:shd w:val="clear" w:color="auto" w:fill="EAF1F8"/>
+        <w:shd w:val="clear" w:color="auto" w:fill="EEF3F8"/>
         <w:spacing w:before="200" w:after="80"/>
         <w:ind w:left="85"/>
       </w:pPr>
@@ -4771,7 +5976,7 @@
         <w:rPr>
           <w:b/>
           <w:caps/>
-          <w:color w:val="1F4E79"/>
+          <w:color w:val="12355B"/>
           <w:sz w:val="19"/>
         </w:rPr>
         <w:t>ESG integration and positive screening (positive answers imply higher allocation)</w:t>
@@ -4844,7 +6049,7 @@
             <w:r>
               <w:rPr>
                 <w:b/>
-                <w:color w:val="1A1A1A"/>
+                <w:color w:val="1B2430"/>
                 <w:sz w:val="19"/>
               </w:rPr>
               <w:t>Yes, the company is promoting environmental or social characteristics (activities, ESG policy, good ESG rating, etc)</w:t>
@@ -4861,7 +6066,7 @@
             <w:r>
               <w:rPr>
                 <w:b w:val="0"/>
-                <w:color w:val="5F6B7A"/>
+                <w:color w:val="667085"/>
                 <w:sz w:val="18"/>
               </w:rPr>
               <w:t>•</w:t>
@@ -4887,7 +6092,7 @@
             <w:r>
               <w:rPr>
                 <w:b w:val="0"/>
-                <w:color w:val="5F6B7A"/>
+                <w:color w:val="667085"/>
                 <w:sz w:val="18"/>
               </w:rPr>
               <w:t>•</w:t>
@@ -4913,7 +6118,7 @@
             <w:r>
               <w:rPr>
                 <w:b w:val="0"/>
-                <w:color w:val="5F6B7A"/>
+                <w:color w:val="667085"/>
                 <w:sz w:val="18"/>
               </w:rPr>
               <w:t>•</w:t>
@@ -4927,14 +6132,14 @@
               </w:rPr>
               <w:t>Žaliųjų finansų sistema su Sustainalytics nuomone</w:t>
             </w:r>
-            <w:hyperlink r:id="rId35">
+            <w:hyperlink r:id="rId38">
               <w:r>
                 <w:rPr>
                   <w:color w:val="2A78D6"/>
                   <w:vertAlign w:val="superscript"/>
                   <w:sz w:val="15"/>
                 </w:rPr>
-                <w:t xml:space="preserve">26</w:t>
+                <w:t xml:space="preserve">29</w:t>
               </w:r>
             </w:hyperlink>
             <w:r>
@@ -5016,7 +6221,7 @@
             <w:r>
               <w:rPr>
                 <w:b/>
-                <w:color w:val="1A1A1A"/>
+                <w:color w:val="1B2430"/>
                 <w:sz w:val="19"/>
               </w:rPr>
               <w:t>Yes, the activities of the company or it’s strategy is aligned with the taxonomy and/or Paris agreement targets (e.g. net zero commitment)</w:t>
@@ -5033,7 +6238,7 @@
             <w:r>
               <w:rPr>
                 <w:b w:val="0"/>
-                <w:color w:val="5F6B7A"/>
+                <w:color w:val="667085"/>
                 <w:sz w:val="18"/>
               </w:rPr>
               <w:t>•</w:t>
@@ -5136,7 +6341,7 @@
             <w:r>
               <w:rPr>
                 <w:b/>
-                <w:color w:val="1A1A1A"/>
+                <w:color w:val="1B2430"/>
                 <w:sz w:val="19"/>
               </w:rPr>
               <w:t>Yes, the company does not have yellow flag/signal related to controversies based on UN Global Compact or any other relevant principles/standards</w:t>
@@ -5153,7 +6358,7 @@
             <w:r>
               <w:rPr>
                 <w:b w:val="0"/>
-                <w:color w:val="5F6B7A"/>
+                <w:color w:val="667085"/>
                 <w:sz w:val="18"/>
               </w:rPr>
               <w:t>•</w:t>
@@ -5179,7 +6384,7 @@
             <w:r>
               <w:rPr>
                 <w:b w:val="0"/>
-                <w:color w:val="5F6B7A"/>
+                <w:color w:val="667085"/>
                 <w:sz w:val="18"/>
               </w:rPr>
               <w:t>•</w:t>
@@ -5193,14 +6398,14 @@
               </w:rPr>
               <w:t>2025 m. pabaigoje valdyboje nebuvo nepriklausomų narių</w:t>
             </w:r>
-            <w:hyperlink r:id="rId36">
+            <w:hyperlink r:id="rId39">
               <w:r>
                 <w:rPr>
                   <w:color w:val="2A78D6"/>
                   <w:vertAlign w:val="superscript"/>
                   <w:sz w:val="15"/>
                 </w:rPr>
-                <w:t xml:space="preserve">27</w:t>
+                <w:t xml:space="preserve">30</w:t>
               </w:r>
             </w:hyperlink>
             <w:r>
@@ -5282,7 +6487,7 @@
             <w:r>
               <w:rPr>
                 <w:b/>
-                <w:color w:val="1A1A1A"/>
+                <w:color w:val="1B2430"/>
                 <w:sz w:val="19"/>
               </w:rPr>
               <w:t>Yes, the company fulfills the expectations from SEB thematic and sector policies</w:t>
@@ -5312,7 +6517,7 @@
             <w:r>
               <w:rPr>
                 <w:b w:val="0"/>
-                <w:color w:val="5F6B7A"/>
+                <w:color w:val="667085"/>
                 <w:sz w:val="18"/>
               </w:rPr>
               <w:t>•</w:t>
@@ -5326,14 +6531,14 @@
               </w:rPr>
               <w:t>Nekilnojamojo turto politika</w:t>
             </w:r>
-            <w:hyperlink r:id="rId37">
+            <w:hyperlink r:id="rId40">
               <w:r>
                 <w:rPr>
                   <w:color w:val="2A78D6"/>
                   <w:vertAlign w:val="superscript"/>
                   <w:sz w:val="15"/>
                 </w:rPr>
-                <w:t xml:space="preserve">28</w:t>
+                <w:t xml:space="preserve">31</w:t>
               </w:r>
             </w:hyperlink>
             <w:r>
@@ -5369,7 +6574,7 @@
             <w:r>
               <w:rPr>
                 <w:b w:val="0"/>
-                <w:color w:val="5F6B7A"/>
+                <w:color w:val="667085"/>
                 <w:sz w:val="18"/>
               </w:rPr>
               <w:t>•</w:t>
@@ -5383,14 +6588,14 @@
               </w:rPr>
               <w:t>Pastatų sertifikavimas, aplinkos vadybos sistema, pirmoji CSRD tvarumo ataskaita su ribotu užtikrinimu</w:t>
             </w:r>
-            <w:hyperlink r:id="rId35">
+            <w:hyperlink r:id="rId38">
               <w:r>
                 <w:rPr>
                   <w:color w:val="2A78D6"/>
                   <w:vertAlign w:val="superscript"/>
                   <w:sz w:val="15"/>
                 </w:rPr>
-                <w:t xml:space="preserve">29</w:t>
+                <w:t xml:space="preserve">32</w:t>
               </w:r>
             </w:hyperlink>
             <w:r>
@@ -5420,7 +6625,7 @@
     <w:p>
       <w:pPr>
         <w:keepNext/>
-        <w:shd w:val="clear" w:color="auto" w:fill="EAF1F8"/>
+        <w:shd w:val="clear" w:color="auto" w:fill="EEF3F8"/>
         <w:spacing w:before="200" w:after="80"/>
         <w:ind w:left="85"/>
       </w:pPr>
@@ -5428,7 +6633,7 @@
         <w:rPr>
           <w:b/>
           <w:caps/>
-          <w:color w:val="1F4E79"/>
+          <w:color w:val="12355B"/>
           <w:sz w:val="19"/>
         </w:rPr>
         <w:t>Engagement</w:t>
@@ -5501,7 +6706,7 @@
             <w:r>
               <w:rPr>
                 <w:b/>
-                <w:color w:val="1A1A1A"/>
+                <w:color w:val="1B2430"/>
                 <w:sz w:val="19"/>
               </w:rPr>
               <w:t>Is there a need for pro-active engagement with the company?</w:t>
@@ -5518,7 +6723,7 @@
             <w:r>
               <w:rPr>
                 <w:b w:val="0"/>
-                <w:color w:val="5F6B7A"/>
+                <w:color w:val="667085"/>
                 <w:sz w:val="18"/>
               </w:rPr>
               <w:t>•</w:t>
@@ -5551,7 +6756,7 @@
     <w:p>
       <w:pPr>
         <w:keepNext/>
-        <w:shd w:val="clear" w:color="auto" w:fill="EAF1F8"/>
+        <w:shd w:val="clear" w:color="auto" w:fill="EEF3F8"/>
         <w:spacing w:before="200" w:after="80"/>
         <w:ind w:left="85"/>
       </w:pPr>
@@ -5559,7 +6764,7 @@
         <w:rPr>
           <w:b/>
           <w:caps/>
-          <w:color w:val="1F4E79"/>
+          <w:color w:val="12355B"/>
           <w:sz w:val="19"/>
         </w:rPr>
         <w:t>Indicators</w:t>
@@ -5632,7 +6837,7 @@
             <w:r>
               <w:rPr>
                 <w:b/>
-                <w:color w:val="1A1A1A"/>
+                <w:color w:val="1B2430"/>
                 <w:sz w:val="19"/>
               </w:rPr>
               <w:t>Yes, the indicators of the company support the targets of sustainability and PAI indicators followed by the Fund</w:t>
@@ -5649,7 +6854,7 @@
             <w:r>
               <w:rPr>
                 <w:b w:val="0"/>
-                <w:color w:val="5F6B7A"/>
+                <w:color w:val="667085"/>
                 <w:sz w:val="18"/>
               </w:rPr>
               <w:t>•</w:t>
@@ -5740,7 +6945,7 @@
       <w:r>
         <w:rPr>
           <w:b w:val="0"/>
-          <w:color w:val="5F6B7A"/>
+          <w:color w:val="667085"/>
           <w:sz w:val="16"/>
         </w:rPr>
         <w:t>Taikytos SEB politikos: Policy on Sustainability Considerations in Investments (SEB AB); Real Estate and Construction sector policy; Environmental Policy on Climate, Nature and Water (thematic); Social and Human Rights Policy (thematic); Governance expectations in sector policies (anti-corruption, tax, reporting)</w:t>
@@ -5750,7 +6955,7 @@
       <w:pPr>
         <w:keepNext/>
         <w:pBdr>
-          <w:bottom w:val="single" w:sz="8" w:color="1F4E79" w:space="4"/>
+          <w:bottom w:val="single" w:sz="8" w:color="12355B" w:space="4"/>
         </w:pBdr>
         <w:tabs>
           <w:tab w:pos="482" w:val="left"/>
@@ -5769,7 +6974,7 @@
       <w:r>
         <w:rPr>
           <w:b/>
-          <w:color w:val="1F4E79"/>
+          <w:color w:val="12355B"/>
           <w:sz w:val="28"/>
         </w:rPr>
         <w:t>Šaltiniai</w:t>
@@ -5786,7 +6991,7 @@
       <w:r>
         <w:rPr>
           <w:b w:val="0"/>
-          <w:color w:val="5F6B7A"/>
+          <w:color w:val="667085"/>
           <w:sz w:val="17"/>
         </w:rPr>
         <w:t>1.</w:t>
@@ -5813,7 +7018,7 @@
       <w:r>
         <w:rPr>
           <w:b w:val="0"/>
-          <w:color w:val="5F6B7A"/>
+          <w:color w:val="667085"/>
           <w:sz w:val="17"/>
         </w:rPr>
         <w:t>2.</w:t>
@@ -5840,7 +7045,7 @@
       <w:r>
         <w:rPr>
           <w:b w:val="0"/>
-          <w:color w:val="5F6B7A"/>
+          <w:color w:val="667085"/>
           <w:sz w:val="17"/>
         </w:rPr>
         <w:t>3.</w:t>
@@ -5867,7 +7072,7 @@
       <w:r>
         <w:rPr>
           <w:b w:val="0"/>
-          <w:color w:val="5F6B7A"/>
+          <w:color w:val="667085"/>
           <w:sz w:val="17"/>
         </w:rPr>
         <w:t>4.</w:t>
@@ -5894,7 +7099,7 @@
       <w:r>
         <w:rPr>
           <w:b w:val="0"/>
-          <w:color w:val="5F6B7A"/>
+          <w:color w:val="667085"/>
           <w:sz w:val="17"/>
         </w:rPr>
         <w:t>5.</w:t>
@@ -5921,7 +7126,7 @@
       <w:r>
         <w:rPr>
           <w:b w:val="0"/>
-          <w:color w:val="5F6B7A"/>
+          <w:color w:val="667085"/>
           <w:sz w:val="17"/>
         </w:rPr>
         <w:t>6.</w:t>
@@ -5948,7 +7153,7 @@
       <w:r>
         <w:rPr>
           <w:b w:val="0"/>
-          <w:color w:val="5F6B7A"/>
+          <w:color w:val="667085"/>
           <w:sz w:val="17"/>
         </w:rPr>
         <w:t>7.</w:t>
@@ -5975,7 +7180,7 @@
       <w:r>
         <w:rPr>
           <w:b w:val="0"/>
-          <w:color w:val="5F6B7A"/>
+          <w:color w:val="667085"/>
           <w:sz w:val="17"/>
         </w:rPr>
         <w:t>8.</w:t>
@@ -6002,7 +7207,7 @@
       <w:r>
         <w:rPr>
           <w:b w:val="0"/>
-          <w:color w:val="5F6B7A"/>
+          <w:color w:val="667085"/>
           <w:sz w:val="17"/>
         </w:rPr>
         <w:t>9.</w:t>
@@ -6029,7 +7234,7 @@
       <w:r>
         <w:rPr>
           <w:b w:val="0"/>
-          <w:color w:val="5F6B7A"/>
+          <w:color w:val="667085"/>
           <w:sz w:val="17"/>
         </w:rPr>
         <w:t>10.</w:t>
@@ -6056,7 +7261,7 @@
       <w:r>
         <w:rPr>
           <w:b w:val="0"/>
-          <w:color w:val="5F6B7A"/>
+          <w:color w:val="667085"/>
           <w:sz w:val="17"/>
         </w:rPr>
         <w:t>11.</w:t>
@@ -6083,7 +7288,7 @@
       <w:r>
         <w:rPr>
           <w:b w:val="0"/>
-          <w:color w:val="5F6B7A"/>
+          <w:color w:val="667085"/>
           <w:sz w:val="17"/>
         </w:rPr>
         <w:t>12.</w:t>
@@ -6110,7 +7315,7 @@
       <w:r>
         <w:rPr>
           <w:b w:val="0"/>
-          <w:color w:val="5F6B7A"/>
+          <w:color w:val="667085"/>
           <w:sz w:val="17"/>
         </w:rPr>
         <w:t>13.</w:t>
@@ -6137,7 +7342,7 @@
       <w:r>
         <w:rPr>
           <w:b w:val="0"/>
-          <w:color w:val="5F6B7A"/>
+          <w:color w:val="667085"/>
           <w:sz w:val="17"/>
         </w:rPr>
         <w:t>14.</w:t>
@@ -6164,7 +7369,7 @@
       <w:r>
         <w:rPr>
           <w:b w:val="0"/>
-          <w:color w:val="5F6B7A"/>
+          <w:color w:val="667085"/>
           <w:sz w:val="17"/>
         </w:rPr>
         <w:t>15.</w:t>
@@ -6191,7 +7396,7 @@
       <w:r>
         <w:rPr>
           <w:b w:val="0"/>
-          <w:color w:val="5F6B7A"/>
+          <w:color w:val="667085"/>
           <w:sz w:val="17"/>
         </w:rPr>
         <w:t>16.</w:t>
@@ -6218,7 +7423,7 @@
       <w:r>
         <w:rPr>
           <w:b w:val="0"/>
-          <w:color w:val="5F6B7A"/>
+          <w:color w:val="667085"/>
           <w:sz w:val="17"/>
         </w:rPr>
         <w:t>17.</w:t>
@@ -6245,7 +7450,7 @@
       <w:r>
         <w:rPr>
           <w:b w:val="0"/>
-          <w:color w:val="5F6B7A"/>
+          <w:color w:val="667085"/>
           <w:sz w:val="17"/>
         </w:rPr>
         <w:t>18.</w:t>
@@ -6272,7 +7477,7 @@
       <w:r>
         <w:rPr>
           <w:b w:val="0"/>
-          <w:color w:val="5F6B7A"/>
+          <w:color w:val="667085"/>
           <w:sz w:val="17"/>
         </w:rPr>
         <w:t>19.</w:t>
@@ -6299,7 +7504,7 @@
       <w:r>
         <w:rPr>
           <w:b w:val="0"/>
-          <w:color w:val="5F6B7A"/>
+          <w:color w:val="667085"/>
           <w:sz w:val="17"/>
         </w:rPr>
         <w:t>20.</w:t>
@@ -6326,7 +7531,7 @@
       <w:r>
         <w:rPr>
           <w:b w:val="0"/>
-          <w:color w:val="5F6B7A"/>
+          <w:color w:val="667085"/>
           <w:sz w:val="17"/>
         </w:rPr>
         <w:t>21.</w:t>
@@ -6353,7 +7558,7 @@
       <w:r>
         <w:rPr>
           <w:b w:val="0"/>
-          <w:color w:val="5F6B7A"/>
+          <w:color w:val="667085"/>
           <w:sz w:val="17"/>
         </w:rPr>
         <w:t>22.</w:t>
@@ -6380,7 +7585,7 @@
       <w:r>
         <w:rPr>
           <w:b w:val="0"/>
-          <w:color w:val="5F6B7A"/>
+          <w:color w:val="667085"/>
           <w:sz w:val="17"/>
         </w:rPr>
         <w:t>23.</w:t>
@@ -6407,7 +7612,7 @@
       <w:r>
         <w:rPr>
           <w:b w:val="0"/>
-          <w:color w:val="5F6B7A"/>
+          <w:color w:val="667085"/>
           <w:sz w:val="17"/>
         </w:rPr>
         <w:t>24.</w:t>
@@ -6434,10 +7639,91 @@
       <w:r>
         <w:rPr>
           <w:b w:val="0"/>
-          <w:color w:val="5F6B7A"/>
+          <w:color w:val="667085"/>
           <w:sz w:val="17"/>
         </w:rPr>
         <w:t>25.</w:t>
+        <w:tab/>
+      </w:r>
+      <w:hyperlink r:id="rId32">
+        <w:r>
+          <w:rPr>
+            <w:color w:val="2A78D6"/>
+            <w:sz w:val="17"/>
+          </w:rPr>
+          <w:t xml:space="preserve">Akropolis Group - H1 2026 results news , 2026-09-14</w:t>
+        </w:r>
+      </w:hyperlink>
+    </w:p>
+    <w:p>
+      <w:pPr>
+        <w:tabs>
+          <w:tab w:pos="397" w:val="left"/>
+        </w:tabs>
+        <w:spacing w:before="0" w:after="30"/>
+        <w:ind w:left="397" w:hanging="397"/>
+      </w:pPr>
+      <w:r>
+        <w:rPr>
+          <w:b w:val="0"/>
+          <w:color w:val="667085"/>
+          <w:sz w:val="17"/>
+        </w:rPr>
+        <w:t>26.</w:t>
+        <w:tab/>
+      </w:r>
+      <w:hyperlink r:id="rId33">
+        <w:r>
+          <w:rPr>
+            <w:color w:val="2A78D6"/>
+            <w:sz w:val="17"/>
+          </w:rPr>
+          <w:t xml:space="preserve">Akropolis Group - Investor presentation 2026 H1 (slide numbers), p. 10, 2026-09</w:t>
+        </w:r>
+      </w:hyperlink>
+    </w:p>
+    <w:p>
+      <w:pPr>
+        <w:tabs>
+          <w:tab w:pos="397" w:val="left"/>
+        </w:tabs>
+        <w:spacing w:before="0" w:after="30"/>
+        <w:ind w:left="397" w:hanging="397"/>
+      </w:pPr>
+      <w:r>
+        <w:rPr>
+          <w:b w:val="0"/>
+          <w:color w:val="667085"/>
+          <w:sz w:val="17"/>
+        </w:rPr>
+        <w:t>27.</w:t>
+        <w:tab/>
+      </w:r>
+      <w:hyperlink r:id="rId34">
+        <w:r>
+          <w:rPr>
+            <w:color w:val="2A78D6"/>
+            <w:sz w:val="17"/>
+          </w:rPr>
+          <w:t xml:space="preserve">Akropolis Group - Investor presentation 2026 H1 (slide numbers), p. 8, 2026-09</w:t>
+        </w:r>
+      </w:hyperlink>
+    </w:p>
+    <w:p>
+      <w:pPr>
+        <w:tabs>
+          <w:tab w:pos="397" w:val="left"/>
+        </w:tabs>
+        <w:spacing w:before="0" w:after="30"/>
+        <w:ind w:left="397" w:hanging="397"/>
+      </w:pPr>
+      <w:r>
+        <w:rPr>
+          <w:b w:val="0"/>
+          <w:color w:val="667085"/>
+          <w:sz w:val="17"/>
+        </w:rPr>
+        <w:t>28.</w:t>
         <w:tab/>
       </w:r>
       <w:hyperlink r:id="rId24">
@@ -6461,13 +7747,13 @@
       <w:r>
         <w:rPr>
           <w:b w:val="0"/>
-          <w:color w:val="5F6B7A"/>
+          <w:color w:val="667085"/>
           <w:sz w:val="17"/>
         </w:rPr>
-        <w:t>26.</w:t>
+        <w:t>29.</w:t>
         <w:tab/>
       </w:r>
-      <w:hyperlink r:id="rId35">
+      <w:hyperlink r:id="rId38">
         <w:r>
           <w:rPr>
             <w:color w:val="2A78D6"/>
@@ -6488,13 +7774,13 @@
       <w:r>
         <w:rPr>
           <w:b w:val="0"/>
-          <w:color w:val="5F6B7A"/>
+          <w:color w:val="667085"/>
           <w:sz w:val="17"/>
         </w:rPr>
-        <w:t>27.</w:t>
+        <w:t>30.</w:t>
         <w:tab/>
       </w:r>
-      <w:hyperlink r:id="rId36">
+      <w:hyperlink r:id="rId39">
         <w:r>
           <w:rPr>
             <w:color w:val="2A78D6"/>
@@ -6515,13 +7801,13 @@
       <w:r>
         <w:rPr>
           <w:b w:val="0"/>
-          <w:color w:val="5F6B7A"/>
+          <w:color w:val="667085"/>
           <w:sz w:val="17"/>
         </w:rPr>
-        <w:t>28.</w:t>
+        <w:t>31.</w:t>
         <w:tab/>
       </w:r>
-      <w:hyperlink r:id="rId37">
+      <w:hyperlink r:id="rId40">
         <w:r>
           <w:rPr>
             <w:color w:val="2A78D6"/>
@@ -6542,13 +7828,13 @@
       <w:r>
         <w:rPr>
           <w:b w:val="0"/>
-          <w:color w:val="5F6B7A"/>
+          <w:color w:val="667085"/>
           <w:sz w:val="17"/>
         </w:rPr>
-        <w:t>29.</w:t>
+        <w:t>32.</w:t>
         <w:tab/>
       </w:r>
-      <w:hyperlink r:id="rId35">
+      <w:hyperlink r:id="rId38">
         <w:r>
           <w:rPr>
             <w:color w:val="2A78D6"/>
@@ -6565,7 +7851,7 @@
       <w:r>
         <w:rPr>
           <w:b w:val="0"/>
-          <w:color w:val="5F6B7A"/>
+          <w:color w:val="667085"/>
           <w:sz w:val="16"/>
         </w:rPr>
         <w:t>Ataskaita parengta iš viešų šaltinių. Skaičiai pateikiami taip, kaip juos skelbia emitentas; maži numeriai prie teksto veda į šaltinių sąrašą.</w:t>
@@ -6590,7 +7876,7 @@
   <w:p>
     <w:pPr>
       <w:pBdr>
-        <w:top w:val="single" w:sz="4" w:color="C9D3DE" w:space="4"/>
+        <w:top w:val="single" w:sz="4" w:color="D5DCE4" w:space="4"/>
       </w:pBdr>
       <w:tabs>
         <w:tab w:pos="9638" w:val="right"/>
@@ -6599,7 +7885,7 @@
     <w:r>
       <w:rPr>
         <w:b w:val="0"/>
-        <w:color w:val="5F6B7A"/>
+        <w:color w:val="667085"/>
         <w:sz w:val="16"/>
       </w:rPr>
       <w:t>Akropolis Group · 6M2026 · 2026-10-22</w:t>
@@ -6608,7 +7894,7 @@
     <w:r>
       <w:rPr>
         <w:b/>
-        <w:color w:val="1F4E79"/>
+        <w:color w:val="12355B"/>
         <w:sz w:val="16"/>
       </w:rPr>
       <w:fldChar w:fldCharType="begin"/>
@@ -6624,7 +7910,7 @@
   <w:p>
     <w:pPr>
       <w:pBdr>
-        <w:top w:val="single" w:sz="4" w:color="C9D3DE" w:space="4"/>
+        <w:top w:val="single" w:sz="4" w:color="D5DCE4" w:space="4"/>
       </w:pBdr>
       <w:tabs>
         <w:tab w:pos="9638" w:val="right"/>
@@ -6633,7 +7919,7 @@
     <w:r>
       <w:rPr>
         <w:b w:val="0"/>
-        <w:color w:val="5F6B7A"/>
+        <w:color w:val="667085"/>
         <w:sz w:val="16"/>
       </w:rPr>
       <w:t>Akropolis Group · 6M2026 · 2026-10-22</w:t>
@@ -6642,7 +7928,7 @@
     <w:r>
       <w:rPr>
         <w:b/>
-        <w:color w:val="1F4E79"/>
+        <w:color w:val="12355B"/>
         <w:sz w:val="16"/>
       </w:rPr>
       <w:fldChar w:fldCharType="begin"/>
@@ -6658,7 +7944,7 @@
   <w:p>
     <w:pPr>
       <w:pBdr>
-        <w:bottom w:val="single" w:sz="4" w:color="C9D3DE" w:space="4"/>
+        <w:bottom w:val="single" w:sz="4" w:color="D5DCE4" w:space="4"/>
       </w:pBdr>
       <w:tabs>
         <w:tab w:pos="9638" w:val="right"/>
@@ -6667,7 +7953,7 @@
     <w:r>
       <w:rPr>
         <w:b/>
-        <w:color w:val="1F4E79"/>
+        <w:color w:val="12355B"/>
         <w:sz w:val="16"/>
       </w:rPr>
       <w:t>Akropolis Group</w:t>
@@ -6675,7 +7961,7 @@
     <w:r>
       <w:rPr>
         <w:b w:val="0"/>
-        <w:color w:val="5F6B7A"/>
+        <w:color w:val="667085"/>
         <w:sz w:val="16"/>
       </w:rPr>
       <w:tab/>
@@ -7053,7 +8339,7 @@
     </w:pPr>
     <w:rPr>
       <w:rFonts w:ascii="Calibri" w:hAnsi="Calibri" w:eastAsia="Calibri"/>
-      <w:color w:val="1A1A1A"/>
+      <w:color w:val="1B2430"/>
       <w:sz w:val="21"/>
     </w:rPr>
   </w:style>

--- a/docs/files/akropolis/akropolis_6M2026_lt.docx
+++ b/docs/files/akropolis/akropolis_6M2026_lt.docx
@@ -327,6 +327,49 @@
               </w:rPr>
               <w:t>Akropolis Group 6.000% green notes 2030</w:t>
             </w:r>
+            <w:r>
+              <w:t xml:space="preserve"> </w:t>
+              <w:drawing>
+                <wp:inline xmlns:a="http://schemas.openxmlformats.org/drawingml/2006/main" xmlns:pic="http://schemas.openxmlformats.org/drawingml/2006/picture">
+                  <wp:extent cx="91757" cy="91757"/>
+                  <wp:docPr id="1" name="Picture 1"/>
+                  <wp:cNvGraphicFramePr>
+                    <a:graphicFrameLocks noChangeAspect="1"/>
+                  </wp:cNvGraphicFramePr>
+                  <a:graphic>
+                    <a:graphicData uri="http://schemas.openxmlformats.org/drawingml/2006/picture">
+                      <pic:pic>
+                        <pic:nvPicPr>
+                          <pic:cNvPr id="0" name="leaf.png"/>
+                          <pic:cNvPicPr/>
+                        </pic:nvPicPr>
+                        <pic:blipFill>
+                          <a:blip r:embed="rId14"/>
+                          <a:stretch>
+                            <a:fillRect/>
+                          </a:stretch>
+                        </pic:blipFill>
+                        <pic:spPr>
+                          <a:xfrm>
+                            <a:off x="0" y="0"/>
+                            <a:ext cx="91757" cy="91757"/>
+                          </a:xfrm>
+                          <a:prstGeom prst="rect"/>
+                        </pic:spPr>
+                      </pic:pic>
+                    </a:graphicData>
+                  </a:graphic>
+                </wp:inline>
+              </w:drawing>
+            </w:r>
+            <w:r>
+              <w:rPr>
+                <w:b/>
+                <w:color w:val="1B7F3B"/>
+                <w:sz w:val="14"/>
+              </w:rPr>
+              <w:t xml:space="preserve"> Žalioji obligacija</w:t>
+            </w:r>
           </w:p>
           <w:p>
             <w:pPr>
@@ -452,7 +495,7 @@
               </w:rPr>
               <w:t>. Užimtumas 99,2 %, obligacijų kovenantų laikomasi su atsarga: svertas 46 % (riba 60 %), padengimas 3,3 karto (riba 2)</w:t>
             </w:r>
-            <w:hyperlink r:id="rId14">
+            <w:hyperlink r:id="rId15">
               <w:r>
                 <w:rPr>
                   <w:color w:val="2A78D6"/>
@@ -845,7 +888,7 @@
         </w:rPr>
         <w:t xml:space="preserve"> I pusm. pajamos 81,6 mln. EUR (63,3 mln.), EBITDA 56,6 mln. EUR (44,3 mln.), pelnas 37,0 mln. EUR (30,5 mln.); Galio konsoliduojama nuo 2025-10-01, todėl palyginimas su 2025 m. ne visai tiesioginis</w:t>
       </w:r>
-      <w:hyperlink r:id="rId15">
+      <w:hyperlink r:id="rId16">
         <w:r>
           <w:rPr>
             <w:color w:val="2A78D6"/>
@@ -891,7 +934,7 @@
         </w:rPr>
         <w:t xml:space="preserve"> užimtumas 99,2 %, nuomininkų apyvarta 604 mln. EUR (+8,1 %), lankytojų 117 tūkst. per dieną</w:t>
       </w:r>
-      <w:hyperlink r:id="rId14">
+      <w:hyperlink r:id="rId15">
         <w:r>
           <w:rPr>
             <w:color w:val="2A78D6"/>
@@ -937,7 +980,7 @@
         </w:rPr>
         <w:t xml:space="preserve"> grynasis LTV 41,7 % (2025 m. pab. 37,0 %), grynoji skola 584,6 mln. EUR; pusmetį išmokėta 90 mln. EUR dividendų</w:t>
       </w:r>
-      <w:hyperlink r:id="rId16">
+      <w:hyperlink r:id="rId17">
         <w:r>
           <w:rPr>
             <w:color w:val="2A78D6"/>
@@ -954,7 +997,7 @@
         </w:rPr>
         <w:t>,</w:t>
       </w:r>
-      <w:hyperlink r:id="rId17">
+      <w:hyperlink r:id="rId18">
         <w:r>
           <w:rPr>
             <w:color w:val="2A78D6"/>
@@ -1289,6 +1332,49 @@
               </w:rPr>
               <w:t>Akropolis Group 6.000% green notes 2030</w:t>
             </w:r>
+            <w:r>
+              <w:t xml:space="preserve"> </w:t>
+              <w:drawing>
+                <wp:inline xmlns:a="http://schemas.openxmlformats.org/drawingml/2006/main" xmlns:pic="http://schemas.openxmlformats.org/drawingml/2006/picture">
+                  <wp:extent cx="91757" cy="91757"/>
+                  <wp:docPr id="2" name="Picture 2"/>
+                  <wp:cNvGraphicFramePr>
+                    <a:graphicFrameLocks noChangeAspect="1"/>
+                  </wp:cNvGraphicFramePr>
+                  <a:graphic>
+                    <a:graphicData uri="http://schemas.openxmlformats.org/drawingml/2006/picture">
+                      <pic:pic>
+                        <pic:nvPicPr>
+                          <pic:cNvPr id="0" name="leaf.png"/>
+                          <pic:cNvPicPr/>
+                        </pic:nvPicPr>
+                        <pic:blipFill>
+                          <a:blip r:embed="rId14"/>
+                          <a:stretch>
+                            <a:fillRect/>
+                          </a:stretch>
+                        </pic:blipFill>
+                        <pic:spPr>
+                          <a:xfrm>
+                            <a:off x="0" y="0"/>
+                            <a:ext cx="91757" cy="91757"/>
+                          </a:xfrm>
+                          <a:prstGeom prst="rect"/>
+                        </pic:spPr>
+                      </pic:pic>
+                    </a:graphicData>
+                  </a:graphic>
+                </wp:inline>
+              </w:drawing>
+            </w:r>
+            <w:r>
+              <w:rPr>
+                <w:b/>
+                <w:color w:val="1B7F3B"/>
+                <w:sz w:val="14"/>
+              </w:rPr>
+              <w:t xml:space="preserve"> Žalioji obligacija</w:t>
+            </w:r>
           </w:p>
         </w:tc>
         <w:tc>
@@ -1600,7 +1686,7 @@
               </w:rPr>
               <w:t>Pajamos, mln. EUR</w:t>
             </w:r>
-            <w:hyperlink r:id="rId18">
+            <w:hyperlink r:id="rId19">
               <w:r>
                 <w:rPr>
                   <w:color w:val="2A78D6"/>
@@ -1617,7 +1703,7 @@
               </w:rPr>
               <w:t>,</w:t>
             </w:r>
-            <w:hyperlink r:id="rId19">
+            <w:hyperlink r:id="rId20">
               <w:r>
                 <w:rPr>
                   <w:color w:val="2A78D6"/>
@@ -1749,7 +1835,7 @@
               </w:rPr>
               <w:t>EBITDA, mln. EUR</w:t>
             </w:r>
-            <w:hyperlink r:id="rId18">
+            <w:hyperlink r:id="rId19">
               <w:r>
                 <w:rPr>
                   <w:color w:val="2A78D6"/>
@@ -1766,7 +1852,7 @@
               </w:rPr>
               <w:t>,</w:t>
             </w:r>
-            <w:hyperlink r:id="rId19">
+            <w:hyperlink r:id="rId20">
               <w:r>
                 <w:rPr>
                   <w:color w:val="2A78D6"/>
@@ -1898,7 +1984,7 @@
               </w:rPr>
               <w:t>Grynasis pelnas, mln. EUR</w:t>
             </w:r>
-            <w:hyperlink r:id="rId18">
+            <w:hyperlink r:id="rId19">
               <w:r>
                 <w:rPr>
                   <w:color w:val="2A78D6"/>
@@ -1915,7 +2001,7 @@
               </w:rPr>
               <w:t>,</w:t>
             </w:r>
-            <w:hyperlink r:id="rId15">
+            <w:hyperlink r:id="rId16">
               <w:r>
                 <w:rPr>
                   <w:color w:val="2A78D6"/>
@@ -2047,7 +2133,7 @@
               </w:rPr>
               <w:t>Turtas, mln. EUR</w:t>
             </w:r>
-            <w:hyperlink r:id="rId18">
+            <w:hyperlink r:id="rId19">
               <w:r>
                 <w:rPr>
                   <w:color w:val="2A78D6"/>
@@ -2064,7 +2150,7 @@
               </w:rPr>
               <w:t>,</w:t>
             </w:r>
-            <w:hyperlink r:id="rId20">
+            <w:hyperlink r:id="rId21">
               <w:r>
                 <w:rPr>
                   <w:color w:val="2A78D6"/>
@@ -2196,7 +2282,7 @@
               </w:rPr>
               <w:t>Nuosavas kapitalas, mln. EUR</w:t>
             </w:r>
-            <w:hyperlink r:id="rId18">
+            <w:hyperlink r:id="rId19">
               <w:r>
                 <w:rPr>
                   <w:color w:val="2A78D6"/>
@@ -2213,7 +2299,7 @@
               </w:rPr>
               <w:t>,</w:t>
             </w:r>
-            <w:hyperlink r:id="rId21">
+            <w:hyperlink r:id="rId22">
               <w:r>
                 <w:rPr>
                   <w:color w:val="2A78D6"/>
@@ -2345,7 +2431,7 @@
               </w:rPr>
               <w:t>Grynoji skola, mln. EUR</w:t>
             </w:r>
-            <w:hyperlink r:id="rId16">
+            <w:hyperlink r:id="rId17">
               <w:r>
                 <w:rPr>
                   <w:color w:val="2A78D6"/>
@@ -2477,7 +2563,7 @@
               </w:rPr>
               <w:t>Grynoji skola / EBITDA</w:t>
             </w:r>
-            <w:hyperlink r:id="rId16">
+            <w:hyperlink r:id="rId17">
               <w:r>
                 <w:rPr>
                   <w:color w:val="2A78D6"/>
@@ -2610,7 +2696,7 @@
               </w:rPr>
               <w:t>Grynasis LTV</w:t>
             </w:r>
-            <w:hyperlink r:id="rId16">
+            <w:hyperlink r:id="rId17">
               <w:r>
                 <w:rPr>
                   <w:color w:val="2A78D6"/>
@@ -2743,7 +2829,7 @@
               </w:rPr>
               <w:t>EBITDA / palūkanos</w:t>
             </w:r>
-            <w:hyperlink r:id="rId22">
+            <w:hyperlink r:id="rId23">
               <w:r>
                 <w:rPr>
                   <w:color w:val="2A78D6"/>
@@ -2891,7 +2977,7 @@
         <w:drawing>
           <wp:inline xmlns:a="http://schemas.openxmlformats.org/drawingml/2006/main" xmlns:pic="http://schemas.openxmlformats.org/drawingml/2006/picture">
             <wp:extent cx="6120000" cy="2231199"/>
-            <wp:docPr id="1" name="Picture 1"/>
+            <wp:docPr id="3" name="Picture 3"/>
             <wp:cNvGraphicFramePr>
               <a:graphicFrameLocks noChangeAspect="1"/>
             </wp:cNvGraphicFramePr>
@@ -2903,7 +2989,7 @@
                     <pic:cNvPicPr/>
                   </pic:nvPicPr>
                   <pic:blipFill>
-                    <a:blip r:embed="rId23"/>
+                    <a:blip r:embed="rId24"/>
                     <a:stretch>
                       <a:fillRect/>
                     </a:stretch>
@@ -2974,7 +3060,7 @@
         </w:rPr>
         <w:t>5 prekybos centrai (Vilnius, Klaipėda, Šiauliai, Akropole Ryga, Akropole Alfa) ir Galio Group – iš viso 55 pajamas duodantys objektai; turto vertė 61 % Lietuvoje, 36 % Latvijoje, 3 % Estijoje</w:t>
       </w:r>
-      <w:hyperlink r:id="rId24">
+      <w:hyperlink r:id="rId25">
         <w:r>
           <w:rPr>
             <w:color w:val="2A78D6"/>
@@ -2991,7 +3077,7 @@
         </w:rPr>
         <w:t>,</w:t>
       </w:r>
-      <w:hyperlink r:id="rId25">
+      <w:hyperlink r:id="rId26">
         <w:r>
           <w:rPr>
             <w:color w:val="2A78D6"/>
@@ -3037,7 +3123,7 @@
         </w:rPr>
         <w:t xml:space="preserve"> Klaipėdoje baigtas naujas 3 500 kv. m pastatas (6 mln. EUR), Galio projektai Cityzen (48 mln. EUR) ir Remarco (&gt;40 mln. EUR); Akropolis Vingis – gautas leidimas, finansavimo sprendimas svarstomas</w:t>
       </w:r>
-      <w:hyperlink r:id="rId26">
+      <w:hyperlink r:id="rId27">
         <w:r>
           <w:rPr>
             <w:color w:val="2A78D6"/>
@@ -3054,7 +3140,7 @@
         </w:rPr>
         <w:t>,</w:t>
       </w:r>
-      <w:hyperlink r:id="rId27">
+      <w:hyperlink r:id="rId28">
         <w:r>
           <w:rPr>
             <w:color w:val="2A78D6"/>
@@ -3123,7 +3209,7 @@
         </w:rPr>
         <w:t>2025 m. pajamos 140,0 mln. EUR (124,9 mln.), EBITDA 98,3 mln. EUR (87,8 mln.), pelnas 88,1 mln. EUR (61,6 mln.); portfelio vertė 1 424 mln. EUR</w:t>
       </w:r>
-      <w:hyperlink r:id="rId18">
+      <w:hyperlink r:id="rId19">
         <w:r>
           <w:rPr>
             <w:color w:val="2A78D6"/>
@@ -3163,7 +3249,7 @@
         </w:rPr>
         <w:t>2026-06-30 skolos 691,7 mln. EUR, pinigai 107,1 mln. EUR; vidutinė skolos kaina 4,8 %, vidutinė trukmė 3,3 m.</w:t>
       </w:r>
-      <w:hyperlink r:id="rId20">
+      <w:hyperlink r:id="rId21">
         <w:r>
           <w:rPr>
             <w:color w:val="2A78D6"/>
@@ -3180,7 +3266,7 @@
         </w:rPr>
         <w:t>,</w:t>
       </w:r>
-      <w:hyperlink r:id="rId16">
+      <w:hyperlink r:id="rId17">
         <w:r>
           <w:rPr>
             <w:color w:val="2A78D6"/>
@@ -3399,7 +3485,7 @@
               </w:rPr>
               <w:t>Išpirktos 2025 m., išleidus 350 mln. EUR 6 % obligacijas</w:t>
             </w:r>
-            <w:hyperlink r:id="rId28">
+            <w:hyperlink r:id="rId29">
               <w:r>
                 <w:rPr>
                   <w:color w:val="2A78D6"/>
@@ -3416,7 +3502,7 @@
               </w:rPr>
               <w:t>,</w:t>
             </w:r>
-            <w:hyperlink r:id="rId29">
+            <w:hyperlink r:id="rId30">
               <w:r>
                 <w:rPr>
                   <w:color w:val="2A78D6"/>
@@ -3449,7 +3535,7 @@
               </w:rPr>
               <w:t>Įvykdyta</w:t>
             </w:r>
-            <w:hyperlink r:id="rId28">
+            <w:hyperlink r:id="rId29">
               <w:r>
                 <w:rPr>
                   <w:color w:val="2A78D6"/>
@@ -3538,7 +3624,7 @@
               </w:rPr>
               <w:t>Paskirstyta visa suma (2026 m.)</w:t>
             </w:r>
-            <w:hyperlink r:id="rId26">
+            <w:hyperlink r:id="rId27">
               <w:r>
                 <w:rPr>
                   <w:color w:val="2A78D6"/>
@@ -3571,7 +3657,7 @@
               </w:rPr>
               <w:t>Įvykdyta</w:t>
             </w:r>
-            <w:hyperlink r:id="rId26">
+            <w:hyperlink r:id="rId27">
               <w:r>
                 <w:rPr>
                   <w:color w:val="2A78D6"/>
@@ -3660,7 +3746,7 @@
               </w:rPr>
               <w:t>Leidimas gautas, finansavimo sprendimas svarstomas</w:t>
             </w:r>
-            <w:hyperlink r:id="rId27">
+            <w:hyperlink r:id="rId28">
               <w:r>
                 <w:rPr>
                   <w:color w:val="2A78D6"/>
@@ -3693,7 +3779,7 @@
               </w:rPr>
               <w:t>Sprendimas dar nepriimtas</w:t>
             </w:r>
-            <w:hyperlink r:id="rId27">
+            <w:hyperlink r:id="rId28">
               <w:r>
                 <w:rPr>
                   <w:color w:val="2A78D6"/>
@@ -3801,7 +3887,7 @@
         </w:rPr>
         <w:t xml:space="preserve"> 6,000 % žaliosios obligacijos, 350 mln. EUR, išleistos 2025-05-15, išpirkimas 2030-05-15; neužtikrintos, nesubordinuotos, su įkeitimo draudimu; Euronext Dublin ir Nasdaq Vilnius</w:t>
       </w:r>
-      <w:hyperlink r:id="rId30">
+      <w:hyperlink r:id="rId31">
         <w:r>
           <w:rPr>
             <w:color w:val="2A78D6"/>
@@ -3847,7 +3933,7 @@
         </w:rPr>
         <w:t xml:space="preserve"> iki 2030-02-15 – tik su visa kompensacija (make-whole), nuo 2030-02-15 – už nominalią vertę; kontrolės pasikeitimo atveju – teisė parduoti už 101 %</w:t>
       </w:r>
-      <w:hyperlink r:id="rId29">
+      <w:hyperlink r:id="rId30">
         <w:r>
           <w:rPr>
             <w:color w:val="2A78D6"/>
@@ -3893,7 +3979,7 @@
         </w:rPr>
         <w:t xml:space="preserve"> konsoliduotas svertas 46 % (&lt;60 %), užtikrintas svertas 21 % (&lt;40 %), padengimas 3,3 karto (&gt;2), neįkeistas turtas / neužtikrinta skola 194 % (&gt;125 %) – laikomasi</w:t>
       </w:r>
-      <w:hyperlink r:id="rId22">
+      <w:hyperlink r:id="rId23">
         <w:r>
           <w:rPr>
             <w:color w:val="2A78D6"/>
@@ -3909,7 +3995,7 @@
         </w:rPr>
         <w:t>. Bankams įkeista 770,9 mln. EUR turto, todėl obligacijos faktiškai žemiau užtikrintų paskolų</w:t>
       </w:r>
-      <w:hyperlink r:id="rId31">
+      <w:hyperlink r:id="rId32">
         <w:r>
           <w:rPr>
             <w:color w:val="2A78D6"/>
@@ -4014,7 +4100,7 @@
         </w:rPr>
         <w:t xml:space="preserve"> pajamos +29 % iki 81,6 mln. EUR, EBITDA +28 % iki 56,6 mln. EUR – daugiausia dėl nuo 2025 m. spalio konsoliduojamos Galio Group</w:t>
       </w:r>
-      <w:hyperlink r:id="rId32">
+      <w:hyperlink r:id="rId33">
         <w:r>
           <w:rPr>
             <w:color w:val="2A78D6"/>
@@ -4030,7 +4116,7 @@
         </w:rPr>
         <w:t>. Be jos penkių centrų grynosios veiklos pajamos +6 % dėl 3 % indeksacijos ir naujų nuomos sutarčių</w:t>
       </w:r>
-      <w:hyperlink r:id="rId33">
+      <w:hyperlink r:id="rId34">
         <w:r>
           <w:rPr>
             <w:color w:val="2A78D6"/>
@@ -4076,7 +4162,7 @@
         </w:rPr>
         <w:t xml:space="preserve"> palūkanų sąnaudos 17,9 mln. EUR (12,1 mln.), nes naujų žaliųjų obligacijų kuponas 6 %, o refinansuotų – 2,875 %</w:t>
       </w:r>
-      <w:hyperlink r:id="rId33">
+      <w:hyperlink r:id="rId34">
         <w:r>
           <w:rPr>
             <w:color w:val="2A78D6"/>
@@ -4122,7 +4208,7 @@
         </w:rPr>
         <w:t xml:space="preserve"> nuomininkų apyvarta +8,1 % iki 604,1 mln. EUR – sparčiau nei infliacija; užimtumas 99,2 %</w:t>
       </w:r>
-      <w:hyperlink r:id="rId32">
+      <w:hyperlink r:id="rId33">
         <w:r>
           <w:rPr>
             <w:color w:val="2A78D6"/>
@@ -4139,7 +4225,7 @@
         </w:rPr>
         <w:t>,</w:t>
       </w:r>
-      <w:hyperlink r:id="rId14">
+      <w:hyperlink r:id="rId15">
         <w:r>
           <w:rPr>
             <w:color w:val="2A78D6"/>
@@ -4155,7 +4241,7 @@
         </w:rPr>
         <w:t>. Galio parduota 150 butų (+48,5 %) dėl palankios rinkos</w:t>
       </w:r>
-      <w:hyperlink r:id="rId34">
+      <w:hyperlink r:id="rId35">
         <w:r>
           <w:rPr>
             <w:color w:val="2A78D6"/>
@@ -4172,7 +4258,7 @@
         </w:rPr>
         <w:t>,</w:t>
       </w:r>
-      <w:hyperlink r:id="rId32">
+      <w:hyperlink r:id="rId33">
         <w:r>
           <w:rPr>
             <w:color w:val="2A78D6"/>
@@ -5130,7 +5216,7 @@
           <w:color w:val="667085"/>
           <w:sz w:val="18"/>
         </w:rPr>
-        <w:t>Automatinė naujienų paieška (Google News, LT), 2026-07-24 – 2026-10-22: 4 pranešimų.</w:t>
+        <w:t>Automatinė naujienų paieška (Google News, LT), 2026-07-25 – 2026-10-23: 4 pranešimų.</w:t>
       </w:r>
     </w:p>
     <w:tbl>
@@ -5222,7 +5308,7 @@
             <w:pPr>
               <w:spacing w:before="0" w:after="0"/>
             </w:pPr>
-            <w:hyperlink r:id="rId35">
+            <w:hyperlink r:id="rId36">
               <w:r>
                 <w:rPr>
                   <w:color w:val="1B2430"/>
@@ -5306,7 +5392,7 @@
             <w:pPr>
               <w:spacing w:before="0" w:after="0"/>
             </w:pPr>
-            <w:hyperlink r:id="rId36">
+            <w:hyperlink r:id="rId37">
               <w:r>
                 <w:rPr>
                   <w:color w:val="1B2430"/>
@@ -5390,7 +5476,7 @@
             <w:pPr>
               <w:spacing w:before="0" w:after="0"/>
             </w:pPr>
-            <w:hyperlink r:id="rId37">
+            <w:hyperlink r:id="rId38">
               <w:r>
                 <w:rPr>
                   <w:color w:val="1B2430"/>
@@ -5586,7 +5672,7 @@
               </w:rPr>
               <w:t>Išskirtuose sektoriuose veiklos nėra</w:t>
             </w:r>
-            <w:hyperlink r:id="rId24">
+            <w:hyperlink r:id="rId25">
               <w:r>
                 <w:rPr>
                   <w:color w:val="2A78D6"/>
@@ -5934,7 +6020,7 @@
                 <w:color w:val="333333"/>
                 <w:sz w:val="18"/>
               </w:rPr>
-              <w:t>Naujienų suvestinė 2026-07-24 – 2026-10-22: 4 pranešimų, iš jų su neigiamu žodžiu antraštėje – 0 (plačiau – skiltyje „Ką rašo spauda“).</w:t>
+              <w:t>Naujienų suvestinė 2026-07-25 – 2026-10-23: 4 pranešimų, iš jų su neigiamu žodžiu antraštėje – 0 (plačiau – skiltyje „Ką rašo spauda“).</w:t>
             </w:r>
           </w:p>
         </w:tc>
@@ -6132,7 +6218,7 @@
               </w:rPr>
               <w:t>Žaliųjų finansų sistema su Sustainalytics nuomone</w:t>
             </w:r>
-            <w:hyperlink r:id="rId38">
+            <w:hyperlink r:id="rId39">
               <w:r>
                 <w:rPr>
                   <w:color w:val="2A78D6"/>
@@ -6252,7 +6338,7 @@
               </w:rPr>
               <w:t>350 mln. EUR obligacijų lėšos visos paskirstytos žaliems pastatams</w:t>
             </w:r>
-            <w:hyperlink r:id="rId26">
+            <w:hyperlink r:id="rId27">
               <w:r>
                 <w:rPr>
                   <w:color w:val="2A78D6"/>
@@ -6398,7 +6484,7 @@
               </w:rPr>
               <w:t>2025 m. pabaigoje valdyboje nebuvo nepriklausomų narių</w:t>
             </w:r>
-            <w:hyperlink r:id="rId39">
+            <w:hyperlink r:id="rId40">
               <w:r>
                 <w:rPr>
                   <w:color w:val="2A78D6"/>
@@ -6531,7 +6617,7 @@
               </w:rPr>
               <w:t>Nekilnojamojo turto politika</w:t>
             </w:r>
-            <w:hyperlink r:id="rId40">
+            <w:hyperlink r:id="rId41">
               <w:r>
                 <w:rPr>
                   <w:color w:val="2A78D6"/>
@@ -6588,7 +6674,7 @@
               </w:rPr>
               <w:t>Pastatų sertifikavimas, aplinkos vadybos sistema, pirmoji CSRD tvarumo ataskaita su ribotu užtikrinimu</w:t>
             </w:r>
-            <w:hyperlink r:id="rId38">
+            <w:hyperlink r:id="rId39">
               <w:r>
                 <w:rPr>
                   <w:color w:val="2A78D6"/>
@@ -6868,7 +6954,7 @@
               </w:rPr>
               <w:t>Skelbiama ESRS tvarumo ataskaita ir žaliųjų obligacijų lėšų paskirstymas</w:t>
             </w:r>
-            <w:hyperlink r:id="rId27">
+            <w:hyperlink r:id="rId28">
               <w:r>
                 <w:rPr>
                   <w:color w:val="2A78D6"/>
@@ -6885,7 +6971,7 @@
               </w:rPr>
               <w:t>,</w:t>
             </w:r>
-            <w:hyperlink r:id="rId26">
+            <w:hyperlink r:id="rId27">
               <w:r>
                 <w:rPr>
                   <w:color w:val="2A78D6"/>
@@ -7051,7 +7137,7 @@
         <w:t>3.</w:t>
         <w:tab/>
       </w:r>
-      <w:hyperlink r:id="rId14">
+      <w:hyperlink r:id="rId15">
         <w:r>
           <w:rPr>
             <w:color w:val="2A78D6"/>
@@ -7078,7 +7164,7 @@
         <w:t>4.</w:t>
         <w:tab/>
       </w:r>
-      <w:hyperlink r:id="rId15">
+      <w:hyperlink r:id="rId16">
         <w:r>
           <w:rPr>
             <w:color w:val="2A78D6"/>
@@ -7105,7 +7191,7 @@
         <w:t>5.</w:t>
         <w:tab/>
       </w:r>
-      <w:hyperlink r:id="rId14">
+      <w:hyperlink r:id="rId15">
         <w:r>
           <w:rPr>
             <w:color w:val="2A78D6"/>
@@ -7132,7 +7218,7 @@
         <w:t>6.</w:t>
         <w:tab/>
       </w:r>
-      <w:hyperlink r:id="rId16">
+      <w:hyperlink r:id="rId17">
         <w:r>
           <w:rPr>
             <w:color w:val="2A78D6"/>
@@ -7159,7 +7245,7 @@
         <w:t>7.</w:t>
         <w:tab/>
       </w:r>
-      <w:hyperlink r:id="rId17">
+      <w:hyperlink r:id="rId18">
         <w:r>
           <w:rPr>
             <w:color w:val="2A78D6"/>
@@ -7186,7 +7272,7 @@
         <w:t>8.</w:t>
         <w:tab/>
       </w:r>
-      <w:hyperlink r:id="rId18">
+      <w:hyperlink r:id="rId19">
         <w:r>
           <w:rPr>
             <w:color w:val="2A78D6"/>
@@ -7213,7 +7299,7 @@
         <w:t>9.</w:t>
         <w:tab/>
       </w:r>
-      <w:hyperlink r:id="rId19">
+      <w:hyperlink r:id="rId20">
         <w:r>
           <w:rPr>
             <w:color w:val="2A78D6"/>
@@ -7240,7 +7326,7 @@
         <w:t>10.</w:t>
         <w:tab/>
       </w:r>
-      <w:hyperlink r:id="rId15">
+      <w:hyperlink r:id="rId16">
         <w:r>
           <w:rPr>
             <w:color w:val="2A78D6"/>
@@ -7267,7 +7353,7 @@
         <w:t>11.</w:t>
         <w:tab/>
       </w:r>
-      <w:hyperlink r:id="rId20">
+      <w:hyperlink r:id="rId21">
         <w:r>
           <w:rPr>
             <w:color w:val="2A78D6"/>
@@ -7294,7 +7380,7 @@
         <w:t>12.</w:t>
         <w:tab/>
       </w:r>
-      <w:hyperlink r:id="rId21">
+      <w:hyperlink r:id="rId22">
         <w:r>
           <w:rPr>
             <w:color w:val="2A78D6"/>
@@ -7321,7 +7407,7 @@
         <w:t>13.</w:t>
         <w:tab/>
       </w:r>
-      <w:hyperlink r:id="rId22">
+      <w:hyperlink r:id="rId23">
         <w:r>
           <w:rPr>
             <w:color w:val="2A78D6"/>
@@ -7348,7 +7434,7 @@
         <w:t>14.</w:t>
         <w:tab/>
       </w:r>
-      <w:hyperlink r:id="rId24">
+      <w:hyperlink r:id="rId25">
         <w:r>
           <w:rPr>
             <w:color w:val="2A78D6"/>
@@ -7375,7 +7461,7 @@
         <w:t>15.</w:t>
         <w:tab/>
       </w:r>
-      <w:hyperlink r:id="rId25">
+      <w:hyperlink r:id="rId26">
         <w:r>
           <w:rPr>
             <w:color w:val="2A78D6"/>
@@ -7402,7 +7488,7 @@
         <w:t>16.</w:t>
         <w:tab/>
       </w:r>
-      <w:hyperlink r:id="rId26">
+      <w:hyperlink r:id="rId27">
         <w:r>
           <w:rPr>
             <w:color w:val="2A78D6"/>
@@ -7429,7 +7515,7 @@
         <w:t>17.</w:t>
         <w:tab/>
       </w:r>
-      <w:hyperlink r:id="rId27">
+      <w:hyperlink r:id="rId28">
         <w:r>
           <w:rPr>
             <w:color w:val="2A78D6"/>
@@ -7456,7 +7542,7 @@
         <w:t>18.</w:t>
         <w:tab/>
       </w:r>
-      <w:hyperlink r:id="rId18">
+      <w:hyperlink r:id="rId19">
         <w:r>
           <w:rPr>
             <w:color w:val="2A78D6"/>
@@ -7483,7 +7569,7 @@
         <w:t>19.</w:t>
         <w:tab/>
       </w:r>
-      <w:hyperlink r:id="rId16">
+      <w:hyperlink r:id="rId17">
         <w:r>
           <w:rPr>
             <w:color w:val="2A78D6"/>
@@ -7510,7 +7596,7 @@
         <w:t>20.</w:t>
         <w:tab/>
       </w:r>
-      <w:hyperlink r:id="rId28">
+      <w:hyperlink r:id="rId29">
         <w:r>
           <w:rPr>
             <w:color w:val="2A78D6"/>
@@ -7537,7 +7623,7 @@
         <w:t>21.</w:t>
         <w:tab/>
       </w:r>
-      <w:hyperlink r:id="rId29">
+      <w:hyperlink r:id="rId30">
         <w:r>
           <w:rPr>
             <w:color w:val="2A78D6"/>
@@ -7564,7 +7650,7 @@
         <w:t>22.</w:t>
         <w:tab/>
       </w:r>
-      <w:hyperlink r:id="rId30">
+      <w:hyperlink r:id="rId31">
         <w:r>
           <w:rPr>
             <w:color w:val="2A78D6"/>
@@ -7591,7 +7677,7 @@
         <w:t>23.</w:t>
         <w:tab/>
       </w:r>
-      <w:hyperlink r:id="rId29">
+      <w:hyperlink r:id="rId30">
         <w:r>
           <w:rPr>
             <w:color w:val="2A78D6"/>
@@ -7618,7 +7704,7 @@
         <w:t>24.</w:t>
         <w:tab/>
       </w:r>
-      <w:hyperlink r:id="rId31">
+      <w:hyperlink r:id="rId32">
         <w:r>
           <w:rPr>
             <w:color w:val="2A78D6"/>
@@ -7645,7 +7731,7 @@
         <w:t>25.</w:t>
         <w:tab/>
       </w:r>
-      <w:hyperlink r:id="rId32">
+      <w:hyperlink r:id="rId33">
         <w:r>
           <w:rPr>
             <w:color w:val="2A78D6"/>
@@ -7672,7 +7758,7 @@
         <w:t>26.</w:t>
         <w:tab/>
       </w:r>
-      <w:hyperlink r:id="rId33">
+      <w:hyperlink r:id="rId34">
         <w:r>
           <w:rPr>
             <w:color w:val="2A78D6"/>
@@ -7699,7 +7785,7 @@
         <w:t>27.</w:t>
         <w:tab/>
       </w:r>
-      <w:hyperlink r:id="rId34">
+      <w:hyperlink r:id="rId35">
         <w:r>
           <w:rPr>
             <w:color w:val="2A78D6"/>
@@ -7726,7 +7812,7 @@
         <w:t>28.</w:t>
         <w:tab/>
       </w:r>
-      <w:hyperlink r:id="rId24">
+      <w:hyperlink r:id="rId25">
         <w:r>
           <w:rPr>
             <w:color w:val="2A78D6"/>
@@ -7753,7 +7839,7 @@
         <w:t>29.</w:t>
         <w:tab/>
       </w:r>
-      <w:hyperlink r:id="rId38">
+      <w:hyperlink r:id="rId39">
         <w:r>
           <w:rPr>
             <w:color w:val="2A78D6"/>
@@ -7780,7 +7866,7 @@
         <w:t>30.</w:t>
         <w:tab/>
       </w:r>
-      <w:hyperlink r:id="rId39">
+      <w:hyperlink r:id="rId40">
         <w:r>
           <w:rPr>
             <w:color w:val="2A78D6"/>
@@ -7807,7 +7893,7 @@
         <w:t>31.</w:t>
         <w:tab/>
       </w:r>
-      <w:hyperlink r:id="rId40">
+      <w:hyperlink r:id="rId41">
         <w:r>
           <w:rPr>
             <w:color w:val="2A78D6"/>
@@ -7834,7 +7920,7 @@
         <w:t>32.</w:t>
         <w:tab/>
       </w:r>
-      <w:hyperlink r:id="rId38">
+      <w:hyperlink r:id="rId39">
         <w:r>
           <w:rPr>
             <w:color w:val="2A78D6"/>

--- a/docs/files/akropolis/akropolis_6M2026_lt.docx
+++ b/docs/files/akropolis/akropolis_6M2026_lt.docx
@@ -2956,7 +2956,7 @@
           <w:color w:val="667085"/>
           <w:sz w:val="16"/>
         </w:rPr>
-        <w:t>Spalvos: žalias pokytis – rodiklis gerėja, raudonas – blogėja. Paskutinio laikotarpio langelio fonas: žalias – geras lygis, geltonas – vidutinis, raudonas – silpnas (įrankio orientyrai, config/metric_rules.yaml).</w:t>
+        <w:t>Spalvos: žalias pokytis – rodiklis gerėja, raudonas – blogėja. Paskutinio laikotarpio langelio fonas: žalias – geras lygis, geltonas – vidutinis, raudonas – silpnas (vidiniai orientyrai, config/metric_rules.yaml).</w:t>
       </w:r>
     </w:p>
     <w:p>
@@ -2969,7 +2969,7 @@
           <w:color w:val="667085"/>
           <w:sz w:val="16"/>
         </w:rPr>
-        <w:t>* – paimta iš ataskaitos santraukos;  ᶜ – apskaičiuota įrankio. Mažas numeris prie teksto – nuoroda į šaltinį (paspaudus atsidaro dokumentas reikiamame puslapyje).</w:t>
+        <w:t>* – paimta iš ataskaitos santraukos;  ᶜ – mūsų skaičiavimas. Mažas numeris prie teksto – nuoroda į šaltinį (paspaudus atsidaro dokumentas reikiamame puslapyje).</w:t>
       </w:r>
     </w:p>
     <w:p>

--- a/docs/files/akropolis/akropolis_6M2026_lt.docx
+++ b/docs/files/akropolis/akropolis_6M2026_lt.docx
@@ -4960,7 +4960,7 @@
                 <w:b w:val="0"/>
                 <w:sz w:val="17"/>
               </w:rPr>
-              <w:t>3,43 % (2026-10)</w:t>
+              <w:t>3,38 % (2026-10)</w:t>
             </w:r>
           </w:p>
         </w:tc>
@@ -5032,7 +5032,7 @@
                 <w:b w:val="0"/>
                 <w:sz w:val="17"/>
               </w:rPr>
-              <w:t>▲ 0,71 p. p.</w:t>
+              <w:t>▲ 0,66 p. p.</w:t>
             </w:r>
           </w:p>
         </w:tc>
@@ -5892,7 +5892,7 @@
                 <w:color w:val="333333"/>
                 <w:sz w:val="18"/>
               </w:rPr>
-              <w:t>Nerasta EU, UN, UK, US OFAC konsoliduotuose sankcijų sąrašuose (automatinė patikra 2026-10-22).</w:t>
+              <w:t>Nerasta EU, UN, UK, US OFAC konsoliduotuose sankcijų sąrašuose (automatinė patikra 2026-10-23).</w:t>
             </w:r>
           </w:p>
         </w:tc>

--- a/docs/files/akropolis/akropolis_6M2026_lt.docx
+++ b/docs/files/akropolis/akropolis_6M2026_lt.docx
@@ -5895,6 +5895,117 @@
               <w:t>Nerasta EU, UN, UK, US OFAC konsoliduotuose sankcijų sąrašuose (automatinė patikra 2026-10-23).</w:t>
             </w:r>
           </w:p>
+          <w:p>
+            <w:pPr>
+              <w:spacing w:before="40" w:after="0"/>
+            </w:pPr>
+            <w:r>
+              <w:rPr>
+                <w:b/>
+                <w:color w:val="333333"/>
+                <w:sz w:val="18"/>
+              </w:rPr>
+              <w:t>Rankinė patikra</w:t>
+            </w:r>
+          </w:p>
+          <w:p>
+            <w:pPr>
+              <w:tabs>
+                <w:tab w:pos="198" w:val="left"/>
+              </w:tabs>
+              <w:spacing w:before="0" w:after="20"/>
+              <w:ind w:left="198" w:hanging="198"/>
+            </w:pPr>
+            <w:r>
+              <w:rPr>
+                <w:b w:val="0"/>
+                <w:color w:val="667085"/>
+                <w:sz w:val="18"/>
+              </w:rPr>
+              <w:t>•</w:t>
+              <w:tab/>
+            </w:r>
+            <w:r>
+              <w:rPr>
+                <w:b w:val="0"/>
+                <w:color w:val="333333"/>
+                <w:sz w:val="18"/>
+              </w:rPr>
+              <w:t>OFAC sankcijų paieška</w:t>
+            </w:r>
+            <w:hyperlink r:id="rId39">
+              <w:r>
+                <w:rPr>
+                  <w:color w:val="2A78D6"/>
+                  <w:vertAlign w:val="superscript"/>
+                  <w:sz w:val="15"/>
+                </w:rPr>
+                <w:t xml:space="preserve">29</w:t>
+              </w:r>
+            </w:hyperlink>
+          </w:p>
+          <w:p>
+            <w:pPr>
+              <w:tabs>
+                <w:tab w:pos="198" w:val="left"/>
+              </w:tabs>
+              <w:spacing w:before="0" w:after="20"/>
+              <w:ind w:left="198" w:hanging="198"/>
+            </w:pPr>
+            <w:r>
+              <w:rPr>
+                <w:b w:val="0"/>
+                <w:color w:val="667085"/>
+                <w:sz w:val="18"/>
+              </w:rPr>
+              <w:t>•</w:t>
+              <w:tab/>
+            </w:r>
+            <w:r>
+              <w:rPr>
+                <w:b w:val="0"/>
+                <w:color w:val="333333"/>
+                <w:sz w:val="18"/>
+              </w:rPr>
+              <w:t>ES sankcijų žemėlapis</w:t>
+            </w:r>
+            <w:hyperlink r:id="rId40">
+              <w:r>
+                <w:rPr>
+                  <w:color w:val="2A78D6"/>
+                  <w:vertAlign w:val="superscript"/>
+                  <w:sz w:val="15"/>
+                </w:rPr>
+                <w:t xml:space="preserve">30</w:t>
+              </w:r>
+            </w:hyperlink>
+          </w:p>
+          <w:p>
+            <w:pPr>
+              <w:tabs>
+                <w:tab w:pos="198" w:val="left"/>
+              </w:tabs>
+              <w:spacing w:before="0" w:after="20"/>
+              <w:ind w:left="198" w:hanging="198"/>
+            </w:pPr>
+            <w:r>
+              <w:rPr>
+                <w:b w:val="0"/>
+                <w:color w:val="667085"/>
+                <w:sz w:val="18"/>
+              </w:rPr>
+              <w:t>•</w:t>
+              <w:tab/>
+            </w:r>
+            <w:r>
+              <w:rPr>
+                <w:b w:val="0"/>
+                <w:color w:val="333333"/>
+                <w:sz w:val="18"/>
+              </w:rPr>
+              <w:t>SEB eNameChecker (vidinė SEB sistema).</w:t>
+            </w:r>
+          </w:p>
         </w:tc>
       </w:tr>
     </w:tbl>
@@ -6218,14 +6329,14 @@
               </w:rPr>
               <w:t>Žaliųjų finansų sistema su Sustainalytics nuomone</w:t>
             </w:r>
-            <w:hyperlink r:id="rId39">
+            <w:hyperlink r:id="rId41">
               <w:r>
                 <w:rPr>
                   <w:color w:val="2A78D6"/>
                   <w:vertAlign w:val="superscript"/>
                   <w:sz w:val="15"/>
                 </w:rPr>
-                <w:t xml:space="preserve">29</w:t>
+                <w:t xml:space="preserve">31</w:t>
               </w:r>
             </w:hyperlink>
             <w:r>
@@ -6484,14 +6595,14 @@
               </w:rPr>
               <w:t>2025 m. pabaigoje valdyboje nebuvo nepriklausomų narių</w:t>
             </w:r>
-            <w:hyperlink r:id="rId40">
+            <w:hyperlink r:id="rId42">
               <w:r>
                 <w:rPr>
                   <w:color w:val="2A78D6"/>
                   <w:vertAlign w:val="superscript"/>
                   <w:sz w:val="15"/>
                 </w:rPr>
-                <w:t xml:space="preserve">30</w:t>
+                <w:t xml:space="preserve">32</w:t>
               </w:r>
             </w:hyperlink>
             <w:r>
@@ -6617,14 +6728,14 @@
               </w:rPr>
               <w:t>Nekilnojamojo turto politika</w:t>
             </w:r>
-            <w:hyperlink r:id="rId41">
+            <w:hyperlink r:id="rId43">
               <w:r>
                 <w:rPr>
                   <w:color w:val="2A78D6"/>
                   <w:vertAlign w:val="superscript"/>
                   <w:sz w:val="15"/>
                 </w:rPr>
-                <w:t xml:space="preserve">31</w:t>
+                <w:t xml:space="preserve">33</w:t>
               </w:r>
             </w:hyperlink>
             <w:r>
@@ -6674,14 +6785,14 @@
               </w:rPr>
               <w:t>Pastatų sertifikavimas, aplinkos vadybos sistema, pirmoji CSRD tvarumo ataskaita su ribotu užtikrinimu</w:t>
             </w:r>
-            <w:hyperlink r:id="rId39">
+            <w:hyperlink r:id="rId41">
               <w:r>
                 <w:rPr>
                   <w:color w:val="2A78D6"/>
                   <w:vertAlign w:val="superscript"/>
                   <w:sz w:val="15"/>
                 </w:rPr>
-                <w:t xml:space="preserve">32</w:t>
+                <w:t xml:space="preserve">34</w:t>
               </w:r>
             </w:hyperlink>
             <w:r>
@@ -7845,7 +7956,7 @@
             <w:color w:val="2A78D6"/>
             <w:sz w:val="17"/>
           </w:rPr>
-          <w:t xml:space="preserve">Akropolis Group - Consolidated annual management report 2025 (LT), p. 4, 7, 2026-04-09</w:t>
+          <w:t xml:space="preserve">OFAC Sanctions List Search (US Treasury)</w:t>
         </w:r>
       </w:hyperlink>
     </w:p>
@@ -7872,7 +7983,7 @@
             <w:color w:val="2A78D6"/>
             <w:sz w:val="17"/>
           </w:rPr>
-          <w:t xml:space="preserve">Akropolis Group - Consolidated annual management report 2025 (LT), p. 25-27, 2026-04-09</w:t>
+          <w:t xml:space="preserve">EU Sanctions Map</w:t>
         </w:r>
       </w:hyperlink>
     </w:p>
@@ -7899,7 +8010,7 @@
             <w:color w:val="2A78D6"/>
             <w:sz w:val="17"/>
           </w:rPr>
-          <w:t xml:space="preserve">SEB Real Estate and Construction sector policy (2026-04-23), p. 6-10, 2026-04-23</w:t>
+          <w:t xml:space="preserve">Akropolis Group - Consolidated annual management report 2025 (LT), p. 4, 7, 2026-04-09</w:t>
         </w:r>
       </w:hyperlink>
     </w:p>
@@ -7920,7 +8031,61 @@
         <w:t>32.</w:t>
         <w:tab/>
       </w:r>
-      <w:hyperlink r:id="rId39">
+      <w:hyperlink r:id="rId42">
+        <w:r>
+          <w:rPr>
+            <w:color w:val="2A78D6"/>
+            <w:sz w:val="17"/>
+          </w:rPr>
+          <w:t xml:space="preserve">Akropolis Group - Consolidated annual management report 2025 (LT), p. 25-27, 2026-04-09</w:t>
+        </w:r>
+      </w:hyperlink>
+    </w:p>
+    <w:p>
+      <w:pPr>
+        <w:tabs>
+          <w:tab w:pos="397" w:val="left"/>
+        </w:tabs>
+        <w:spacing w:before="0" w:after="30"/>
+        <w:ind w:left="397" w:hanging="397"/>
+      </w:pPr>
+      <w:r>
+        <w:rPr>
+          <w:b w:val="0"/>
+          <w:color w:val="667085"/>
+          <w:sz w:val="17"/>
+        </w:rPr>
+        <w:t>33.</w:t>
+        <w:tab/>
+      </w:r>
+      <w:hyperlink r:id="rId43">
+        <w:r>
+          <w:rPr>
+            <w:color w:val="2A78D6"/>
+            <w:sz w:val="17"/>
+          </w:rPr>
+          <w:t xml:space="preserve">SEB Real Estate and Construction sector policy (2026-04-23), p. 6-10, 2026-04-23</w:t>
+        </w:r>
+      </w:hyperlink>
+    </w:p>
+    <w:p>
+      <w:pPr>
+        <w:tabs>
+          <w:tab w:pos="397" w:val="left"/>
+        </w:tabs>
+        <w:spacing w:before="0" w:after="30"/>
+        <w:ind w:left="397" w:hanging="397"/>
+      </w:pPr>
+      <w:r>
+        <w:rPr>
+          <w:b w:val="0"/>
+          <w:color w:val="667085"/>
+          <w:sz w:val="17"/>
+        </w:rPr>
+        <w:t>34.</w:t>
+        <w:tab/>
+      </w:r>
+      <w:hyperlink r:id="rId41">
         <w:r>
           <w:rPr>
             <w:color w:val="2A78D6"/>

--- a/docs/files/akropolis/akropolis_6M2026_lt.docx
+++ b/docs/files/akropolis/akropolis_6M2026_lt.docx
@@ -5216,7 +5216,7 @@
           <w:color w:val="667085"/>
           <w:sz w:val="18"/>
         </w:rPr>
-        <w:t>Automatinė naujienų paieška (Google News, LT), 2026-07-25 – 2026-10-23: 4 pranešimų.</w:t>
+        <w:t>Automatinė naujienų paieška (Google News, LT), 2026-07-26 – 2026-10-24: 4 pranešimų.</w:t>
       </w:r>
     </w:p>
     <w:tbl>
@@ -5892,7 +5892,7 @@
                 <w:color w:val="333333"/>
                 <w:sz w:val="18"/>
               </w:rPr>
-              <w:t>Nerasta EU, UN, UK, US OFAC konsoliduotuose sankcijų sąrašuose (automatinė patikra 2026-10-23).</w:t>
+              <w:t>Nerasta EU, UN, UK, US OFAC konsoliduotuose sankcijų sąrašuose (automatinė patikra 2026-10-24).</w:t>
             </w:r>
           </w:p>
           <w:p>
@@ -6131,7 +6131,7 @@
                 <w:color w:val="333333"/>
                 <w:sz w:val="18"/>
               </w:rPr>
-              <w:t>Naujienų suvestinė 2026-07-25 – 2026-10-23: 4 pranešimų, iš jų su neigiamu žodžiu antraštėje – 0 (plačiau – skiltyje „Ką rašo spauda“).</w:t>
+              <w:t>Naujienų suvestinė 2026-07-26 – 2026-10-24: 4 pranešimų, iš jų su neigiamu žodžiu antraštėje – 0 (plačiau – skiltyje „Ką rašo spauda“).</w:t>
             </w:r>
           </w:p>
         </w:tc>

--- a/docs/files/akropolis/akropolis_6M2026_lt.docx
+++ b/docs/files/akropolis/akropolis_6M2026_lt.docx
@@ -5216,7 +5216,7 @@
           <w:color w:val="667085"/>
           <w:sz w:val="18"/>
         </w:rPr>
-        <w:t>Automatinė naujienų paieška (Google News, LT), 2026-07-26 – 2026-10-24: 4 pranešimų.</w:t>
+        <w:t>Automatinė naujienų paieška (Google News, LT), 2026-07-27 – 2026-10-25: 4 pranešimų.</w:t>
       </w:r>
     </w:p>
     <w:tbl>
@@ -5892,7 +5892,7 @@
                 <w:color w:val="333333"/>
                 <w:sz w:val="18"/>
               </w:rPr>
-              <w:t>Nerasta EU, UN, UK, US OFAC konsoliduotuose sankcijų sąrašuose (automatinė patikra 2026-10-24).</w:t>
+              <w:t>Nerasta EU, UN, UK, US OFAC konsoliduotuose sankcijų sąrašuose (automatinė patikra 2026-10-25).</w:t>
             </w:r>
           </w:p>
           <w:p>
@@ -6131,7 +6131,7 @@
                 <w:color w:val="333333"/>
                 <w:sz w:val="18"/>
               </w:rPr>
-              <w:t>Naujienų suvestinė 2026-07-26 – 2026-10-24: 4 pranešimų, iš jų su neigiamu žodžiu antraštėje – 0 (plačiau – skiltyje „Ką rašo spauda“).</w:t>
+              <w:t>Naujienų suvestinė 2026-07-27 – 2026-10-25: 4 pranešimų, iš jų su neigiamu žodžiu antraštėje – 0 (plačiau – skiltyje „Ką rašo spauda“).</w:t>
             </w:r>
           </w:p>
         </w:tc>

--- a/docs/files/akropolis/akropolis_6M2026_lt.docx
+++ b/docs/files/akropolis/akropolis_6M2026_lt.docx
@@ -4960,7 +4960,7 @@
                 <w:b w:val="0"/>
                 <w:sz w:val="17"/>
               </w:rPr>
-              <w:t>3,38 % (2026-10)</w:t>
+              <w:t>3,37 % (2026-10)</w:t>
             </w:r>
           </w:p>
         </w:tc>
@@ -5032,7 +5032,7 @@
                 <w:b w:val="0"/>
                 <w:sz w:val="17"/>
               </w:rPr>
-              <w:t>▲ 0,66 p. p.</w:t>
+              <w:t>▲ 0,65 p. p.</w:t>
             </w:r>
           </w:p>
         </w:tc>
@@ -5216,7 +5216,7 @@
           <w:color w:val="667085"/>
           <w:sz w:val="18"/>
         </w:rPr>
-        <w:t>Automatinė naujienų paieška (Google News, LT), 2026-07-27 – 2026-10-25: 4 pranešimų.</w:t>
+        <w:t>Automatinė naujienų paieška (Google News, LT), 2026-07-28 – 2026-10-26: 4 pranešimų.</w:t>
       </w:r>
     </w:p>
     <w:tbl>
@@ -5892,7 +5892,7 @@
                 <w:color w:val="333333"/>
                 <w:sz w:val="18"/>
               </w:rPr>
-              <w:t>Nerasta EU, UN, UK, US OFAC konsoliduotuose sankcijų sąrašuose (automatinė patikra 2026-10-25).</w:t>
+              <w:t>Nerasta EU, UN, US OFAC konsoliduotuose sankcijų sąrašuose (automatinė patikra 2026-10-26).</w:t>
             </w:r>
           </w:p>
           <w:p>
@@ -6131,7 +6131,7 @@
                 <w:color w:val="333333"/>
                 <w:sz w:val="18"/>
               </w:rPr>
-              <w:t>Naujienų suvestinė 2026-07-27 – 2026-10-25: 4 pranešimų, iš jų su neigiamu žodžiu antraštėje – 0 (plačiau – skiltyje „Ką rašo spauda“).</w:t>
+              <w:t>Naujienų suvestinė 2026-07-28 – 2026-10-26: 4 pranešimų, iš jų su neigiamu žodžiu antraštėje – 0 (plačiau – skiltyje „Ką rašo spauda“).</w:t>
             </w:r>
           </w:p>
         </w:tc>

--- a/docs/files/akropolis/akropolis_6M2026_lt.docx
+++ b/docs/files/akropolis/akropolis_6M2026_lt.docx
@@ -5216,7 +5216,7 @@
           <w:color w:val="667085"/>
           <w:sz w:val="18"/>
         </w:rPr>
-        <w:t>Automatinė naujienų paieška (Google News, LT), 2026-07-28 – 2026-10-26: 4 pranešimų.</w:t>
+        <w:t>Automatinė naujienų paieška (Google News, LT), 2026-07-29 – 2026-10-27: 4 pranešimų.</w:t>
       </w:r>
     </w:p>
     <w:tbl>
@@ -5892,7 +5892,7 @@
                 <w:color w:val="333333"/>
                 <w:sz w:val="18"/>
               </w:rPr>
-              <w:t>Nerasta EU, UN, US OFAC konsoliduotuose sankcijų sąrašuose (automatinė patikra 2026-10-26).</w:t>
+              <w:t>Nerasta EU, UN, US OFAC konsoliduotuose sankcijų sąrašuose (automatinė patikra 2026-10-27).</w:t>
             </w:r>
           </w:p>
           <w:p>
@@ -6131,7 +6131,7 @@
                 <w:color w:val="333333"/>
                 <w:sz w:val="18"/>
               </w:rPr>
-              <w:t>Naujienų suvestinė 2026-07-28 – 2026-10-26: 4 pranešimų, iš jų su neigiamu žodžiu antraštėje – 0 (plačiau – skiltyje „Ką rašo spauda“).</w:t>
+              <w:t>Naujienų suvestinė 2026-07-29 – 2026-10-27: 4 pranešimų, iš jų su neigiamu žodžiu antraštėje – 0 (plačiau – skiltyje „Ką rašo spauda“).</w:t>
             </w:r>
           </w:p>
         </w:tc>

--- a/docs/files/akropolis/akropolis_6M2026_lt.docx
+++ b/docs/files/akropolis/akropolis_6M2026_lt.docx
@@ -5216,7 +5216,7 @@
           <w:color w:val="667085"/>
           <w:sz w:val="18"/>
         </w:rPr>
-        <w:t>Automatinė naujienų paieška (Google News, LT), 2026-07-29 – 2026-10-27: 4 pranešimų.</w:t>
+        <w:t>Automatinė naujienų paieška (Google News, LT), 2026-07-30 – 2026-10-28: 4 pranešimų.</w:t>
       </w:r>
     </w:p>
     <w:tbl>
@@ -5892,7 +5892,7 @@
                 <w:color w:val="333333"/>
                 <w:sz w:val="18"/>
               </w:rPr>
-              <w:t>Nerasta EU, UN, US OFAC konsoliduotuose sankcijų sąrašuose (automatinė patikra 2026-10-27).</w:t>
+              <w:t>Nerasta EU, UN, US OFAC konsoliduotuose sankcijų sąrašuose (automatinė patikra 2026-10-28).</w:t>
             </w:r>
           </w:p>
           <w:p>
@@ -6131,7 +6131,7 @@
                 <w:color w:val="333333"/>
                 <w:sz w:val="18"/>
               </w:rPr>
-              <w:t>Naujienų suvestinė 2026-07-29 – 2026-10-27: 4 pranešimų, iš jų su neigiamu žodžiu antraštėje – 0 (plačiau – skiltyje „Ką rašo spauda“).</w:t>
+              <w:t>Naujienų suvestinė 2026-07-30 – 2026-10-28: 4 pranešimų, iš jų su neigiamu žodžiu antraštėje – 0 (plačiau – skiltyje „Ką rašo spauda“).</w:t>
             </w:r>
           </w:p>
         </w:tc>

--- a/docs/files/akropolis/akropolis_6M2026_lt.docx
+++ b/docs/files/akropolis/akropolis_6M2026_lt.docx
@@ -5216,7 +5216,7 @@
           <w:color w:val="667085"/>
           <w:sz w:val="18"/>
         </w:rPr>
-        <w:t>Automatinė naujienų paieška (Google News, LT), 2026-07-30 – 2026-10-28: 4 pranešimų.</w:t>
+        <w:t>Automatinė naujienų paieška (Google News, LT), 2026-08-01 – 2026-10-30: 4 pranešimų.</w:t>
       </w:r>
     </w:p>
     <w:tbl>
@@ -5892,7 +5892,7 @@
                 <w:color w:val="333333"/>
                 <w:sz w:val="18"/>
               </w:rPr>
-              <w:t>Nerasta EU, UN, US OFAC konsoliduotuose sankcijų sąrašuose (automatinė patikra 2026-10-28).</w:t>
+              <w:t>Nerasta EU, UN, US OFAC konsoliduotuose sankcijų sąrašuose (automatinė patikra 2026-10-30).</w:t>
             </w:r>
           </w:p>
           <w:p>
@@ -6131,7 +6131,7 @@
                 <w:color w:val="333333"/>
                 <w:sz w:val="18"/>
               </w:rPr>
-              <w:t>Naujienų suvestinė 2026-07-30 – 2026-10-28: 4 pranešimų, iš jų su neigiamu žodžiu antraštėje – 0 (plačiau – skiltyje „Ką rašo spauda“).</w:t>
+              <w:t>Naujienų suvestinė 2026-08-01 – 2026-10-30: 4 pranešimų, iš jų su neigiamu žodžiu antraštėje – 0 (plačiau – skiltyje „Ką rašo spauda“).</w:t>
             </w:r>
           </w:p>
         </w:tc>

--- a/docs/files/akropolis/akropolis_6M2026_lt.docx
+++ b/docs/files/akropolis/akropolis_6M2026_lt.docx
@@ -5216,7 +5216,7 @@
           <w:color w:val="667085"/>
           <w:sz w:val="18"/>
         </w:rPr>
-        <w:t>Automatinė naujienų paieška (Google News, LT), 2026-08-01 – 2026-10-30: 4 pranešimų.</w:t>
+        <w:t>Automatinė naujienų paieška (Google News, LT), 2026-08-02 – 2026-10-31: 4 pranešimų.</w:t>
       </w:r>
     </w:p>
     <w:tbl>
@@ -5892,7 +5892,7 @@
                 <w:color w:val="333333"/>
                 <w:sz w:val="18"/>
               </w:rPr>
-              <w:t>Nerasta EU, UN, US OFAC konsoliduotuose sankcijų sąrašuose (automatinė patikra 2026-10-30).</w:t>
+              <w:t>Nerasta EU, UN, US OFAC konsoliduotuose sankcijų sąrašuose (automatinė patikra 2026-10-31).</w:t>
             </w:r>
           </w:p>
           <w:p>
@@ -6131,7 +6131,7 @@
                 <w:color w:val="333333"/>
                 <w:sz w:val="18"/>
               </w:rPr>
-              <w:t>Naujienų suvestinė 2026-08-01 – 2026-10-30: 4 pranešimų, iš jų su neigiamu žodžiu antraštėje – 0 (plačiau – skiltyje „Ką rašo spauda“).</w:t>
+              <w:t>Naujienų suvestinė 2026-08-02 – 2026-10-31: 4 pranešimų, iš jų su neigiamu žodžiu antraštėje – 0 (plačiau – skiltyje „Ką rašo spauda“).</w:t>
             </w:r>
           </w:p>
         </w:tc>
